--- a/RTT PAT 2025/Fase 1/Beplanningsdokument.docx
+++ b/RTT PAT 2025/Fase 1/Beplanningsdokument.docx
@@ -11,6 +11,7 @@
           <w:docPartUnique/>
         </w:docPartObj>
       </w:sdtPr>
+      <w:sdtEndPr/>
       <w:sdtContent>
         <w:p>
           <w:r>
@@ -78,7 +79,7 @@
                                   <w:tblDescription w:val="Cover page layout"/>
                                 </w:tblPr>
                                 <w:tblGrid>
-                                  <w:gridCol w:w="10805"/>
+                                  <w:gridCol w:w="10800"/>
                                 </w:tblGrid>
                                 <w:tr>
                                   <w:trPr>
@@ -184,6 +185,7 @@
                                           <w:dataBinding w:prefixMappings="xmlns:ns0='http://purl.org/dc/elements/1.1/' xmlns:ns1='http://schemas.openxmlformats.org/package/2006/metadata/core-properties' " w:xpath="/ns1:coreProperties[1]/ns0:title[1]" w:storeItemID="{6C3C8BC8-F283-45AE-878A-BAB7291924A1}"/>
                                           <w:text/>
                                         </w:sdtPr>
+                                        <w:sdtEndPr/>
                                         <w:sdtContent>
                                           <w:r>
                                             <w:rPr>
@@ -235,6 +237,7 @@
                                           <w:dataBinding w:prefixMappings="xmlns:ns0='http://purl.org/dc/elements/1.1/' xmlns:ns1='http://schemas.openxmlformats.org/package/2006/metadata/core-properties' " w:xpath="/ns1:coreProperties[1]/ns0:subject[1]" w:storeItemID="{6C3C8BC8-F283-45AE-878A-BAB7291924A1}"/>
                                           <w:text/>
                                         </w:sdtPr>
+                                        <w:sdtEndPr/>
                                         <w:sdtContent>
                                           <w:r>
                                             <w:rPr>
@@ -269,9 +272,9 @@
                                         <w:tblDescription w:val="Cover page info"/>
                                       </w:tblPr>
                                       <w:tblGrid>
-                                        <w:gridCol w:w="3601"/>
-                                        <w:gridCol w:w="3602"/>
-                                        <w:gridCol w:w="3602"/>
+                                        <w:gridCol w:w="3600"/>
+                                        <w:gridCol w:w="3600"/>
+                                        <w:gridCol w:w="3600"/>
                                       </w:tblGrid>
                                       <w:tr>
                                         <w:trPr>
@@ -301,6 +304,7 @@
                                                 <w:calendar w:val="gregorian"/>
                                               </w:date>
                                             </w:sdtPr>
+                                            <w:sdtEndPr/>
                                             <w:sdtContent>
                                               <w:p>
                                                 <w:pPr>
@@ -347,6 +351,7 @@
                                                 <w:dataBinding w:prefixMappings="xmlns:ns0='http://purl.org/dc/elements/1.1/' xmlns:ns1='http://schemas.openxmlformats.org/package/2006/metadata/core-properties' " w:xpath="/ns1:coreProperties[1]/ns0:creator[1]" w:storeItemID="{6C3C8BC8-F283-45AE-878A-BAB7291924A1}"/>
                                                 <w:text/>
                                               </w:sdtPr>
+                                              <w:sdtEndPr/>
                                               <w:sdtContent>
                                                 <w:r>
                                                   <w:rPr>
@@ -372,6 +377,7 @@
                                             <w:dataBinding w:prefixMappings="xmlns:ns0='http://purl.org/dc/elements/1.1/' xmlns:ns1='http://schemas.openxmlformats.org/package/2006/metadata/core-properties' " w:xpath="/ns1:coreProperties[1]/ns1:category[1]" w:storeItemID="{6C3C8BC8-F283-45AE-878A-BAB7291924A1}"/>
                                             <w:text/>
                                           </w:sdtPr>
+                                          <w:sdtEndPr/>
                                           <w:sdtContent>
                                             <w:tc>
                                               <w:tcPr>
@@ -387,14 +393,12 @@
                                                     <w:color w:val="FFFFFF" w:themeColor="background1"/>
                                                   </w:rPr>
                                                 </w:pPr>
-                                                <w:proofErr w:type="spellStart"/>
                                                 <w:r>
                                                   <w:rPr>
                                                     <w:color w:val="FFFFFF" w:themeColor="background1"/>
                                                   </w:rPr>
                                                   <w:t>RTT</w:t>
                                                 </w:r>
-                                                <w:proofErr w:type="spellEnd"/>
                                               </w:p>
                                             </w:tc>
                                           </w:sdtContent>
@@ -446,7 +450,7 @@
                             <w:tblDescription w:val="Cover page layout"/>
                           </w:tblPr>
                           <w:tblGrid>
-                            <w:gridCol w:w="10805"/>
+                            <w:gridCol w:w="10800"/>
                           </w:tblGrid>
                           <w:tr>
                             <w:trPr>
@@ -552,6 +556,7 @@
                                     <w:dataBinding w:prefixMappings="xmlns:ns0='http://purl.org/dc/elements/1.1/' xmlns:ns1='http://schemas.openxmlformats.org/package/2006/metadata/core-properties' " w:xpath="/ns1:coreProperties[1]/ns0:title[1]" w:storeItemID="{6C3C8BC8-F283-45AE-878A-BAB7291924A1}"/>
                                     <w:text/>
                                   </w:sdtPr>
+                                  <w:sdtEndPr/>
                                   <w:sdtContent>
                                     <w:r>
                                       <w:rPr>
@@ -603,6 +608,7 @@
                                     <w:dataBinding w:prefixMappings="xmlns:ns0='http://purl.org/dc/elements/1.1/' xmlns:ns1='http://schemas.openxmlformats.org/package/2006/metadata/core-properties' " w:xpath="/ns1:coreProperties[1]/ns0:subject[1]" w:storeItemID="{6C3C8BC8-F283-45AE-878A-BAB7291924A1}"/>
                                     <w:text/>
                                   </w:sdtPr>
+                                  <w:sdtEndPr/>
                                   <w:sdtContent>
                                     <w:r>
                                       <w:rPr>
@@ -637,9 +643,9 @@
                                   <w:tblDescription w:val="Cover page info"/>
                                 </w:tblPr>
                                 <w:tblGrid>
-                                  <w:gridCol w:w="3601"/>
-                                  <w:gridCol w:w="3602"/>
-                                  <w:gridCol w:w="3602"/>
+                                  <w:gridCol w:w="3600"/>
+                                  <w:gridCol w:w="3600"/>
+                                  <w:gridCol w:w="3600"/>
                                 </w:tblGrid>
                                 <w:tr>
                                   <w:trPr>
@@ -669,6 +675,7 @@
                                           <w:calendar w:val="gregorian"/>
                                         </w:date>
                                       </w:sdtPr>
+                                      <w:sdtEndPr/>
                                       <w:sdtContent>
                                         <w:p>
                                           <w:pPr>
@@ -715,6 +722,7 @@
                                           <w:dataBinding w:prefixMappings="xmlns:ns0='http://purl.org/dc/elements/1.1/' xmlns:ns1='http://schemas.openxmlformats.org/package/2006/metadata/core-properties' " w:xpath="/ns1:coreProperties[1]/ns0:creator[1]" w:storeItemID="{6C3C8BC8-F283-45AE-878A-BAB7291924A1}"/>
                                           <w:text/>
                                         </w:sdtPr>
+                                        <w:sdtEndPr/>
                                         <w:sdtContent>
                                           <w:r>
                                             <w:rPr>
@@ -740,6 +748,7 @@
                                       <w:dataBinding w:prefixMappings="xmlns:ns0='http://purl.org/dc/elements/1.1/' xmlns:ns1='http://schemas.openxmlformats.org/package/2006/metadata/core-properties' " w:xpath="/ns1:coreProperties[1]/ns1:category[1]" w:storeItemID="{6C3C8BC8-F283-45AE-878A-BAB7291924A1}"/>
                                       <w:text/>
                                     </w:sdtPr>
+                                    <w:sdtEndPr/>
                                     <w:sdtContent>
                                       <w:tc>
                                         <w:tcPr>
@@ -755,14 +764,12 @@
                                               <w:color w:val="FFFFFF" w:themeColor="background1"/>
                                             </w:rPr>
                                           </w:pPr>
-                                          <w:proofErr w:type="spellStart"/>
                                           <w:r>
                                             <w:rPr>
                                               <w:color w:val="FFFFFF" w:themeColor="background1"/>
                                             </w:rPr>
                                             <w:t>RTT</w:t>
                                           </w:r>
-                                          <w:proofErr w:type="spellEnd"/>
                                         </w:p>
                                       </w:tc>
                                     </w:sdtContent>
@@ -2889,6 +2896,43 @@
       <w:r>
         <w:t>.</w:t>
       </w:r>
+      <w:sdt>
+        <w:sdtPr>
+          <w:id w:val="1283301743"/>
+          <w:citation/>
+        </w:sdtPr>
+        <w:sdtContent>
+          <w:r>
+            <w:fldChar w:fldCharType="begin"/>
+          </w:r>
+          <w:r>
+            <w:rPr>
+              <w:lang w:val="en-US"/>
+            </w:rPr>
+            <w:instrText xml:space="preserve"> CITATION Uni24 \l 1033 </w:instrText>
+          </w:r>
+          <w:r>
+            <w:fldChar w:fldCharType="separate"/>
+          </w:r>
+          <w:r>
+            <w:rPr>
+              <w:noProof/>
+              <w:lang w:val="en-US"/>
+            </w:rPr>
+            <w:t xml:space="preserve"> </w:t>
+          </w:r>
+          <w:r>
+            <w:rPr>
+              <w:noProof/>
+              <w:lang w:val="en-US"/>
+            </w:rPr>
+            <w:t>(Nations, 2024)</w:t>
+          </w:r>
+          <w:r>
+            <w:fldChar w:fldCharType="end"/>
+          </w:r>
+        </w:sdtContent>
+      </w:sdt>
     </w:p>
     <w:p>
       <w:r>
@@ -3220,6 +3264,36 @@
       <w:r>
         <w:t>.</w:t>
       </w:r>
+      <w:sdt>
+        <w:sdtPr>
+          <w:id w:val="-1659767114"/>
+          <w:citation/>
+        </w:sdtPr>
+        <w:sdtContent>
+          <w:r>
+            <w:fldChar w:fldCharType="begin"/>
+          </w:r>
+          <w:r>
+            <w:rPr>
+              <w:lang w:val="en-US"/>
+            </w:rPr>
+            <w:instrText xml:space="preserve"> CITATION Con23 \l 1033 </w:instrText>
+          </w:r>
+          <w:r>
+            <w:fldChar w:fldCharType="separate"/>
+          </w:r>
+          <w:r>
+            <w:rPr>
+              <w:noProof/>
+              <w:lang w:val="en-US"/>
+            </w:rPr>
+            <w:t xml:space="preserve"> (Basel Convention, 2023)</w:t>
+          </w:r>
+          <w:r>
+            <w:fldChar w:fldCharType="end"/>
+          </w:r>
+        </w:sdtContent>
+      </w:sdt>
     </w:p>
     <w:p>
       <w:r>
@@ -3673,6 +3747,41 @@
       </w:r>
     </w:p>
     <w:p>
+      <w:pPr>
+        <w:ind w:left="720"/>
+      </w:pPr>
+      <w:sdt>
+        <w:sdtPr>
+          <w:id w:val="2042472071"/>
+          <w:citation/>
+        </w:sdtPr>
+        <w:sdtContent>
+          <w:r>
+            <w:fldChar w:fldCharType="begin"/>
+          </w:r>
+          <w:r>
+            <w:rPr>
+              <w:lang w:val="en-US"/>
+            </w:rPr>
+            <w:instrText xml:space="preserve"> CITATION GreenBiz2023 \l 1033 </w:instrText>
+          </w:r>
+          <w:r>
+            <w:fldChar w:fldCharType="separate"/>
+          </w:r>
+          <w:r>
+            <w:rPr>
+              <w:noProof/>
+              <w:lang w:val="en-US"/>
+            </w:rPr>
+            <w:t>(GreenBiz, 2023)</w:t>
+          </w:r>
+          <w:r>
+            <w:fldChar w:fldCharType="end"/>
+          </w:r>
+        </w:sdtContent>
+      </w:sdt>
+    </w:p>
+    <w:p>
       <w:r>
         <w:pict w14:anchorId="5B643747">
           <v:rect id="_x0000_i1027" style="width:0;height:1.5pt" o:hralign="center" o:hrstd="t" o:hr="t" fillcolor="#a0a0a0" stroked="f"/>
@@ -4049,6 +4158,36 @@
       <w:r>
         <w:t>.</w:t>
       </w:r>
+      <w:sdt>
+        <w:sdtPr>
+          <w:id w:val="1501080038"/>
+          <w:citation/>
+        </w:sdtPr>
+        <w:sdtContent>
+          <w:r>
+            <w:fldChar w:fldCharType="begin"/>
+          </w:r>
+          <w:r>
+            <w:rPr>
+              <w:lang w:val="en-US"/>
+            </w:rPr>
+            <w:instrText xml:space="preserve"> CITATION Netsurit2024 \l 1033 </w:instrText>
+          </w:r>
+          <w:r>
+            <w:fldChar w:fldCharType="separate"/>
+          </w:r>
+          <w:r>
+            <w:rPr>
+              <w:noProof/>
+              <w:lang w:val="en-US"/>
+            </w:rPr>
+            <w:t xml:space="preserve"> (Netsurit, 2024)</w:t>
+          </w:r>
+          <w:r>
+            <w:fldChar w:fldCharType="end"/>
+          </w:r>
+        </w:sdtContent>
+      </w:sdt>
     </w:p>
     <w:p>
       <w:r>
@@ -4347,6 +4486,7 @@
           <w:b/>
           <w:bCs/>
         </w:rPr>
+        <w:lastRenderedPageBreak/>
         <w:t xml:space="preserve">Groen </w:t>
       </w:r>
       <w:proofErr w:type="spellStart"/>
@@ -6407,11 +6547,9 @@
             <w:hideMark/>
           </w:tcPr>
           <w:p>
-            <w:proofErr w:type="spellStart"/>
             <w:r>
               <w:t>UNITAR</w:t>
             </w:r>
-            <w:proofErr w:type="spellEnd"/>
           </w:p>
         </w:tc>
         <w:tc>
@@ -8130,6 +8268,7 @@
         <w:docPartUnique/>
       </w:docPartObj>
     </w:sdtPr>
+    <w:sdtEndPr/>
     <w:sdtContent>
       <w:sdt>
         <w:sdtPr>
@@ -8139,6 +8278,7 @@
             <w:docPartUnique/>
           </w:docPartObj>
         </w:sdtPr>
+        <w:sdtEndPr/>
         <w:sdtContent>
           <w:p>
             <w:pPr>
@@ -10715,10 +10855,12 @@
     <w:rsidRoot w:val="00AF6B68"/>
     <w:rsid w:val="00071681"/>
     <w:rsid w:val="00203760"/>
+    <w:rsid w:val="00297B8F"/>
     <w:rsid w:val="004B0D3B"/>
     <w:rsid w:val="00941C59"/>
     <w:rsid w:val="00AF6B68"/>
     <w:rsid w:val="00CB6CA7"/>
+    <w:rsid w:val="00DF561D"/>
     <w:rsid w:val="00E538BD"/>
   </w:rsids>
   <m:mathPr>
@@ -10737,7 +10879,7 @@
   <w:themeFontLang w:val="en-ZA"/>
   <w:clrSchemeMapping w:bg1="light1" w:t1="dark1" w:bg2="light2" w:t2="dark2" w:accent1="accent1" w:accent2="accent2" w:accent3="accent3" w:accent4="accent4" w:accent5="accent5" w:accent6="accent6" w:hyperlink="hyperlink" w:followedHyperlink="followedHyperlink"/>
   <w:decimalSymbol w:val="."/>
-  <w:listSeparator w:val=";"/>
+  <w:listSeparator w:val=","/>
   <w15:chartTrackingRefBased/>
 </w:settings>
 </file>
@@ -11178,34 +11320,6 @@
     <w:name w:val="B01B351547D44BA98F4E1EB8947ED19F"/>
     <w:rsid w:val="00AF6B68"/>
   </w:style>
-  <w:style w:type="paragraph" w:customStyle="1" w:styleId="1C14523066EC44889AA5BC7A561ADECC">
-    <w:name w:val="1C14523066EC44889AA5BC7A561ADECC"/>
-    <w:rsid w:val="00AF6B68"/>
-  </w:style>
-  <w:style w:type="paragraph" w:customStyle="1" w:styleId="79FFED535CB34F92A38D462EAE8A4FE0">
-    <w:name w:val="79FFED535CB34F92A38D462EAE8A4FE0"/>
-    <w:rsid w:val="00AF6B68"/>
-  </w:style>
-  <w:style w:type="paragraph" w:customStyle="1" w:styleId="39EDB981765C4B93AA5F25241CAF04F7">
-    <w:name w:val="39EDB981765C4B93AA5F25241CAF04F7"/>
-    <w:rsid w:val="00AF6B68"/>
-  </w:style>
-  <w:style w:type="paragraph" w:customStyle="1" w:styleId="22A7D8714A164975A662C5E82E69F979">
-    <w:name w:val="22A7D8714A164975A662C5E82E69F979"/>
-    <w:rsid w:val="00203760"/>
-  </w:style>
-  <w:style w:type="paragraph" w:customStyle="1" w:styleId="6600EC9A0EA042118F7AFA7ECDCA750C">
-    <w:name w:val="6600EC9A0EA042118F7AFA7ECDCA750C"/>
-    <w:rsid w:val="00203760"/>
-  </w:style>
-  <w:style w:type="paragraph" w:customStyle="1" w:styleId="53E17D4275DE495FA978F0CF540622A3">
-    <w:name w:val="53E17D4275DE495FA978F0CF540622A3"/>
-    <w:rsid w:val="00203760"/>
-  </w:style>
-  <w:style w:type="paragraph" w:customStyle="1" w:styleId="A9531131D72F423F94E57E286CCA8568">
-    <w:name w:val="A9531131D72F423F94E57E286CCA8568"/>
-    <w:rsid w:val="00203760"/>
-  </w:style>
   <w:style w:type="paragraph" w:customStyle="1" w:styleId="3C7C6D8B7063446C92CD0AF5E150EDA4">
     <w:name w:val="3C7C6D8B7063446C92CD0AF5E150EDA4"/>
     <w:rsid w:val="00203760"/>
@@ -11555,7 +11669,82 @@
 </file>
 
 <file path=customXml/item2.xml><?xml version="1.0" encoding="utf-8"?>
-<b:Sources xmlns:b="http://schemas.openxmlformats.org/officeDocument/2006/bibliography" xmlns="http://schemas.openxmlformats.org/officeDocument/2006/bibliography" SelectedStyle="\APASixthEditionOfficeOnline.xsl" StyleName="APA" Version="6"/>
+<b:Sources xmlns:b="http://schemas.openxmlformats.org/officeDocument/2006/bibliography" xmlns="http://schemas.openxmlformats.org/officeDocument/2006/bibliography" SelectedStyle="\APASixthEditionOfficeOnline.xsl" StyleName="APA" Version="6">
+  <b:Source>
+    <b:Tag>Uni24</b:Tag>
+    <b:SourceType>Report</b:SourceType>
+    <b:Guid>{99B8E943-87C4-4C86-BA1A-040784FA2155}</b:Guid>
+    <b:Title>Global E-waste Monitor 2024</b:Title>
+    <b:Year>2024</b:Year>
+    <b:LCID>en-ZA</b:LCID>
+    <b:Author>
+      <b:Author>
+        <b:NameList>
+          <b:Person>
+            <b:Last>Nations</b:Last>
+            <b:First>United</b:First>
+          </b:Person>
+        </b:NameList>
+      </b:Author>
+    </b:Author>
+    <b:Publisher>UN Institute for Training and Research (UNITAR)</b:Publisher>
+    <b:City>https://ewastemonitor.info</b:City>
+    <b:RefOrder>1</b:RefOrder>
+  </b:Source>
+  <b:Source>
+    <b:Tag>Con23</b:Tag>
+    <b:SourceType>InternetSite</b:SourceType>
+    <b:Guid>{B050DB4F-3203-4801-AE6D-DF3533D89D9D}</b:Guid>
+    <b:Title>How does the Basel Convention adress E-Waste</b:Title>
+    <b:InternetSiteTitle>YouTube</b:InternetSiteTitle>
+    <b:Year>2023</b:Year>
+    <b:URL>: https://www.youtube.com/watch?v=E-Xa-NjMjaw</b:URL>
+    <b:Author>
+      <b:Author>
+        <b:Corporate>Basel Convention</b:Corporate>
+      </b:Author>
+    </b:Author>
+    <b:RefOrder>2</b:RefOrder>
+  </b:Source>
+  <b:Source>
+    <b:Tag>GreenBiz2023</b:Tag>
+    <b:SourceType>InternetSite</b:SourceType>
+    <b:Guid>{F93CCB9A-244E-47C7-A132-A4F7260C183F}</b:Guid>
+    <b:Author>
+      <b:Author>
+        <b:NameList>
+          <b:Person>
+            <b:Last>GreenBiz</b:Last>
+          </b:Person>
+        </b:NameList>
+      </b:Author>
+    </b:Author>
+    <b:Title>Circular Economy in Electronics</b:Title>
+    <b:InternetSiteTitle>GreenBiz</b:InternetSiteTitle>
+    <b:Year>2023</b:Year>
+    <b:URL>https://www.greenbiz.com</b:URL>
+    <b:RefOrder>3</b:RefOrder>
+  </b:Source>
+  <b:Source>
+    <b:Tag>Netsurit2024</b:Tag>
+    <b:SourceType>InternetSite</b:SourceType>
+    <b:Guid>{0D0B10C7-C5AC-4717-AE1C-2EAB8D5973C3}</b:Guid>
+    <b:Author>
+      <b:Author>
+        <b:NameList>
+          <b:Person>
+            <b:Last>Netsurit</b:Last>
+          </b:Person>
+        </b:NameList>
+      </b:Author>
+    </b:Author>
+    <b:Title>Green Computing Practices for Sustainable IT</b:Title>
+    <b:InternetSiteTitle>Netsurit</b:InternetSiteTitle>
+    <b:Year>2024</b:Year>
+    <b:URL>https://www.netsurit.com</b:URL>
+    <b:RefOrder>4</b:RefOrder>
+  </b:Source>
+</b:Sources>
 </file>
 
 <file path=customXml/itemProps1.xml><?xml version="1.0" encoding="utf-8"?>
@@ -11567,7 +11756,7 @@
 </file>
 
 <file path=customXml/itemProps2.xml><?xml version="1.0" encoding="utf-8"?>
-<ds:datastoreItem xmlns:ds="http://schemas.openxmlformats.org/officeDocument/2006/customXml" ds:itemID="{41631FE6-A461-4567-8D61-7DE80EB67A77}">
+<ds:datastoreItem xmlns:ds="http://schemas.openxmlformats.org/officeDocument/2006/customXml" ds:itemID="{37B0783E-F543-4068-B97F-004E7919B18D}">
   <ds:schemaRefs>
     <ds:schemaRef ds:uri="http://schemas.openxmlformats.org/officeDocument/2006/bibliography"/>
   </ds:schemaRefs>

--- a/RTT PAT 2025/Fase 1/Beplanningsdokument.docx
+++ b/RTT PAT 2025/Fase 1/Beplanningsdokument.docx
@@ -1566,52 +1566,6 @@
     </w:p>
     <w:p/>
     <w:p>
-      <w:r>
-        <w:rPr>
-          <w:noProof/>
-        </w:rPr>
-        <w:drawing>
-          <wp:inline distT="0" distB="0" distL="0" distR="0" wp14:anchorId="44AF14C9" wp14:editId="59BAF3D5">
-            <wp:extent cx="5731510" cy="2312035"/>
-            <wp:effectExtent l="0" t="0" r="2540" b="0"/>
-            <wp:docPr id="2044746274" name="Picture 3" descr="A diagram of a diagram&#10;&#10;AI-generated content may be incorrect."/>
-            <wp:cNvGraphicFramePr>
-              <a:graphicFrameLocks xmlns:a="http://schemas.openxmlformats.org/drawingml/2006/main" noChangeAspect="1"/>
-            </wp:cNvGraphicFramePr>
-            <a:graphic xmlns:a="http://schemas.openxmlformats.org/drawingml/2006/main">
-              <a:graphicData uri="http://schemas.openxmlformats.org/drawingml/2006/picture">
-                <pic:pic xmlns:pic="http://schemas.openxmlformats.org/drawingml/2006/picture">
-                  <pic:nvPicPr>
-                    <pic:cNvPr id="2044746274" name="Picture 3" descr="A diagram of a diagram&#10;&#10;AI-generated content may be incorrect."/>
-                    <pic:cNvPicPr/>
-                  </pic:nvPicPr>
-                  <pic:blipFill>
-                    <a:blip r:embed="rId10">
-                      <a:extLst>
-                        <a:ext uri="{28A0092B-C50C-407E-A947-70E740481C1C}">
-                          <a14:useLocalDpi xmlns:a14="http://schemas.microsoft.com/office/drawing/2010/main" val="0"/>
-                        </a:ext>
-                      </a:extLst>
-                    </a:blip>
-                    <a:stretch>
-                      <a:fillRect/>
-                    </a:stretch>
-                  </pic:blipFill>
-                  <pic:spPr>
-                    <a:xfrm>
-                      <a:off x="0" y="0"/>
-                      <a:ext cx="5731510" cy="2312035"/>
-                    </a:xfrm>
-                    <a:prstGeom prst="rect">
-                      <a:avLst/>
-                    </a:prstGeom>
-                  </pic:spPr>
-                </pic:pic>
-              </a:graphicData>
-            </a:graphic>
-          </wp:inline>
-        </w:drawing>
-      </w:r>
       <w:bookmarkStart w:id="2" w:name="_Toc207365234"/>
     </w:p>
     <w:p>
@@ -2901,6 +2855,7 @@
           <w:id w:val="1283301743"/>
           <w:citation/>
         </w:sdtPr>
+        <w:sdtEndPr/>
         <w:sdtContent>
           <w:r>
             <w:fldChar w:fldCharType="begin"/>
@@ -3269,6 +3224,7 @@
           <w:id w:val="-1659767114"/>
           <w:citation/>
         </w:sdtPr>
+        <w:sdtEndPr/>
         <w:sdtContent>
           <w:r>
             <w:fldChar w:fldCharType="begin"/>
@@ -3755,6 +3711,7 @@
           <w:id w:val="2042472071"/>
           <w:citation/>
         </w:sdtPr>
+        <w:sdtEndPr/>
         <w:sdtContent>
           <w:r>
             <w:fldChar w:fldCharType="begin"/>
@@ -4160,7 +4117,446 @@
       </w:r>
       <w:sdt>
         <w:sdtPr>
-          <w:id w:val="1501080038"/>
+          <w:id w:val="1774968648"/>
+          <w:citation/>
+        </w:sdtPr>
+        <w:sdtContent>
+          <w:r>
+            <w:fldChar w:fldCharType="begin"/>
+          </w:r>
+          <w:r>
+            <w:rPr>
+              <w:lang w:val="en-US"/>
+            </w:rPr>
+            <w:instrText xml:space="preserve"> CITATION WHO2023 \l 1033 </w:instrText>
+          </w:r>
+          <w:r>
+            <w:fldChar w:fldCharType="separate"/>
+          </w:r>
+          <w:r>
+            <w:rPr>
+              <w:noProof/>
+              <w:lang w:val="en-US"/>
+            </w:rPr>
+            <w:t xml:space="preserve"> (World Health Organization (WHO), 2023)</w:t>
+          </w:r>
+          <w:r>
+            <w:fldChar w:fldCharType="end"/>
+          </w:r>
+        </w:sdtContent>
+      </w:sdt>
+    </w:p>
+    <w:p>
+      <w:r>
+        <w:br w:type="page"/>
+      </w:r>
+    </w:p>
+    <w:p/>
+    <w:p>
+      <w:r>
+        <w:pict w14:anchorId="2EA98286">
+          <v:rect id="_x0000_i1028" style="width:0;height:1.5pt" o:hralign="center" o:hrstd="t" o:hr="t" fillcolor="#a0a0a0" stroked="f"/>
+        </w:pict>
+      </w:r>
+    </w:p>
+    <w:p>
+      <w:pPr>
+        <w:rPr>
+          <w:b/>
+          <w:bCs/>
+        </w:rPr>
+      </w:pPr>
+      <w:r>
+        <w:rPr>
+          <w:b/>
+          <w:bCs/>
+        </w:rPr>
+        <w:t xml:space="preserve">5. Wat </w:t>
+      </w:r>
+      <w:proofErr w:type="gramStart"/>
+      <w:r>
+        <w:rPr>
+          <w:b/>
+          <w:bCs/>
+        </w:rPr>
+        <w:t>is die</w:t>
+      </w:r>
+      <w:proofErr w:type="gramEnd"/>
+      <w:r>
+        <w:rPr>
+          <w:b/>
+          <w:bCs/>
+        </w:rPr>
+        <w:t xml:space="preserve"> </w:t>
+      </w:r>
+      <w:proofErr w:type="spellStart"/>
+      <w:r>
+        <w:rPr>
+          <w:b/>
+          <w:bCs/>
+        </w:rPr>
+        <w:t>voordele</w:t>
+      </w:r>
+      <w:proofErr w:type="spellEnd"/>
+      <w:r>
+        <w:rPr>
+          <w:b/>
+          <w:bCs/>
+        </w:rPr>
+        <w:t xml:space="preserve"> van die </w:t>
+      </w:r>
+      <w:proofErr w:type="spellStart"/>
+      <w:r>
+        <w:rPr>
+          <w:b/>
+          <w:bCs/>
+        </w:rPr>
+        <w:t>gebruik</w:t>
+      </w:r>
+      <w:proofErr w:type="spellEnd"/>
+      <w:r>
+        <w:rPr>
+          <w:b/>
+          <w:bCs/>
+        </w:rPr>
+        <w:t xml:space="preserve"> van </w:t>
+      </w:r>
+      <w:proofErr w:type="spellStart"/>
+      <w:r>
+        <w:rPr>
+          <w:b/>
+          <w:bCs/>
+        </w:rPr>
+        <w:t>omgewingsvriendelike</w:t>
+      </w:r>
+      <w:proofErr w:type="spellEnd"/>
+      <w:r>
+        <w:rPr>
+          <w:b/>
+          <w:bCs/>
+        </w:rPr>
+        <w:t xml:space="preserve"> </w:t>
+      </w:r>
+      <w:proofErr w:type="spellStart"/>
+      <w:r>
+        <w:rPr>
+          <w:b/>
+          <w:bCs/>
+        </w:rPr>
+        <w:t>toestelle</w:t>
+      </w:r>
+      <w:proofErr w:type="spellEnd"/>
+      <w:r>
+        <w:rPr>
+          <w:b/>
+          <w:bCs/>
+        </w:rPr>
+        <w:t xml:space="preserve"> </w:t>
+      </w:r>
+      <w:proofErr w:type="spellStart"/>
+      <w:r>
+        <w:rPr>
+          <w:b/>
+          <w:bCs/>
+        </w:rPr>
+        <w:t>en</w:t>
+      </w:r>
+      <w:proofErr w:type="spellEnd"/>
+      <w:r>
+        <w:rPr>
+          <w:b/>
+          <w:bCs/>
+        </w:rPr>
+        <w:t xml:space="preserve"> </w:t>
+      </w:r>
+      <w:proofErr w:type="spellStart"/>
+      <w:r>
+        <w:rPr>
+          <w:b/>
+          <w:bCs/>
+        </w:rPr>
+        <w:t>sagteware</w:t>
+      </w:r>
+      <w:proofErr w:type="spellEnd"/>
+      <w:r>
+        <w:rPr>
+          <w:b/>
+          <w:bCs/>
+        </w:rPr>
+        <w:t>?</w:t>
+      </w:r>
+    </w:p>
+    <w:p>
+      <w:pPr>
+        <w:numPr>
+          <w:ilvl w:val="0"/>
+          <w:numId w:val="7"/>
+        </w:numPr>
+      </w:pPr>
+      <w:r>
+        <w:rPr>
+          <w:b/>
+          <w:bCs/>
+        </w:rPr>
+        <w:t xml:space="preserve">Laer </w:t>
+      </w:r>
+      <w:proofErr w:type="spellStart"/>
+      <w:r>
+        <w:rPr>
+          <w:b/>
+          <w:bCs/>
+        </w:rPr>
+        <w:t>energieverbruik</w:t>
+      </w:r>
+      <w:proofErr w:type="spellEnd"/>
+      <w:r>
+        <w:t xml:space="preserve">: </w:t>
+      </w:r>
+      <w:proofErr w:type="spellStart"/>
+      <w:r>
+        <w:t>Energiedoeltreffende</w:t>
+      </w:r>
+      <w:proofErr w:type="spellEnd"/>
+      <w:r>
+        <w:t xml:space="preserve"> </w:t>
+      </w:r>
+      <w:proofErr w:type="spellStart"/>
+      <w:r>
+        <w:t>toestelle</w:t>
+      </w:r>
+      <w:proofErr w:type="spellEnd"/>
+      <w:r>
+        <w:t xml:space="preserve"> </w:t>
+      </w:r>
+      <w:proofErr w:type="spellStart"/>
+      <w:r>
+        <w:t>verminder</w:t>
+      </w:r>
+      <w:proofErr w:type="spellEnd"/>
+      <w:r>
+        <w:t xml:space="preserve"> </w:t>
+      </w:r>
+      <w:proofErr w:type="spellStart"/>
+      <w:r>
+        <w:t>koolstofvoetspore</w:t>
+      </w:r>
+      <w:proofErr w:type="spellEnd"/>
+      <w:r>
+        <w:t>.</w:t>
+      </w:r>
+    </w:p>
+    <w:p>
+      <w:pPr>
+        <w:numPr>
+          <w:ilvl w:val="0"/>
+          <w:numId w:val="7"/>
+        </w:numPr>
+      </w:pPr>
+      <w:proofErr w:type="spellStart"/>
+      <w:r>
+        <w:rPr>
+          <w:b/>
+          <w:bCs/>
+        </w:rPr>
+        <w:t>Ekonomiese</w:t>
+      </w:r>
+      <w:proofErr w:type="spellEnd"/>
+      <w:r>
+        <w:rPr>
+          <w:b/>
+          <w:bCs/>
+        </w:rPr>
+        <w:t xml:space="preserve"> </w:t>
+      </w:r>
+      <w:proofErr w:type="spellStart"/>
+      <w:r>
+        <w:rPr>
+          <w:b/>
+          <w:bCs/>
+        </w:rPr>
+        <w:t>besparings</w:t>
+      </w:r>
+      <w:proofErr w:type="spellEnd"/>
+      <w:r>
+        <w:t xml:space="preserve">: </w:t>
+      </w:r>
+      <w:proofErr w:type="spellStart"/>
+      <w:r>
+        <w:t>Herwinning</w:t>
+      </w:r>
+      <w:proofErr w:type="spellEnd"/>
+      <w:r>
+        <w:t xml:space="preserve"> </w:t>
+      </w:r>
+      <w:proofErr w:type="spellStart"/>
+      <w:r>
+        <w:t>verskaf</w:t>
+      </w:r>
+      <w:proofErr w:type="spellEnd"/>
+      <w:r>
+        <w:t xml:space="preserve"> </w:t>
+      </w:r>
+      <w:proofErr w:type="spellStart"/>
+      <w:r>
+        <w:t>herwonne</w:t>
+      </w:r>
+      <w:proofErr w:type="spellEnd"/>
+      <w:r>
+        <w:t xml:space="preserve"> </w:t>
+      </w:r>
+      <w:proofErr w:type="spellStart"/>
+      <w:r>
+        <w:t>materiale</w:t>
+      </w:r>
+      <w:proofErr w:type="spellEnd"/>
+      <w:r>
+        <w:t xml:space="preserve">, wat </w:t>
+      </w:r>
+      <w:proofErr w:type="spellStart"/>
+      <w:r>
+        <w:t>goedkoper</w:t>
+      </w:r>
+      <w:proofErr w:type="spellEnd"/>
+      <w:r>
+        <w:t xml:space="preserve"> is as </w:t>
+      </w:r>
+      <w:proofErr w:type="spellStart"/>
+      <w:r>
+        <w:t>nuwe</w:t>
+      </w:r>
+      <w:proofErr w:type="spellEnd"/>
+      <w:r>
+        <w:t xml:space="preserve"> </w:t>
+      </w:r>
+      <w:proofErr w:type="spellStart"/>
+      <w:r>
+        <w:t>ontginning</w:t>
+      </w:r>
+      <w:proofErr w:type="spellEnd"/>
+      <w:r>
+        <w:t>.</w:t>
+      </w:r>
+    </w:p>
+    <w:p>
+      <w:pPr>
+        <w:numPr>
+          <w:ilvl w:val="0"/>
+          <w:numId w:val="7"/>
+        </w:numPr>
+      </w:pPr>
+      <w:r>
+        <w:rPr>
+          <w:b/>
+          <w:bCs/>
+        </w:rPr>
+        <w:t xml:space="preserve">Groen </w:t>
+      </w:r>
+      <w:proofErr w:type="spellStart"/>
+      <w:r>
+        <w:rPr>
+          <w:b/>
+          <w:bCs/>
+        </w:rPr>
+        <w:t>beeld</w:t>
+      </w:r>
+      <w:proofErr w:type="spellEnd"/>
+      <w:r>
+        <w:rPr>
+          <w:b/>
+          <w:bCs/>
+        </w:rPr>
+        <w:t xml:space="preserve"> </w:t>
+      </w:r>
+      <w:proofErr w:type="spellStart"/>
+      <w:r>
+        <w:rPr>
+          <w:b/>
+          <w:bCs/>
+        </w:rPr>
+        <w:t>vir</w:t>
+      </w:r>
+      <w:proofErr w:type="spellEnd"/>
+      <w:r>
+        <w:rPr>
+          <w:b/>
+          <w:bCs/>
+        </w:rPr>
+        <w:t xml:space="preserve"> </w:t>
+      </w:r>
+      <w:proofErr w:type="spellStart"/>
+      <w:r>
+        <w:rPr>
+          <w:b/>
+          <w:bCs/>
+        </w:rPr>
+        <w:t>maatskappye</w:t>
+      </w:r>
+      <w:proofErr w:type="spellEnd"/>
+      <w:r>
+        <w:t xml:space="preserve">: </w:t>
+      </w:r>
+      <w:proofErr w:type="spellStart"/>
+      <w:r>
+        <w:t>Ondernemings</w:t>
+      </w:r>
+      <w:proofErr w:type="spellEnd"/>
+      <w:r>
+        <w:t xml:space="preserve"> wat </w:t>
+      </w:r>
+      <w:proofErr w:type="spellStart"/>
+      <w:r>
+        <w:t>groen</w:t>
+      </w:r>
+      <w:proofErr w:type="spellEnd"/>
+      <w:r>
+        <w:t xml:space="preserve"> </w:t>
+      </w:r>
+      <w:proofErr w:type="spellStart"/>
+      <w:r>
+        <w:t>tegnologie</w:t>
+      </w:r>
+      <w:proofErr w:type="spellEnd"/>
+      <w:r>
+        <w:t xml:space="preserve"> </w:t>
+      </w:r>
+      <w:proofErr w:type="spellStart"/>
+      <w:r>
+        <w:t>gebruik</w:t>
+      </w:r>
+      <w:proofErr w:type="spellEnd"/>
+      <w:r>
+        <w:t xml:space="preserve">, </w:t>
+      </w:r>
+      <w:proofErr w:type="spellStart"/>
+      <w:r>
+        <w:t>bou</w:t>
+      </w:r>
+      <w:proofErr w:type="spellEnd"/>
+      <w:r>
+        <w:t xml:space="preserve"> </w:t>
+      </w:r>
+      <w:proofErr w:type="spellStart"/>
+      <w:r>
+        <w:t>beter</w:t>
+      </w:r>
+      <w:proofErr w:type="spellEnd"/>
+      <w:r>
+        <w:t xml:space="preserve"> </w:t>
+      </w:r>
+      <w:proofErr w:type="spellStart"/>
+      <w:r>
+        <w:t>reputasie</w:t>
+      </w:r>
+      <w:proofErr w:type="spellEnd"/>
+      <w:r>
+        <w:t>.</w:t>
+      </w:r>
+      <w:r>
+        <w:t xml:space="preserve"> </w:t>
+      </w:r>
+      <w:sdt>
+        <w:sdtPr>
+          <w:id w:val="-1376544695"/>
           <w:citation/>
         </w:sdtPr>
         <w:sdtContent>
@@ -4181,7 +4577,7 @@
               <w:noProof/>
               <w:lang w:val="en-US"/>
             </w:rPr>
-            <w:t xml:space="preserve"> (Netsurit, 2024)</w:t>
+            <w:t>(Netsurit, 2024)</w:t>
           </w:r>
           <w:r>
             <w:fldChar w:fldCharType="end"/>
@@ -4191,415 +4587,9 @@
     </w:p>
     <w:p>
       <w:r>
-        <w:pict w14:anchorId="2EA98286">
-          <v:rect id="_x0000_i1028" style="width:0;height:1.5pt" o:hralign="center" o:hrstd="t" o:hr="t" fillcolor="#a0a0a0" stroked="f"/>
-        </w:pict>
-      </w:r>
-    </w:p>
-    <w:p>
-      <w:pPr>
-        <w:rPr>
-          <w:b/>
-          <w:bCs/>
-        </w:rPr>
-      </w:pPr>
-      <w:r>
-        <w:rPr>
-          <w:b/>
-          <w:bCs/>
-        </w:rPr>
-        <w:t xml:space="preserve">5. Wat </w:t>
-      </w:r>
-      <w:proofErr w:type="gramStart"/>
-      <w:r>
-        <w:rPr>
-          <w:b/>
-          <w:bCs/>
-        </w:rPr>
-        <w:t>is die</w:t>
-      </w:r>
-      <w:proofErr w:type="gramEnd"/>
-      <w:r>
-        <w:rPr>
-          <w:b/>
-          <w:bCs/>
-        </w:rPr>
-        <w:t xml:space="preserve"> </w:t>
-      </w:r>
-      <w:proofErr w:type="spellStart"/>
-      <w:r>
-        <w:rPr>
-          <w:b/>
-          <w:bCs/>
-        </w:rPr>
-        <w:t>voordele</w:t>
-      </w:r>
-      <w:proofErr w:type="spellEnd"/>
-      <w:r>
-        <w:rPr>
-          <w:b/>
-          <w:bCs/>
-        </w:rPr>
-        <w:t xml:space="preserve"> van die </w:t>
-      </w:r>
-      <w:proofErr w:type="spellStart"/>
-      <w:r>
-        <w:rPr>
-          <w:b/>
-          <w:bCs/>
-        </w:rPr>
-        <w:t>gebruik</w:t>
-      </w:r>
-      <w:proofErr w:type="spellEnd"/>
-      <w:r>
-        <w:rPr>
-          <w:b/>
-          <w:bCs/>
-        </w:rPr>
-        <w:t xml:space="preserve"> van </w:t>
-      </w:r>
-      <w:proofErr w:type="spellStart"/>
-      <w:r>
-        <w:rPr>
-          <w:b/>
-          <w:bCs/>
-        </w:rPr>
-        <w:t>omgewingsvriendelike</w:t>
-      </w:r>
-      <w:proofErr w:type="spellEnd"/>
-      <w:r>
-        <w:rPr>
-          <w:b/>
-          <w:bCs/>
-        </w:rPr>
-        <w:t xml:space="preserve"> </w:t>
-      </w:r>
-      <w:proofErr w:type="spellStart"/>
-      <w:r>
-        <w:rPr>
-          <w:b/>
-          <w:bCs/>
-        </w:rPr>
-        <w:t>toestelle</w:t>
-      </w:r>
-      <w:proofErr w:type="spellEnd"/>
-      <w:r>
-        <w:rPr>
-          <w:b/>
-          <w:bCs/>
-        </w:rPr>
-        <w:t xml:space="preserve"> </w:t>
-      </w:r>
-      <w:proofErr w:type="spellStart"/>
-      <w:r>
-        <w:rPr>
-          <w:b/>
-          <w:bCs/>
-        </w:rPr>
-        <w:t>en</w:t>
-      </w:r>
-      <w:proofErr w:type="spellEnd"/>
-      <w:r>
-        <w:rPr>
-          <w:b/>
-          <w:bCs/>
-        </w:rPr>
-        <w:t xml:space="preserve"> </w:t>
-      </w:r>
-      <w:proofErr w:type="spellStart"/>
-      <w:r>
-        <w:rPr>
-          <w:b/>
-          <w:bCs/>
-        </w:rPr>
-        <w:t>sagteware</w:t>
-      </w:r>
-      <w:proofErr w:type="spellEnd"/>
-      <w:r>
-        <w:rPr>
-          <w:b/>
-          <w:bCs/>
-        </w:rPr>
-        <w:t>?</w:t>
-      </w:r>
-    </w:p>
-    <w:p>
-      <w:pPr>
-        <w:numPr>
-          <w:ilvl w:val="0"/>
-          <w:numId w:val="7"/>
-        </w:numPr>
-      </w:pPr>
-      <w:r>
-        <w:rPr>
-          <w:b/>
-          <w:bCs/>
-        </w:rPr>
-        <w:t xml:space="preserve">Laer </w:t>
-      </w:r>
-      <w:proofErr w:type="spellStart"/>
-      <w:r>
-        <w:rPr>
-          <w:b/>
-          <w:bCs/>
-        </w:rPr>
-        <w:t>energieverbruik</w:t>
-      </w:r>
-      <w:proofErr w:type="spellEnd"/>
-      <w:r>
-        <w:t xml:space="preserve">: </w:t>
-      </w:r>
-      <w:proofErr w:type="spellStart"/>
-      <w:r>
-        <w:t>Energiedoeltreffende</w:t>
-      </w:r>
-      <w:proofErr w:type="spellEnd"/>
-      <w:r>
-        <w:t xml:space="preserve"> </w:t>
-      </w:r>
-      <w:proofErr w:type="spellStart"/>
-      <w:r>
-        <w:t>toestelle</w:t>
-      </w:r>
-      <w:proofErr w:type="spellEnd"/>
-      <w:r>
-        <w:t xml:space="preserve"> </w:t>
-      </w:r>
-      <w:proofErr w:type="spellStart"/>
-      <w:r>
-        <w:t>verminder</w:t>
-      </w:r>
-      <w:proofErr w:type="spellEnd"/>
-      <w:r>
-        <w:t xml:space="preserve"> </w:t>
-      </w:r>
-      <w:proofErr w:type="spellStart"/>
-      <w:r>
-        <w:t>koolstofvoetspore</w:t>
-      </w:r>
-      <w:proofErr w:type="spellEnd"/>
-      <w:r>
-        <w:t>.</w:t>
-      </w:r>
-    </w:p>
-    <w:p>
-      <w:pPr>
-        <w:numPr>
-          <w:ilvl w:val="0"/>
-          <w:numId w:val="7"/>
-        </w:numPr>
-      </w:pPr>
-      <w:proofErr w:type="spellStart"/>
-      <w:r>
-        <w:rPr>
-          <w:b/>
-          <w:bCs/>
-        </w:rPr>
-        <w:t>Ekonomiese</w:t>
-      </w:r>
-      <w:proofErr w:type="spellEnd"/>
-      <w:r>
-        <w:rPr>
-          <w:b/>
-          <w:bCs/>
-        </w:rPr>
-        <w:t xml:space="preserve"> </w:t>
-      </w:r>
-      <w:proofErr w:type="spellStart"/>
-      <w:r>
-        <w:rPr>
-          <w:b/>
-          <w:bCs/>
-        </w:rPr>
-        <w:t>besparings</w:t>
-      </w:r>
-      <w:proofErr w:type="spellEnd"/>
-      <w:r>
-        <w:t xml:space="preserve">: </w:t>
-      </w:r>
-      <w:proofErr w:type="spellStart"/>
-      <w:r>
-        <w:t>Herwinning</w:t>
-      </w:r>
-      <w:proofErr w:type="spellEnd"/>
-      <w:r>
-        <w:t xml:space="preserve"> </w:t>
-      </w:r>
-      <w:proofErr w:type="spellStart"/>
-      <w:r>
-        <w:t>verskaf</w:t>
-      </w:r>
-      <w:proofErr w:type="spellEnd"/>
-      <w:r>
-        <w:t xml:space="preserve"> </w:t>
-      </w:r>
-      <w:proofErr w:type="spellStart"/>
-      <w:r>
-        <w:t>herwonne</w:t>
-      </w:r>
-      <w:proofErr w:type="spellEnd"/>
-      <w:r>
-        <w:t xml:space="preserve"> </w:t>
-      </w:r>
-      <w:proofErr w:type="spellStart"/>
-      <w:r>
-        <w:t>materiale</w:t>
-      </w:r>
-      <w:proofErr w:type="spellEnd"/>
-      <w:r>
-        <w:t xml:space="preserve">, wat </w:t>
-      </w:r>
-      <w:proofErr w:type="spellStart"/>
-      <w:r>
-        <w:t>goedkoper</w:t>
-      </w:r>
-      <w:proofErr w:type="spellEnd"/>
-      <w:r>
-        <w:t xml:space="preserve"> is as </w:t>
-      </w:r>
-      <w:proofErr w:type="spellStart"/>
-      <w:r>
-        <w:t>nuwe</w:t>
-      </w:r>
-      <w:proofErr w:type="spellEnd"/>
-      <w:r>
-        <w:t xml:space="preserve"> </w:t>
-      </w:r>
-      <w:proofErr w:type="spellStart"/>
-      <w:r>
-        <w:t>ontginning</w:t>
-      </w:r>
-      <w:proofErr w:type="spellEnd"/>
-      <w:r>
-        <w:t>.</w:t>
-      </w:r>
-    </w:p>
-    <w:p>
-      <w:pPr>
-        <w:numPr>
-          <w:ilvl w:val="0"/>
-          <w:numId w:val="7"/>
-        </w:numPr>
-      </w:pPr>
-      <w:r>
-        <w:rPr>
-          <w:b/>
-          <w:bCs/>
-        </w:rPr>
-        <w:lastRenderedPageBreak/>
-        <w:t xml:space="preserve">Groen </w:t>
-      </w:r>
-      <w:proofErr w:type="spellStart"/>
-      <w:r>
-        <w:rPr>
-          <w:b/>
-          <w:bCs/>
-        </w:rPr>
-        <w:t>beeld</w:t>
-      </w:r>
-      <w:proofErr w:type="spellEnd"/>
-      <w:r>
-        <w:rPr>
-          <w:b/>
-          <w:bCs/>
-        </w:rPr>
-        <w:t xml:space="preserve"> </w:t>
-      </w:r>
-      <w:proofErr w:type="spellStart"/>
-      <w:r>
-        <w:rPr>
-          <w:b/>
-          <w:bCs/>
-        </w:rPr>
-        <w:t>vir</w:t>
-      </w:r>
-      <w:proofErr w:type="spellEnd"/>
-      <w:r>
-        <w:rPr>
-          <w:b/>
-          <w:bCs/>
-        </w:rPr>
-        <w:t xml:space="preserve"> </w:t>
-      </w:r>
-      <w:proofErr w:type="spellStart"/>
-      <w:r>
-        <w:rPr>
-          <w:b/>
-          <w:bCs/>
-        </w:rPr>
-        <w:t>maatskappye</w:t>
-      </w:r>
-      <w:proofErr w:type="spellEnd"/>
-      <w:r>
-        <w:t xml:space="preserve">: </w:t>
-      </w:r>
-      <w:proofErr w:type="spellStart"/>
-      <w:r>
-        <w:t>Ondernemings</w:t>
-      </w:r>
-      <w:proofErr w:type="spellEnd"/>
-      <w:r>
-        <w:t xml:space="preserve"> wat </w:t>
-      </w:r>
-      <w:proofErr w:type="spellStart"/>
-      <w:r>
-        <w:t>groen</w:t>
-      </w:r>
-      <w:proofErr w:type="spellEnd"/>
-      <w:r>
-        <w:t xml:space="preserve"> </w:t>
-      </w:r>
-      <w:proofErr w:type="spellStart"/>
-      <w:r>
-        <w:t>tegnologie</w:t>
-      </w:r>
-      <w:proofErr w:type="spellEnd"/>
-      <w:r>
-        <w:t xml:space="preserve"> </w:t>
-      </w:r>
-      <w:proofErr w:type="spellStart"/>
-      <w:r>
-        <w:t>gebruik</w:t>
-      </w:r>
-      <w:proofErr w:type="spellEnd"/>
-      <w:r>
-        <w:t xml:space="preserve">, </w:t>
-      </w:r>
-      <w:proofErr w:type="spellStart"/>
-      <w:r>
-        <w:t>bou</w:t>
-      </w:r>
-      <w:proofErr w:type="spellEnd"/>
-      <w:r>
-        <w:t xml:space="preserve"> </w:t>
-      </w:r>
-      <w:proofErr w:type="spellStart"/>
-      <w:r>
-        <w:t>beter</w:t>
-      </w:r>
-      <w:proofErr w:type="spellEnd"/>
-      <w:r>
-        <w:t xml:space="preserve"> </w:t>
-      </w:r>
-      <w:proofErr w:type="spellStart"/>
-      <w:r>
-        <w:t>reputasie</w:t>
-      </w:r>
-      <w:proofErr w:type="spellEnd"/>
-      <w:r>
-        <w:t>.</w:t>
-      </w:r>
-    </w:p>
-    <w:p>
-      <w:r>
         <w:pict w14:anchorId="38011F74">
           <v:rect id="_x0000_i1029" style="width:0;height:1.5pt" o:hralign="center" o:hrstd="t" o:hr="t" fillcolor="#a0a0a0" stroked="f"/>
         </w:pict>
-      </w:r>
-    </w:p>
-    <w:p>
-      <w:r>
-        <w:br w:type="page"/>
       </w:r>
     </w:p>
     <w:p/>
@@ -5051,6 +5041,41 @@
       </w:r>
     </w:p>
     <w:p>
+      <w:pPr>
+        <w:ind w:left="720"/>
+      </w:pPr>
+      <w:sdt>
+        <w:sdtPr>
+          <w:id w:val="-532354193"/>
+          <w:citation/>
+        </w:sdtPr>
+        <w:sdtContent>
+          <w:r>
+            <w:fldChar w:fldCharType="begin"/>
+          </w:r>
+          <w:r>
+            <w:rPr>
+              <w:lang w:val="en-US"/>
+            </w:rPr>
+            <w:instrText xml:space="preserve"> CITATION ITU2023 \l 1033 </w:instrText>
+          </w:r>
+          <w:r>
+            <w:fldChar w:fldCharType="separate"/>
+          </w:r>
+          <w:r>
+            <w:rPr>
+              <w:noProof/>
+              <w:lang w:val="en-US"/>
+            </w:rPr>
+            <w:t xml:space="preserve"> (International Telecommunication Union (ITU), 2023)</w:t>
+          </w:r>
+          <w:r>
+            <w:fldChar w:fldCharType="end"/>
+          </w:r>
+        </w:sdtContent>
+      </w:sdt>
+    </w:p>
+    <w:p>
       <w:r>
         <w:pict w14:anchorId="1E2077A4">
           <v:rect id="_x0000_i1030" style="width:0;height:1.5pt" o:hralign="center" o:hrstd="t" o:hr="t" fillcolor="#a0a0a0" stroked="f"/>
@@ -5431,6 +5456,36 @@
       <w:r>
         <w:t>.</w:t>
       </w:r>
+      <w:sdt>
+        <w:sdtPr>
+          <w:id w:val="-961348322"/>
+          <w:citation/>
+        </w:sdtPr>
+        <w:sdtContent>
+          <w:r>
+            <w:fldChar w:fldCharType="begin"/>
+          </w:r>
+          <w:r>
+            <w:rPr>
+              <w:lang w:val="en-US"/>
+            </w:rPr>
+            <w:instrText xml:space="preserve"> CITATION WEE24 \l 1033 </w:instrText>
+          </w:r>
+          <w:r>
+            <w:fldChar w:fldCharType="separate"/>
+          </w:r>
+          <w:r>
+            <w:rPr>
+              <w:noProof/>
+              <w:lang w:val="en-US"/>
+            </w:rPr>
+            <w:t xml:space="preserve"> (WEEE Forum, 2024)</w:t>
+          </w:r>
+          <w:r>
+            <w:fldChar w:fldCharType="end"/>
+          </w:r>
+        </w:sdtContent>
+      </w:sdt>
     </w:p>
     <w:p>
       <w:r>
@@ -5857,6 +5912,38 @@
       </w:r>
     </w:p>
     <w:p>
+      <w:sdt>
+        <w:sdtPr>
+          <w:id w:val="-696311506"/>
+          <w:citation/>
+        </w:sdtPr>
+        <w:sdtContent>
+          <w:r>
+            <w:fldChar w:fldCharType="begin"/>
+          </w:r>
+          <w:r>
+            <w:rPr>
+              <w:lang w:val="en-US"/>
+            </w:rPr>
+            <w:instrText xml:space="preserve"> CITATION Bat24 \l 1033 </w:instrText>
+          </w:r>
+          <w:r>
+            <w:fldChar w:fldCharType="separate"/>
+          </w:r>
+          <w:r>
+            <w:rPr>
+              <w:noProof/>
+              <w:lang w:val="en-US"/>
+            </w:rPr>
+            <w:t xml:space="preserve"> (Battery Recycling Association, 2024)</w:t>
+          </w:r>
+          <w:r>
+            <w:fldChar w:fldCharType="end"/>
+          </w:r>
+        </w:sdtContent>
+      </w:sdt>
+    </w:p>
+    <w:p>
       <w:r>
         <w:br w:type="page"/>
       </w:r>
@@ -5890,34 +5977,9 @@
       <w:bookmarkEnd w:id="5"/>
       <w:proofErr w:type="spellEnd"/>
     </w:p>
-    <w:p>
-      <w:pPr>
-        <w:pStyle w:val="Heading1"/>
-      </w:pPr>
-    </w:p>
-    <w:p>
-      <w:pPr>
-        <w:pStyle w:val="Heading1"/>
-      </w:pPr>
-      <w:bookmarkStart w:id="6" w:name="_Toc207365238"/>
-      <w:proofErr w:type="spellStart"/>
-      <w:r>
-        <w:t>Bronne</w:t>
-      </w:r>
-      <w:proofErr w:type="spellEnd"/>
-      <w:r>
-        <w:t xml:space="preserve"> </w:t>
-      </w:r>
-      <w:proofErr w:type="spellStart"/>
-      <w:r>
-        <w:t>gebruik</w:t>
-      </w:r>
-      <w:bookmarkEnd w:id="6"/>
-      <w:proofErr w:type="spellEnd"/>
-    </w:p>
     <w:tbl>
       <w:tblPr>
-        <w:tblW w:w="0" w:type="auto"/>
+        <w:tblW w:w="9187" w:type="dxa"/>
         <w:tblCellSpacing w:w="15" w:type="dxa"/>
         <w:tblCellMar>
           <w:top w:w="15" w:type="dxa"/>
@@ -5929,10 +5991,13 @@
       </w:tblPr>
       <w:tblGrid>
         <w:gridCol w:w="1496"/>
-        <w:gridCol w:w="5123"/>
+        <w:gridCol w:w="7544"/>
+        <w:gridCol w:w="66"/>
+        <w:gridCol w:w="81"/>
       </w:tblGrid>
       <w:tr>
         <w:trPr>
+          <w:gridAfter w:val="2"/>
           <w:tblHeader/>
           <w:tblCellSpacing w:w="15" w:type="dxa"/>
         </w:trPr>
@@ -5944,6 +6009,7 @@
           </w:tcPr>
           <w:p>
             <w:pPr>
+              <w:jc w:val="center"/>
               <w:rPr>
                 <w:b/>
                 <w:bCs/>
@@ -5968,6 +6034,7 @@
           </w:tcPr>
           <w:p>
             <w:pPr>
+              <w:jc w:val="center"/>
               <w:rPr>
                 <w:b/>
                 <w:bCs/>
@@ -5985,332 +6052,7 @@
       </w:tr>
       <w:tr>
         <w:trPr>
-          <w:tblCellSpacing w:w="15" w:type="dxa"/>
-        </w:trPr>
-        <w:tc>
-          <w:tcPr>
-            <w:tcW w:w="0" w:type="auto"/>
-            <w:vAlign w:val="center"/>
-            <w:hideMark/>
-          </w:tcPr>
-          <w:p>
-            <w:r>
-              <w:t>1</w:t>
-            </w:r>
-          </w:p>
-        </w:tc>
-        <w:tc>
-          <w:tcPr>
-            <w:tcW w:w="0" w:type="auto"/>
-            <w:vAlign w:val="center"/>
-            <w:hideMark/>
-          </w:tcPr>
-          <w:p>
-            <w:r>
-              <w:t>Internet (UN Global E-waste Monitor 2024)</w:t>
-            </w:r>
-          </w:p>
-        </w:tc>
-      </w:tr>
-      <w:tr>
-        <w:trPr>
-          <w:tblCellSpacing w:w="15" w:type="dxa"/>
-        </w:trPr>
-        <w:tc>
-          <w:tcPr>
-            <w:tcW w:w="0" w:type="auto"/>
-            <w:vAlign w:val="center"/>
-            <w:hideMark/>
-          </w:tcPr>
-          <w:p>
-            <w:r>
-              <w:t>2</w:t>
-            </w:r>
-          </w:p>
-        </w:tc>
-        <w:tc>
-          <w:tcPr>
-            <w:tcW w:w="0" w:type="auto"/>
-            <w:vAlign w:val="center"/>
-            <w:hideMark/>
-          </w:tcPr>
-          <w:p>
-            <w:r>
-              <w:t>Video: Basel Convention – E-waste and Pollution</w:t>
-            </w:r>
-          </w:p>
-        </w:tc>
-      </w:tr>
-      <w:tr>
-        <w:trPr>
-          <w:tblCellSpacing w:w="15" w:type="dxa"/>
-        </w:trPr>
-        <w:tc>
-          <w:tcPr>
-            <w:tcW w:w="0" w:type="auto"/>
-            <w:vAlign w:val="center"/>
-            <w:hideMark/>
-          </w:tcPr>
-          <w:p>
-            <w:r>
-              <w:t>3</w:t>
-            </w:r>
-          </w:p>
-        </w:tc>
-        <w:tc>
-          <w:tcPr>
-            <w:tcW w:w="0" w:type="auto"/>
-            <w:vAlign w:val="center"/>
-            <w:hideMark/>
-          </w:tcPr>
-          <w:p>
-            <w:proofErr w:type="spellStart"/>
-            <w:r>
-              <w:t>Webwerf</w:t>
-            </w:r>
-            <w:proofErr w:type="spellEnd"/>
-            <w:r>
-              <w:t>: GreenBiz – Circular Economy in Electronics</w:t>
-            </w:r>
-          </w:p>
-        </w:tc>
-      </w:tr>
-      <w:tr>
-        <w:trPr>
-          <w:tblCellSpacing w:w="15" w:type="dxa"/>
-        </w:trPr>
-        <w:tc>
-          <w:tcPr>
-            <w:tcW w:w="0" w:type="auto"/>
-            <w:vAlign w:val="center"/>
-            <w:hideMark/>
-          </w:tcPr>
-          <w:p>
-            <w:r>
-              <w:t>4</w:t>
-            </w:r>
-          </w:p>
-        </w:tc>
-        <w:tc>
-          <w:tcPr>
-            <w:tcW w:w="0" w:type="auto"/>
-            <w:vAlign w:val="center"/>
-            <w:hideMark/>
-          </w:tcPr>
-          <w:p>
-            <w:proofErr w:type="spellStart"/>
-            <w:r>
-              <w:t>Internetartikel</w:t>
-            </w:r>
-            <w:proofErr w:type="spellEnd"/>
-            <w:r>
-              <w:t>: WHO – Toxic Impact of E-waste 2023</w:t>
-            </w:r>
-          </w:p>
-        </w:tc>
-      </w:tr>
-      <w:tr>
-        <w:trPr>
-          <w:tblCellSpacing w:w="15" w:type="dxa"/>
-        </w:trPr>
-        <w:tc>
-          <w:tcPr>
-            <w:tcW w:w="0" w:type="auto"/>
-            <w:vAlign w:val="center"/>
-            <w:hideMark/>
-          </w:tcPr>
-          <w:p>
-            <w:r>
-              <w:t>5</w:t>
-            </w:r>
-          </w:p>
-        </w:tc>
-        <w:tc>
-          <w:tcPr>
-            <w:tcW w:w="0" w:type="auto"/>
-            <w:vAlign w:val="center"/>
-            <w:hideMark/>
-          </w:tcPr>
-          <w:p>
-            <w:r>
-              <w:t>Internet (</w:t>
-            </w:r>
-            <w:proofErr w:type="spellStart"/>
-            <w:r>
-              <w:t>Netsurit</w:t>
-            </w:r>
-            <w:proofErr w:type="spellEnd"/>
-            <w:r>
-              <w:t xml:space="preserve"> Green Computing 2024)</w:t>
-            </w:r>
-          </w:p>
-        </w:tc>
-      </w:tr>
-      <w:tr>
-        <w:trPr>
-          <w:tblCellSpacing w:w="15" w:type="dxa"/>
-        </w:trPr>
-        <w:tc>
-          <w:tcPr>
-            <w:tcW w:w="0" w:type="auto"/>
-            <w:vAlign w:val="center"/>
-            <w:hideMark/>
-          </w:tcPr>
-          <w:p>
-            <w:r>
-              <w:t>6</w:t>
-            </w:r>
-          </w:p>
-        </w:tc>
-        <w:tc>
-          <w:tcPr>
-            <w:tcW w:w="0" w:type="auto"/>
-            <w:vAlign w:val="center"/>
-            <w:hideMark/>
-          </w:tcPr>
-          <w:p>
-            <w:r>
-              <w:t>Video: E-waste Recycling Challenges</w:t>
-            </w:r>
-          </w:p>
-        </w:tc>
-      </w:tr>
-      <w:tr>
-        <w:trPr>
-          <w:tblCellSpacing w:w="15" w:type="dxa"/>
-        </w:trPr>
-        <w:tc>
-          <w:tcPr>
-            <w:tcW w:w="0" w:type="auto"/>
-            <w:vAlign w:val="center"/>
-            <w:hideMark/>
-          </w:tcPr>
-          <w:p>
-            <w:r>
-              <w:t>7</w:t>
-            </w:r>
-          </w:p>
-        </w:tc>
-        <w:tc>
-          <w:tcPr>
-            <w:tcW w:w="0" w:type="auto"/>
-            <w:vAlign w:val="center"/>
-            <w:hideMark/>
-          </w:tcPr>
-          <w:p>
-            <w:proofErr w:type="spellStart"/>
-            <w:r>
-              <w:t>Webwerf</w:t>
-            </w:r>
-            <w:proofErr w:type="spellEnd"/>
-            <w:r>
-              <w:t>: WEEE Forum 2024 Report</w:t>
-            </w:r>
-          </w:p>
-        </w:tc>
-      </w:tr>
-      <w:tr>
-        <w:trPr>
-          <w:tblCellSpacing w:w="15" w:type="dxa"/>
-        </w:trPr>
-        <w:tc>
-          <w:tcPr>
-            <w:tcW w:w="0" w:type="auto"/>
-            <w:vAlign w:val="center"/>
-            <w:hideMark/>
-          </w:tcPr>
-          <w:p>
-            <w:r>
-              <w:t>8</w:t>
-            </w:r>
-          </w:p>
-        </w:tc>
-        <w:tc>
-          <w:tcPr>
-            <w:tcW w:w="0" w:type="auto"/>
-            <w:vAlign w:val="center"/>
-            <w:hideMark/>
-          </w:tcPr>
-          <w:p>
-            <w:proofErr w:type="spellStart"/>
-            <w:r>
-              <w:t>Internetartikel</w:t>
-            </w:r>
-            <w:proofErr w:type="spellEnd"/>
-            <w:r>
-              <w:t>: Battery Recycling Safety – 2024</w:t>
-            </w:r>
-          </w:p>
-        </w:tc>
-      </w:tr>
-    </w:tbl>
-    <w:p/>
-    <w:p>
-      <w:r>
-        <w:br w:type="page"/>
-      </w:r>
-    </w:p>
-    <w:p/>
-    <w:p>
-      <w:pPr>
-        <w:pStyle w:val="Heading1"/>
-      </w:pPr>
-      <w:bookmarkStart w:id="7" w:name="_Toc207365239"/>
-      <w:proofErr w:type="spellStart"/>
-      <w:r>
-        <w:t>Bibliografiese</w:t>
-      </w:r>
-      <w:proofErr w:type="spellEnd"/>
-      <w:r>
-        <w:t xml:space="preserve"> </w:t>
-      </w:r>
-      <w:proofErr w:type="spellStart"/>
-      <w:r>
-        <w:t>inligting</w:t>
-      </w:r>
-      <w:bookmarkEnd w:id="7"/>
-      <w:proofErr w:type="spellEnd"/>
-    </w:p>
-    <w:p>
-      <w:pPr>
-        <w:rPr>
-          <w:b/>
-          <w:bCs/>
-        </w:rPr>
-      </w:pPr>
-      <w:proofErr w:type="spellStart"/>
-      <w:r>
-        <w:rPr>
-          <w:b/>
-          <w:bCs/>
-        </w:rPr>
-        <w:t>Webtuiste</w:t>
-      </w:r>
-      <w:proofErr w:type="spellEnd"/>
-    </w:p>
-    <w:tbl>
-      <w:tblPr>
-        <w:tblW w:w="0" w:type="auto"/>
-        <w:tblCellSpacing w:w="15" w:type="dxa"/>
-        <w:tblCellMar>
-          <w:top w:w="15" w:type="dxa"/>
-          <w:left w:w="15" w:type="dxa"/>
-          <w:bottom w:w="15" w:type="dxa"/>
-          <w:right w:w="15" w:type="dxa"/>
-        </w:tblCellMar>
-        <w:tblLook w:val="04A0" w:firstRow="1" w:lastRow="0" w:firstColumn="1" w:lastColumn="0" w:noHBand="0" w:noVBand="1"/>
-      </w:tblPr>
-      <w:tblGrid>
-        <w:gridCol w:w="1609"/>
-        <w:gridCol w:w="1195"/>
-        <w:gridCol w:w="2625"/>
-        <w:gridCol w:w="870"/>
-        <w:gridCol w:w="1877"/>
-        <w:gridCol w:w="850"/>
-      </w:tblGrid>
-      <w:tr>
-        <w:trPr>
-          <w:tblHeader/>
+          <w:gridAfter w:val="2"/>
           <w:tblCellSpacing w:w="15" w:type="dxa"/>
         </w:trPr>
         <w:tc>
@@ -6321,27 +6063,11 @@
           </w:tcPr>
           <w:p>
             <w:pPr>
-              <w:rPr>
-                <w:b/>
-                <w:bCs/>
-              </w:rPr>
+              <w:jc w:val="center"/>
             </w:pPr>
             <w:r>
-              <w:rPr>
-                <w:b/>
-                <w:bCs/>
-              </w:rPr>
-              <w:t xml:space="preserve">Naam van </w:t>
-            </w:r>
-            <w:proofErr w:type="spellStart"/>
-            <w:r>
-              <w:rPr>
-                <w:b/>
-                <w:bCs/>
-              </w:rPr>
-              <w:t>webtuiste</w:t>
-            </w:r>
-            <w:proofErr w:type="spellEnd"/>
+              <w:t>1</w:t>
+            </w:r>
           </w:p>
         </w:tc>
         <w:tc>
@@ -6352,27 +6078,37 @@
           </w:tcPr>
           <w:p>
             <w:pPr>
-              <w:rPr>
-                <w:b/>
-                <w:bCs/>
-              </w:rPr>
+              <w:jc w:val="center"/>
             </w:pPr>
-            <w:r>
-              <w:rPr>
-                <w:b/>
-                <w:bCs/>
-              </w:rPr>
-              <w:t xml:space="preserve">Naam van </w:t>
-            </w:r>
-            <w:proofErr w:type="spellStart"/>
-            <w:r>
-              <w:rPr>
-                <w:b/>
-                <w:bCs/>
-              </w:rPr>
-              <w:t>webblad</w:t>
-            </w:r>
-            <w:proofErr w:type="spellEnd"/>
+            <w:hyperlink r:id="rId10" w:history="1">
+              <w:r>
+                <w:rPr>
+                  <w:rStyle w:val="Hyperlink"/>
+                </w:rPr>
+                <w:t>https://ewastemonitor.info</w:t>
+              </w:r>
+            </w:hyperlink>
+          </w:p>
+        </w:tc>
+      </w:tr>
+      <w:tr>
+        <w:trPr>
+          <w:gridAfter w:val="2"/>
+          <w:tblCellSpacing w:w="15" w:type="dxa"/>
+        </w:trPr>
+        <w:tc>
+          <w:tcPr>
+            <w:tcW w:w="0" w:type="auto"/>
+            <w:vAlign w:val="center"/>
+            <w:hideMark/>
+          </w:tcPr>
+          <w:p>
+            <w:pPr>
+              <w:jc w:val="center"/>
+            </w:pPr>
+            <w:r>
+              <w:t>2</w:t>
+            </w:r>
           </w:p>
         </w:tc>
         <w:tc>
@@ -6383,17 +6119,60 @@
           </w:tcPr>
           <w:p>
             <w:pPr>
+              <w:jc w:val="center"/>
+            </w:pPr>
+            <w:r>
               <w:rPr>
                 <w:b/>
                 <w:bCs/>
               </w:rPr>
+              <w:t>Video:</w:t>
+            </w:r>
+            <w:r>
+              <w:t xml:space="preserve"> </w:t>
+            </w:r>
+            <w:r>
+              <w:t xml:space="preserve">How does the Basel Convention </w:t>
+            </w:r>
+            <w:proofErr w:type="spellStart"/>
+            <w:r>
+              <w:t>adress</w:t>
+            </w:r>
+            <w:proofErr w:type="spellEnd"/>
+            <w:r>
+              <w:t xml:space="preserve"> E-Waste</w:t>
+            </w:r>
+            <w:r>
+              <w:t xml:space="preserve"> </w:t>
+            </w:r>
+            <w:hyperlink r:id="rId11" w:history="1">
+              <w:r>
+                <w:rPr>
+                  <w:rStyle w:val="Hyperlink"/>
+                </w:rPr>
+                <w:t>https://www.youtube.com/watch?v=E-Xa-NjMjaw</w:t>
+              </w:r>
+            </w:hyperlink>
+          </w:p>
+        </w:tc>
+      </w:tr>
+      <w:tr>
+        <w:trPr>
+          <w:gridAfter w:val="2"/>
+          <w:tblCellSpacing w:w="15" w:type="dxa"/>
+        </w:trPr>
+        <w:tc>
+          <w:tcPr>
+            <w:tcW w:w="0" w:type="auto"/>
+            <w:vAlign w:val="center"/>
+            <w:hideMark/>
+          </w:tcPr>
+          <w:p>
+            <w:pPr>
+              <w:jc w:val="center"/>
             </w:pPr>
             <w:r>
-              <w:rPr>
-                <w:b/>
-                <w:bCs/>
-              </w:rPr>
-              <w:t>URL</w:t>
+              <w:t>3</w:t>
             </w:r>
           </w:p>
         </w:tc>
@@ -6405,20 +6184,37 @@
           </w:tcPr>
           <w:p>
             <w:pPr>
-              <w:rPr>
-                <w:b/>
-                <w:bCs/>
-              </w:rPr>
+              <w:jc w:val="center"/>
             </w:pPr>
-            <w:proofErr w:type="spellStart"/>
-            <w:r>
-              <w:rPr>
-                <w:b/>
-                <w:bCs/>
-              </w:rPr>
-              <w:t>Skrywer</w:t>
-            </w:r>
-            <w:proofErr w:type="spellEnd"/>
+            <w:hyperlink r:id="rId12" w:history="1">
+              <w:r>
+                <w:rPr>
+                  <w:rStyle w:val="Hyperlink"/>
+                </w:rPr>
+                <w:t>https://www.greenbiz.com</w:t>
+              </w:r>
+            </w:hyperlink>
+          </w:p>
+        </w:tc>
+      </w:tr>
+      <w:tr>
+        <w:trPr>
+          <w:gridAfter w:val="2"/>
+          <w:tblCellSpacing w:w="15" w:type="dxa"/>
+        </w:trPr>
+        <w:tc>
+          <w:tcPr>
+            <w:tcW w:w="0" w:type="auto"/>
+            <w:vAlign w:val="center"/>
+            <w:hideMark/>
+          </w:tcPr>
+          <w:p>
+            <w:pPr>
+              <w:jc w:val="center"/>
+            </w:pPr>
+            <w:r>
+              <w:t>4</w:t>
+            </w:r>
           </w:p>
         </w:tc>
         <w:tc>
@@ -6429,43 +6225,37 @@
           </w:tcPr>
           <w:p>
             <w:pPr>
-              <w:rPr>
-                <w:b/>
-                <w:bCs/>
-              </w:rPr>
+              <w:jc w:val="center"/>
             </w:pPr>
-            <w:r>
-              <w:rPr>
-                <w:b/>
-                <w:bCs/>
-              </w:rPr>
-              <w:t xml:space="preserve">Datum </w:t>
-            </w:r>
-            <w:proofErr w:type="spellStart"/>
-            <w:r>
-              <w:rPr>
-                <w:b/>
-                <w:bCs/>
-              </w:rPr>
-              <w:t>geskep</w:t>
-            </w:r>
-            <w:proofErr w:type="spellEnd"/>
-            <w:r>
-              <w:rPr>
-                <w:b/>
-                <w:bCs/>
-              </w:rPr>
-              <w:t>/</w:t>
-            </w:r>
-            <w:proofErr w:type="spellStart"/>
-            <w:r>
-              <w:rPr>
-                <w:b/>
-                <w:bCs/>
-              </w:rPr>
-              <w:t>opdateer</w:t>
-            </w:r>
-            <w:proofErr w:type="spellEnd"/>
+            <w:hyperlink r:id="rId13" w:history="1">
+              <w:r>
+                <w:rPr>
+                  <w:rStyle w:val="Hyperlink"/>
+                </w:rPr>
+                <w:t>https://www.who.int/news-room/fact-sheets/detail/e-waste</w:t>
+              </w:r>
+            </w:hyperlink>
+          </w:p>
+        </w:tc>
+      </w:tr>
+      <w:tr>
+        <w:trPr>
+          <w:gridAfter w:val="2"/>
+          <w:tblCellSpacing w:w="15" w:type="dxa"/>
+        </w:trPr>
+        <w:tc>
+          <w:tcPr>
+            <w:tcW w:w="0" w:type="auto"/>
+            <w:vAlign w:val="center"/>
+            <w:hideMark/>
+          </w:tcPr>
+          <w:p>
+            <w:pPr>
+              <w:jc w:val="center"/>
+            </w:pPr>
+            <w:r>
+              <w:t>5</w:t>
+            </w:r>
           </w:p>
         </w:tc>
         <w:tc>
@@ -6476,55 +6266,92 @@
           </w:tcPr>
           <w:p>
             <w:pPr>
+              <w:jc w:val="center"/>
+            </w:pPr>
+            <w:hyperlink r:id="rId14" w:history="1">
+              <w:r>
+                <w:rPr>
+                  <w:rStyle w:val="Hyperlink"/>
+                </w:rPr>
+                <w:t>https://www.netsurit.com</w:t>
+              </w:r>
+            </w:hyperlink>
+            <w:r>
+              <w:t xml:space="preserve"> </w:t>
+            </w:r>
+          </w:p>
+          <w:p>
+            <w:pPr>
+              <w:jc w:val="center"/>
+            </w:pPr>
+            <w:r>
               <w:rPr>
                 <w:b/>
                 <w:bCs/>
               </w:rPr>
-            </w:pPr>
+              <w:t>Boek</w:t>
+            </w:r>
             <w:r>
               <w:rPr>
                 <w:b/>
                 <w:bCs/>
               </w:rPr>
-              <w:t xml:space="preserve">Datum </w:t>
-            </w:r>
-            <w:proofErr w:type="spellStart"/>
-            <w:r>
-              <w:rPr>
-                <w:b/>
-                <w:bCs/>
-              </w:rPr>
-              <w:t>verkry</w:t>
-            </w:r>
-            <w:proofErr w:type="spellEnd"/>
+              <w:t xml:space="preserve">: </w:t>
+            </w:r>
+            <w:r>
+              <w:t>Environmental Sustainability in Tech</w:t>
+            </w:r>
+            <w:r>
+              <w:t xml:space="preserve"> </w:t>
+            </w:r>
+            <w:r>
+              <w:t>Chapter 5: E-waste Crisis</w:t>
+            </w:r>
+            <w:r>
+              <w:t xml:space="preserve"> </w:t>
+            </w:r>
           </w:p>
         </w:tc>
       </w:tr>
       <w:tr>
         <w:trPr>
+          <w:trHeight w:val="590"/>
           <w:tblCellSpacing w:w="15" w:type="dxa"/>
         </w:trPr>
         <w:tc>
           <w:tcPr>
             <w:tcW w:w="0" w:type="auto"/>
             <w:vAlign w:val="center"/>
-            <w:hideMark/>
           </w:tcPr>
           <w:p>
-            <w:r>
-              <w:t>United Nations Institute for Training and Research</w:t>
-            </w:r>
+            <w:pPr>
+              <w:jc w:val="center"/>
+            </w:pPr>
           </w:p>
         </w:tc>
         <w:tc>
           <w:tcPr>
             <w:tcW w:w="0" w:type="auto"/>
             <w:vAlign w:val="center"/>
-            <w:hideMark/>
           </w:tcPr>
           <w:p>
-            <w:r>
-              <w:t>Global E-waste Monitor 2024</w:t>
+            <w:pPr>
+              <w:jc w:val="center"/>
+            </w:pPr>
+            <w:r>
+              <w:t>Smith, A.</w:t>
+            </w:r>
+            <w:r>
+              <w:t xml:space="preserve"> </w:t>
+            </w:r>
+            <w:r>
+              <w:t>2023</w:t>
+            </w:r>
+            <w:r>
+              <w:t xml:space="preserve"> </w:t>
+            </w:r>
+            <w:r>
+              <w:t>Springer</w:t>
             </w:r>
           </w:p>
         </w:tc>
@@ -6532,97 +6359,20 @@
           <w:tcPr>
             <w:tcW w:w="0" w:type="auto"/>
             <w:vAlign w:val="center"/>
-            <w:hideMark/>
           </w:tcPr>
-          <w:p>
-            <w:r>
-              <w:t>https://ewastemonitor.info</w:t>
-            </w:r>
-          </w:p>
+          <w:p/>
         </w:tc>
         <w:tc>
           <w:tcPr>
             <w:tcW w:w="0" w:type="auto"/>
             <w:vAlign w:val="center"/>
-            <w:hideMark/>
           </w:tcPr>
-          <w:p>
-            <w:r>
-              <w:t>UNITAR</w:t>
-            </w:r>
-          </w:p>
-        </w:tc>
-        <w:tc>
-          <w:tcPr>
-            <w:tcW w:w="0" w:type="auto"/>
-            <w:vAlign w:val="center"/>
-            <w:hideMark/>
-          </w:tcPr>
-          <w:p>
-            <w:r>
-              <w:t>Junie 2024</w:t>
-            </w:r>
-          </w:p>
-        </w:tc>
-        <w:tc>
-          <w:tcPr>
-            <w:tcW w:w="0" w:type="auto"/>
-            <w:vAlign w:val="center"/>
-            <w:hideMark/>
-          </w:tcPr>
-          <w:p>
-            <w:r>
-              <w:t>30 Aug 2025</w:t>
-            </w:r>
-          </w:p>
+          <w:p/>
         </w:tc>
       </w:tr>
-    </w:tbl>
-    <w:p>
-      <w:r>
-        <w:pict w14:anchorId="19DBD009">
-          <v:rect id="_x0000_i1032" style="width:0;height:1.5pt" o:hralign="center" o:hrstd="t" o:hr="t" fillcolor="#a0a0a0" stroked="f"/>
-        </w:pict>
-      </w:r>
-    </w:p>
-    <w:p>
-      <w:pPr>
-        <w:rPr>
-          <w:b/>
-          <w:bCs/>
-        </w:rPr>
-      </w:pPr>
-      <w:r>
-        <w:rPr>
-          <w:b/>
-          <w:bCs/>
-        </w:rPr>
-        <w:t>Video</w:t>
-      </w:r>
-    </w:p>
-    <w:tbl>
-      <w:tblPr>
-        <w:tblW w:w="0" w:type="auto"/>
-        <w:tblCellSpacing w:w="15" w:type="dxa"/>
-        <w:tblCellMar>
-          <w:top w:w="15" w:type="dxa"/>
-          <w:left w:w="15" w:type="dxa"/>
-          <w:bottom w:w="15" w:type="dxa"/>
-          <w:right w:w="15" w:type="dxa"/>
-        </w:tblCellMar>
-        <w:tblLook w:val="04A0" w:firstRow="1" w:lastRow="0" w:firstColumn="1" w:lastColumn="0" w:noHBand="0" w:noVBand="1"/>
-      </w:tblPr>
-      <w:tblGrid>
-        <w:gridCol w:w="1416"/>
-        <w:gridCol w:w="2059"/>
-        <w:gridCol w:w="2495"/>
-        <w:gridCol w:w="1346"/>
-        <w:gridCol w:w="739"/>
-        <w:gridCol w:w="971"/>
-      </w:tblGrid>
       <w:tr>
         <w:trPr>
-          <w:tblHeader/>
+          <w:gridAfter w:val="2"/>
           <w:tblCellSpacing w:w="15" w:type="dxa"/>
         </w:trPr>
         <w:tc>
@@ -6633,27 +6383,11 @@
           </w:tcPr>
           <w:p>
             <w:pPr>
-              <w:rPr>
-                <w:b/>
-                <w:bCs/>
-              </w:rPr>
+              <w:jc w:val="center"/>
             </w:pPr>
             <w:r>
-              <w:rPr>
-                <w:b/>
-                <w:bCs/>
-              </w:rPr>
-              <w:t xml:space="preserve">Naam van </w:t>
-            </w:r>
-            <w:proofErr w:type="spellStart"/>
-            <w:r>
-              <w:rPr>
-                <w:b/>
-                <w:bCs/>
-              </w:rPr>
-              <w:t>webtuiste</w:t>
-            </w:r>
-            <w:proofErr w:type="spellEnd"/>
+              <w:t>6</w:t>
+            </w:r>
           </w:p>
         </w:tc>
         <w:tc>
@@ -6664,17 +6398,55 @@
           </w:tcPr>
           <w:p>
             <w:pPr>
+              <w:jc w:val="center"/>
+            </w:pPr>
+            <w:r>
               <w:rPr>
                 <w:b/>
                 <w:bCs/>
               </w:rPr>
+              <w:t>Video</w:t>
+            </w:r>
+            <w:r>
+              <w:t xml:space="preserve">: </w:t>
+            </w:r>
+            <w:r>
+              <w:t>E-Waste Recycling: Moving from Challenges to Solutions</w:t>
+            </w:r>
+            <w:r>
+              <w:t xml:space="preserve"> </w:t>
+            </w:r>
+            <w:hyperlink r:id="rId15" w:history="1">
+              <w:r>
+                <w:rPr>
+                  <w:rStyle w:val="Hyperlink"/>
+                </w:rPr>
+                <w:t>https://www.youtube.com/watch?v=tvL4hQEJD-I</w:t>
+              </w:r>
+            </w:hyperlink>
+            <w:r>
+              <w:t xml:space="preserve"> </w:t>
+            </w:r>
+          </w:p>
+        </w:tc>
+      </w:tr>
+      <w:tr>
+        <w:trPr>
+          <w:gridAfter w:val="2"/>
+          <w:tblCellSpacing w:w="15" w:type="dxa"/>
+        </w:trPr>
+        <w:tc>
+          <w:tcPr>
+            <w:tcW w:w="0" w:type="auto"/>
+            <w:vAlign w:val="center"/>
+            <w:hideMark/>
+          </w:tcPr>
+          <w:p>
+            <w:pPr>
+              <w:jc w:val="center"/>
             </w:pPr>
             <w:r>
-              <w:rPr>
-                <w:b/>
-                <w:bCs/>
-              </w:rPr>
-              <w:t>Naam van video</w:t>
+              <w:t>7</w:t>
             </w:r>
           </w:p>
         </w:tc>
@@ -6686,17 +6458,36 @@
           </w:tcPr>
           <w:p>
             <w:pPr>
-              <w:rPr>
-                <w:b/>
-                <w:bCs/>
-              </w:rPr>
+              <w:jc w:val="center"/>
             </w:pPr>
-            <w:r>
-              <w:rPr>
-                <w:b/>
-                <w:bCs/>
-              </w:rPr>
-              <w:t>URL</w:t>
+            <w:hyperlink r:id="rId16" w:history="1">
+              <w:r>
+                <w:rPr>
+                  <w:rStyle w:val="Hyperlink"/>
+                </w:rPr>
+                <w:t>https://weee-forum.org</w:t>
+              </w:r>
+            </w:hyperlink>
+          </w:p>
+        </w:tc>
+      </w:tr>
+      <w:tr>
+        <w:trPr>
+          <w:gridAfter w:val="2"/>
+          <w:tblCellSpacing w:w="15" w:type="dxa"/>
+        </w:trPr>
+        <w:tc>
+          <w:tcPr>
+            <w:tcW w:w="0" w:type="auto"/>
+            <w:vAlign w:val="center"/>
+            <w:hideMark/>
+          </w:tcPr>
+          <w:p>
+            <w:pPr>
+              <w:jc w:val="center"/>
+            </w:pPr>
+            <w:r>
+              <w:t>8</w:t>
             </w:r>
           </w:p>
         </w:tc>
@@ -6708,413 +6499,41 @@
           </w:tcPr>
           <w:p>
             <w:pPr>
-              <w:rPr>
-                <w:b/>
-                <w:bCs/>
-              </w:rPr>
+              <w:jc w:val="center"/>
             </w:pPr>
-            <w:proofErr w:type="spellStart"/>
-            <w:r>
-              <w:rPr>
-                <w:b/>
-                <w:bCs/>
-              </w:rPr>
-              <w:t>Skrywer</w:t>
-            </w:r>
-            <w:proofErr w:type="spellEnd"/>
-          </w:p>
-        </w:tc>
-        <w:tc>
-          <w:tcPr>
-            <w:tcW w:w="0" w:type="auto"/>
-            <w:vAlign w:val="center"/>
-            <w:hideMark/>
-          </w:tcPr>
-          <w:p>
-            <w:pPr>
-              <w:rPr>
-                <w:b/>
-                <w:bCs/>
-              </w:rPr>
-            </w:pPr>
-            <w:r>
-              <w:rPr>
-                <w:b/>
-                <w:bCs/>
-              </w:rPr>
-              <w:t>Datum</w:t>
-            </w:r>
-          </w:p>
-        </w:tc>
-        <w:tc>
-          <w:tcPr>
-            <w:tcW w:w="0" w:type="auto"/>
-            <w:vAlign w:val="center"/>
-            <w:hideMark/>
-          </w:tcPr>
-          <w:p>
-            <w:pPr>
-              <w:rPr>
-                <w:b/>
-                <w:bCs/>
-              </w:rPr>
-            </w:pPr>
-            <w:r>
-              <w:rPr>
-                <w:b/>
-                <w:bCs/>
-              </w:rPr>
-              <w:t xml:space="preserve">Datum </w:t>
-            </w:r>
-            <w:proofErr w:type="spellStart"/>
-            <w:r>
-              <w:rPr>
-                <w:b/>
-                <w:bCs/>
-              </w:rPr>
-              <w:t>verkry</w:t>
-            </w:r>
-            <w:proofErr w:type="spellEnd"/>
-          </w:p>
-        </w:tc>
-      </w:tr>
-      <w:tr>
-        <w:trPr>
-          <w:tblCellSpacing w:w="15" w:type="dxa"/>
-        </w:trPr>
-        <w:tc>
-          <w:tcPr>
-            <w:tcW w:w="0" w:type="auto"/>
-            <w:vAlign w:val="center"/>
-            <w:hideMark/>
-          </w:tcPr>
-          <w:p>
-            <w:r>
-              <w:t>YouTube</w:t>
-            </w:r>
-          </w:p>
-        </w:tc>
-        <w:tc>
-          <w:tcPr>
-            <w:tcW w:w="0" w:type="auto"/>
-            <w:vAlign w:val="center"/>
-            <w:hideMark/>
-          </w:tcPr>
-          <w:p>
-            <w:r>
-              <w:t>E-waste and Pollution: Basel Convention</w:t>
-            </w:r>
-          </w:p>
-        </w:tc>
-        <w:tc>
-          <w:tcPr>
-            <w:tcW w:w="0" w:type="auto"/>
-            <w:vAlign w:val="center"/>
-            <w:hideMark/>
-          </w:tcPr>
-          <w:p>
-            <w:hyperlink r:id="rId11" w:tgtFrame="_new" w:history="1">
+            <w:hyperlink r:id="rId17" w:history="1">
               <w:r>
                 <w:rPr>
                   <w:rStyle w:val="Hyperlink"/>
                 </w:rPr>
-                <w:t>https://youtu.be/example</w:t>
+                <w:t>https://www.batterycouncil.org</w:t>
               </w:r>
             </w:hyperlink>
-          </w:p>
-        </w:tc>
-        <w:tc>
-          <w:tcPr>
-            <w:tcW w:w="0" w:type="auto"/>
-            <w:vAlign w:val="center"/>
-            <w:hideMark/>
-          </w:tcPr>
-          <w:p>
-            <w:r>
-              <w:t>Basel Convention</w:t>
-            </w:r>
-          </w:p>
-        </w:tc>
-        <w:tc>
-          <w:tcPr>
-            <w:tcW w:w="0" w:type="auto"/>
-            <w:vAlign w:val="center"/>
-            <w:hideMark/>
-          </w:tcPr>
-          <w:p>
-            <w:r>
-              <w:t>2024</w:t>
-            </w:r>
-          </w:p>
-        </w:tc>
-        <w:tc>
-          <w:tcPr>
-            <w:tcW w:w="0" w:type="auto"/>
-            <w:vAlign w:val="center"/>
-            <w:hideMark/>
-          </w:tcPr>
-          <w:p>
-            <w:r>
-              <w:t>30 Aug 2025</w:t>
-            </w:r>
           </w:p>
         </w:tc>
       </w:tr>
     </w:tbl>
     <w:p>
-      <w:r>
-        <w:pict w14:anchorId="20C8969B">
-          <v:rect id="_x0000_i1033" style="width:0;height:1.5pt" o:hralign="center" o:hrstd="t" o:hr="t" fillcolor="#a0a0a0" stroked="f"/>
-        </w:pict>
-      </w:r>
-    </w:p>
-    <w:p>
-      <w:pPr>
-        <w:rPr>
-          <w:b/>
-          <w:bCs/>
-        </w:rPr>
-      </w:pPr>
-      <w:proofErr w:type="spellStart"/>
-      <w:r>
-        <w:rPr>
-          <w:b/>
-          <w:bCs/>
-        </w:rPr>
-        <w:t>Gedrukte</w:t>
-      </w:r>
-      <w:proofErr w:type="spellEnd"/>
-      <w:r>
-        <w:rPr>
-          <w:b/>
-          <w:bCs/>
-        </w:rPr>
-        <w:t xml:space="preserve"> Media</w:t>
-      </w:r>
-    </w:p>
-    <w:tbl>
-      <w:tblPr>
-        <w:tblW w:w="0" w:type="auto"/>
-        <w:tblCellSpacing w:w="15" w:type="dxa"/>
-        <w:tblCellMar>
-          <w:top w:w="15" w:type="dxa"/>
-          <w:left w:w="15" w:type="dxa"/>
-          <w:bottom w:w="15" w:type="dxa"/>
-          <w:right w:w="15" w:type="dxa"/>
-        </w:tblCellMar>
-        <w:tblLook w:val="04A0" w:firstRow="1" w:lastRow="0" w:firstColumn="1" w:lastColumn="0" w:noHBand="0" w:noVBand="1"/>
-      </w:tblPr>
-      <w:tblGrid>
-        <w:gridCol w:w="3513"/>
-        <w:gridCol w:w="2461"/>
-        <w:gridCol w:w="918"/>
-        <w:gridCol w:w="531"/>
-        <w:gridCol w:w="972"/>
-      </w:tblGrid>
-      <w:tr>
-        <w:trPr>
-          <w:tblHeader/>
-          <w:tblCellSpacing w:w="15" w:type="dxa"/>
-        </w:trPr>
-        <w:tc>
-          <w:tcPr>
-            <w:tcW w:w="0" w:type="auto"/>
-            <w:vAlign w:val="center"/>
-            <w:hideMark/>
-          </w:tcPr>
-          <w:p>
-            <w:pPr>
-              <w:rPr>
-                <w:b/>
-                <w:bCs/>
-              </w:rPr>
-            </w:pPr>
-            <w:r>
-              <w:rPr>
-                <w:b/>
-                <w:bCs/>
-              </w:rPr>
-              <w:t>Titel van Boek</w:t>
-            </w:r>
-          </w:p>
-        </w:tc>
-        <w:tc>
-          <w:tcPr>
-            <w:tcW w:w="0" w:type="auto"/>
-            <w:vAlign w:val="center"/>
-            <w:hideMark/>
-          </w:tcPr>
-          <w:p>
-            <w:pPr>
-              <w:rPr>
-                <w:b/>
-                <w:bCs/>
-              </w:rPr>
-            </w:pPr>
-            <w:proofErr w:type="spellStart"/>
-            <w:r>
-              <w:rPr>
-                <w:b/>
-                <w:bCs/>
-              </w:rPr>
-              <w:t>Artikelnaam</w:t>
-            </w:r>
-            <w:proofErr w:type="spellEnd"/>
-          </w:p>
-        </w:tc>
-        <w:tc>
-          <w:tcPr>
-            <w:tcW w:w="0" w:type="auto"/>
-            <w:vAlign w:val="center"/>
-            <w:hideMark/>
-          </w:tcPr>
-          <w:p>
-            <w:pPr>
-              <w:rPr>
-                <w:b/>
-                <w:bCs/>
-              </w:rPr>
-            </w:pPr>
-            <w:proofErr w:type="spellStart"/>
-            <w:r>
-              <w:rPr>
-                <w:b/>
-                <w:bCs/>
-              </w:rPr>
-              <w:t>Skrywer</w:t>
-            </w:r>
-            <w:proofErr w:type="spellEnd"/>
-          </w:p>
-        </w:tc>
-        <w:tc>
-          <w:tcPr>
-            <w:tcW w:w="0" w:type="auto"/>
-            <w:vAlign w:val="center"/>
-            <w:hideMark/>
-          </w:tcPr>
-          <w:p>
-            <w:pPr>
-              <w:rPr>
-                <w:b/>
-                <w:bCs/>
-              </w:rPr>
-            </w:pPr>
-            <w:r>
-              <w:rPr>
-                <w:b/>
-                <w:bCs/>
-              </w:rPr>
-              <w:t>Jaar</w:t>
-            </w:r>
-          </w:p>
-        </w:tc>
-        <w:tc>
-          <w:tcPr>
-            <w:tcW w:w="0" w:type="auto"/>
-            <w:vAlign w:val="center"/>
-            <w:hideMark/>
-          </w:tcPr>
-          <w:p>
-            <w:pPr>
-              <w:rPr>
-                <w:b/>
-                <w:bCs/>
-              </w:rPr>
-            </w:pPr>
-            <w:proofErr w:type="spellStart"/>
-            <w:r>
-              <w:rPr>
-                <w:b/>
-                <w:bCs/>
-              </w:rPr>
-              <w:t>Uitgewer</w:t>
-            </w:r>
-            <w:proofErr w:type="spellEnd"/>
-          </w:p>
-        </w:tc>
-      </w:tr>
-      <w:tr>
-        <w:trPr>
-          <w:tblCellSpacing w:w="15" w:type="dxa"/>
-        </w:trPr>
-        <w:tc>
-          <w:tcPr>
-            <w:tcW w:w="0" w:type="auto"/>
-            <w:vAlign w:val="center"/>
-            <w:hideMark/>
-          </w:tcPr>
-          <w:p>
-            <w:r>
-              <w:t>Environmental Sustainability in Tech</w:t>
-            </w:r>
-          </w:p>
-        </w:tc>
-        <w:tc>
-          <w:tcPr>
-            <w:tcW w:w="0" w:type="auto"/>
-            <w:vAlign w:val="center"/>
-            <w:hideMark/>
-          </w:tcPr>
-          <w:p>
-            <w:r>
-              <w:t>Chapter 5: E-waste Crisis</w:t>
-            </w:r>
-          </w:p>
-        </w:tc>
-        <w:tc>
-          <w:tcPr>
-            <w:tcW w:w="0" w:type="auto"/>
-            <w:vAlign w:val="center"/>
-            <w:hideMark/>
-          </w:tcPr>
-          <w:p>
-            <w:r>
-              <w:t>Smith, A.</w:t>
-            </w:r>
-          </w:p>
-        </w:tc>
-        <w:tc>
-          <w:tcPr>
-            <w:tcW w:w="0" w:type="auto"/>
-            <w:vAlign w:val="center"/>
-            <w:hideMark/>
-          </w:tcPr>
-          <w:p>
-            <w:r>
-              <w:t>2023</w:t>
-            </w:r>
-          </w:p>
-        </w:tc>
-        <w:tc>
-          <w:tcPr>
-            <w:tcW w:w="0" w:type="auto"/>
-            <w:vAlign w:val="center"/>
-            <w:hideMark/>
-          </w:tcPr>
-          <w:p>
-            <w:r>
-              <w:t>Springer</w:t>
-            </w:r>
-          </w:p>
-        </w:tc>
-      </w:tr>
-    </w:tbl>
-    <w:p/>
-    <w:p>
-      <w:r>
-        <w:br w:type="page"/>
-      </w:r>
+      <w:pPr>
+        <w:pStyle w:val="Heading1"/>
+      </w:pPr>
     </w:p>
     <w:p/>
     <w:p>
+      <w:r>
+        <w:br w:type="page"/>
+      </w:r>
+    </w:p>
+    <w:p/>
+    <w:p>
       <w:pPr>
         <w:pStyle w:val="Heading1"/>
       </w:pPr>
-      <w:bookmarkStart w:id="8" w:name="_Toc207365240"/>
+      <w:bookmarkStart w:id="6" w:name="_Toc207365240"/>
       <w:r>
         <w:t>Bylae A</w:t>
       </w:r>
-      <w:bookmarkEnd w:id="8"/>
+      <w:bookmarkEnd w:id="6"/>
     </w:p>
     <w:p/>
     <w:tbl>
@@ -8068,7 +7487,7 @@
       <w:pPr>
         <w:pStyle w:val="Heading1"/>
       </w:pPr>
-      <w:bookmarkStart w:id="9" w:name="_Toc207365241"/>
+      <w:bookmarkStart w:id="7" w:name="_Toc207365241"/>
     </w:p>
     <w:p>
       <w:pPr>
@@ -8091,7 +7510,7 @@
         <w:lastRenderedPageBreak/>
         <w:t>Bylae B</w:t>
       </w:r>
-      <w:bookmarkEnd w:id="9"/>
+      <w:bookmarkEnd w:id="7"/>
     </w:p>
     <w:p>
       <w:r>
@@ -8221,7 +7640,7 @@
       </w:r>
     </w:p>
     <w:sectPr>
-      <w:footerReference w:type="default" r:id="rId12"/>
+      <w:footerReference w:type="default" r:id="rId18"/>
       <w:pgSz w:w="11906" w:h="16838"/>
       <w:pgMar w:top="1440" w:right="1440" w:bottom="1440" w:left="1440" w:header="708" w:footer="708" w:gutter="0"/>
       <w:pgNumType w:start="0"/>
@@ -8714,9 +8133,9 @@
     </w:lvl>
   </w:abstractNum>
   <w:abstractNum w:abstractNumId="2" w15:restartNumberingAfterBreak="0">
-    <w:nsid w:val="46A916A8"/>
+    <w:nsid w:val="438E4F51"/>
     <w:multiLevelType w:val="multilevel"/>
-    <w:tmpl w:val="BDCA94D0"/>
+    <w:tmpl w:val="5DD4E69C"/>
     <w:lvl w:ilvl="0">
       <w:start w:val="1"/>
       <w:numFmt w:val="bullet"/>
@@ -8863,95 +8282,9 @@
     </w:lvl>
   </w:abstractNum>
   <w:abstractNum w:abstractNumId="3" w15:restartNumberingAfterBreak="0">
-    <w:nsid w:val="50AA479F"/>
-    <w:multiLevelType w:val="hybridMultilevel"/>
-    <w:tmpl w:val="BF5A562A"/>
-    <w:lvl w:ilvl="0" w:tplc="1C09000F">
-      <w:start w:val="1"/>
-      <w:numFmt w:val="decimal"/>
-      <w:lvlText w:val="%1."/>
-      <w:lvlJc w:val="left"/>
-      <w:pPr>
-        <w:ind w:left="720" w:hanging="360"/>
-      </w:pPr>
-    </w:lvl>
-    <w:lvl w:ilvl="1" w:tplc="1C090019" w:tentative="1">
-      <w:start w:val="1"/>
-      <w:numFmt w:val="lowerLetter"/>
-      <w:lvlText w:val="%2."/>
-      <w:lvlJc w:val="left"/>
-      <w:pPr>
-        <w:ind w:left="1440" w:hanging="360"/>
-      </w:pPr>
-    </w:lvl>
-    <w:lvl w:ilvl="2" w:tplc="1C09001B" w:tentative="1">
-      <w:start w:val="1"/>
-      <w:numFmt w:val="lowerRoman"/>
-      <w:lvlText w:val="%3."/>
-      <w:lvlJc w:val="right"/>
-      <w:pPr>
-        <w:ind w:left="2160" w:hanging="180"/>
-      </w:pPr>
-    </w:lvl>
-    <w:lvl w:ilvl="3" w:tplc="1C09000F" w:tentative="1">
-      <w:start w:val="1"/>
-      <w:numFmt w:val="decimal"/>
-      <w:lvlText w:val="%4."/>
-      <w:lvlJc w:val="left"/>
-      <w:pPr>
-        <w:ind w:left="2880" w:hanging="360"/>
-      </w:pPr>
-    </w:lvl>
-    <w:lvl w:ilvl="4" w:tplc="1C090019" w:tentative="1">
-      <w:start w:val="1"/>
-      <w:numFmt w:val="lowerLetter"/>
-      <w:lvlText w:val="%5."/>
-      <w:lvlJc w:val="left"/>
-      <w:pPr>
-        <w:ind w:left="3600" w:hanging="360"/>
-      </w:pPr>
-    </w:lvl>
-    <w:lvl w:ilvl="5" w:tplc="1C09001B" w:tentative="1">
-      <w:start w:val="1"/>
-      <w:numFmt w:val="lowerRoman"/>
-      <w:lvlText w:val="%6."/>
-      <w:lvlJc w:val="right"/>
-      <w:pPr>
-        <w:ind w:left="4320" w:hanging="180"/>
-      </w:pPr>
-    </w:lvl>
-    <w:lvl w:ilvl="6" w:tplc="1C09000F" w:tentative="1">
-      <w:start w:val="1"/>
-      <w:numFmt w:val="decimal"/>
-      <w:lvlText w:val="%7."/>
-      <w:lvlJc w:val="left"/>
-      <w:pPr>
-        <w:ind w:left="5040" w:hanging="360"/>
-      </w:pPr>
-    </w:lvl>
-    <w:lvl w:ilvl="7" w:tplc="1C090019" w:tentative="1">
-      <w:start w:val="1"/>
-      <w:numFmt w:val="lowerLetter"/>
-      <w:lvlText w:val="%8."/>
-      <w:lvlJc w:val="left"/>
-      <w:pPr>
-        <w:ind w:left="5760" w:hanging="360"/>
-      </w:pPr>
-    </w:lvl>
-    <w:lvl w:ilvl="8" w:tplc="1C09001B" w:tentative="1">
-      <w:start w:val="1"/>
-      <w:numFmt w:val="lowerRoman"/>
-      <w:lvlText w:val="%9."/>
-      <w:lvlJc w:val="right"/>
-      <w:pPr>
-        <w:ind w:left="6480" w:hanging="180"/>
-      </w:pPr>
-    </w:lvl>
-  </w:abstractNum>
-  <w:abstractNum w:abstractNumId="4" w15:restartNumberingAfterBreak="0">
-    <w:nsid w:val="55B012BF"/>
+    <w:nsid w:val="46A916A8"/>
     <w:multiLevelType w:val="multilevel"/>
-    <w:tmpl w:val="9624577A"/>
+    <w:tmpl w:val="BDCA94D0"/>
     <w:lvl w:ilvl="0">
       <w:start w:val="1"/>
       <w:numFmt w:val="bullet"/>
@@ -9097,10 +8430,96 @@
       </w:rPr>
     </w:lvl>
   </w:abstractNum>
+  <w:abstractNum w:abstractNumId="4" w15:restartNumberingAfterBreak="0">
+    <w:nsid w:val="50AA479F"/>
+    <w:multiLevelType w:val="hybridMultilevel"/>
+    <w:tmpl w:val="BF5A562A"/>
+    <w:lvl w:ilvl="0" w:tplc="1C09000F">
+      <w:start w:val="1"/>
+      <w:numFmt w:val="decimal"/>
+      <w:lvlText w:val="%1."/>
+      <w:lvlJc w:val="left"/>
+      <w:pPr>
+        <w:ind w:left="720" w:hanging="360"/>
+      </w:pPr>
+    </w:lvl>
+    <w:lvl w:ilvl="1" w:tplc="1C090019" w:tentative="1">
+      <w:start w:val="1"/>
+      <w:numFmt w:val="lowerLetter"/>
+      <w:lvlText w:val="%2."/>
+      <w:lvlJc w:val="left"/>
+      <w:pPr>
+        <w:ind w:left="1440" w:hanging="360"/>
+      </w:pPr>
+    </w:lvl>
+    <w:lvl w:ilvl="2" w:tplc="1C09001B" w:tentative="1">
+      <w:start w:val="1"/>
+      <w:numFmt w:val="lowerRoman"/>
+      <w:lvlText w:val="%3."/>
+      <w:lvlJc w:val="right"/>
+      <w:pPr>
+        <w:ind w:left="2160" w:hanging="180"/>
+      </w:pPr>
+    </w:lvl>
+    <w:lvl w:ilvl="3" w:tplc="1C09000F" w:tentative="1">
+      <w:start w:val="1"/>
+      <w:numFmt w:val="decimal"/>
+      <w:lvlText w:val="%4."/>
+      <w:lvlJc w:val="left"/>
+      <w:pPr>
+        <w:ind w:left="2880" w:hanging="360"/>
+      </w:pPr>
+    </w:lvl>
+    <w:lvl w:ilvl="4" w:tplc="1C090019" w:tentative="1">
+      <w:start w:val="1"/>
+      <w:numFmt w:val="lowerLetter"/>
+      <w:lvlText w:val="%5."/>
+      <w:lvlJc w:val="left"/>
+      <w:pPr>
+        <w:ind w:left="3600" w:hanging="360"/>
+      </w:pPr>
+    </w:lvl>
+    <w:lvl w:ilvl="5" w:tplc="1C09001B" w:tentative="1">
+      <w:start w:val="1"/>
+      <w:numFmt w:val="lowerRoman"/>
+      <w:lvlText w:val="%6."/>
+      <w:lvlJc w:val="right"/>
+      <w:pPr>
+        <w:ind w:left="4320" w:hanging="180"/>
+      </w:pPr>
+    </w:lvl>
+    <w:lvl w:ilvl="6" w:tplc="1C09000F" w:tentative="1">
+      <w:start w:val="1"/>
+      <w:numFmt w:val="decimal"/>
+      <w:lvlText w:val="%7."/>
+      <w:lvlJc w:val="left"/>
+      <w:pPr>
+        <w:ind w:left="5040" w:hanging="360"/>
+      </w:pPr>
+    </w:lvl>
+    <w:lvl w:ilvl="7" w:tplc="1C090019" w:tentative="1">
+      <w:start w:val="1"/>
+      <w:numFmt w:val="lowerLetter"/>
+      <w:lvlText w:val="%8."/>
+      <w:lvlJc w:val="left"/>
+      <w:pPr>
+        <w:ind w:left="5760" w:hanging="360"/>
+      </w:pPr>
+    </w:lvl>
+    <w:lvl w:ilvl="8" w:tplc="1C09001B" w:tentative="1">
+      <w:start w:val="1"/>
+      <w:numFmt w:val="lowerRoman"/>
+      <w:lvlText w:val="%9."/>
+      <w:lvlJc w:val="right"/>
+      <w:pPr>
+        <w:ind w:left="6480" w:hanging="180"/>
+      </w:pPr>
+    </w:lvl>
+  </w:abstractNum>
   <w:abstractNum w:abstractNumId="5" w15:restartNumberingAfterBreak="0">
-    <w:nsid w:val="5F2E258B"/>
+    <w:nsid w:val="55B012BF"/>
     <w:multiLevelType w:val="multilevel"/>
-    <w:tmpl w:val="DCEE5A6E"/>
+    <w:tmpl w:val="9624577A"/>
     <w:lvl w:ilvl="0">
       <w:start w:val="1"/>
       <w:numFmt w:val="bullet"/>
@@ -9247,9 +8666,9 @@
     </w:lvl>
   </w:abstractNum>
   <w:abstractNum w:abstractNumId="6" w15:restartNumberingAfterBreak="0">
-    <w:nsid w:val="61204F23"/>
+    <w:nsid w:val="5F2E258B"/>
     <w:multiLevelType w:val="multilevel"/>
-    <w:tmpl w:val="78B4FB1E"/>
+    <w:tmpl w:val="DCEE5A6E"/>
     <w:lvl w:ilvl="0">
       <w:start w:val="1"/>
       <w:numFmt w:val="bullet"/>
@@ -9257,9 +8676,9 @@
       <w:lvlJc w:val="left"/>
       <w:pPr>
         <w:tabs>
-          <w:tab w:val="num" w:pos="644"/>
+          <w:tab w:val="num" w:pos="720"/>
         </w:tabs>
-        <w:ind w:left="644" w:hanging="360"/>
+        <w:ind w:left="720" w:hanging="360"/>
       </w:pPr>
       <w:rPr>
         <w:rFonts w:ascii="Symbol" w:hAnsi="Symbol" w:hint="default"/>
@@ -9273,9 +8692,9 @@
       <w:lvlJc w:val="left"/>
       <w:pPr>
         <w:tabs>
-          <w:tab w:val="num" w:pos="1364"/>
+          <w:tab w:val="num" w:pos="1440"/>
         </w:tabs>
-        <w:ind w:left="1364" w:hanging="360"/>
+        <w:ind w:left="1440" w:hanging="360"/>
       </w:pPr>
       <w:rPr>
         <w:rFonts w:ascii="Courier New" w:hAnsi="Courier New" w:hint="default"/>
@@ -9289,9 +8708,9 @@
       <w:lvlJc w:val="left"/>
       <w:pPr>
         <w:tabs>
-          <w:tab w:val="num" w:pos="2084"/>
+          <w:tab w:val="num" w:pos="2160"/>
         </w:tabs>
-        <w:ind w:left="2084" w:hanging="360"/>
+        <w:ind w:left="2160" w:hanging="360"/>
       </w:pPr>
       <w:rPr>
         <w:rFonts w:ascii="Wingdings" w:hAnsi="Wingdings" w:hint="default"/>
@@ -9305,9 +8724,9 @@
       <w:lvlJc w:val="left"/>
       <w:pPr>
         <w:tabs>
-          <w:tab w:val="num" w:pos="2804"/>
+          <w:tab w:val="num" w:pos="2880"/>
         </w:tabs>
-        <w:ind w:left="2804" w:hanging="360"/>
+        <w:ind w:left="2880" w:hanging="360"/>
       </w:pPr>
       <w:rPr>
         <w:rFonts w:ascii="Wingdings" w:hAnsi="Wingdings" w:hint="default"/>
@@ -9321,9 +8740,9 @@
       <w:lvlJc w:val="left"/>
       <w:pPr>
         <w:tabs>
-          <w:tab w:val="num" w:pos="3524"/>
+          <w:tab w:val="num" w:pos="3600"/>
         </w:tabs>
-        <w:ind w:left="3524" w:hanging="360"/>
+        <w:ind w:left="3600" w:hanging="360"/>
       </w:pPr>
       <w:rPr>
         <w:rFonts w:ascii="Wingdings" w:hAnsi="Wingdings" w:hint="default"/>
@@ -9337,9 +8756,9 @@
       <w:lvlJc w:val="left"/>
       <w:pPr>
         <w:tabs>
-          <w:tab w:val="num" w:pos="4244"/>
+          <w:tab w:val="num" w:pos="4320"/>
         </w:tabs>
-        <w:ind w:left="4244" w:hanging="360"/>
+        <w:ind w:left="4320" w:hanging="360"/>
       </w:pPr>
       <w:rPr>
         <w:rFonts w:ascii="Wingdings" w:hAnsi="Wingdings" w:hint="default"/>
@@ -9353,9 +8772,9 @@
       <w:lvlJc w:val="left"/>
       <w:pPr>
         <w:tabs>
-          <w:tab w:val="num" w:pos="4964"/>
+          <w:tab w:val="num" w:pos="5040"/>
         </w:tabs>
-        <w:ind w:left="4964" w:hanging="360"/>
+        <w:ind w:left="5040" w:hanging="360"/>
       </w:pPr>
       <w:rPr>
         <w:rFonts w:ascii="Wingdings" w:hAnsi="Wingdings" w:hint="default"/>
@@ -9369,9 +8788,9 @@
       <w:lvlJc w:val="left"/>
       <w:pPr>
         <w:tabs>
-          <w:tab w:val="num" w:pos="5684"/>
+          <w:tab w:val="num" w:pos="5760"/>
         </w:tabs>
-        <w:ind w:left="5684" w:hanging="360"/>
+        <w:ind w:left="5760" w:hanging="360"/>
       </w:pPr>
       <w:rPr>
         <w:rFonts w:ascii="Wingdings" w:hAnsi="Wingdings" w:hint="default"/>
@@ -9385,9 +8804,9 @@
       <w:lvlJc w:val="left"/>
       <w:pPr>
         <w:tabs>
-          <w:tab w:val="num" w:pos="6404"/>
+          <w:tab w:val="num" w:pos="6480"/>
         </w:tabs>
-        <w:ind w:left="6404" w:hanging="360"/>
+        <w:ind w:left="6480" w:hanging="360"/>
       </w:pPr>
       <w:rPr>
         <w:rFonts w:ascii="Wingdings" w:hAnsi="Wingdings" w:hint="default"/>
@@ -9396,9 +8815,9 @@
     </w:lvl>
   </w:abstractNum>
   <w:abstractNum w:abstractNumId="7" w15:restartNumberingAfterBreak="0">
-    <w:nsid w:val="759D4AE4"/>
+    <w:nsid w:val="61204F23"/>
     <w:multiLevelType w:val="multilevel"/>
-    <w:tmpl w:val="9C26FD8A"/>
+    <w:tmpl w:val="78B4FB1E"/>
     <w:lvl w:ilvl="0">
       <w:start w:val="1"/>
       <w:numFmt w:val="bullet"/>
@@ -9406,9 +8825,9 @@
       <w:lvlJc w:val="left"/>
       <w:pPr>
         <w:tabs>
-          <w:tab w:val="num" w:pos="720"/>
+          <w:tab w:val="num" w:pos="644"/>
         </w:tabs>
-        <w:ind w:left="720" w:hanging="360"/>
+        <w:ind w:left="644" w:hanging="360"/>
       </w:pPr>
       <w:rPr>
         <w:rFonts w:ascii="Symbol" w:hAnsi="Symbol" w:hint="default"/>
@@ -9422,9 +8841,9 @@
       <w:lvlJc w:val="left"/>
       <w:pPr>
         <w:tabs>
-          <w:tab w:val="num" w:pos="1440"/>
+          <w:tab w:val="num" w:pos="1364"/>
         </w:tabs>
-        <w:ind w:left="1440" w:hanging="360"/>
+        <w:ind w:left="1364" w:hanging="360"/>
       </w:pPr>
       <w:rPr>
         <w:rFonts w:ascii="Courier New" w:hAnsi="Courier New" w:hint="default"/>
@@ -9438,9 +8857,9 @@
       <w:lvlJc w:val="left"/>
       <w:pPr>
         <w:tabs>
-          <w:tab w:val="num" w:pos="2160"/>
+          <w:tab w:val="num" w:pos="2084"/>
         </w:tabs>
-        <w:ind w:left="2160" w:hanging="360"/>
+        <w:ind w:left="2084" w:hanging="360"/>
       </w:pPr>
       <w:rPr>
         <w:rFonts w:ascii="Wingdings" w:hAnsi="Wingdings" w:hint="default"/>
@@ -9454,9 +8873,9 @@
       <w:lvlJc w:val="left"/>
       <w:pPr>
         <w:tabs>
-          <w:tab w:val="num" w:pos="2880"/>
+          <w:tab w:val="num" w:pos="2804"/>
         </w:tabs>
-        <w:ind w:left="2880" w:hanging="360"/>
+        <w:ind w:left="2804" w:hanging="360"/>
       </w:pPr>
       <w:rPr>
         <w:rFonts w:ascii="Wingdings" w:hAnsi="Wingdings" w:hint="default"/>
@@ -9470,9 +8889,9 @@
       <w:lvlJc w:val="left"/>
       <w:pPr>
         <w:tabs>
-          <w:tab w:val="num" w:pos="3600"/>
+          <w:tab w:val="num" w:pos="3524"/>
         </w:tabs>
-        <w:ind w:left="3600" w:hanging="360"/>
+        <w:ind w:left="3524" w:hanging="360"/>
       </w:pPr>
       <w:rPr>
         <w:rFonts w:ascii="Wingdings" w:hAnsi="Wingdings" w:hint="default"/>
@@ -9486,9 +8905,9 @@
       <w:lvlJc w:val="left"/>
       <w:pPr>
         <w:tabs>
-          <w:tab w:val="num" w:pos="4320"/>
+          <w:tab w:val="num" w:pos="4244"/>
         </w:tabs>
-        <w:ind w:left="4320" w:hanging="360"/>
+        <w:ind w:left="4244" w:hanging="360"/>
       </w:pPr>
       <w:rPr>
         <w:rFonts w:ascii="Wingdings" w:hAnsi="Wingdings" w:hint="default"/>
@@ -9502,9 +8921,9 @@
       <w:lvlJc w:val="left"/>
       <w:pPr>
         <w:tabs>
-          <w:tab w:val="num" w:pos="5040"/>
+          <w:tab w:val="num" w:pos="4964"/>
         </w:tabs>
-        <w:ind w:left="5040" w:hanging="360"/>
+        <w:ind w:left="4964" w:hanging="360"/>
       </w:pPr>
       <w:rPr>
         <w:rFonts w:ascii="Wingdings" w:hAnsi="Wingdings" w:hint="default"/>
@@ -9518,9 +8937,9 @@
       <w:lvlJc w:val="left"/>
       <w:pPr>
         <w:tabs>
-          <w:tab w:val="num" w:pos="5760"/>
+          <w:tab w:val="num" w:pos="5684"/>
         </w:tabs>
-        <w:ind w:left="5760" w:hanging="360"/>
+        <w:ind w:left="5684" w:hanging="360"/>
       </w:pPr>
       <w:rPr>
         <w:rFonts w:ascii="Wingdings" w:hAnsi="Wingdings" w:hint="default"/>
@@ -9534,6 +8953,155 @@
       <w:lvlJc w:val="left"/>
       <w:pPr>
         <w:tabs>
+          <w:tab w:val="num" w:pos="6404"/>
+        </w:tabs>
+        <w:ind w:left="6404" w:hanging="360"/>
+      </w:pPr>
+      <w:rPr>
+        <w:rFonts w:ascii="Wingdings" w:hAnsi="Wingdings" w:hint="default"/>
+        <w:sz w:val="20"/>
+      </w:rPr>
+    </w:lvl>
+  </w:abstractNum>
+  <w:abstractNum w:abstractNumId="8" w15:restartNumberingAfterBreak="0">
+    <w:nsid w:val="759D4AE4"/>
+    <w:multiLevelType w:val="multilevel"/>
+    <w:tmpl w:val="9C26FD8A"/>
+    <w:lvl w:ilvl="0">
+      <w:start w:val="1"/>
+      <w:numFmt w:val="bullet"/>
+      <w:lvlText w:val=""/>
+      <w:lvlJc w:val="left"/>
+      <w:pPr>
+        <w:tabs>
+          <w:tab w:val="num" w:pos="720"/>
+        </w:tabs>
+        <w:ind w:left="720" w:hanging="360"/>
+      </w:pPr>
+      <w:rPr>
+        <w:rFonts w:ascii="Symbol" w:hAnsi="Symbol" w:hint="default"/>
+        <w:sz w:val="20"/>
+      </w:rPr>
+    </w:lvl>
+    <w:lvl w:ilvl="1" w:tentative="1">
+      <w:start w:val="1"/>
+      <w:numFmt w:val="bullet"/>
+      <w:lvlText w:val="o"/>
+      <w:lvlJc w:val="left"/>
+      <w:pPr>
+        <w:tabs>
+          <w:tab w:val="num" w:pos="1440"/>
+        </w:tabs>
+        <w:ind w:left="1440" w:hanging="360"/>
+      </w:pPr>
+      <w:rPr>
+        <w:rFonts w:ascii="Courier New" w:hAnsi="Courier New" w:hint="default"/>
+        <w:sz w:val="20"/>
+      </w:rPr>
+    </w:lvl>
+    <w:lvl w:ilvl="2" w:tentative="1">
+      <w:start w:val="1"/>
+      <w:numFmt w:val="bullet"/>
+      <w:lvlText w:val=""/>
+      <w:lvlJc w:val="left"/>
+      <w:pPr>
+        <w:tabs>
+          <w:tab w:val="num" w:pos="2160"/>
+        </w:tabs>
+        <w:ind w:left="2160" w:hanging="360"/>
+      </w:pPr>
+      <w:rPr>
+        <w:rFonts w:ascii="Wingdings" w:hAnsi="Wingdings" w:hint="default"/>
+        <w:sz w:val="20"/>
+      </w:rPr>
+    </w:lvl>
+    <w:lvl w:ilvl="3" w:tentative="1">
+      <w:start w:val="1"/>
+      <w:numFmt w:val="bullet"/>
+      <w:lvlText w:val=""/>
+      <w:lvlJc w:val="left"/>
+      <w:pPr>
+        <w:tabs>
+          <w:tab w:val="num" w:pos="2880"/>
+        </w:tabs>
+        <w:ind w:left="2880" w:hanging="360"/>
+      </w:pPr>
+      <w:rPr>
+        <w:rFonts w:ascii="Wingdings" w:hAnsi="Wingdings" w:hint="default"/>
+        <w:sz w:val="20"/>
+      </w:rPr>
+    </w:lvl>
+    <w:lvl w:ilvl="4" w:tentative="1">
+      <w:start w:val="1"/>
+      <w:numFmt w:val="bullet"/>
+      <w:lvlText w:val=""/>
+      <w:lvlJc w:val="left"/>
+      <w:pPr>
+        <w:tabs>
+          <w:tab w:val="num" w:pos="3600"/>
+        </w:tabs>
+        <w:ind w:left="3600" w:hanging="360"/>
+      </w:pPr>
+      <w:rPr>
+        <w:rFonts w:ascii="Wingdings" w:hAnsi="Wingdings" w:hint="default"/>
+        <w:sz w:val="20"/>
+      </w:rPr>
+    </w:lvl>
+    <w:lvl w:ilvl="5" w:tentative="1">
+      <w:start w:val="1"/>
+      <w:numFmt w:val="bullet"/>
+      <w:lvlText w:val=""/>
+      <w:lvlJc w:val="left"/>
+      <w:pPr>
+        <w:tabs>
+          <w:tab w:val="num" w:pos="4320"/>
+        </w:tabs>
+        <w:ind w:left="4320" w:hanging="360"/>
+      </w:pPr>
+      <w:rPr>
+        <w:rFonts w:ascii="Wingdings" w:hAnsi="Wingdings" w:hint="default"/>
+        <w:sz w:val="20"/>
+      </w:rPr>
+    </w:lvl>
+    <w:lvl w:ilvl="6" w:tentative="1">
+      <w:start w:val="1"/>
+      <w:numFmt w:val="bullet"/>
+      <w:lvlText w:val=""/>
+      <w:lvlJc w:val="left"/>
+      <w:pPr>
+        <w:tabs>
+          <w:tab w:val="num" w:pos="5040"/>
+        </w:tabs>
+        <w:ind w:left="5040" w:hanging="360"/>
+      </w:pPr>
+      <w:rPr>
+        <w:rFonts w:ascii="Wingdings" w:hAnsi="Wingdings" w:hint="default"/>
+        <w:sz w:val="20"/>
+      </w:rPr>
+    </w:lvl>
+    <w:lvl w:ilvl="7" w:tentative="1">
+      <w:start w:val="1"/>
+      <w:numFmt w:val="bullet"/>
+      <w:lvlText w:val=""/>
+      <w:lvlJc w:val="left"/>
+      <w:pPr>
+        <w:tabs>
+          <w:tab w:val="num" w:pos="5760"/>
+        </w:tabs>
+        <w:ind w:left="5760" w:hanging="360"/>
+      </w:pPr>
+      <w:rPr>
+        <w:rFonts w:ascii="Wingdings" w:hAnsi="Wingdings" w:hint="default"/>
+        <w:sz w:val="20"/>
+      </w:rPr>
+    </w:lvl>
+    <w:lvl w:ilvl="8" w:tentative="1">
+      <w:start w:val="1"/>
+      <w:numFmt w:val="bullet"/>
+      <w:lvlText w:val=""/>
+      <w:lvlJc w:val="left"/>
+      <w:pPr>
+        <w:tabs>
           <w:tab w:val="num" w:pos="6480"/>
         </w:tabs>
         <w:ind w:left="6480" w:hanging="360"/>
@@ -9548,25 +9116,28 @@
     <w:abstractNumId w:val="1"/>
   </w:num>
   <w:num w:numId="2" w16cid:durableId="490100029">
-    <w:abstractNumId w:val="6"/>
+    <w:abstractNumId w:val="7"/>
   </w:num>
   <w:num w:numId="3" w16cid:durableId="920024633">
-    <w:abstractNumId w:val="2"/>
+    <w:abstractNumId w:val="3"/>
   </w:num>
   <w:num w:numId="4" w16cid:durableId="395279763">
-    <w:abstractNumId w:val="3"/>
+    <w:abstractNumId w:val="4"/>
   </w:num>
   <w:num w:numId="5" w16cid:durableId="884485298">
     <w:abstractNumId w:val="0"/>
   </w:num>
   <w:num w:numId="6" w16cid:durableId="1450783876">
+    <w:abstractNumId w:val="6"/>
+  </w:num>
+  <w:num w:numId="7" w16cid:durableId="831800109">
+    <w:abstractNumId w:val="8"/>
+  </w:num>
+  <w:num w:numId="8" w16cid:durableId="597059889">
     <w:abstractNumId w:val="5"/>
   </w:num>
-  <w:num w:numId="7" w16cid:durableId="831800109">
-    <w:abstractNumId w:val="7"/>
-  </w:num>
-  <w:num w:numId="8" w16cid:durableId="597059889">
-    <w:abstractNumId w:val="4"/>
+  <w:num w:numId="9" w16cid:durableId="1198196037">
+    <w:abstractNumId w:val="2"/>
   </w:num>
 </w:numbering>
 </file>
@@ -10172,7 +9743,6 @@
   <w:style w:type="character" w:default="1" w:styleId="DefaultParagraphFont">
     <w:name w:val="Default Paragraph Font"/>
     <w:uiPriority w:val="1"/>
-    <w:semiHidden/>
     <w:unhideWhenUsed/>
   </w:style>
   <w:style w:type="table" w:default="1" w:styleId="TableNormal">
@@ -10860,6 +10430,7 @@
     <w:rsid w:val="00941C59"/>
     <w:rsid w:val="00AF6B68"/>
     <w:rsid w:val="00CB6CA7"/>
+    <w:rsid w:val="00DA52CA"/>
     <w:rsid w:val="00DF561D"/>
     <w:rsid w:val="00E538BD"/>
   </w:rsids>
@@ -11742,7 +11313,67 @@
     <b:InternetSiteTitle>Netsurit</b:InternetSiteTitle>
     <b:Year>2024</b:Year>
     <b:URL>https://www.netsurit.com</b:URL>
+    <b:RefOrder>5</b:RefOrder>
+  </b:Source>
+  <b:Source>
+    <b:Tag>WHO2023</b:Tag>
+    <b:SourceType>InternetSite</b:SourceType>
+    <b:Guid>{236BFA66-BA97-4818-B605-070AFFEB6948}</b:Guid>
+    <b:Author>
+      <b:Author>
+        <b:Corporate>World Health Organization (WHO)</b:Corporate>
+      </b:Author>
+    </b:Author>
+    <b:Title>Toxic Impacts of E-waste on Human Health</b:Title>
+    <b:InternetSiteTitle>World Health Organization</b:InternetSiteTitle>
+    <b:Year>2023</b:Year>
+    <b:URL>https://www.who.int/news-room/fact-sheets/detail/e-waste</b:URL>
     <b:RefOrder>4</b:RefOrder>
+  </b:Source>
+  <b:Source>
+    <b:Tag>ITU2023</b:Tag>
+    <b:SourceType>InternetSite</b:SourceType>
+    <b:Guid>{19010B5D-132D-4446-8902-DFF04EB263F8}</b:Guid>
+    <b:Author>
+      <b:Author>
+        <b:Corporate>International Telecommunication Union (ITU)</b:Corporate>
+      </b:Author>
+    </b:Author>
+    <b:Title>E-Waste Recycling: Moving from Challenges to Solutions</b:Title>
+    <b:InternetSiteTitle>YouTube</b:InternetSiteTitle>
+    <b:Year>2023</b:Year>
+    <b:URL>https://www.youtube.com/watch?v=tvL4hQEJD-I</b:URL>
+    <b:RefOrder>6</b:RefOrder>
+  </b:Source>
+  <b:Source>
+    <b:Tag>WEE24</b:Tag>
+    <b:SourceType>InternetSite</b:SourceType>
+    <b:Guid>{4C8421D5-1587-4D90-8119-C51E5F062485}</b:Guid>
+    <b:Author>
+      <b:Author>
+        <b:Corporate>WEEE Forum</b:Corporate>
+      </b:Author>
+    </b:Author>
+    <b:Title>Global E-waste Statistics and Circular Economy Report</b:Title>
+    <b:InternetSiteTitle>WEEE Forum</b:InternetSiteTitle>
+    <b:Year>2024</b:Year>
+    <b:URL>https://weee-forum.org</b:URL>
+    <b:RefOrder>7</b:RefOrder>
+  </b:Source>
+  <b:Source>
+    <b:Tag>Bat24</b:Tag>
+    <b:SourceType>InternetSite</b:SourceType>
+    <b:Guid>{7C6E8A47-B6EA-48A9-835C-49EB9289A2E4}</b:Guid>
+    <b:Author>
+      <b:Author>
+        <b:Corporate>Battery Recycling Association</b:Corporate>
+      </b:Author>
+    </b:Author>
+    <b:Title>Battery recycling and safety guidelines</b:Title>
+    <b:InternetSiteTitle>Battery Council</b:InternetSiteTitle>
+    <b:Year>2024</b:Year>
+    <b:URL>https://www.batterycouncil.org</b:URL>
+    <b:RefOrder>8</b:RefOrder>
   </b:Source>
 </b:Sources>
 </file>
@@ -11756,7 +11387,7 @@
 </file>
 
 <file path=customXml/itemProps2.xml><?xml version="1.0" encoding="utf-8"?>
-<ds:datastoreItem xmlns:ds="http://schemas.openxmlformats.org/officeDocument/2006/customXml" ds:itemID="{37B0783E-F543-4068-B97F-004E7919B18D}">
+<ds:datastoreItem xmlns:ds="http://schemas.openxmlformats.org/officeDocument/2006/customXml" ds:itemID="{785C4BF1-9EA2-42C8-9CDC-E0378019BBF1}">
   <ds:schemaRefs>
     <ds:schemaRef ds:uri="http://schemas.openxmlformats.org/officeDocument/2006/bibliography"/>
   </ds:schemaRefs>

--- a/RTT PAT 2025/Fase 1/Beplanningsdokument.docx
+++ b/RTT PAT 2025/Fase 1/Beplanningsdokument.docx
@@ -236,6 +236,7 @@
                                           <w:dataBinding w:prefixMappings="xmlns:ns0='http://purl.org/dc/elements/1.1/' xmlns:ns1='http://schemas.openxmlformats.org/package/2006/metadata/core-properties' " w:xpath="/ns1:coreProperties[1]/ns0:subject[1]" w:storeItemID="{6C3C8BC8-F283-45AE-878A-BAB7291924A1}"/>
                                           <w:text/>
                                         </w:sdtPr>
+                                        <w:sdtEndPr/>
                                         <w:sdtContent>
                                           <w:r>
                                             <w:rPr>
@@ -251,15 +252,7 @@
                                               <w:sz w:val="32"/>
                                               <w:szCs w:val="32"/>
                                             </w:rPr>
-                                            <w:t xml:space="preserve"> </w:t>
-                                          </w:r>
-                                          <w:r>
-                                            <w:rPr>
-                                              <w:color w:val="FFFFFF" w:themeColor="background1"/>
-                                              <w:sz w:val="32"/>
-                                              <w:szCs w:val="32"/>
-                                            </w:rPr>
-                                            <w:t>Pieter-Louis Schoeman</w:t>
+                                            <w:t xml:space="preserve"> Pieter-Louis Schoeman</w:t>
                                           </w:r>
                                         </w:sdtContent>
                                       </w:sdt>
@@ -409,14 +402,6 @@
                                                   <w:t>Gimnasium</w:t>
                                                 </w:r>
                                                 <w:proofErr w:type="spellEnd"/>
-                                                <w:r>
-                                                  <w:rPr>
-                                                    <w:color w:val="FFFFFF" w:themeColor="background1"/>
-                                                    <w:sz w:val="32"/>
-                                                    <w:szCs w:val="32"/>
-                                                  </w:rPr>
-                                                  <w:t xml:space="preserve"> </w:t>
-                                                </w:r>
                                               </w:p>
                                             </w:tc>
                                           </w:sdtContent>
@@ -626,6 +611,7 @@
                                     <w:dataBinding w:prefixMappings="xmlns:ns0='http://purl.org/dc/elements/1.1/' xmlns:ns1='http://schemas.openxmlformats.org/package/2006/metadata/core-properties' " w:xpath="/ns1:coreProperties[1]/ns0:subject[1]" w:storeItemID="{6C3C8BC8-F283-45AE-878A-BAB7291924A1}"/>
                                     <w:text/>
                                   </w:sdtPr>
+                                  <w:sdtEndPr/>
                                   <w:sdtContent>
                                     <w:r>
                                       <w:rPr>
@@ -641,15 +627,7 @@
                                         <w:sz w:val="32"/>
                                         <w:szCs w:val="32"/>
                                       </w:rPr>
-                                      <w:t xml:space="preserve"> </w:t>
-                                    </w:r>
-                                    <w:r>
-                                      <w:rPr>
-                                        <w:color w:val="FFFFFF" w:themeColor="background1"/>
-                                        <w:sz w:val="32"/>
-                                        <w:szCs w:val="32"/>
-                                      </w:rPr>
-                                      <w:t>Pieter-Louis Schoeman</w:t>
+                                      <w:t xml:space="preserve"> Pieter-Louis Schoeman</w:t>
                                     </w:r>
                                   </w:sdtContent>
                                 </w:sdt>
@@ -799,14 +777,6 @@
                                             <w:t>Gimnasium</w:t>
                                           </w:r>
                                           <w:proofErr w:type="spellEnd"/>
-                                          <w:r>
-                                            <w:rPr>
-                                              <w:color w:val="FFFFFF" w:themeColor="background1"/>
-                                              <w:sz w:val="32"/>
-                                              <w:szCs w:val="32"/>
-                                            </w:rPr>
-                                            <w:t xml:space="preserve"> </w:t>
-                                          </w:r>
                                         </w:p>
                                       </w:tc>
                                     </w:sdtContent>
@@ -846,7 +816,7 @@
       <w:pPr>
         <w:pStyle w:val="Heading1"/>
       </w:pPr>
-      <w:bookmarkStart w:id="0" w:name="_Toc207780702"/>
+      <w:bookmarkStart w:id="0" w:name="_Toc207884868"/>
       <w:proofErr w:type="spellStart"/>
       <w:r>
         <w:lastRenderedPageBreak/>
@@ -857,6 +827,13 @@
     </w:p>
     <w:sdt>
       <w:sdtPr>
+        <w:rPr>
+          <w:rFonts w:asciiTheme="minorHAnsi" w:eastAsiaTheme="minorHAnsi" w:hAnsiTheme="minorHAnsi" w:cstheme="minorBidi"/>
+          <w:color w:val="auto"/>
+          <w:sz w:val="22"/>
+          <w:szCs w:val="22"/>
+          <w:lang w:val="en-ZA"/>
+        </w:rPr>
         <w:id w:val="-1191529936"/>
         <w:docPartObj>
           <w:docPartGallery w:val="Table of Contents"/>
@@ -865,14 +842,9 @@
       </w:sdtPr>
       <w:sdtEndPr>
         <w:rPr>
-          <w:rFonts w:asciiTheme="minorHAnsi" w:eastAsiaTheme="minorHAnsi" w:hAnsiTheme="minorHAnsi" w:cstheme="minorBidi"/>
           <w:b/>
           <w:bCs/>
           <w:noProof/>
-          <w:color w:val="auto"/>
-          <w:sz w:val="22"/>
-          <w:szCs w:val="22"/>
-          <w:lang w:val="en-ZA"/>
         </w:rPr>
       </w:sdtEndPr>
       <w:sdtContent>
@@ -909,7 +881,7 @@
           <w:r>
             <w:fldChar w:fldCharType="separate"/>
           </w:r>
-          <w:hyperlink w:anchor="_Toc207780702" w:history="1">
+          <w:hyperlink w:anchor="_Toc207884868" w:history="1">
             <w:r>
               <w:rPr>
                 <w:rStyle w:val="Hyperlink"/>
@@ -936,7 +908,7 @@
                 <w:noProof/>
                 <w:webHidden/>
               </w:rPr>
-              <w:instrText xml:space="preserve"> PAGEREF _Toc207780702 \h </w:instrText>
+              <w:instrText xml:space="preserve"> PAGEREF _Toc207884868 \h </w:instrText>
             </w:r>
             <w:r>
               <w:rPr>
@@ -983,7 +955,7 @@
               <w14:ligatures w14:val="standardContextual"/>
             </w:rPr>
           </w:pPr>
-          <w:hyperlink w:anchor="_Toc207780703" w:history="1">
+          <w:hyperlink w:anchor="_Toc207884869" w:history="1">
             <w:r>
               <w:rPr>
                 <w:rStyle w:val="Hyperlink"/>
@@ -1010,7 +982,7 @@
                 <w:noProof/>
                 <w:webHidden/>
               </w:rPr>
-              <w:instrText xml:space="preserve"> PAGEREF _Toc207780703 \h </w:instrText>
+              <w:instrText xml:space="preserve"> PAGEREF _Toc207884869 \h </w:instrText>
             </w:r>
             <w:r>
               <w:rPr>
@@ -1030,7 +1002,7 @@
                 <w:noProof/>
                 <w:webHidden/>
               </w:rPr>
-              <w:t>3</w:t>
+              <w:t>2</w:t>
             </w:r>
             <w:r>
               <w:rPr>
@@ -1057,7 +1029,7 @@
               <w14:ligatures w14:val="standardContextual"/>
             </w:rPr>
           </w:pPr>
-          <w:hyperlink w:anchor="_Toc207780704" w:history="1">
+          <w:hyperlink w:anchor="_Toc207884870" w:history="1">
             <w:r>
               <w:rPr>
                 <w:rStyle w:val="Hyperlink"/>
@@ -1084,7 +1056,7 @@
                 <w:noProof/>
                 <w:webHidden/>
               </w:rPr>
-              <w:instrText xml:space="preserve"> PAGEREF _Toc207780704 \h </w:instrText>
+              <w:instrText xml:space="preserve"> PAGEREF _Toc207884870 \h </w:instrText>
             </w:r>
             <w:r>
               <w:rPr>
@@ -1104,7 +1076,7 @@
                 <w:noProof/>
                 <w:webHidden/>
               </w:rPr>
-              <w:t>4</w:t>
+              <w:t>3</w:t>
             </w:r>
             <w:r>
               <w:rPr>
@@ -1131,7 +1103,7 @@
               <w14:ligatures w14:val="standardContextual"/>
             </w:rPr>
           </w:pPr>
-          <w:hyperlink w:anchor="_Toc207780705" w:history="1">
+          <w:hyperlink w:anchor="_Toc207884871" w:history="1">
             <w:r>
               <w:rPr>
                 <w:rStyle w:val="Hyperlink"/>
@@ -1158,7 +1130,7 @@
                 <w:noProof/>
                 <w:webHidden/>
               </w:rPr>
-              <w:instrText xml:space="preserve"> PAGEREF _Toc207780705 \h </w:instrText>
+              <w:instrText xml:space="preserve"> PAGEREF _Toc207884871 \h </w:instrText>
             </w:r>
             <w:r>
               <w:rPr>
@@ -1178,7 +1150,7 @@
                 <w:noProof/>
                 <w:webHidden/>
               </w:rPr>
-              <w:t>5</w:t>
+              <w:t>3</w:t>
             </w:r>
             <w:r>
               <w:rPr>
@@ -1205,7 +1177,7 @@
               <w14:ligatures w14:val="standardContextual"/>
             </w:rPr>
           </w:pPr>
-          <w:hyperlink w:anchor="_Toc207780706" w:history="1">
+          <w:hyperlink w:anchor="_Toc207884872" w:history="1">
             <w:r>
               <w:rPr>
                 <w:rStyle w:val="Hyperlink"/>
@@ -1232,7 +1204,560 @@
                 <w:noProof/>
                 <w:webHidden/>
               </w:rPr>
-              <w:instrText xml:space="preserve"> PAGEREF _Toc207780706 \h </w:instrText>
+              <w:instrText xml:space="preserve"> PAGEREF _Toc207884872 \h </w:instrText>
+            </w:r>
+            <w:r>
+              <w:rPr>
+                <w:noProof/>
+                <w:webHidden/>
+              </w:rPr>
+            </w:r>
+            <w:r>
+              <w:rPr>
+                <w:noProof/>
+                <w:webHidden/>
+              </w:rPr>
+              <w:fldChar w:fldCharType="separate"/>
+            </w:r>
+            <w:r>
+              <w:rPr>
+                <w:noProof/>
+                <w:webHidden/>
+              </w:rPr>
+              <w:t>4</w:t>
+            </w:r>
+            <w:r>
+              <w:rPr>
+                <w:noProof/>
+                <w:webHidden/>
+              </w:rPr>
+              <w:fldChar w:fldCharType="end"/>
+            </w:r>
+          </w:hyperlink>
+        </w:p>
+        <w:p>
+          <w:pPr>
+            <w:pStyle w:val="TOC2"/>
+            <w:tabs>
+              <w:tab w:val="right" w:leader="dot" w:pos="9016"/>
+            </w:tabs>
+            <w:rPr>
+              <w:noProof/>
+            </w:rPr>
+          </w:pPr>
+          <w:hyperlink w:anchor="_Toc207884873" w:history="1">
+            <w:r>
+              <w:rPr>
+                <w:rStyle w:val="Hyperlink"/>
+                <w:b/>
+                <w:bCs/>
+                <w:noProof/>
+              </w:rPr>
+              <w:t xml:space="preserve">1. </w:t>
+            </w:r>
+            <w:r>
+              <w:rPr>
+                <w:rStyle w:val="Hyperlink"/>
+                <w:noProof/>
+              </w:rPr>
+              <w:t>Hoe beïnvloed rekenaars en ander digitale toestelle die omgewing?</w:t>
+            </w:r>
+            <w:r>
+              <w:rPr>
+                <w:noProof/>
+                <w:webHidden/>
+              </w:rPr>
+              <w:tab/>
+            </w:r>
+            <w:r>
+              <w:rPr>
+                <w:noProof/>
+                <w:webHidden/>
+              </w:rPr>
+              <w:fldChar w:fldCharType="begin"/>
+            </w:r>
+            <w:r>
+              <w:rPr>
+                <w:noProof/>
+                <w:webHidden/>
+              </w:rPr>
+              <w:instrText xml:space="preserve"> PAGEREF _Toc207884873 \h </w:instrText>
+            </w:r>
+            <w:r>
+              <w:rPr>
+                <w:noProof/>
+                <w:webHidden/>
+              </w:rPr>
+            </w:r>
+            <w:r>
+              <w:rPr>
+                <w:noProof/>
+                <w:webHidden/>
+              </w:rPr>
+              <w:fldChar w:fldCharType="separate"/>
+            </w:r>
+            <w:r>
+              <w:rPr>
+                <w:noProof/>
+                <w:webHidden/>
+              </w:rPr>
+              <w:t>4</w:t>
+            </w:r>
+            <w:r>
+              <w:rPr>
+                <w:noProof/>
+                <w:webHidden/>
+              </w:rPr>
+              <w:fldChar w:fldCharType="end"/>
+            </w:r>
+          </w:hyperlink>
+        </w:p>
+        <w:p>
+          <w:pPr>
+            <w:pStyle w:val="TOC2"/>
+            <w:tabs>
+              <w:tab w:val="right" w:leader="dot" w:pos="9016"/>
+            </w:tabs>
+            <w:rPr>
+              <w:noProof/>
+            </w:rPr>
+          </w:pPr>
+          <w:hyperlink w:anchor="_Toc207884874" w:history="1">
+            <w:r>
+              <w:rPr>
+                <w:rStyle w:val="Hyperlink"/>
+                <w:noProof/>
+              </w:rPr>
+              <w:t>2. Hoe dra elektroniese afval (e-afval) by tot besoedeling?</w:t>
+            </w:r>
+            <w:r>
+              <w:rPr>
+                <w:noProof/>
+                <w:webHidden/>
+              </w:rPr>
+              <w:tab/>
+            </w:r>
+            <w:r>
+              <w:rPr>
+                <w:noProof/>
+                <w:webHidden/>
+              </w:rPr>
+              <w:fldChar w:fldCharType="begin"/>
+            </w:r>
+            <w:r>
+              <w:rPr>
+                <w:noProof/>
+                <w:webHidden/>
+              </w:rPr>
+              <w:instrText xml:space="preserve"> PAGEREF _Toc207884874 \h </w:instrText>
+            </w:r>
+            <w:r>
+              <w:rPr>
+                <w:noProof/>
+                <w:webHidden/>
+              </w:rPr>
+            </w:r>
+            <w:r>
+              <w:rPr>
+                <w:noProof/>
+                <w:webHidden/>
+              </w:rPr>
+              <w:fldChar w:fldCharType="separate"/>
+            </w:r>
+            <w:r>
+              <w:rPr>
+                <w:noProof/>
+                <w:webHidden/>
+              </w:rPr>
+              <w:t>4</w:t>
+            </w:r>
+            <w:r>
+              <w:rPr>
+                <w:noProof/>
+                <w:webHidden/>
+              </w:rPr>
+              <w:fldChar w:fldCharType="end"/>
+            </w:r>
+          </w:hyperlink>
+        </w:p>
+        <w:p>
+          <w:pPr>
+            <w:pStyle w:val="TOC2"/>
+            <w:tabs>
+              <w:tab w:val="right" w:leader="dot" w:pos="9016"/>
+            </w:tabs>
+            <w:rPr>
+              <w:noProof/>
+            </w:rPr>
+          </w:pPr>
+          <w:hyperlink w:anchor="_Toc207884875" w:history="1">
+            <w:r>
+              <w:rPr>
+                <w:rStyle w:val="Hyperlink"/>
+                <w:noProof/>
+              </w:rPr>
+              <w:t>3. Hoe kan omgewingsvriendelike rekenaarpraktyke elektroniese afval en besoedeling verminder?</w:t>
+            </w:r>
+            <w:r>
+              <w:rPr>
+                <w:noProof/>
+                <w:webHidden/>
+              </w:rPr>
+              <w:tab/>
+            </w:r>
+            <w:r>
+              <w:rPr>
+                <w:noProof/>
+                <w:webHidden/>
+              </w:rPr>
+              <w:fldChar w:fldCharType="begin"/>
+            </w:r>
+            <w:r>
+              <w:rPr>
+                <w:noProof/>
+                <w:webHidden/>
+              </w:rPr>
+              <w:instrText xml:space="preserve"> PAGEREF _Toc207884875 \h </w:instrText>
+            </w:r>
+            <w:r>
+              <w:rPr>
+                <w:noProof/>
+                <w:webHidden/>
+              </w:rPr>
+            </w:r>
+            <w:r>
+              <w:rPr>
+                <w:noProof/>
+                <w:webHidden/>
+              </w:rPr>
+              <w:fldChar w:fldCharType="separate"/>
+            </w:r>
+            <w:r>
+              <w:rPr>
+                <w:noProof/>
+                <w:webHidden/>
+              </w:rPr>
+              <w:t>4</w:t>
+            </w:r>
+            <w:r>
+              <w:rPr>
+                <w:noProof/>
+                <w:webHidden/>
+              </w:rPr>
+              <w:fldChar w:fldCharType="end"/>
+            </w:r>
+          </w:hyperlink>
+        </w:p>
+        <w:p>
+          <w:pPr>
+            <w:pStyle w:val="TOC2"/>
+            <w:tabs>
+              <w:tab w:val="right" w:leader="dot" w:pos="9016"/>
+            </w:tabs>
+            <w:rPr>
+              <w:noProof/>
+            </w:rPr>
+          </w:pPr>
+          <w:hyperlink w:anchor="_Toc207884876" w:history="1">
+            <w:r>
+              <w:rPr>
+                <w:rStyle w:val="Hyperlink"/>
+                <w:noProof/>
+              </w:rPr>
+              <w:t>4. Wat is die voordele van omgewingsvriendelike rekenaargebruik vir menslike gesondheid en welsyn?</w:t>
+            </w:r>
+            <w:r>
+              <w:rPr>
+                <w:noProof/>
+                <w:webHidden/>
+              </w:rPr>
+              <w:tab/>
+            </w:r>
+            <w:r>
+              <w:rPr>
+                <w:noProof/>
+                <w:webHidden/>
+              </w:rPr>
+              <w:fldChar w:fldCharType="begin"/>
+            </w:r>
+            <w:r>
+              <w:rPr>
+                <w:noProof/>
+                <w:webHidden/>
+              </w:rPr>
+              <w:instrText xml:space="preserve"> PAGEREF _Toc207884876 \h </w:instrText>
+            </w:r>
+            <w:r>
+              <w:rPr>
+                <w:noProof/>
+                <w:webHidden/>
+              </w:rPr>
+            </w:r>
+            <w:r>
+              <w:rPr>
+                <w:noProof/>
+                <w:webHidden/>
+              </w:rPr>
+              <w:fldChar w:fldCharType="separate"/>
+            </w:r>
+            <w:r>
+              <w:rPr>
+                <w:noProof/>
+                <w:webHidden/>
+              </w:rPr>
+              <w:t>4</w:t>
+            </w:r>
+            <w:r>
+              <w:rPr>
+                <w:noProof/>
+                <w:webHidden/>
+              </w:rPr>
+              <w:fldChar w:fldCharType="end"/>
+            </w:r>
+          </w:hyperlink>
+        </w:p>
+        <w:p>
+          <w:pPr>
+            <w:pStyle w:val="TOC2"/>
+            <w:tabs>
+              <w:tab w:val="right" w:leader="dot" w:pos="9016"/>
+            </w:tabs>
+            <w:rPr>
+              <w:noProof/>
+            </w:rPr>
+          </w:pPr>
+          <w:hyperlink w:anchor="_Toc207884877" w:history="1">
+            <w:r>
+              <w:rPr>
+                <w:rStyle w:val="Hyperlink"/>
+                <w:noProof/>
+              </w:rPr>
+              <w:t>5. Wat is die voordele van die gebruik van omgewingsvriendelike toestelle en sagteware?</w:t>
+            </w:r>
+            <w:r>
+              <w:rPr>
+                <w:noProof/>
+                <w:webHidden/>
+              </w:rPr>
+              <w:tab/>
+            </w:r>
+            <w:r>
+              <w:rPr>
+                <w:noProof/>
+                <w:webHidden/>
+              </w:rPr>
+              <w:fldChar w:fldCharType="begin"/>
+            </w:r>
+            <w:r>
+              <w:rPr>
+                <w:noProof/>
+                <w:webHidden/>
+              </w:rPr>
+              <w:instrText xml:space="preserve"> PAGEREF _Toc207884877 \h </w:instrText>
+            </w:r>
+            <w:r>
+              <w:rPr>
+                <w:noProof/>
+                <w:webHidden/>
+              </w:rPr>
+            </w:r>
+            <w:r>
+              <w:rPr>
+                <w:noProof/>
+                <w:webHidden/>
+              </w:rPr>
+              <w:fldChar w:fldCharType="separate"/>
+            </w:r>
+            <w:r>
+              <w:rPr>
+                <w:noProof/>
+                <w:webHidden/>
+              </w:rPr>
+              <w:t>5</w:t>
+            </w:r>
+            <w:r>
+              <w:rPr>
+                <w:noProof/>
+                <w:webHidden/>
+              </w:rPr>
+              <w:fldChar w:fldCharType="end"/>
+            </w:r>
+          </w:hyperlink>
+        </w:p>
+        <w:p>
+          <w:pPr>
+            <w:pStyle w:val="TOC2"/>
+            <w:tabs>
+              <w:tab w:val="right" w:leader="dot" w:pos="9016"/>
+            </w:tabs>
+            <w:rPr>
+              <w:noProof/>
+            </w:rPr>
+          </w:pPr>
+          <w:hyperlink w:anchor="_Toc207884878" w:history="1">
+            <w:r>
+              <w:rPr>
+                <w:rStyle w:val="Hyperlink"/>
+                <w:noProof/>
+              </w:rPr>
+              <w:t>6. Wat is die hindernisse om e-afval behoorlik te herwin en te verwyder?</w:t>
+            </w:r>
+            <w:r>
+              <w:rPr>
+                <w:noProof/>
+                <w:webHidden/>
+              </w:rPr>
+              <w:tab/>
+            </w:r>
+            <w:r>
+              <w:rPr>
+                <w:noProof/>
+                <w:webHidden/>
+              </w:rPr>
+              <w:fldChar w:fldCharType="begin"/>
+            </w:r>
+            <w:r>
+              <w:rPr>
+                <w:noProof/>
+                <w:webHidden/>
+              </w:rPr>
+              <w:instrText xml:space="preserve"> PAGEREF _Toc207884878 \h </w:instrText>
+            </w:r>
+            <w:r>
+              <w:rPr>
+                <w:noProof/>
+                <w:webHidden/>
+              </w:rPr>
+            </w:r>
+            <w:r>
+              <w:rPr>
+                <w:noProof/>
+                <w:webHidden/>
+              </w:rPr>
+              <w:fldChar w:fldCharType="separate"/>
+            </w:r>
+            <w:r>
+              <w:rPr>
+                <w:noProof/>
+                <w:webHidden/>
+              </w:rPr>
+              <w:t>5</w:t>
+            </w:r>
+            <w:r>
+              <w:rPr>
+                <w:noProof/>
+                <w:webHidden/>
+              </w:rPr>
+              <w:fldChar w:fldCharType="end"/>
+            </w:r>
+          </w:hyperlink>
+        </w:p>
+        <w:p>
+          <w:pPr>
+            <w:pStyle w:val="TOC2"/>
+            <w:tabs>
+              <w:tab w:val="right" w:leader="dot" w:pos="9016"/>
+            </w:tabs>
+            <w:rPr>
+              <w:noProof/>
+            </w:rPr>
+          </w:pPr>
+          <w:hyperlink w:anchor="_Toc207884879" w:history="1">
+            <w:r>
+              <w:rPr>
+                <w:rStyle w:val="Hyperlink"/>
+                <w:noProof/>
+              </w:rPr>
+              <w:t>7. Hoe kan herwinning van e-afval natuurlike hulpbronne soos goud en koper bespaar?</w:t>
+            </w:r>
+            <w:r>
+              <w:rPr>
+                <w:noProof/>
+                <w:webHidden/>
+              </w:rPr>
+              <w:tab/>
+            </w:r>
+            <w:r>
+              <w:rPr>
+                <w:noProof/>
+                <w:webHidden/>
+              </w:rPr>
+              <w:fldChar w:fldCharType="begin"/>
+            </w:r>
+            <w:r>
+              <w:rPr>
+                <w:noProof/>
+                <w:webHidden/>
+              </w:rPr>
+              <w:instrText xml:space="preserve"> PAGEREF _Toc207884879 \h </w:instrText>
+            </w:r>
+            <w:r>
+              <w:rPr>
+                <w:noProof/>
+                <w:webHidden/>
+              </w:rPr>
+            </w:r>
+            <w:r>
+              <w:rPr>
+                <w:noProof/>
+                <w:webHidden/>
+              </w:rPr>
+              <w:fldChar w:fldCharType="separate"/>
+            </w:r>
+            <w:r>
+              <w:rPr>
+                <w:noProof/>
+                <w:webHidden/>
+              </w:rPr>
+              <w:t>5</w:t>
+            </w:r>
+            <w:r>
+              <w:rPr>
+                <w:noProof/>
+                <w:webHidden/>
+              </w:rPr>
+              <w:fldChar w:fldCharType="end"/>
+            </w:r>
+          </w:hyperlink>
+        </w:p>
+        <w:p>
+          <w:pPr>
+            <w:pStyle w:val="TOC2"/>
+            <w:tabs>
+              <w:tab w:val="right" w:leader="dot" w:pos="9016"/>
+            </w:tabs>
+            <w:rPr>
+              <w:noProof/>
+            </w:rPr>
+          </w:pPr>
+          <w:hyperlink w:anchor="_Toc207884880" w:history="1">
+            <w:r>
+              <w:rPr>
+                <w:rStyle w:val="Hyperlink"/>
+                <w:noProof/>
+              </w:rPr>
+              <w:t>8. Hoekom is dit belangrik om ou selfone en batterye reg weg te gooi?</w:t>
+            </w:r>
+            <w:r>
+              <w:rPr>
+                <w:noProof/>
+                <w:webHidden/>
+              </w:rPr>
+              <w:tab/>
+            </w:r>
+            <w:r>
+              <w:rPr>
+                <w:noProof/>
+                <w:webHidden/>
+              </w:rPr>
+              <w:fldChar w:fldCharType="begin"/>
+            </w:r>
+            <w:r>
+              <w:rPr>
+                <w:noProof/>
+                <w:webHidden/>
+              </w:rPr>
+              <w:instrText xml:space="preserve"> PAGEREF _Toc207884880 \h </w:instrText>
             </w:r>
             <w:r>
               <w:rPr>
@@ -1279,7 +1804,7 @@
               <w14:ligatures w14:val="standardContextual"/>
             </w:rPr>
           </w:pPr>
-          <w:hyperlink w:anchor="_Toc207780707" w:history="1">
+          <w:hyperlink w:anchor="_Toc207884881" w:history="1">
             <w:r>
               <w:rPr>
                 <w:rStyle w:val="Hyperlink"/>
@@ -1306,7 +1831,7 @@
                 <w:noProof/>
                 <w:webHidden/>
               </w:rPr>
-              <w:instrText xml:space="preserve"> PAGEREF _Toc207780707 \h </w:instrText>
+              <w:instrText xml:space="preserve"> PAGEREF _Toc207884881 \h </w:instrText>
             </w:r>
             <w:r>
               <w:rPr>
@@ -1326,7 +1851,7 @@
                 <w:noProof/>
                 <w:webHidden/>
               </w:rPr>
-              <w:t>8</w:t>
+              <w:t>7</w:t>
             </w:r>
             <w:r>
               <w:rPr>
@@ -1353,13 +1878,13 @@
               <w14:ligatures w14:val="standardContextual"/>
             </w:rPr>
           </w:pPr>
-          <w:hyperlink w:anchor="_Toc207780708" w:history="1">
+          <w:hyperlink w:anchor="_Toc207884882" w:history="1">
             <w:r>
               <w:rPr>
                 <w:rStyle w:val="Hyperlink"/>
                 <w:noProof/>
               </w:rPr>
-              <w:t>Bylae A</w:t>
+              <w:t>Bibliography</w:t>
             </w:r>
             <w:r>
               <w:rPr>
@@ -1380,7 +1905,7 @@
                 <w:noProof/>
                 <w:webHidden/>
               </w:rPr>
-              <w:instrText xml:space="preserve"> PAGEREF _Toc207780708 \h </w:instrText>
+              <w:instrText xml:space="preserve"> PAGEREF _Toc207884882 \h </w:instrText>
             </w:r>
             <w:r>
               <w:rPr>
@@ -1400,7 +1925,7 @@
                 <w:noProof/>
                 <w:webHidden/>
               </w:rPr>
-              <w:t>9</w:t>
+              <w:t>8</w:t>
             </w:r>
             <w:r>
               <w:rPr>
@@ -1427,7 +1952,81 @@
               <w14:ligatures w14:val="standardContextual"/>
             </w:rPr>
           </w:pPr>
-          <w:hyperlink w:anchor="_Toc207780709" w:history="1">
+          <w:hyperlink w:anchor="_Toc207884883" w:history="1">
+            <w:r>
+              <w:rPr>
+                <w:rStyle w:val="Hyperlink"/>
+                <w:noProof/>
+              </w:rPr>
+              <w:t>Bylae A</w:t>
+            </w:r>
+            <w:r>
+              <w:rPr>
+                <w:noProof/>
+                <w:webHidden/>
+              </w:rPr>
+              <w:tab/>
+            </w:r>
+            <w:r>
+              <w:rPr>
+                <w:noProof/>
+                <w:webHidden/>
+              </w:rPr>
+              <w:fldChar w:fldCharType="begin"/>
+            </w:r>
+            <w:r>
+              <w:rPr>
+                <w:noProof/>
+                <w:webHidden/>
+              </w:rPr>
+              <w:instrText xml:space="preserve"> PAGEREF _Toc207884883 \h </w:instrText>
+            </w:r>
+            <w:r>
+              <w:rPr>
+                <w:noProof/>
+                <w:webHidden/>
+              </w:rPr>
+            </w:r>
+            <w:r>
+              <w:rPr>
+                <w:noProof/>
+                <w:webHidden/>
+              </w:rPr>
+              <w:fldChar w:fldCharType="separate"/>
+            </w:r>
+            <w:r>
+              <w:rPr>
+                <w:noProof/>
+                <w:webHidden/>
+              </w:rPr>
+              <w:t>9</w:t>
+            </w:r>
+            <w:r>
+              <w:rPr>
+                <w:noProof/>
+                <w:webHidden/>
+              </w:rPr>
+              <w:fldChar w:fldCharType="end"/>
+            </w:r>
+          </w:hyperlink>
+        </w:p>
+        <w:p>
+          <w:pPr>
+            <w:pStyle w:val="TOC1"/>
+            <w:tabs>
+              <w:tab w:val="right" w:leader="dot" w:pos="9016"/>
+            </w:tabs>
+            <w:rPr>
+              <w:rFonts w:eastAsiaTheme="minorEastAsia"/>
+              <w:noProof/>
+              <w:kern w:val="2"/>
+              <w:sz w:val="24"/>
+              <w:szCs w:val="24"/>
+              <w:lang w:eastAsia="en-ZA"/>
+              <w14:ligatures w14:val="standardContextual"/>
+            </w:rPr>
+          </w:pPr>
+          <w:hyperlink w:anchor="_Toc207884884" w:history="1">
             <w:r>
               <w:rPr>
                 <w:rStyle w:val="Hyperlink"/>
@@ -1454,7 +2053,7 @@
                 <w:noProof/>
                 <w:webHidden/>
               </w:rPr>
-              <w:instrText xml:space="preserve"> PAGEREF _Toc207780709 \h </w:instrText>
+              <w:instrText xml:space="preserve"> PAGEREF _Toc207884884 \h </w:instrText>
             </w:r>
             <w:r>
               <w:rPr>
@@ -1506,7 +2105,7 @@
       <w:pPr>
         <w:pStyle w:val="Heading1"/>
       </w:pPr>
-      <w:bookmarkStart w:id="1" w:name="_Toc207780703"/>
+      <w:bookmarkStart w:id="1" w:name="_Toc207884869"/>
       <w:proofErr w:type="spellStart"/>
       <w:r>
         <w:lastRenderedPageBreak/>
@@ -1658,7 +2257,7 @@
       <w:pPr>
         <w:pStyle w:val="Heading1"/>
       </w:pPr>
-      <w:bookmarkStart w:id="2" w:name="_Toc207780704"/>
+      <w:bookmarkStart w:id="2" w:name="_Toc207884870"/>
       <w:proofErr w:type="spellStart"/>
       <w:r>
         <w:lastRenderedPageBreak/>
@@ -1824,21 +2423,6 @@
           <w:bCs/>
         </w:rPr>
         <w:t>?</w:t>
-      </w:r>
-    </w:p>
-    <w:p>
-      <w:pPr>
-        <w:rPr>
-          <w:b/>
-          <w:bCs/>
-        </w:rPr>
-      </w:pPr>
-      <w:r>
-        <w:rPr>
-          <w:b/>
-          <w:bCs/>
-        </w:rPr>
-        <w:br w:type="page"/>
       </w:r>
     </w:p>
     <w:p>
@@ -1849,10 +2433,9 @@
           <w:bCs/>
         </w:rPr>
       </w:pPr>
-      <w:bookmarkStart w:id="3" w:name="_Toc207780705"/>
-      <w:proofErr w:type="spellStart"/>
-      <w:r>
-        <w:lastRenderedPageBreak/>
+      <w:bookmarkStart w:id="3" w:name="_Toc207884871"/>
+      <w:proofErr w:type="spellStart"/>
+      <w:r>
         <w:t>Taakdefinisie</w:t>
       </w:r>
       <w:bookmarkEnd w:id="3"/>
@@ -2474,7 +3057,7 @@
       <w:pPr>
         <w:pStyle w:val="Heading1"/>
       </w:pPr>
-      <w:bookmarkStart w:id="4" w:name="_Toc207780706"/>
+      <w:bookmarkStart w:id="4" w:name="_Toc207884872"/>
       <w:proofErr w:type="spellStart"/>
       <w:r>
         <w:lastRenderedPageBreak/>
@@ -2491,6 +3074,7 @@
           <w:bCs/>
         </w:rPr>
       </w:pPr>
+      <w:bookmarkStart w:id="5" w:name="_Toc207884873"/>
       <w:r>
         <w:rPr>
           <w:b/>
@@ -2602,8 +3186,77 @@
         </w:rPr>
         <w:t>?</w:t>
       </w:r>
+      <w:bookmarkEnd w:id="5"/>
     </w:p>
     <w:p>
+      <w:r>
+        <w:rPr>
+          <w:noProof/>
+        </w:rPr>
+        <w:drawing>
+          <wp:anchor distT="0" distB="0" distL="114300" distR="114300" simplePos="0" relativeHeight="251664384" behindDoc="1" locked="0" layoutInCell="1" allowOverlap="1" wp14:anchorId="4B48CF41" wp14:editId="5315B80C">
+            <wp:simplePos x="0" y="0"/>
+            <wp:positionH relativeFrom="column">
+              <wp:posOffset>3695700</wp:posOffset>
+            </wp:positionH>
+            <wp:positionV relativeFrom="paragraph">
+              <wp:posOffset>6985</wp:posOffset>
+            </wp:positionV>
+            <wp:extent cx="1876425" cy="1266825"/>
+            <wp:effectExtent l="0" t="0" r="9525" b="9525"/>
+            <wp:wrapTight wrapText="bothSides">
+              <wp:wrapPolygon edited="0">
+                <wp:start x="0" y="0"/>
+                <wp:lineTo x="0" y="21438"/>
+                <wp:lineTo x="21490" y="21438"/>
+                <wp:lineTo x="21490" y="0"/>
+                <wp:lineTo x="0" y="0"/>
+              </wp:wrapPolygon>
+            </wp:wrapTight>
+            <wp:docPr id="272596663" name="Picture 3" descr="A pile of electronic waste&#10;&#10;AI-generated content may be incorrect."/>
+            <wp:cNvGraphicFramePr>
+              <a:graphicFrameLocks xmlns:a="http://schemas.openxmlformats.org/drawingml/2006/main" noChangeAspect="1"/>
+            </wp:cNvGraphicFramePr>
+            <a:graphic xmlns:a="http://schemas.openxmlformats.org/drawingml/2006/main">
+              <a:graphicData uri="http://schemas.openxmlformats.org/drawingml/2006/picture">
+                <pic:pic xmlns:pic="http://schemas.openxmlformats.org/drawingml/2006/picture">
+                  <pic:nvPicPr>
+                    <pic:cNvPr id="272596663" name="Picture 3" descr="A pile of electronic waste&#10;&#10;AI-generated content may be incorrect."/>
+                    <pic:cNvPicPr/>
+                  </pic:nvPicPr>
+                  <pic:blipFill>
+                    <a:blip r:embed="rId15" cstate="print">
+                      <a:extLst>
+                        <a:ext uri="{28A0092B-C50C-407E-A947-70E740481C1C}">
+                          <a14:useLocalDpi xmlns:a14="http://schemas.microsoft.com/office/drawing/2010/main" val="0"/>
+                        </a:ext>
+                      </a:extLst>
+                    </a:blip>
+                    <a:stretch>
+                      <a:fillRect/>
+                    </a:stretch>
+                  </pic:blipFill>
+                  <pic:spPr>
+                    <a:xfrm>
+                      <a:off x="0" y="0"/>
+                      <a:ext cx="1876425" cy="1266825"/>
+                    </a:xfrm>
+                    <a:prstGeom prst="rect">
+                      <a:avLst/>
+                    </a:prstGeom>
+                  </pic:spPr>
+                </pic:pic>
+              </a:graphicData>
+            </a:graphic>
+            <wp14:sizeRelH relativeFrom="margin">
+              <wp14:pctWidth>0</wp14:pctWidth>
+            </wp14:sizeRelH>
+            <wp14:sizeRelV relativeFrom="margin">
+              <wp14:pctHeight>0</wp14:pctHeight>
+            </wp14:sizeRelV>
+          </wp:anchor>
+        </w:drawing>
+      </w:r>
       <w:proofErr w:type="spellStart"/>
       <w:r>
         <w:t>Rekenaars</w:t>
@@ -2960,7 +3613,7 @@
     <w:p>
       <w:r>
         <w:pict w14:anchorId="1DC427A7">
-          <v:rect id="_x0000_i1025" style="width:0;height:1.5pt" o:hralign="center" o:hrstd="t" o:hr="t" fillcolor="#a0a0a0" stroked="f"/>
+          <v:rect id="_x0000_i1092" style="width:0;height:1.5pt" o:hralign="center" o:hrstd="t" o:hr="t" fillcolor="#a0a0a0" stroked="f"/>
         </w:pict>
       </w:r>
     </w:p>
@@ -2968,6 +3621,7 @@
       <w:pPr>
         <w:pStyle w:val="Heading2"/>
       </w:pPr>
+      <w:bookmarkStart w:id="6" w:name="_Toc207884874"/>
       <w:r>
         <w:t xml:space="preserve">2. Hoe </w:t>
       </w:r>
@@ -3011,8 +3665,66 @@
       <w:r>
         <w:t>?</w:t>
       </w:r>
+      <w:bookmarkEnd w:id="6"/>
     </w:p>
     <w:p>
+      <w:r>
+        <w:rPr>
+          <w:noProof/>
+        </w:rPr>
+        <w:drawing>
+          <wp:anchor distT="0" distB="0" distL="114300" distR="114300" simplePos="0" relativeHeight="251665408" behindDoc="0" locked="0" layoutInCell="1" allowOverlap="1" wp14:anchorId="30D31361" wp14:editId="6B4F0F95">
+            <wp:simplePos x="0" y="0"/>
+            <wp:positionH relativeFrom="column">
+              <wp:posOffset>1476375</wp:posOffset>
+            </wp:positionH>
+            <wp:positionV relativeFrom="paragraph">
+              <wp:posOffset>13335</wp:posOffset>
+            </wp:positionV>
+            <wp:extent cx="2314575" cy="1238250"/>
+            <wp:effectExtent l="0" t="0" r="9525" b="0"/>
+            <wp:wrapSquare wrapText="bothSides"/>
+            <wp:docPr id="1069794039" name="Picture 4"/>
+            <wp:cNvGraphicFramePr>
+              <a:graphicFrameLocks xmlns:a="http://schemas.openxmlformats.org/drawingml/2006/main" noChangeAspect="1"/>
+            </wp:cNvGraphicFramePr>
+            <a:graphic xmlns:a="http://schemas.openxmlformats.org/drawingml/2006/main">
+              <a:graphicData uri="http://schemas.openxmlformats.org/drawingml/2006/picture">
+                <pic:pic xmlns:pic="http://schemas.openxmlformats.org/drawingml/2006/picture">
+                  <pic:nvPicPr>
+                    <pic:cNvPr id="1069794039" name="Picture 1069794039"/>
+                    <pic:cNvPicPr/>
+                  </pic:nvPicPr>
+                  <pic:blipFill>
+                    <a:blip r:embed="rId16" cstate="print">
+                      <a:extLst>
+                        <a:ext uri="{28A0092B-C50C-407E-A947-70E740481C1C}">
+                          <a14:useLocalDpi xmlns:a14="http://schemas.microsoft.com/office/drawing/2010/main" val="0"/>
+                        </a:ext>
+                      </a:extLst>
+                    </a:blip>
+                    <a:stretch>
+                      <a:fillRect/>
+                    </a:stretch>
+                  </pic:blipFill>
+                  <pic:spPr>
+                    <a:xfrm rot="10800000" flipH="1" flipV="1">
+                      <a:off x="0" y="0"/>
+                      <a:ext cx="2314575" cy="1238250"/>
+                    </a:xfrm>
+                    <a:prstGeom prst="rect">
+                      <a:avLst/>
+                    </a:prstGeom>
+                  </pic:spPr>
+                </pic:pic>
+              </a:graphicData>
+            </a:graphic>
+            <wp14:sizeRelV relativeFrom="margin">
+              <wp14:pctHeight>0</wp14:pctHeight>
+            </wp14:sizeRelV>
+          </wp:anchor>
+        </w:drawing>
+      </w:r>
       <w:r>
         <w:t>E-</w:t>
       </w:r>
@@ -3275,7 +3987,7 @@
     <w:p>
       <w:r>
         <w:pict w14:anchorId="0931ED2B">
-          <v:rect id="_x0000_i1026" style="width:0;height:1.5pt" o:hralign="center" o:hrstd="t" o:hr="t" fillcolor="#a0a0a0" stroked="f"/>
+          <v:rect id="_x0000_i1086" style="width:0;height:1.5pt" o:hralign="center" o:hrstd="t" o:hr="t" fillcolor="#a0a0a0" stroked="f"/>
         </w:pict>
       </w:r>
     </w:p>
@@ -3283,6 +3995,7 @@
       <w:pPr>
         <w:pStyle w:val="Heading2"/>
       </w:pPr>
+      <w:bookmarkStart w:id="7" w:name="_Toc207884875"/>
       <w:r>
         <w:t xml:space="preserve">3. Hoe </w:t>
       </w:r>
@@ -3350,6 +4063,7 @@
       <w:r>
         <w:t>?</w:t>
       </w:r>
+      <w:bookmarkEnd w:id="7"/>
     </w:p>
     <w:p>
       <w:proofErr w:type="spellStart"/>
@@ -3691,7 +4405,7 @@
     <w:p>
       <w:r>
         <w:pict w14:anchorId="5B643747">
-          <v:rect id="_x0000_i1027" style="width:0;height:1.5pt" o:hralign="center" o:hrstd="t" o:hr="t" fillcolor="#a0a0a0" stroked="f"/>
+          <v:rect id="_x0000_i1087" style="width:0;height:1.5pt" o:hralign="center" o:hrstd="t" o:hr="t" fillcolor="#a0a0a0" stroked="f"/>
         </w:pict>
       </w:r>
     </w:p>
@@ -3699,6 +4413,7 @@
       <w:pPr>
         <w:pStyle w:val="Heading2"/>
       </w:pPr>
+      <w:bookmarkStart w:id="8" w:name="_Toc207884876"/>
       <w:r>
         <w:t xml:space="preserve">4. Wat </w:t>
       </w:r>
@@ -3774,6 +4489,7 @@
       <w:r>
         <w:t>?</w:t>
       </w:r>
+      <w:bookmarkEnd w:id="8"/>
     </w:p>
     <w:p>
       <w:proofErr w:type="spellStart"/>
@@ -4023,11 +4739,73 @@
         <w:br w:type="page"/>
       </w:r>
     </w:p>
-    <w:p/>
     <w:p>
       <w:r>
+        <w:rPr>
+          <w:noProof/>
+        </w:rPr>
+        <w:lastRenderedPageBreak/>
+        <w:drawing>
+          <wp:anchor distT="0" distB="0" distL="114300" distR="114300" simplePos="0" relativeHeight="251667456" behindDoc="0" locked="0" layoutInCell="1" allowOverlap="1" wp14:anchorId="3D44E521" wp14:editId="64D396C1">
+            <wp:simplePos x="0" y="0"/>
+            <wp:positionH relativeFrom="margin">
+              <wp:align>left</wp:align>
+            </wp:positionH>
+            <wp:positionV relativeFrom="paragraph">
+              <wp:posOffset>-15</wp:posOffset>
+            </wp:positionV>
+            <wp:extent cx="2133600" cy="8364235"/>
+            <wp:effectExtent l="0" t="0" r="0" b="0"/>
+            <wp:wrapSquare wrapText="bothSides"/>
+            <wp:docPr id="1715112942" name="Picture 5"/>
+            <wp:cNvGraphicFramePr>
+              <a:graphicFrameLocks xmlns:a="http://schemas.openxmlformats.org/drawingml/2006/main" noChangeAspect="1"/>
+            </wp:cNvGraphicFramePr>
+            <a:graphic xmlns:a="http://schemas.openxmlformats.org/drawingml/2006/main">
+              <a:graphicData uri="http://schemas.openxmlformats.org/drawingml/2006/picture">
+                <pic:pic xmlns:pic="http://schemas.openxmlformats.org/drawingml/2006/picture">
+                  <pic:nvPicPr>
+                    <pic:cNvPr id="1715112942" name="Picture 1715112942"/>
+                    <pic:cNvPicPr/>
+                  </pic:nvPicPr>
+                  <pic:blipFill>
+                    <a:blip r:embed="rId17">
+                      <a:extLst>
+                        <a:ext uri="{28A0092B-C50C-407E-A947-70E740481C1C}">
+                          <a14:useLocalDpi xmlns:a14="http://schemas.microsoft.com/office/drawing/2010/main" val="0"/>
+                        </a:ext>
+                      </a:extLst>
+                    </a:blip>
+                    <a:stretch>
+                      <a:fillRect/>
+                    </a:stretch>
+                  </pic:blipFill>
+                  <pic:spPr>
+                    <a:xfrm>
+                      <a:off x="0" y="0"/>
+                      <a:ext cx="2133600" cy="8364235"/>
+                    </a:xfrm>
+                    <a:prstGeom prst="rect">
+                      <a:avLst/>
+                    </a:prstGeom>
+                  </pic:spPr>
+                </pic:pic>
+              </a:graphicData>
+            </a:graphic>
+            <wp14:sizeRelH relativeFrom="margin">
+              <wp14:pctWidth>0</wp14:pctWidth>
+            </wp14:sizeRelH>
+            <wp14:sizeRelV relativeFrom="margin">
+              <wp14:pctHeight>0</wp14:pctHeight>
+            </wp14:sizeRelV>
+          </wp:anchor>
+        </w:drawing>
+      </w:r>
+    </w:p>
+    <w:p>
+      <w:r>
         <w:pict w14:anchorId="2EA98286">
-          <v:rect id="_x0000_i1028" style="width:0;height:1.5pt" o:hralign="center" o:hrstd="t" o:hr="t" fillcolor="#a0a0a0" stroked="f"/>
+          <v:rect id="_x0000_i1088" style="width:0;height:1.5pt" o:hralign="center" o:hrstd="t" o:hr="t" fillcolor="#a0a0a0" stroked="f"/>
         </w:pict>
       </w:r>
     </w:p>
@@ -4035,6 +4813,7 @@
       <w:pPr>
         <w:pStyle w:val="Heading2"/>
       </w:pPr>
+      <w:bookmarkStart w:id="9" w:name="_Toc207884877"/>
       <w:r>
         <w:t xml:space="preserve">5. Wat </w:t>
       </w:r>
@@ -4094,6 +4873,7 @@
       <w:r>
         <w:t>?</w:t>
       </w:r>
+      <w:bookmarkEnd w:id="9"/>
     </w:p>
     <w:p>
       <w:pPr>
@@ -4398,7 +5178,7 @@
     <w:p>
       <w:r>
         <w:pict w14:anchorId="38011F74">
-          <v:rect id="_x0000_i1029" style="width:0;height:1.5pt" o:hralign="center" o:hrstd="t" o:hr="t" fillcolor="#a0a0a0" stroked="f"/>
+          <v:rect id="_x0000_i1089" style="width:0;height:1.5pt" o:hralign="center" o:hrstd="t" o:hr="t" fillcolor="#a0a0a0" stroked="f"/>
         </w:pict>
       </w:r>
     </w:p>
@@ -4407,6 +5187,10 @@
         <w:pStyle w:val="Heading2"/>
       </w:pPr>
       <w:r>
+        <w:t xml:space="preserve"> </w:t>
+      </w:r>
+      <w:bookmarkStart w:id="10" w:name="_Toc207884878"/>
+      <w:r>
         <w:t xml:space="preserve">6. Wat </w:t>
       </w:r>
       <w:proofErr w:type="gramStart"/>
@@ -4481,6 +5265,7 @@
       <w:r>
         <w:t>?</w:t>
       </w:r>
+      <w:bookmarkEnd w:id="10"/>
     </w:p>
     <w:p>
       <w:pPr>
@@ -4809,7 +5594,7 @@
     <w:p>
       <w:r>
         <w:pict w14:anchorId="1E2077A4">
-          <v:rect id="_x0000_i1030" style="width:0;height:1.5pt" o:hralign="center" o:hrstd="t" o:hr="t" fillcolor="#a0a0a0" stroked="f"/>
+          <v:rect id="_x0000_i1090" style="width:0;height:1.5pt" o:hralign="center" o:hrstd="t" o:hr="t" fillcolor="#a0a0a0" stroked="f"/>
         </w:pict>
       </w:r>
     </w:p>
@@ -4817,6 +5602,7 @@
       <w:pPr>
         <w:pStyle w:val="Heading2"/>
       </w:pPr>
+      <w:bookmarkStart w:id="11" w:name="_Toc207884879"/>
       <w:r>
         <w:t xml:space="preserve">7. Hoe </w:t>
       </w:r>
@@ -4900,6 +5686,7 @@
       <w:r>
         <w:t>?</w:t>
       </w:r>
+      <w:bookmarkEnd w:id="11"/>
     </w:p>
     <w:p>
       <w:r>
@@ -5135,7 +5922,7 @@
     <w:p>
       <w:r>
         <w:pict w14:anchorId="5E9A8187">
-          <v:rect id="_x0000_i1031" style="width:0;height:1.5pt" o:hralign="center" o:hrstd="t" o:hr="t" fillcolor="#a0a0a0" stroked="f"/>
+          <v:rect id="_x0000_i1091" style="width:0;height:1.5pt" o:hralign="center" o:hrstd="t" o:hr="t" fillcolor="#a0a0a0" stroked="f"/>
         </w:pict>
       </w:r>
     </w:p>
@@ -5143,7 +5930,9 @@
       <w:pPr>
         <w:pStyle w:val="Heading2"/>
       </w:pPr>
-      <w:r>
+      <w:bookmarkStart w:id="12" w:name="_Toc207884880"/>
+      <w:r>
+        <w:lastRenderedPageBreak/>
         <w:t xml:space="preserve">8. </w:t>
       </w:r>
       <w:proofErr w:type="spellStart"/>
@@ -5226,6 +6015,7 @@
       <w:r>
         <w:t>?</w:t>
       </w:r>
+      <w:bookmarkEnd w:id="12"/>
     </w:p>
     <w:p>
       <w:proofErr w:type="spellStart"/>
@@ -5512,7 +6302,7 @@
       <w:pPr>
         <w:pStyle w:val="Heading1"/>
       </w:pPr>
-      <w:bookmarkStart w:id="5" w:name="_Toc207780707"/>
+      <w:bookmarkStart w:id="13" w:name="_Toc207884881"/>
       <w:proofErr w:type="spellStart"/>
       <w:r>
         <w:t>Bespreking</w:t>
@@ -5533,7 +6323,7 @@
       <w:r>
         <w:t>analise</w:t>
       </w:r>
-      <w:bookmarkEnd w:id="5"/>
+      <w:bookmarkEnd w:id="13"/>
       <w:proofErr w:type="spellEnd"/>
     </w:p>
     <w:tbl>
@@ -5651,7 +6441,7 @@
             <w:pPr>
               <w:jc w:val="center"/>
             </w:pPr>
-            <w:hyperlink r:id="rId15" w:history="1">
+            <w:hyperlink r:id="rId18" w:history="1">
               <w:r>
                 <w:rPr>
                   <w:rStyle w:val="Hyperlink"/>
@@ -5728,7 +6518,7 @@
             <w:r>
               <w:t xml:space="preserve"> </w:t>
             </w:r>
-            <w:hyperlink r:id="rId16" w:history="1">
+            <w:hyperlink r:id="rId19" w:history="1">
               <w:r>
                 <w:rPr>
                   <w:rStyle w:val="Hyperlink"/>
@@ -5781,7 +6571,7 @@
             <w:pPr>
               <w:jc w:val="center"/>
             </w:pPr>
-            <w:hyperlink r:id="rId17" w:history="1">
+            <w:hyperlink r:id="rId20" w:history="1">
               <w:r>
                 <w:rPr>
                   <w:rStyle w:val="Hyperlink"/>
@@ -5834,7 +6624,7 @@
             <w:pPr>
               <w:jc w:val="center"/>
             </w:pPr>
-            <w:hyperlink r:id="rId18" w:history="1">
+            <w:hyperlink r:id="rId21" w:history="1">
               <w:r>
                 <w:rPr>
                   <w:rStyle w:val="Hyperlink"/>
@@ -5887,7 +6677,7 @@
             <w:pPr>
               <w:jc w:val="center"/>
             </w:pPr>
-            <w:hyperlink r:id="rId19" w:history="1">
+            <w:hyperlink r:id="rId22" w:history="1">
               <w:r>
                 <w:rPr>
                   <w:rStyle w:val="Hyperlink"/>
@@ -6056,7 +6846,7 @@
             <w:r>
               <w:t xml:space="preserve">E-Waste Recycling: Moving from Challenges to Solutions </w:t>
             </w:r>
-            <w:hyperlink r:id="rId20" w:history="1">
+            <w:hyperlink r:id="rId23" w:history="1">
               <w:r>
                 <w:rPr>
                   <w:rStyle w:val="Hyperlink"/>
@@ -6112,7 +6902,7 @@
             <w:pPr>
               <w:jc w:val="center"/>
             </w:pPr>
-            <w:hyperlink r:id="rId21" w:history="1">
+            <w:hyperlink r:id="rId24" w:history="1">
               <w:r>
                 <w:rPr>
                   <w:rStyle w:val="Hyperlink"/>
@@ -6165,7 +6955,7 @@
             <w:pPr>
               <w:jc w:val="center"/>
             </w:pPr>
-            <w:hyperlink r:id="rId22" w:history="1">
+            <w:hyperlink r:id="rId25" w:history="1">
               <w:r>
                 <w:rPr>
                   <w:rStyle w:val="Hyperlink"/>
@@ -6185,20 +6975,19 @@
     <w:p/>
     <w:sdt>
       <w:sdtPr>
+        <w:rPr>
+          <w:rFonts w:asciiTheme="minorHAnsi" w:eastAsiaTheme="minorHAnsi" w:hAnsiTheme="minorHAnsi" w:cstheme="minorBidi"/>
+          <w:color w:val="auto"/>
+          <w:sz w:val="22"/>
+          <w:szCs w:val="22"/>
+        </w:rPr>
         <w:id w:val="-352270658"/>
         <w:docPartObj>
           <w:docPartGallery w:val="Bibliographies"/>
           <w:docPartUnique/>
         </w:docPartObj>
       </w:sdtPr>
-      <w:sdtEndPr>
-        <w:rPr>
-          <w:rFonts w:asciiTheme="minorHAnsi" w:eastAsiaTheme="minorHAnsi" w:hAnsiTheme="minorHAnsi" w:cstheme="minorBidi"/>
-          <w:color w:val="auto"/>
-          <w:sz w:val="22"/>
-          <w:szCs w:val="22"/>
-        </w:rPr>
-      </w:sdtEndPr>
+      <w:sdtEndPr/>
       <w:sdtContent>
         <w:p>
           <w:pPr>
@@ -6222,16 +7011,19 @@
           <w:pPr>
             <w:pStyle w:val="Heading1"/>
           </w:pPr>
+          <w:bookmarkStart w:id="14" w:name="_Toc207884882"/>
           <w:r>
             <w:lastRenderedPageBreak/>
             <w:t>Bibliography</w:t>
           </w:r>
+          <w:bookmarkEnd w:id="14"/>
         </w:p>
         <w:sdt>
           <w:sdtPr>
             <w:id w:val="111145805"/>
             <w:bibliography/>
           </w:sdtPr>
+          <w:sdtEndPr/>
           <w:sdtContent>
             <w:p>
               <w:pPr>
@@ -6500,11 +7292,11 @@
       <w:pPr>
         <w:pStyle w:val="Heading1"/>
       </w:pPr>
-      <w:bookmarkStart w:id="6" w:name="_Toc207780708"/>
+      <w:bookmarkStart w:id="15" w:name="_Toc207884883"/>
       <w:r>
         <w:t>Bylae A</w:t>
       </w:r>
-      <w:bookmarkEnd w:id="6"/>
+      <w:bookmarkEnd w:id="15"/>
     </w:p>
     <w:p/>
     <w:tbl>
@@ -7468,12 +8260,12 @@
       <w:pPr>
         <w:pStyle w:val="Heading1"/>
       </w:pPr>
-      <w:bookmarkStart w:id="7" w:name="_Toc207780709"/>
+      <w:bookmarkStart w:id="16" w:name="_Toc207884884"/>
       <w:r>
         <w:lastRenderedPageBreak/>
         <w:t>Bylae B</w:t>
       </w:r>
-      <w:bookmarkEnd w:id="7"/>
+      <w:bookmarkEnd w:id="16"/>
     </w:p>
     <w:p>
       <w:r>
@@ -7603,7 +8395,7 @@
       </w:r>
     </w:p>
     <w:sectPr>
-      <w:footerReference w:type="default" r:id="rId23"/>
+      <w:footerReference w:type="default" r:id="rId26"/>
       <w:pgSz w:w="11906" w:h="16838"/>
       <w:pgMar w:top="1440" w:right="1440" w:bottom="1440" w:left="1440" w:header="708" w:footer="708" w:gutter="0"/>
       <w:pgNumType w:start="0"/>
@@ -10326,6 +11118,19 @@
     <w:uiPriority w:val="37"/>
     <w:unhideWhenUsed/>
     <w:rsid w:val="002D696E"/>
+  </w:style>
+  <w:style w:type="paragraph" w:styleId="TOC2">
+    <w:name w:val="toc 2"/>
+    <w:basedOn w:val="Normal"/>
+    <w:next w:val="Normal"/>
+    <w:autoRedefine/>
+    <w:uiPriority w:val="39"/>
+    <w:unhideWhenUsed/>
+    <w:rsid w:val="00AD1438"/>
+    <w:pPr>
+      <w:spacing w:after="100"/>
+      <w:ind w:left="220"/>
+    </w:pPr>
   </w:style>
 </w:styles>
 </file>
@@ -16309,6 +17114,7 @@
     <w:rsid w:val="001E4C41"/>
     <w:rsid w:val="00203760"/>
     <w:rsid w:val="00297B8F"/>
+    <w:rsid w:val="004534F3"/>
     <w:rsid w:val="004B0D3B"/>
     <w:rsid w:val="00941C59"/>
     <w:rsid w:val="00AF6B68"/>
@@ -16777,10 +17583,6 @@
   </w:style>
   <w:style w:type="paragraph" w:customStyle="1" w:styleId="3C7C6D8B7063446C92CD0AF5E150EDA4">
     <w:name w:val="3C7C6D8B7063446C92CD0AF5E150EDA4"/>
-    <w:rsid w:val="00203760"/>
-  </w:style>
-  <w:style w:type="paragraph" w:customStyle="1" w:styleId="5B90428BA2AE43D38AA8A5B519E07159">
-    <w:name w:val="5B90428BA2AE43D38AA8A5B519E07159"/>
     <w:rsid w:val="00203760"/>
   </w:style>
   <w:style w:type="paragraph" w:customStyle="1" w:styleId="04C9D75F1C3F48DBA6F8E2C2DFC37E14">

--- a/RTT PAT 2025/Fase 1/Beplanningsdokument.docx
+++ b/RTT PAT 2025/Fase 1/Beplanningsdokument.docx
@@ -3613,7 +3613,7 @@
     <w:p>
       <w:r>
         <w:pict w14:anchorId="1DC427A7">
-          <v:rect id="_x0000_i1092" style="width:0;height:1.5pt" o:hralign="center" o:hrstd="t" o:hr="t" fillcolor="#a0a0a0" stroked="f"/>
+          <v:rect id="_x0000_i1025" style="width:0;height:1.5pt" o:hralign="center" o:hrstd="t" o:hr="t" fillcolor="#a0a0a0" stroked="f"/>
         </w:pict>
       </w:r>
     </w:p>
@@ -3987,7 +3987,7 @@
     <w:p>
       <w:r>
         <w:pict w14:anchorId="0931ED2B">
-          <v:rect id="_x0000_i1086" style="width:0;height:1.5pt" o:hralign="center" o:hrstd="t" o:hr="t" fillcolor="#a0a0a0" stroked="f"/>
+          <v:rect id="_x0000_i1026" style="width:0;height:1.5pt" o:hralign="center" o:hrstd="t" o:hr="t" fillcolor="#a0a0a0" stroked="f"/>
         </w:pict>
       </w:r>
     </w:p>
@@ -4405,7 +4405,7 @@
     <w:p>
       <w:r>
         <w:pict w14:anchorId="5B643747">
-          <v:rect id="_x0000_i1087" style="width:0;height:1.5pt" o:hralign="center" o:hrstd="t" o:hr="t" fillcolor="#a0a0a0" stroked="f"/>
+          <v:rect id="_x0000_i1027" style="width:0;height:1.5pt" o:hralign="center" o:hrstd="t" o:hr="t" fillcolor="#a0a0a0" stroked="f"/>
         </w:pict>
       </w:r>
     </w:p>
@@ -4805,7 +4805,7 @@
     <w:p>
       <w:r>
         <w:pict w14:anchorId="2EA98286">
-          <v:rect id="_x0000_i1088" style="width:0;height:1.5pt" o:hralign="center" o:hrstd="t" o:hr="t" fillcolor="#a0a0a0" stroked="f"/>
+          <v:rect id="_x0000_i1028" style="width:0;height:1.5pt" o:hralign="center" o:hrstd="t" o:hr="t" fillcolor="#a0a0a0" stroked="f"/>
         </w:pict>
       </w:r>
     </w:p>
@@ -5178,7 +5178,7 @@
     <w:p>
       <w:r>
         <w:pict w14:anchorId="38011F74">
-          <v:rect id="_x0000_i1089" style="width:0;height:1.5pt" o:hralign="center" o:hrstd="t" o:hr="t" fillcolor="#a0a0a0" stroked="f"/>
+          <v:rect id="_x0000_i1029" style="width:0;height:1.5pt" o:hralign="center" o:hrstd="t" o:hr="t" fillcolor="#a0a0a0" stroked="f"/>
         </w:pict>
       </w:r>
     </w:p>
@@ -5594,7 +5594,7 @@
     <w:p>
       <w:r>
         <w:pict w14:anchorId="1E2077A4">
-          <v:rect id="_x0000_i1090" style="width:0;height:1.5pt" o:hralign="center" o:hrstd="t" o:hr="t" fillcolor="#a0a0a0" stroked="f"/>
+          <v:rect id="_x0000_i1030" style="width:0;height:1.5pt" o:hralign="center" o:hrstd="t" o:hr="t" fillcolor="#a0a0a0" stroked="f"/>
         </w:pict>
       </w:r>
     </w:p>
@@ -5922,7 +5922,7 @@
     <w:p>
       <w:r>
         <w:pict w14:anchorId="5E9A8187">
-          <v:rect id="_x0000_i1091" style="width:0;height:1.5pt" o:hralign="center" o:hrstd="t" o:hr="t" fillcolor="#a0a0a0" stroked="f"/>
+          <v:rect id="_x0000_i1031" style="width:0;height:1.5pt" o:hralign="center" o:hrstd="t" o:hr="t" fillcolor="#a0a0a0" stroked="f"/>
         </w:pict>
       </w:r>
     </w:p>
@@ -8240,11 +8240,6 @@
     </w:tbl>
     <w:p>
       <w:pPr>
-        <w:pStyle w:val="Heading1"/>
-      </w:pPr>
-    </w:p>
-    <w:p>
-      <w:pPr>
         <w:rPr>
           <w:rFonts w:asciiTheme="majorHAnsi" w:eastAsiaTheme="majorEastAsia" w:hAnsiTheme="majorHAnsi" w:cstheme="majorBidi"/>
           <w:color w:val="2E74B5" w:themeColor="accent1" w:themeShade="BF"/>
@@ -8252,150 +8247,64 @@
           <w:szCs w:val="40"/>
         </w:rPr>
       </w:pPr>
+    </w:p>
+    <w:p/>
+    <w:p/>
+    <w:p/>
+    <w:p/>
+    <w:p/>
+    <w:p/>
+    <w:p/>
+    <w:p/>
+    <w:p/>
+    <w:p>
       <w:r>
         <w:br w:type="page"/>
       </w:r>
     </w:p>
     <w:p>
-      <w:pPr>
-        <w:pStyle w:val="Heading1"/>
-      </w:pPr>
-      <w:bookmarkStart w:id="16" w:name="_Toc207884884"/>
       <w:r>
         <w:lastRenderedPageBreak/>
-        <w:t>Bylae B</w:t>
-      </w:r>
-      <w:bookmarkEnd w:id="16"/>
+        <w:drawing>
+          <wp:inline distT="0" distB="0" distL="0" distR="0" wp14:anchorId="18DC0E07" wp14:editId="71A23353">
+            <wp:extent cx="6543040" cy="10506752"/>
+            <wp:effectExtent l="0" t="0" r="0" b="8890"/>
+            <wp:docPr id="1026625104" name="Picture 1"/>
+            <wp:cNvGraphicFramePr>
+              <a:graphicFrameLocks xmlns:a="http://schemas.openxmlformats.org/drawingml/2006/main" noChangeAspect="1"/>
+            </wp:cNvGraphicFramePr>
+            <a:graphic xmlns:a="http://schemas.openxmlformats.org/drawingml/2006/main">
+              <a:graphicData uri="http://schemas.openxmlformats.org/drawingml/2006/picture">
+                <pic:pic xmlns:pic="http://schemas.openxmlformats.org/drawingml/2006/picture">
+                  <pic:nvPicPr>
+                    <pic:cNvPr id="1026625104" name=""/>
+                    <pic:cNvPicPr/>
+                  </pic:nvPicPr>
+                  <pic:blipFill>
+                    <a:blip r:embed="rId26"/>
+                    <a:stretch>
+                      <a:fillRect/>
+                    </a:stretch>
+                  </pic:blipFill>
+                  <pic:spPr>
+                    <a:xfrm>
+                      <a:off x="0" y="0"/>
+                      <a:ext cx="6558361" cy="10531354"/>
+                    </a:xfrm>
+                    <a:prstGeom prst="rect">
+                      <a:avLst/>
+                    </a:prstGeom>
+                  </pic:spPr>
+                </pic:pic>
+              </a:graphicData>
+            </a:graphic>
+          </wp:inline>
+        </w:drawing>
+      </w:r>
     </w:p>
-    <w:p>
-      <w:r>
-        <w:t xml:space="preserve">Ek, </w:t>
-      </w:r>
-      <w:r>
-        <w:rPr>
-          <w:b/>
-          <w:bCs/>
-        </w:rPr>
-        <w:t>Pieter-Louis Schoeman</w:t>
-      </w:r>
-      <w:r>
-        <w:t xml:space="preserve">, </w:t>
-      </w:r>
-      <w:proofErr w:type="spellStart"/>
-      <w:r>
-        <w:t>verklaar</w:t>
-      </w:r>
-      <w:proofErr w:type="spellEnd"/>
-      <w:r>
-        <w:t xml:space="preserve"> </w:t>
-      </w:r>
-      <w:proofErr w:type="spellStart"/>
-      <w:r>
-        <w:t>dat</w:t>
-      </w:r>
-      <w:proofErr w:type="spellEnd"/>
-      <w:r>
-        <w:t xml:space="preserve"> </w:t>
-      </w:r>
-      <w:proofErr w:type="spellStart"/>
-      <w:r>
-        <w:t>hierdie</w:t>
-      </w:r>
-      <w:proofErr w:type="spellEnd"/>
-      <w:r>
-        <w:t xml:space="preserve"> </w:t>
-      </w:r>
-      <w:proofErr w:type="spellStart"/>
-      <w:r>
-        <w:t>werk</w:t>
-      </w:r>
-      <w:proofErr w:type="spellEnd"/>
-      <w:r>
-        <w:t xml:space="preserve"> my </w:t>
-      </w:r>
-      <w:proofErr w:type="spellStart"/>
-      <w:r>
-        <w:t>eie</w:t>
-      </w:r>
-      <w:proofErr w:type="spellEnd"/>
-      <w:r>
-        <w:t xml:space="preserve"> is. Ek het alle </w:t>
-      </w:r>
-      <w:proofErr w:type="spellStart"/>
-      <w:r>
-        <w:t>hulpbronne</w:t>
-      </w:r>
-      <w:proofErr w:type="spellEnd"/>
-      <w:r>
-        <w:t xml:space="preserve"> </w:t>
-      </w:r>
-      <w:proofErr w:type="spellStart"/>
-      <w:r>
-        <w:t>en</w:t>
-      </w:r>
-      <w:proofErr w:type="spellEnd"/>
-      <w:r>
-        <w:t xml:space="preserve"> </w:t>
-      </w:r>
-      <w:proofErr w:type="spellStart"/>
-      <w:r>
-        <w:t>hulp</w:t>
-      </w:r>
-      <w:proofErr w:type="spellEnd"/>
-      <w:r>
-        <w:t xml:space="preserve"> </w:t>
-      </w:r>
-      <w:proofErr w:type="spellStart"/>
-      <w:r>
-        <w:t>erken</w:t>
-      </w:r>
-      <w:proofErr w:type="spellEnd"/>
-      <w:r>
-        <w:t xml:space="preserve"> </w:t>
-      </w:r>
-      <w:proofErr w:type="spellStart"/>
-      <w:r>
-        <w:t>en</w:t>
-      </w:r>
-      <w:proofErr w:type="spellEnd"/>
-      <w:r>
-        <w:t xml:space="preserve"> </w:t>
-      </w:r>
-      <w:proofErr w:type="spellStart"/>
-      <w:r>
-        <w:t>geen</w:t>
-      </w:r>
-      <w:proofErr w:type="spellEnd"/>
-      <w:r>
-        <w:t xml:space="preserve"> </w:t>
-      </w:r>
-      <w:proofErr w:type="spellStart"/>
-      <w:r>
-        <w:t>plagiaat</w:t>
-      </w:r>
-      <w:proofErr w:type="spellEnd"/>
-      <w:r>
-        <w:t xml:space="preserve"> </w:t>
-      </w:r>
-      <w:proofErr w:type="spellStart"/>
-      <w:r>
-        <w:t>gepleeg</w:t>
-      </w:r>
-      <w:proofErr w:type="spellEnd"/>
-      <w:r>
-        <w:t xml:space="preserve"> </w:t>
-      </w:r>
-      <w:proofErr w:type="spellStart"/>
-      <w:r>
-        <w:t>nie</w:t>
-      </w:r>
-      <w:proofErr w:type="spellEnd"/>
-      <w:r>
-        <w:t>.</w:t>
-      </w:r>
-    </w:p>
+    <w:p/>
     <w:sectPr>
-      <w:footerReference w:type="default" r:id="rId26"/>
+      <w:footerReference w:type="default" r:id="rId27"/>
       <w:pgSz w:w="11906" w:h="16838"/>
       <w:pgMar w:top="1440" w:right="1440" w:bottom="1440" w:left="1440" w:header="708" w:footer="708" w:gutter="0"/>
       <w:pgNumType w:start="0"/>
@@ -17114,6 +17023,7 @@
     <w:rsid w:val="001E4C41"/>
     <w:rsid w:val="00203760"/>
     <w:rsid w:val="00297B8F"/>
+    <w:rsid w:val="0039684C"/>
     <w:rsid w:val="004534F3"/>
     <w:rsid w:val="004B0D3B"/>
     <w:rsid w:val="00941C59"/>

--- a/RTT PAT 2025/Fase 1/Beplanningsdokument.docx
+++ b/RTT PAT 2025/Fase 1/Beplanningsdokument.docx
@@ -78,7 +78,7 @@
                                   <w:tblDescription w:val="Cover page layout"/>
                                 </w:tblPr>
                                 <w:tblGrid>
-                                  <w:gridCol w:w="10805"/>
+                                  <w:gridCol w:w="10800"/>
                                 </w:tblGrid>
                                 <w:tr>
                                   <w:trPr>
@@ -279,9 +279,9 @@
                                         <w:tblDescription w:val="Cover page info"/>
                                       </w:tblPr>
                                       <w:tblGrid>
-                                        <w:gridCol w:w="3602"/>
-                                        <w:gridCol w:w="2497"/>
-                                        <w:gridCol w:w="4706"/>
+                                        <w:gridCol w:w="3600"/>
+                                        <w:gridCol w:w="2496"/>
+                                        <w:gridCol w:w="4704"/>
                                       </w:tblGrid>
                                       <w:tr>
                                         <w:trPr>
@@ -453,7 +453,7 @@
                             <w:tblDescription w:val="Cover page layout"/>
                           </w:tblPr>
                           <w:tblGrid>
-                            <w:gridCol w:w="10805"/>
+                            <w:gridCol w:w="10800"/>
                           </w:tblGrid>
                           <w:tr>
                             <w:trPr>
@@ -654,9 +654,9 @@
                                   <w:tblDescription w:val="Cover page info"/>
                                 </w:tblPr>
                                 <w:tblGrid>
-                                  <w:gridCol w:w="3602"/>
-                                  <w:gridCol w:w="2497"/>
-                                  <w:gridCol w:w="4706"/>
+                                  <w:gridCol w:w="3600"/>
+                                  <w:gridCol w:w="2496"/>
+                                  <w:gridCol w:w="4704"/>
                                 </w:tblGrid>
                                 <w:tr>
                                   <w:trPr>
@@ -816,7 +816,7 @@
       <w:pPr>
         <w:pStyle w:val="Heading1"/>
       </w:pPr>
-      <w:bookmarkStart w:id="0" w:name="_Toc207884868"/>
+      <w:bookmarkStart w:id="0" w:name="_Toc208469822"/>
       <w:proofErr w:type="spellStart"/>
       <w:r>
         <w:lastRenderedPageBreak/>
@@ -881,7 +881,7 @@
           <w:r>
             <w:fldChar w:fldCharType="separate"/>
           </w:r>
-          <w:hyperlink w:anchor="_Toc207884868" w:history="1">
+          <w:hyperlink w:anchor="_Toc208469822" w:history="1">
             <w:r>
               <w:rPr>
                 <w:rStyle w:val="Hyperlink"/>
@@ -908,7 +908,7 @@
                 <w:noProof/>
                 <w:webHidden/>
               </w:rPr>
-              <w:instrText xml:space="preserve"> PAGEREF _Toc207884868 \h </w:instrText>
+              <w:instrText xml:space="preserve"> PAGEREF _Toc208469822 \h </w:instrText>
             </w:r>
             <w:r>
               <w:rPr>
@@ -955,7 +955,7 @@
               <w14:ligatures w14:val="standardContextual"/>
             </w:rPr>
           </w:pPr>
-          <w:hyperlink w:anchor="_Toc207884869" w:history="1">
+          <w:hyperlink w:anchor="_Toc208469823" w:history="1">
             <w:r>
               <w:rPr>
                 <w:rStyle w:val="Hyperlink"/>
@@ -982,7 +982,7 @@
                 <w:noProof/>
                 <w:webHidden/>
               </w:rPr>
-              <w:instrText xml:space="preserve"> PAGEREF _Toc207884869 \h </w:instrText>
+              <w:instrText xml:space="preserve"> PAGEREF _Toc208469823 \h </w:instrText>
             </w:r>
             <w:r>
               <w:rPr>
@@ -1029,7 +1029,7 @@
               <w14:ligatures w14:val="standardContextual"/>
             </w:rPr>
           </w:pPr>
-          <w:hyperlink w:anchor="_Toc207884870" w:history="1">
+          <w:hyperlink w:anchor="_Toc208469824" w:history="1">
             <w:r>
               <w:rPr>
                 <w:rStyle w:val="Hyperlink"/>
@@ -1056,7 +1056,7 @@
                 <w:noProof/>
                 <w:webHidden/>
               </w:rPr>
-              <w:instrText xml:space="preserve"> PAGEREF _Toc207884870 \h </w:instrText>
+              <w:instrText xml:space="preserve"> PAGEREF _Toc208469824 \h </w:instrText>
             </w:r>
             <w:r>
               <w:rPr>
@@ -1103,7 +1103,7 @@
               <w14:ligatures w14:val="standardContextual"/>
             </w:rPr>
           </w:pPr>
-          <w:hyperlink w:anchor="_Toc207884871" w:history="1">
+          <w:hyperlink w:anchor="_Toc208469825" w:history="1">
             <w:r>
               <w:rPr>
                 <w:rStyle w:val="Hyperlink"/>
@@ -1130,7 +1130,7 @@
                 <w:noProof/>
                 <w:webHidden/>
               </w:rPr>
-              <w:instrText xml:space="preserve"> PAGEREF _Toc207884871 \h </w:instrText>
+              <w:instrText xml:space="preserve"> PAGEREF _Toc208469825 \h </w:instrText>
             </w:r>
             <w:r>
               <w:rPr>
@@ -1177,7 +1177,7 @@
               <w14:ligatures w14:val="standardContextual"/>
             </w:rPr>
           </w:pPr>
-          <w:hyperlink w:anchor="_Toc207884872" w:history="1">
+          <w:hyperlink w:anchor="_Toc208469826" w:history="1">
             <w:r>
               <w:rPr>
                 <w:rStyle w:val="Hyperlink"/>
@@ -1204,7 +1204,7 @@
                 <w:noProof/>
                 <w:webHidden/>
               </w:rPr>
-              <w:instrText xml:space="preserve"> PAGEREF _Toc207884872 \h </w:instrText>
+              <w:instrText xml:space="preserve"> PAGEREF _Toc208469826 \h </w:instrText>
             </w:r>
             <w:r>
               <w:rPr>
@@ -1242,10 +1242,16 @@
               <w:tab w:val="right" w:leader="dot" w:pos="9016"/>
             </w:tabs>
             <w:rPr>
+              <w:rFonts w:eastAsiaTheme="minorEastAsia"/>
               <w:noProof/>
+              <w:kern w:val="2"/>
+              <w:sz w:val="24"/>
+              <w:szCs w:val="24"/>
+              <w:lang w:eastAsia="en-ZA"/>
+              <w14:ligatures w14:val="standardContextual"/>
             </w:rPr>
           </w:pPr>
-          <w:hyperlink w:anchor="_Toc207884873" w:history="1">
+          <w:hyperlink w:anchor="_Toc208469827" w:history="1">
             <w:r>
               <w:rPr>
                 <w:rStyle w:val="Hyperlink"/>
@@ -1281,7 +1287,7 @@
                 <w:noProof/>
                 <w:webHidden/>
               </w:rPr>
-              <w:instrText xml:space="preserve"> PAGEREF _Toc207884873 \h </w:instrText>
+              <w:instrText xml:space="preserve"> PAGEREF _Toc208469827 \h </w:instrText>
             </w:r>
             <w:r>
               <w:rPr>
@@ -1319,10 +1325,16 @@
               <w:tab w:val="right" w:leader="dot" w:pos="9016"/>
             </w:tabs>
             <w:rPr>
+              <w:rFonts w:eastAsiaTheme="minorEastAsia"/>
               <w:noProof/>
+              <w:kern w:val="2"/>
+              <w:sz w:val="24"/>
+              <w:szCs w:val="24"/>
+              <w:lang w:eastAsia="en-ZA"/>
+              <w14:ligatures w14:val="standardContextual"/>
             </w:rPr>
           </w:pPr>
-          <w:hyperlink w:anchor="_Toc207884874" w:history="1">
+          <w:hyperlink w:anchor="_Toc208469828" w:history="1">
             <w:r>
               <w:rPr>
                 <w:rStyle w:val="Hyperlink"/>
@@ -1349,7 +1361,7 @@
                 <w:noProof/>
                 <w:webHidden/>
               </w:rPr>
-              <w:instrText xml:space="preserve"> PAGEREF _Toc207884874 \h </w:instrText>
+              <w:instrText xml:space="preserve"> PAGEREF _Toc208469828 \h </w:instrText>
             </w:r>
             <w:r>
               <w:rPr>
@@ -1387,10 +1399,16 @@
               <w:tab w:val="right" w:leader="dot" w:pos="9016"/>
             </w:tabs>
             <w:rPr>
+              <w:rFonts w:eastAsiaTheme="minorEastAsia"/>
               <w:noProof/>
+              <w:kern w:val="2"/>
+              <w:sz w:val="24"/>
+              <w:szCs w:val="24"/>
+              <w:lang w:eastAsia="en-ZA"/>
+              <w14:ligatures w14:val="standardContextual"/>
             </w:rPr>
           </w:pPr>
-          <w:hyperlink w:anchor="_Toc207884875" w:history="1">
+          <w:hyperlink w:anchor="_Toc208469829" w:history="1">
             <w:r>
               <w:rPr>
                 <w:rStyle w:val="Hyperlink"/>
@@ -1417,7 +1435,7 @@
                 <w:noProof/>
                 <w:webHidden/>
               </w:rPr>
-              <w:instrText xml:space="preserve"> PAGEREF _Toc207884875 \h </w:instrText>
+              <w:instrText xml:space="preserve"> PAGEREF _Toc208469829 \h </w:instrText>
             </w:r>
             <w:r>
               <w:rPr>
@@ -1455,10 +1473,16 @@
               <w:tab w:val="right" w:leader="dot" w:pos="9016"/>
             </w:tabs>
             <w:rPr>
+              <w:rFonts w:eastAsiaTheme="minorEastAsia"/>
               <w:noProof/>
+              <w:kern w:val="2"/>
+              <w:sz w:val="24"/>
+              <w:szCs w:val="24"/>
+              <w:lang w:eastAsia="en-ZA"/>
+              <w14:ligatures w14:val="standardContextual"/>
             </w:rPr>
           </w:pPr>
-          <w:hyperlink w:anchor="_Toc207884876" w:history="1">
+          <w:hyperlink w:anchor="_Toc208469830" w:history="1">
             <w:r>
               <w:rPr>
                 <w:rStyle w:val="Hyperlink"/>
@@ -1485,7 +1509,7 @@
                 <w:noProof/>
                 <w:webHidden/>
               </w:rPr>
-              <w:instrText xml:space="preserve"> PAGEREF _Toc207884876 \h </w:instrText>
+              <w:instrText xml:space="preserve"> PAGEREF _Toc208469830 \h </w:instrText>
             </w:r>
             <w:r>
               <w:rPr>
@@ -1523,10 +1547,16 @@
               <w:tab w:val="right" w:leader="dot" w:pos="9016"/>
             </w:tabs>
             <w:rPr>
+              <w:rFonts w:eastAsiaTheme="minorEastAsia"/>
               <w:noProof/>
+              <w:kern w:val="2"/>
+              <w:sz w:val="24"/>
+              <w:szCs w:val="24"/>
+              <w:lang w:eastAsia="en-ZA"/>
+              <w14:ligatures w14:val="standardContextual"/>
             </w:rPr>
           </w:pPr>
-          <w:hyperlink w:anchor="_Toc207884877" w:history="1">
+          <w:hyperlink w:anchor="_Toc208469831" w:history="1">
             <w:r>
               <w:rPr>
                 <w:rStyle w:val="Hyperlink"/>
@@ -1553,7 +1583,7 @@
                 <w:noProof/>
                 <w:webHidden/>
               </w:rPr>
-              <w:instrText xml:space="preserve"> PAGEREF _Toc207884877 \h </w:instrText>
+              <w:instrText xml:space="preserve"> PAGEREF _Toc208469831 \h </w:instrText>
             </w:r>
             <w:r>
               <w:rPr>
@@ -1591,10 +1621,16 @@
               <w:tab w:val="right" w:leader="dot" w:pos="9016"/>
             </w:tabs>
             <w:rPr>
+              <w:rFonts w:eastAsiaTheme="minorEastAsia"/>
               <w:noProof/>
+              <w:kern w:val="2"/>
+              <w:sz w:val="24"/>
+              <w:szCs w:val="24"/>
+              <w:lang w:eastAsia="en-ZA"/>
+              <w14:ligatures w14:val="standardContextual"/>
             </w:rPr>
           </w:pPr>
-          <w:hyperlink w:anchor="_Toc207884878" w:history="1">
+          <w:hyperlink w:anchor="_Toc208469832" w:history="1">
             <w:r>
               <w:rPr>
                 <w:rStyle w:val="Hyperlink"/>
@@ -1621,7 +1657,7 @@
                 <w:noProof/>
                 <w:webHidden/>
               </w:rPr>
-              <w:instrText xml:space="preserve"> PAGEREF _Toc207884878 \h </w:instrText>
+              <w:instrText xml:space="preserve"> PAGEREF _Toc208469832 \h </w:instrText>
             </w:r>
             <w:r>
               <w:rPr>
@@ -1659,10 +1695,16 @@
               <w:tab w:val="right" w:leader="dot" w:pos="9016"/>
             </w:tabs>
             <w:rPr>
+              <w:rFonts w:eastAsiaTheme="minorEastAsia"/>
               <w:noProof/>
+              <w:kern w:val="2"/>
+              <w:sz w:val="24"/>
+              <w:szCs w:val="24"/>
+              <w:lang w:eastAsia="en-ZA"/>
+              <w14:ligatures w14:val="standardContextual"/>
             </w:rPr>
           </w:pPr>
-          <w:hyperlink w:anchor="_Toc207884879" w:history="1">
+          <w:hyperlink w:anchor="_Toc208469833" w:history="1">
             <w:r>
               <w:rPr>
                 <w:rStyle w:val="Hyperlink"/>
@@ -1689,7 +1731,7 @@
                 <w:noProof/>
                 <w:webHidden/>
               </w:rPr>
-              <w:instrText xml:space="preserve"> PAGEREF _Toc207884879 \h </w:instrText>
+              <w:instrText xml:space="preserve"> PAGEREF _Toc208469833 \h </w:instrText>
             </w:r>
             <w:r>
               <w:rPr>
@@ -1727,10 +1769,16 @@
               <w:tab w:val="right" w:leader="dot" w:pos="9016"/>
             </w:tabs>
             <w:rPr>
+              <w:rFonts w:eastAsiaTheme="minorEastAsia"/>
               <w:noProof/>
+              <w:kern w:val="2"/>
+              <w:sz w:val="24"/>
+              <w:szCs w:val="24"/>
+              <w:lang w:eastAsia="en-ZA"/>
+              <w14:ligatures w14:val="standardContextual"/>
             </w:rPr>
           </w:pPr>
-          <w:hyperlink w:anchor="_Toc207884880" w:history="1">
+          <w:hyperlink w:anchor="_Toc208469834" w:history="1">
             <w:r>
               <w:rPr>
                 <w:rStyle w:val="Hyperlink"/>
@@ -1757,7 +1805,7 @@
                 <w:noProof/>
                 <w:webHidden/>
               </w:rPr>
-              <w:instrText xml:space="preserve"> PAGEREF _Toc207884880 \h </w:instrText>
+              <w:instrText xml:space="preserve"> PAGEREF _Toc208469834 \h </w:instrText>
             </w:r>
             <w:r>
               <w:rPr>
@@ -1804,13 +1852,13 @@
               <w14:ligatures w14:val="standardContextual"/>
             </w:rPr>
           </w:pPr>
-          <w:hyperlink w:anchor="_Toc207884881" w:history="1">
+          <w:hyperlink w:anchor="_Toc208469835" w:history="1">
             <w:r>
               <w:rPr>
                 <w:rStyle w:val="Hyperlink"/>
                 <w:noProof/>
               </w:rPr>
-              <w:t>Bespreking en analise</w:t>
+              <w:t>Gevlogtrekking</w:t>
             </w:r>
             <w:r>
               <w:rPr>
@@ -1831,7 +1879,7 @@
                 <w:noProof/>
                 <w:webHidden/>
               </w:rPr>
-              <w:instrText xml:space="preserve"> PAGEREF _Toc207884881 \h </w:instrText>
+              <w:instrText xml:space="preserve"> PAGEREF _Toc208469835 \h </w:instrText>
             </w:r>
             <w:r>
               <w:rPr>
@@ -1878,13 +1926,13 @@
               <w14:ligatures w14:val="standardContextual"/>
             </w:rPr>
           </w:pPr>
-          <w:hyperlink w:anchor="_Toc207884882" w:history="1">
+          <w:hyperlink w:anchor="_Toc208469836" w:history="1">
             <w:r>
               <w:rPr>
                 <w:rStyle w:val="Hyperlink"/>
                 <w:noProof/>
               </w:rPr>
-              <w:t>Bibliography</w:t>
+              <w:t>Bron Beskrywing</w:t>
             </w:r>
             <w:r>
               <w:rPr>
@@ -1905,7 +1953,7 @@
                 <w:noProof/>
                 <w:webHidden/>
               </w:rPr>
-              <w:instrText xml:space="preserve"> PAGEREF _Toc207884882 \h </w:instrText>
+              <w:instrText xml:space="preserve"> PAGEREF _Toc208469836 \h </w:instrText>
             </w:r>
             <w:r>
               <w:rPr>
@@ -1952,13 +2000,13 @@
               <w14:ligatures w14:val="standardContextual"/>
             </w:rPr>
           </w:pPr>
-          <w:hyperlink w:anchor="_Toc207884883" w:history="1">
+          <w:hyperlink w:anchor="_Toc208469837" w:history="1">
             <w:r>
               <w:rPr>
                 <w:rStyle w:val="Hyperlink"/>
                 <w:noProof/>
               </w:rPr>
-              <w:t>Bylae A</w:t>
+              <w:t>Bibliography</w:t>
             </w:r>
             <w:r>
               <w:rPr>
@@ -1979,7 +2027,7 @@
                 <w:noProof/>
                 <w:webHidden/>
               </w:rPr>
-              <w:instrText xml:space="preserve"> PAGEREF _Toc207884883 \h </w:instrText>
+              <w:instrText xml:space="preserve"> PAGEREF _Toc208469837 \h </w:instrText>
             </w:r>
             <w:r>
               <w:rPr>
@@ -2026,13 +2074,13 @@
               <w14:ligatures w14:val="standardContextual"/>
             </w:rPr>
           </w:pPr>
-          <w:hyperlink w:anchor="_Toc207884884" w:history="1">
+          <w:hyperlink w:anchor="_Toc208469838" w:history="1">
             <w:r>
               <w:rPr>
                 <w:rStyle w:val="Hyperlink"/>
                 <w:noProof/>
               </w:rPr>
-              <w:t>Bylae B</w:t>
+              <w:t>Bylae A</w:t>
             </w:r>
             <w:r>
               <w:rPr>
@@ -2053,7 +2101,7 @@
                 <w:noProof/>
                 <w:webHidden/>
               </w:rPr>
-              <w:instrText xml:space="preserve"> PAGEREF _Toc207884884 \h </w:instrText>
+              <w:instrText xml:space="preserve"> PAGEREF _Toc208469838 \h </w:instrText>
             </w:r>
             <w:r>
               <w:rPr>
@@ -2105,7 +2153,7 @@
       <w:pPr>
         <w:pStyle w:val="Heading1"/>
       </w:pPr>
-      <w:bookmarkStart w:id="1" w:name="_Toc207884869"/>
+      <w:bookmarkStart w:id="1" w:name="_Toc208469823"/>
       <w:proofErr w:type="spellStart"/>
       <w:r>
         <w:lastRenderedPageBreak/>
@@ -2121,7 +2169,7 @@
           <w:noProof/>
         </w:rPr>
         <w:drawing>
-          <wp:inline distT="0" distB="0" distL="0" distR="0" wp14:anchorId="0DE16D10" wp14:editId="011569F1">
+          <wp:inline distT="0" distB="0" distL="0" distR="0" wp14:anchorId="0DE16D10" wp14:editId="1EFE4200">
             <wp:extent cx="6191250" cy="7761768"/>
             <wp:effectExtent l="38100" t="0" r="19050" b="0"/>
             <wp:docPr id="689439063" name="Diagram 3"/>
@@ -2257,7 +2305,7 @@
       <w:pPr>
         <w:pStyle w:val="Heading1"/>
       </w:pPr>
-      <w:bookmarkStart w:id="2" w:name="_Toc207884870"/>
+      <w:bookmarkStart w:id="2" w:name="_Toc208469824"/>
       <w:proofErr w:type="spellStart"/>
       <w:r>
         <w:lastRenderedPageBreak/>
@@ -2433,7 +2481,7 @@
           <w:bCs/>
         </w:rPr>
       </w:pPr>
-      <w:bookmarkStart w:id="3" w:name="_Toc207884871"/>
+      <w:bookmarkStart w:id="3" w:name="_Toc208469825"/>
       <w:proofErr w:type="spellStart"/>
       <w:r>
         <w:t>Taakdefinisie</w:t>
@@ -3057,7 +3105,7 @@
       <w:pPr>
         <w:pStyle w:val="Heading1"/>
       </w:pPr>
-      <w:bookmarkStart w:id="4" w:name="_Toc207884872"/>
+      <w:bookmarkStart w:id="4" w:name="_Toc208469826"/>
       <w:proofErr w:type="spellStart"/>
       <w:r>
         <w:lastRenderedPageBreak/>
@@ -3074,7 +3122,7 @@
           <w:bCs/>
         </w:rPr>
       </w:pPr>
-      <w:bookmarkStart w:id="5" w:name="_Toc207884873"/>
+      <w:bookmarkStart w:id="5" w:name="_Toc208469827"/>
       <w:r>
         <w:rPr>
           <w:b/>
@@ -3621,7 +3669,7 @@
       <w:pPr>
         <w:pStyle w:val="Heading2"/>
       </w:pPr>
-      <w:bookmarkStart w:id="6" w:name="_Toc207884874"/>
+      <w:bookmarkStart w:id="6" w:name="_Toc208469828"/>
       <w:r>
         <w:t xml:space="preserve">2. Hoe </w:t>
       </w:r>
@@ -3966,7 +4014,7 @@
             <w:rPr>
               <w:lang w:val="en-US"/>
             </w:rPr>
-            <w:instrText xml:space="preserve"> CITATION Con23 \l 1033 </w:instrText>
+            <w:instrText xml:space="preserve">CITATION Con23 \l 1033 </w:instrText>
           </w:r>
           <w:r>
             <w:fldChar w:fldCharType="separate"/>
@@ -3995,7 +4043,7 @@
       <w:pPr>
         <w:pStyle w:val="Heading2"/>
       </w:pPr>
-      <w:bookmarkStart w:id="7" w:name="_Toc207884875"/>
+      <w:bookmarkStart w:id="7" w:name="_Toc208469829"/>
       <w:r>
         <w:t xml:space="preserve">3. Hoe </w:t>
       </w:r>
@@ -4384,7 +4432,7 @@
             <w:rPr>
               <w:lang w:val="en-US"/>
             </w:rPr>
-            <w:instrText xml:space="preserve"> CITATION GreenBiz2023 \l 1033 </w:instrText>
+            <w:instrText xml:space="preserve">CITATION GreenBiz2023 \l 1033 </w:instrText>
           </w:r>
           <w:r>
             <w:fldChar w:fldCharType="separate"/>
@@ -4413,7 +4461,7 @@
       <w:pPr>
         <w:pStyle w:val="Heading2"/>
       </w:pPr>
-      <w:bookmarkStart w:id="8" w:name="_Toc207884876"/>
+      <w:bookmarkStart w:id="8" w:name="_Toc208469830"/>
       <w:r>
         <w:t xml:space="preserve">4. Wat </w:t>
       </w:r>
@@ -4716,7 +4764,7 @@
             <w:rPr>
               <w:lang w:val="en-US"/>
             </w:rPr>
-            <w:instrText xml:space="preserve"> CITATION WHO2023 \l 1033 </w:instrText>
+            <w:instrText xml:space="preserve">CITATION WHO2023 \l 1033 </w:instrText>
           </w:r>
           <w:r>
             <w:fldChar w:fldCharType="separate"/>
@@ -4813,7 +4861,7 @@
       <w:pPr>
         <w:pStyle w:val="Heading2"/>
       </w:pPr>
-      <w:bookmarkStart w:id="9" w:name="_Toc207884877"/>
+      <w:bookmarkStart w:id="9" w:name="_Toc208469831"/>
       <w:r>
         <w:t xml:space="preserve">5. Wat </w:t>
       </w:r>
@@ -5157,7 +5205,7 @@
             <w:rPr>
               <w:lang w:val="en-US"/>
             </w:rPr>
-            <w:instrText xml:space="preserve"> CITATION Netsurit2024 \l 1033 </w:instrText>
+            <w:instrText xml:space="preserve">CITATION Netsurit2024 \l 1033 </w:instrText>
           </w:r>
           <w:r>
             <w:fldChar w:fldCharType="separate"/>
@@ -5189,7 +5237,7 @@
       <w:r>
         <w:t xml:space="preserve"> </w:t>
       </w:r>
-      <w:bookmarkStart w:id="10" w:name="_Toc207884878"/>
+      <w:bookmarkStart w:id="10" w:name="_Toc208469832"/>
       <w:r>
         <w:t xml:space="preserve">6. Wat </w:t>
       </w:r>
@@ -5573,7 +5621,7 @@
             <w:rPr>
               <w:lang w:val="en-US"/>
             </w:rPr>
-            <w:instrText xml:space="preserve"> CITATION ITU2023 \l 1033 </w:instrText>
+            <w:instrText xml:space="preserve">CITATION ITU2023 \l 1033 </w:instrText>
           </w:r>
           <w:r>
             <w:fldChar w:fldCharType="separate"/>
@@ -5602,7 +5650,7 @@
       <w:pPr>
         <w:pStyle w:val="Heading2"/>
       </w:pPr>
-      <w:bookmarkStart w:id="11" w:name="_Toc207884879"/>
+      <w:bookmarkStart w:id="11" w:name="_Toc208469833"/>
       <w:r>
         <w:t xml:space="preserve">7. Hoe </w:t>
       </w:r>
@@ -5901,7 +5949,7 @@
             <w:rPr>
               <w:lang w:val="en-US"/>
             </w:rPr>
-            <w:instrText xml:space="preserve"> CITATION WEE24 \l 1033 </w:instrText>
+            <w:instrText xml:space="preserve">CITATION WEE24 \l 1033 </w:instrText>
           </w:r>
           <w:r>
             <w:fldChar w:fldCharType="separate"/>
@@ -5930,7 +5978,7 @@
       <w:pPr>
         <w:pStyle w:val="Heading2"/>
       </w:pPr>
-      <w:bookmarkStart w:id="12" w:name="_Toc207884880"/>
+      <w:bookmarkStart w:id="12" w:name="_Toc208469834"/>
       <w:r>
         <w:lastRenderedPageBreak/>
         <w:t xml:space="preserve">8. </w:t>
@@ -6274,7 +6322,7 @@
             <w:rPr>
               <w:lang w:val="en-US"/>
             </w:rPr>
-            <w:instrText xml:space="preserve"> CITATION Bat24 \l 1033 </w:instrText>
+            <w:instrText xml:space="preserve">CITATION Bat24 \l 1033 </w:instrText>
           </w:r>
           <w:r>
             <w:fldChar w:fldCharType="separate"/>
@@ -6302,26 +6350,13 @@
       <w:pPr>
         <w:pStyle w:val="Heading1"/>
       </w:pPr>
-      <w:bookmarkStart w:id="13" w:name="_Toc207884881"/>
-      <w:proofErr w:type="spellStart"/>
-      <w:r>
-        <w:t>Bespreking</w:t>
-      </w:r>
-      <w:proofErr w:type="spellEnd"/>
-      <w:r>
-        <w:t xml:space="preserve"> </w:t>
-      </w:r>
-      <w:proofErr w:type="spellStart"/>
-      <w:r>
-        <w:t>en</w:t>
-      </w:r>
-      <w:proofErr w:type="spellEnd"/>
-      <w:r>
-        <w:t xml:space="preserve"> </w:t>
-      </w:r>
-      <w:proofErr w:type="spellStart"/>
-      <w:r>
-        <w:t>analise</w:t>
+      <w:bookmarkStart w:id="13" w:name="_Toc208469836"/>
+      <w:r>
+        <w:t xml:space="preserve">Bron </w:t>
+      </w:r>
+      <w:proofErr w:type="spellStart"/>
+      <w:r>
+        <w:t>Beskrywing</w:t>
       </w:r>
       <w:bookmarkEnd w:id="13"/>
       <w:proofErr w:type="spellEnd"/>
@@ -6972,6 +7007,3057 @@
         <w:pStyle w:val="Heading1"/>
       </w:pPr>
     </w:p>
+    <w:p>
+      <w:pPr>
+        <w:rPr>
+          <w:rFonts w:asciiTheme="majorHAnsi" w:eastAsiaTheme="majorEastAsia" w:hAnsiTheme="majorHAnsi" w:cstheme="majorBidi"/>
+          <w:color w:val="2E74B5" w:themeColor="accent1" w:themeShade="BF"/>
+          <w:sz w:val="40"/>
+          <w:szCs w:val="40"/>
+        </w:rPr>
+      </w:pPr>
+      <w:r>
+        <w:br w:type="page"/>
+      </w:r>
+    </w:p>
+    <w:p>
+      <w:pPr>
+        <w:pStyle w:val="Heading1"/>
+      </w:pPr>
+      <w:proofErr w:type="spellStart"/>
+      <w:r>
+        <w:lastRenderedPageBreak/>
+        <w:t>Webtuiste</w:t>
+      </w:r>
+      <w:proofErr w:type="spellEnd"/>
+      <w:r>
+        <w:t xml:space="preserve"> </w:t>
+      </w:r>
+      <w:proofErr w:type="spellStart"/>
+      <w:r>
+        <w:t>Bronne</w:t>
+      </w:r>
+      <w:proofErr w:type="spellEnd"/>
+    </w:p>
+    <w:p>
+      <w:pPr>
+        <w:rPr>
+          <w:b/>
+          <w:bCs/>
+        </w:rPr>
+      </w:pPr>
+      <w:proofErr w:type="spellStart"/>
+      <w:r>
+        <w:rPr>
+          <w:b/>
+          <w:bCs/>
+        </w:rPr>
+        <w:t>Webtuiste</w:t>
+      </w:r>
+      <w:proofErr w:type="spellEnd"/>
+      <w:r>
+        <w:rPr>
+          <w:b/>
+          <w:bCs/>
+        </w:rPr>
+        <w:t xml:space="preserve"> Bron 1</w:t>
+      </w:r>
+    </w:p>
+    <w:tbl>
+      <w:tblPr>
+        <w:tblW w:w="0" w:type="auto"/>
+        <w:tblCellSpacing w:w="15" w:type="dxa"/>
+        <w:tblCellMar>
+          <w:top w:w="15" w:type="dxa"/>
+          <w:left w:w="15" w:type="dxa"/>
+          <w:bottom w:w="15" w:type="dxa"/>
+          <w:right w:w="15" w:type="dxa"/>
+        </w:tblCellMar>
+        <w:tblLook w:val="04A0" w:firstRow="1" w:lastRow="0" w:firstColumn="1" w:lastColumn="0" w:noHBand="0" w:noVBand="1"/>
+      </w:tblPr>
+      <w:tblGrid>
+        <w:gridCol w:w="2511"/>
+        <w:gridCol w:w="4804"/>
+      </w:tblGrid>
+      <w:tr>
+        <w:trPr>
+          <w:tblHeader/>
+          <w:tblCellSpacing w:w="15" w:type="dxa"/>
+        </w:trPr>
+        <w:tc>
+          <w:tcPr>
+            <w:tcW w:w="0" w:type="auto"/>
+            <w:vAlign w:val="center"/>
+            <w:hideMark/>
+          </w:tcPr>
+          <w:p>
+            <w:pPr>
+              <w:rPr>
+                <w:b/>
+                <w:bCs/>
+              </w:rPr>
+            </w:pPr>
+            <w:r>
+              <w:rPr>
+                <w:b/>
+                <w:bCs/>
+              </w:rPr>
+              <w:t xml:space="preserve">Naam van </w:t>
+            </w:r>
+            <w:proofErr w:type="spellStart"/>
+            <w:r>
+              <w:rPr>
+                <w:b/>
+                <w:bCs/>
+              </w:rPr>
+              <w:t>webtuiste</w:t>
+            </w:r>
+            <w:proofErr w:type="spellEnd"/>
+          </w:p>
+        </w:tc>
+        <w:tc>
+          <w:tcPr>
+            <w:tcW w:w="0" w:type="auto"/>
+            <w:vAlign w:val="center"/>
+            <w:hideMark/>
+          </w:tcPr>
+          <w:p>
+            <w:pPr>
+              <w:rPr>
+                <w:b/>
+                <w:bCs/>
+              </w:rPr>
+            </w:pPr>
+            <w:r>
+              <w:rPr>
+                <w:b/>
+                <w:bCs/>
+              </w:rPr>
+              <w:t>UN Institute for Training and Research (UNITAR)</w:t>
+            </w:r>
+          </w:p>
+        </w:tc>
+      </w:tr>
+      <w:tr>
+        <w:trPr>
+          <w:tblCellSpacing w:w="15" w:type="dxa"/>
+        </w:trPr>
+        <w:tc>
+          <w:tcPr>
+            <w:tcW w:w="0" w:type="auto"/>
+            <w:vAlign w:val="center"/>
+            <w:hideMark/>
+          </w:tcPr>
+          <w:p>
+            <w:r>
+              <w:rPr>
+                <w:b/>
+                <w:bCs/>
+              </w:rPr>
+              <w:t xml:space="preserve">Naam van </w:t>
+            </w:r>
+            <w:proofErr w:type="spellStart"/>
+            <w:r>
+              <w:rPr>
+                <w:b/>
+                <w:bCs/>
+              </w:rPr>
+              <w:t>webblad</w:t>
+            </w:r>
+            <w:proofErr w:type="spellEnd"/>
+          </w:p>
+        </w:tc>
+        <w:tc>
+          <w:tcPr>
+            <w:tcW w:w="0" w:type="auto"/>
+            <w:vAlign w:val="center"/>
+            <w:hideMark/>
+          </w:tcPr>
+          <w:p>
+            <w:r>
+              <w:t>Global E-waste Monitor 2024</w:t>
+            </w:r>
+          </w:p>
+        </w:tc>
+      </w:tr>
+      <w:tr>
+        <w:trPr>
+          <w:tblCellSpacing w:w="15" w:type="dxa"/>
+        </w:trPr>
+        <w:tc>
+          <w:tcPr>
+            <w:tcW w:w="0" w:type="auto"/>
+            <w:vAlign w:val="center"/>
+            <w:hideMark/>
+          </w:tcPr>
+          <w:p>
+            <w:r>
+              <w:rPr>
+                <w:b/>
+                <w:bCs/>
+              </w:rPr>
+              <w:t>URL</w:t>
+            </w:r>
+          </w:p>
+        </w:tc>
+        <w:tc>
+          <w:tcPr>
+            <w:tcW w:w="0" w:type="auto"/>
+            <w:vAlign w:val="center"/>
+            <w:hideMark/>
+          </w:tcPr>
+          <w:p>
+            <w:hyperlink r:id="rId26" w:tgtFrame="_new" w:history="1">
+              <w:r>
+                <w:rPr>
+                  <w:rStyle w:val="Hyperlink"/>
+                </w:rPr>
+                <w:t>https://ewastemonitor.info</w:t>
+              </w:r>
+            </w:hyperlink>
+          </w:p>
+        </w:tc>
+      </w:tr>
+      <w:tr>
+        <w:trPr>
+          <w:tblCellSpacing w:w="15" w:type="dxa"/>
+        </w:trPr>
+        <w:tc>
+          <w:tcPr>
+            <w:tcW w:w="0" w:type="auto"/>
+            <w:vAlign w:val="center"/>
+            <w:hideMark/>
+          </w:tcPr>
+          <w:p>
+            <w:proofErr w:type="spellStart"/>
+            <w:r>
+              <w:rPr>
+                <w:b/>
+                <w:bCs/>
+              </w:rPr>
+              <w:t>Skrywer</w:t>
+            </w:r>
+            <w:proofErr w:type="spellEnd"/>
+          </w:p>
+        </w:tc>
+        <w:tc>
+          <w:tcPr>
+            <w:tcW w:w="0" w:type="auto"/>
+            <w:vAlign w:val="center"/>
+            <w:hideMark/>
+          </w:tcPr>
+          <w:p>
+            <w:r>
+              <w:t>United Nations</w:t>
+            </w:r>
+          </w:p>
+        </w:tc>
+      </w:tr>
+      <w:tr>
+        <w:trPr>
+          <w:tblCellSpacing w:w="15" w:type="dxa"/>
+        </w:trPr>
+        <w:tc>
+          <w:tcPr>
+            <w:tcW w:w="0" w:type="auto"/>
+            <w:vAlign w:val="center"/>
+            <w:hideMark/>
+          </w:tcPr>
+          <w:p>
+            <w:r>
+              <w:rPr>
+                <w:b/>
+                <w:bCs/>
+              </w:rPr>
+              <w:t xml:space="preserve">Datum </w:t>
+            </w:r>
+            <w:proofErr w:type="spellStart"/>
+            <w:r>
+              <w:rPr>
+                <w:b/>
+                <w:bCs/>
+              </w:rPr>
+              <w:t>geskep</w:t>
+            </w:r>
+            <w:proofErr w:type="spellEnd"/>
+            <w:r>
+              <w:rPr>
+                <w:b/>
+                <w:bCs/>
+              </w:rPr>
+              <w:t>/</w:t>
+            </w:r>
+            <w:proofErr w:type="spellStart"/>
+            <w:r>
+              <w:rPr>
+                <w:b/>
+                <w:bCs/>
+              </w:rPr>
+              <w:t>opdateer</w:t>
+            </w:r>
+            <w:proofErr w:type="spellEnd"/>
+          </w:p>
+        </w:tc>
+        <w:tc>
+          <w:tcPr>
+            <w:tcW w:w="0" w:type="auto"/>
+            <w:vAlign w:val="center"/>
+            <w:hideMark/>
+          </w:tcPr>
+          <w:p>
+            <w:r>
+              <w:t>2024</w:t>
+            </w:r>
+          </w:p>
+        </w:tc>
+      </w:tr>
+      <w:tr>
+        <w:trPr>
+          <w:tblCellSpacing w:w="15" w:type="dxa"/>
+        </w:trPr>
+        <w:tc>
+          <w:tcPr>
+            <w:tcW w:w="0" w:type="auto"/>
+            <w:vAlign w:val="center"/>
+            <w:hideMark/>
+          </w:tcPr>
+          <w:p>
+            <w:r>
+              <w:rPr>
+                <w:b/>
+                <w:bCs/>
+              </w:rPr>
+              <w:t xml:space="preserve">Datum </w:t>
+            </w:r>
+            <w:proofErr w:type="spellStart"/>
+            <w:r>
+              <w:rPr>
+                <w:b/>
+                <w:bCs/>
+              </w:rPr>
+              <w:t>verkry</w:t>
+            </w:r>
+            <w:proofErr w:type="spellEnd"/>
+          </w:p>
+        </w:tc>
+        <w:tc>
+          <w:tcPr>
+            <w:tcW w:w="0" w:type="auto"/>
+            <w:vAlign w:val="center"/>
+            <w:hideMark/>
+          </w:tcPr>
+          <w:p>
+            <w:r>
+              <w:t>10 September 2025</w:t>
+            </w:r>
+          </w:p>
+        </w:tc>
+      </w:tr>
+    </w:tbl>
+    <w:p>
+      <w:r>
+        <w:pict w14:anchorId="3DD20FA4">
+          <v:rect id="_x0000_i1248" style="width:0;height:1.5pt" o:hralign="center" o:hrstd="t" o:hr="t" fillcolor="#a0a0a0" stroked="f"/>
+        </w:pict>
+      </w:r>
+    </w:p>
+    <w:p>
+      <w:pPr>
+        <w:rPr>
+          <w:b/>
+          <w:bCs/>
+        </w:rPr>
+      </w:pPr>
+      <w:proofErr w:type="spellStart"/>
+      <w:r>
+        <w:rPr>
+          <w:b/>
+          <w:bCs/>
+        </w:rPr>
+        <w:t>Webtuiste</w:t>
+      </w:r>
+      <w:proofErr w:type="spellEnd"/>
+      <w:r>
+        <w:rPr>
+          <w:b/>
+          <w:bCs/>
+        </w:rPr>
+        <w:t xml:space="preserve"> Bron 2</w:t>
+      </w:r>
+    </w:p>
+    <w:tbl>
+      <w:tblPr>
+        <w:tblW w:w="0" w:type="auto"/>
+        <w:tblCellSpacing w:w="15" w:type="dxa"/>
+        <w:tblCellMar>
+          <w:top w:w="15" w:type="dxa"/>
+          <w:left w:w="15" w:type="dxa"/>
+          <w:bottom w:w="15" w:type="dxa"/>
+          <w:right w:w="15" w:type="dxa"/>
+        </w:tblCellMar>
+        <w:tblLook w:val="04A0" w:firstRow="1" w:lastRow="0" w:firstColumn="1" w:lastColumn="0" w:noHBand="0" w:noVBand="1"/>
+      </w:tblPr>
+      <w:tblGrid>
+        <w:gridCol w:w="2511"/>
+        <w:gridCol w:w="3110"/>
+      </w:tblGrid>
+      <w:tr>
+        <w:trPr>
+          <w:tblHeader/>
+          <w:tblCellSpacing w:w="15" w:type="dxa"/>
+        </w:trPr>
+        <w:tc>
+          <w:tcPr>
+            <w:tcW w:w="0" w:type="auto"/>
+            <w:vAlign w:val="center"/>
+            <w:hideMark/>
+          </w:tcPr>
+          <w:p>
+            <w:pPr>
+              <w:rPr>
+                <w:b/>
+                <w:bCs/>
+              </w:rPr>
+            </w:pPr>
+            <w:r>
+              <w:rPr>
+                <w:b/>
+                <w:bCs/>
+              </w:rPr>
+              <w:t xml:space="preserve">Naam van </w:t>
+            </w:r>
+            <w:proofErr w:type="spellStart"/>
+            <w:r>
+              <w:rPr>
+                <w:b/>
+                <w:bCs/>
+              </w:rPr>
+              <w:t>webtuiste</w:t>
+            </w:r>
+            <w:proofErr w:type="spellEnd"/>
+          </w:p>
+        </w:tc>
+        <w:tc>
+          <w:tcPr>
+            <w:tcW w:w="0" w:type="auto"/>
+            <w:vAlign w:val="center"/>
+            <w:hideMark/>
+          </w:tcPr>
+          <w:p>
+            <w:pPr>
+              <w:rPr>
+                <w:b/>
+                <w:bCs/>
+              </w:rPr>
+            </w:pPr>
+            <w:r>
+              <w:rPr>
+                <w:b/>
+                <w:bCs/>
+              </w:rPr>
+              <w:t>GreenBiz</w:t>
+            </w:r>
+          </w:p>
+        </w:tc>
+      </w:tr>
+      <w:tr>
+        <w:trPr>
+          <w:tblCellSpacing w:w="15" w:type="dxa"/>
+        </w:trPr>
+        <w:tc>
+          <w:tcPr>
+            <w:tcW w:w="0" w:type="auto"/>
+            <w:vAlign w:val="center"/>
+            <w:hideMark/>
+          </w:tcPr>
+          <w:p>
+            <w:r>
+              <w:rPr>
+                <w:b/>
+                <w:bCs/>
+              </w:rPr>
+              <w:t xml:space="preserve">Naam van </w:t>
+            </w:r>
+            <w:proofErr w:type="spellStart"/>
+            <w:r>
+              <w:rPr>
+                <w:b/>
+                <w:bCs/>
+              </w:rPr>
+              <w:t>webblad</w:t>
+            </w:r>
+            <w:proofErr w:type="spellEnd"/>
+          </w:p>
+        </w:tc>
+        <w:tc>
+          <w:tcPr>
+            <w:tcW w:w="0" w:type="auto"/>
+            <w:vAlign w:val="center"/>
+            <w:hideMark/>
+          </w:tcPr>
+          <w:p>
+            <w:r>
+              <w:t>Circular Economy in Electronics</w:t>
+            </w:r>
+          </w:p>
+        </w:tc>
+      </w:tr>
+      <w:tr>
+        <w:trPr>
+          <w:tblCellSpacing w:w="15" w:type="dxa"/>
+        </w:trPr>
+        <w:tc>
+          <w:tcPr>
+            <w:tcW w:w="0" w:type="auto"/>
+            <w:vAlign w:val="center"/>
+            <w:hideMark/>
+          </w:tcPr>
+          <w:p>
+            <w:r>
+              <w:rPr>
+                <w:b/>
+                <w:bCs/>
+              </w:rPr>
+              <w:t>URL</w:t>
+            </w:r>
+          </w:p>
+        </w:tc>
+        <w:tc>
+          <w:tcPr>
+            <w:tcW w:w="0" w:type="auto"/>
+            <w:vAlign w:val="center"/>
+            <w:hideMark/>
+          </w:tcPr>
+          <w:p>
+            <w:hyperlink r:id="rId27" w:tgtFrame="_new" w:history="1">
+              <w:r>
+                <w:rPr>
+                  <w:rStyle w:val="Hyperlink"/>
+                </w:rPr>
+                <w:t>https://www.greenbiz.com</w:t>
+              </w:r>
+            </w:hyperlink>
+          </w:p>
+        </w:tc>
+      </w:tr>
+      <w:tr>
+        <w:trPr>
+          <w:tblCellSpacing w:w="15" w:type="dxa"/>
+        </w:trPr>
+        <w:tc>
+          <w:tcPr>
+            <w:tcW w:w="0" w:type="auto"/>
+            <w:vAlign w:val="center"/>
+            <w:hideMark/>
+          </w:tcPr>
+          <w:p>
+            <w:proofErr w:type="spellStart"/>
+            <w:r>
+              <w:rPr>
+                <w:b/>
+                <w:bCs/>
+              </w:rPr>
+              <w:t>Skrywer</w:t>
+            </w:r>
+            <w:proofErr w:type="spellEnd"/>
+          </w:p>
+        </w:tc>
+        <w:tc>
+          <w:tcPr>
+            <w:tcW w:w="0" w:type="auto"/>
+            <w:vAlign w:val="center"/>
+            <w:hideMark/>
+          </w:tcPr>
+          <w:p>
+            <w:r>
+              <w:t>GreenBiz Editorial Team</w:t>
+            </w:r>
+          </w:p>
+        </w:tc>
+      </w:tr>
+      <w:tr>
+        <w:trPr>
+          <w:tblCellSpacing w:w="15" w:type="dxa"/>
+        </w:trPr>
+        <w:tc>
+          <w:tcPr>
+            <w:tcW w:w="0" w:type="auto"/>
+            <w:vAlign w:val="center"/>
+            <w:hideMark/>
+          </w:tcPr>
+          <w:p>
+            <w:r>
+              <w:rPr>
+                <w:b/>
+                <w:bCs/>
+              </w:rPr>
+              <w:t xml:space="preserve">Datum </w:t>
+            </w:r>
+            <w:proofErr w:type="spellStart"/>
+            <w:r>
+              <w:rPr>
+                <w:b/>
+                <w:bCs/>
+              </w:rPr>
+              <w:t>geskep</w:t>
+            </w:r>
+            <w:proofErr w:type="spellEnd"/>
+            <w:r>
+              <w:rPr>
+                <w:b/>
+                <w:bCs/>
+              </w:rPr>
+              <w:t>/</w:t>
+            </w:r>
+            <w:proofErr w:type="spellStart"/>
+            <w:r>
+              <w:rPr>
+                <w:b/>
+                <w:bCs/>
+              </w:rPr>
+              <w:t>opdateer</w:t>
+            </w:r>
+            <w:proofErr w:type="spellEnd"/>
+          </w:p>
+        </w:tc>
+        <w:tc>
+          <w:tcPr>
+            <w:tcW w:w="0" w:type="auto"/>
+            <w:vAlign w:val="center"/>
+            <w:hideMark/>
+          </w:tcPr>
+          <w:p>
+            <w:r>
+              <w:t>12 Julie 2023</w:t>
+            </w:r>
+          </w:p>
+        </w:tc>
+      </w:tr>
+      <w:tr>
+        <w:trPr>
+          <w:tblCellSpacing w:w="15" w:type="dxa"/>
+        </w:trPr>
+        <w:tc>
+          <w:tcPr>
+            <w:tcW w:w="0" w:type="auto"/>
+            <w:vAlign w:val="center"/>
+            <w:hideMark/>
+          </w:tcPr>
+          <w:p>
+            <w:r>
+              <w:rPr>
+                <w:b/>
+                <w:bCs/>
+              </w:rPr>
+              <w:t xml:space="preserve">Datum </w:t>
+            </w:r>
+            <w:proofErr w:type="spellStart"/>
+            <w:r>
+              <w:rPr>
+                <w:b/>
+                <w:bCs/>
+              </w:rPr>
+              <w:t>verkry</w:t>
+            </w:r>
+            <w:proofErr w:type="spellEnd"/>
+          </w:p>
+        </w:tc>
+        <w:tc>
+          <w:tcPr>
+            <w:tcW w:w="0" w:type="auto"/>
+            <w:vAlign w:val="center"/>
+            <w:hideMark/>
+          </w:tcPr>
+          <w:p>
+            <w:r>
+              <w:t>10 September 2025</w:t>
+            </w:r>
+          </w:p>
+        </w:tc>
+      </w:tr>
+    </w:tbl>
+    <w:p>
+      <w:r>
+        <w:pict w14:anchorId="3EAECEF6">
+          <v:rect id="_x0000_i1249" style="width:0;height:1.5pt" o:hralign="center" o:hrstd="t" o:hr="t" fillcolor="#a0a0a0" stroked="f"/>
+        </w:pict>
+      </w:r>
+    </w:p>
+    <w:p>
+      <w:pPr>
+        <w:rPr>
+          <w:b/>
+          <w:bCs/>
+        </w:rPr>
+      </w:pPr>
+      <w:proofErr w:type="spellStart"/>
+      <w:r>
+        <w:rPr>
+          <w:b/>
+          <w:bCs/>
+        </w:rPr>
+        <w:t>Webtuiste</w:t>
+      </w:r>
+      <w:proofErr w:type="spellEnd"/>
+      <w:r>
+        <w:rPr>
+          <w:b/>
+          <w:bCs/>
+        </w:rPr>
+        <w:t xml:space="preserve"> Bron 3</w:t>
+      </w:r>
+    </w:p>
+    <w:tbl>
+      <w:tblPr>
+        <w:tblW w:w="0" w:type="auto"/>
+        <w:tblCellSpacing w:w="15" w:type="dxa"/>
+        <w:tblCellMar>
+          <w:top w:w="15" w:type="dxa"/>
+          <w:left w:w="15" w:type="dxa"/>
+          <w:bottom w:w="15" w:type="dxa"/>
+          <w:right w:w="15" w:type="dxa"/>
+        </w:tblCellMar>
+        <w:tblLook w:val="04A0" w:firstRow="1" w:lastRow="0" w:firstColumn="1" w:lastColumn="0" w:noHBand="0" w:noVBand="1"/>
+      </w:tblPr>
+      <w:tblGrid>
+        <w:gridCol w:w="2511"/>
+        <w:gridCol w:w="5789"/>
+      </w:tblGrid>
+      <w:tr>
+        <w:trPr>
+          <w:tblHeader/>
+          <w:tblCellSpacing w:w="15" w:type="dxa"/>
+        </w:trPr>
+        <w:tc>
+          <w:tcPr>
+            <w:tcW w:w="0" w:type="auto"/>
+            <w:vAlign w:val="center"/>
+            <w:hideMark/>
+          </w:tcPr>
+          <w:p>
+            <w:pPr>
+              <w:rPr>
+                <w:b/>
+                <w:bCs/>
+              </w:rPr>
+            </w:pPr>
+            <w:r>
+              <w:rPr>
+                <w:b/>
+                <w:bCs/>
+              </w:rPr>
+              <w:t xml:space="preserve">Naam van </w:t>
+            </w:r>
+            <w:proofErr w:type="spellStart"/>
+            <w:r>
+              <w:rPr>
+                <w:b/>
+                <w:bCs/>
+              </w:rPr>
+              <w:t>webtuiste</w:t>
+            </w:r>
+            <w:proofErr w:type="spellEnd"/>
+          </w:p>
+        </w:tc>
+        <w:tc>
+          <w:tcPr>
+            <w:tcW w:w="0" w:type="auto"/>
+            <w:vAlign w:val="center"/>
+            <w:hideMark/>
+          </w:tcPr>
+          <w:p>
+            <w:pPr>
+              <w:rPr>
+                <w:b/>
+                <w:bCs/>
+              </w:rPr>
+            </w:pPr>
+            <w:r>
+              <w:rPr>
+                <w:b/>
+                <w:bCs/>
+              </w:rPr>
+              <w:t>World Health Organization (WHO)</w:t>
+            </w:r>
+          </w:p>
+        </w:tc>
+      </w:tr>
+      <w:tr>
+        <w:trPr>
+          <w:tblCellSpacing w:w="15" w:type="dxa"/>
+        </w:trPr>
+        <w:tc>
+          <w:tcPr>
+            <w:tcW w:w="0" w:type="auto"/>
+            <w:vAlign w:val="center"/>
+            <w:hideMark/>
+          </w:tcPr>
+          <w:p>
+            <w:r>
+              <w:rPr>
+                <w:b/>
+                <w:bCs/>
+              </w:rPr>
+              <w:t xml:space="preserve">Naam van </w:t>
+            </w:r>
+            <w:proofErr w:type="spellStart"/>
+            <w:r>
+              <w:rPr>
+                <w:b/>
+                <w:bCs/>
+              </w:rPr>
+              <w:t>webblad</w:t>
+            </w:r>
+            <w:proofErr w:type="spellEnd"/>
+          </w:p>
+        </w:tc>
+        <w:tc>
+          <w:tcPr>
+            <w:tcW w:w="0" w:type="auto"/>
+            <w:vAlign w:val="center"/>
+            <w:hideMark/>
+          </w:tcPr>
+          <w:p>
+            <w:r>
+              <w:t>Toxic Impacts of E-waste on Human Health</w:t>
+            </w:r>
+          </w:p>
+        </w:tc>
+      </w:tr>
+      <w:tr>
+        <w:trPr>
+          <w:tblCellSpacing w:w="15" w:type="dxa"/>
+        </w:trPr>
+        <w:tc>
+          <w:tcPr>
+            <w:tcW w:w="0" w:type="auto"/>
+            <w:vAlign w:val="center"/>
+            <w:hideMark/>
+          </w:tcPr>
+          <w:p>
+            <w:r>
+              <w:rPr>
+                <w:b/>
+                <w:bCs/>
+              </w:rPr>
+              <w:t>URL</w:t>
+            </w:r>
+          </w:p>
+        </w:tc>
+        <w:tc>
+          <w:tcPr>
+            <w:tcW w:w="0" w:type="auto"/>
+            <w:vAlign w:val="center"/>
+            <w:hideMark/>
+          </w:tcPr>
+          <w:p>
+            <w:hyperlink r:id="rId28" w:tgtFrame="_new" w:history="1">
+              <w:r>
+                <w:rPr>
+                  <w:rStyle w:val="Hyperlink"/>
+                </w:rPr>
+                <w:t>https://www.who.int/news-room/fact-sheets/detail/e-waste</w:t>
+              </w:r>
+            </w:hyperlink>
+          </w:p>
+        </w:tc>
+      </w:tr>
+      <w:tr>
+        <w:trPr>
+          <w:tblCellSpacing w:w="15" w:type="dxa"/>
+        </w:trPr>
+        <w:tc>
+          <w:tcPr>
+            <w:tcW w:w="0" w:type="auto"/>
+            <w:vAlign w:val="center"/>
+            <w:hideMark/>
+          </w:tcPr>
+          <w:p>
+            <w:proofErr w:type="spellStart"/>
+            <w:r>
+              <w:rPr>
+                <w:b/>
+                <w:bCs/>
+              </w:rPr>
+              <w:t>Skrywer</w:t>
+            </w:r>
+            <w:proofErr w:type="spellEnd"/>
+          </w:p>
+        </w:tc>
+        <w:tc>
+          <w:tcPr>
+            <w:tcW w:w="0" w:type="auto"/>
+            <w:vAlign w:val="center"/>
+            <w:hideMark/>
+          </w:tcPr>
+          <w:p>
+            <w:r>
+              <w:t>WHO</w:t>
+            </w:r>
+          </w:p>
+        </w:tc>
+      </w:tr>
+      <w:tr>
+        <w:trPr>
+          <w:tblCellSpacing w:w="15" w:type="dxa"/>
+        </w:trPr>
+        <w:tc>
+          <w:tcPr>
+            <w:tcW w:w="0" w:type="auto"/>
+            <w:vAlign w:val="center"/>
+            <w:hideMark/>
+          </w:tcPr>
+          <w:p>
+            <w:r>
+              <w:rPr>
+                <w:b/>
+                <w:bCs/>
+              </w:rPr>
+              <w:t xml:space="preserve">Datum </w:t>
+            </w:r>
+            <w:proofErr w:type="spellStart"/>
+            <w:r>
+              <w:rPr>
+                <w:b/>
+                <w:bCs/>
+              </w:rPr>
+              <w:t>geskep</w:t>
+            </w:r>
+            <w:proofErr w:type="spellEnd"/>
+            <w:r>
+              <w:rPr>
+                <w:b/>
+                <w:bCs/>
+              </w:rPr>
+              <w:t>/</w:t>
+            </w:r>
+            <w:proofErr w:type="spellStart"/>
+            <w:r>
+              <w:rPr>
+                <w:b/>
+                <w:bCs/>
+              </w:rPr>
+              <w:t>opdateer</w:t>
+            </w:r>
+            <w:proofErr w:type="spellEnd"/>
+          </w:p>
+        </w:tc>
+        <w:tc>
+          <w:tcPr>
+            <w:tcW w:w="0" w:type="auto"/>
+            <w:vAlign w:val="center"/>
+            <w:hideMark/>
+          </w:tcPr>
+          <w:p>
+            <w:r>
+              <w:t xml:space="preserve">21 </w:t>
+            </w:r>
+            <w:proofErr w:type="spellStart"/>
+            <w:r>
+              <w:t>Februarie</w:t>
+            </w:r>
+            <w:proofErr w:type="spellEnd"/>
+            <w:r>
+              <w:t xml:space="preserve"> 2023</w:t>
+            </w:r>
+          </w:p>
+        </w:tc>
+      </w:tr>
+      <w:tr>
+        <w:trPr>
+          <w:tblCellSpacing w:w="15" w:type="dxa"/>
+        </w:trPr>
+        <w:tc>
+          <w:tcPr>
+            <w:tcW w:w="0" w:type="auto"/>
+            <w:vAlign w:val="center"/>
+            <w:hideMark/>
+          </w:tcPr>
+          <w:p>
+            <w:r>
+              <w:rPr>
+                <w:b/>
+                <w:bCs/>
+              </w:rPr>
+              <w:t xml:space="preserve">Datum </w:t>
+            </w:r>
+            <w:proofErr w:type="spellStart"/>
+            <w:r>
+              <w:rPr>
+                <w:b/>
+                <w:bCs/>
+              </w:rPr>
+              <w:t>verkry</w:t>
+            </w:r>
+            <w:proofErr w:type="spellEnd"/>
+          </w:p>
+        </w:tc>
+        <w:tc>
+          <w:tcPr>
+            <w:tcW w:w="0" w:type="auto"/>
+            <w:vAlign w:val="center"/>
+            <w:hideMark/>
+          </w:tcPr>
+          <w:p>
+            <w:r>
+              <w:t>10 September 2025</w:t>
+            </w:r>
+          </w:p>
+        </w:tc>
+      </w:tr>
+    </w:tbl>
+    <w:p>
+      <w:r>
+        <w:pict w14:anchorId="534678AD">
+          <v:rect id="_x0000_i1250" style="width:0;height:1.5pt" o:hralign="center" o:hrstd="t" o:hr="t" fillcolor="#a0a0a0" stroked="f"/>
+        </w:pict>
+      </w:r>
+    </w:p>
+    <w:p>
+      <w:pPr>
+        <w:rPr>
+          <w:b/>
+          <w:bCs/>
+        </w:rPr>
+      </w:pPr>
+      <w:proofErr w:type="spellStart"/>
+      <w:r>
+        <w:rPr>
+          <w:b/>
+          <w:bCs/>
+        </w:rPr>
+        <w:t>Webtuiste</w:t>
+      </w:r>
+      <w:proofErr w:type="spellEnd"/>
+      <w:r>
+        <w:rPr>
+          <w:b/>
+          <w:bCs/>
+        </w:rPr>
+        <w:t xml:space="preserve"> Bron 4</w:t>
+      </w:r>
+    </w:p>
+    <w:tbl>
+      <w:tblPr>
+        <w:tblW w:w="0" w:type="auto"/>
+        <w:tblCellSpacing w:w="15" w:type="dxa"/>
+        <w:tblCellMar>
+          <w:top w:w="15" w:type="dxa"/>
+          <w:left w:w="15" w:type="dxa"/>
+          <w:bottom w:w="15" w:type="dxa"/>
+          <w:right w:w="15" w:type="dxa"/>
+        </w:tblCellMar>
+        <w:tblLook w:val="04A0" w:firstRow="1" w:lastRow="0" w:firstColumn="1" w:lastColumn="0" w:noHBand="0" w:noVBand="1"/>
+      </w:tblPr>
+      <w:tblGrid>
+        <w:gridCol w:w="2511"/>
+        <w:gridCol w:w="4389"/>
+      </w:tblGrid>
+      <w:tr>
+        <w:trPr>
+          <w:tblHeader/>
+          <w:tblCellSpacing w:w="15" w:type="dxa"/>
+        </w:trPr>
+        <w:tc>
+          <w:tcPr>
+            <w:tcW w:w="0" w:type="auto"/>
+            <w:vAlign w:val="center"/>
+            <w:hideMark/>
+          </w:tcPr>
+          <w:p>
+            <w:pPr>
+              <w:rPr>
+                <w:b/>
+                <w:bCs/>
+              </w:rPr>
+            </w:pPr>
+            <w:r>
+              <w:rPr>
+                <w:b/>
+                <w:bCs/>
+              </w:rPr>
+              <w:t xml:space="preserve">Naam van </w:t>
+            </w:r>
+            <w:proofErr w:type="spellStart"/>
+            <w:r>
+              <w:rPr>
+                <w:b/>
+                <w:bCs/>
+              </w:rPr>
+              <w:t>webtuiste</w:t>
+            </w:r>
+            <w:proofErr w:type="spellEnd"/>
+          </w:p>
+        </w:tc>
+        <w:tc>
+          <w:tcPr>
+            <w:tcW w:w="0" w:type="auto"/>
+            <w:vAlign w:val="center"/>
+            <w:hideMark/>
+          </w:tcPr>
+          <w:p>
+            <w:pPr>
+              <w:rPr>
+                <w:b/>
+                <w:bCs/>
+              </w:rPr>
+            </w:pPr>
+            <w:proofErr w:type="spellStart"/>
+            <w:r>
+              <w:rPr>
+                <w:b/>
+                <w:bCs/>
+              </w:rPr>
+              <w:t>Netsurit</w:t>
+            </w:r>
+            <w:proofErr w:type="spellEnd"/>
+          </w:p>
+        </w:tc>
+      </w:tr>
+      <w:tr>
+        <w:trPr>
+          <w:tblCellSpacing w:w="15" w:type="dxa"/>
+        </w:trPr>
+        <w:tc>
+          <w:tcPr>
+            <w:tcW w:w="0" w:type="auto"/>
+            <w:vAlign w:val="center"/>
+            <w:hideMark/>
+          </w:tcPr>
+          <w:p>
+            <w:r>
+              <w:rPr>
+                <w:b/>
+                <w:bCs/>
+              </w:rPr>
+              <w:t xml:space="preserve">Naam van </w:t>
+            </w:r>
+            <w:proofErr w:type="spellStart"/>
+            <w:r>
+              <w:rPr>
+                <w:b/>
+                <w:bCs/>
+              </w:rPr>
+              <w:t>webblad</w:t>
+            </w:r>
+            <w:proofErr w:type="spellEnd"/>
+          </w:p>
+        </w:tc>
+        <w:tc>
+          <w:tcPr>
+            <w:tcW w:w="0" w:type="auto"/>
+            <w:vAlign w:val="center"/>
+            <w:hideMark/>
+          </w:tcPr>
+          <w:p>
+            <w:r>
+              <w:t>Green Computing Practices for Sustainable IT</w:t>
+            </w:r>
+          </w:p>
+        </w:tc>
+      </w:tr>
+      <w:tr>
+        <w:trPr>
+          <w:tblCellSpacing w:w="15" w:type="dxa"/>
+        </w:trPr>
+        <w:tc>
+          <w:tcPr>
+            <w:tcW w:w="0" w:type="auto"/>
+            <w:vAlign w:val="center"/>
+            <w:hideMark/>
+          </w:tcPr>
+          <w:p>
+            <w:r>
+              <w:rPr>
+                <w:b/>
+                <w:bCs/>
+              </w:rPr>
+              <w:t>URL</w:t>
+            </w:r>
+          </w:p>
+        </w:tc>
+        <w:tc>
+          <w:tcPr>
+            <w:tcW w:w="0" w:type="auto"/>
+            <w:vAlign w:val="center"/>
+            <w:hideMark/>
+          </w:tcPr>
+          <w:p>
+            <w:hyperlink r:id="rId29" w:tgtFrame="_new" w:history="1">
+              <w:r>
+                <w:rPr>
+                  <w:rStyle w:val="Hyperlink"/>
+                </w:rPr>
+                <w:t>https://www.netsurit.com</w:t>
+              </w:r>
+            </w:hyperlink>
+          </w:p>
+        </w:tc>
+      </w:tr>
+      <w:tr>
+        <w:trPr>
+          <w:tblCellSpacing w:w="15" w:type="dxa"/>
+        </w:trPr>
+        <w:tc>
+          <w:tcPr>
+            <w:tcW w:w="0" w:type="auto"/>
+            <w:vAlign w:val="center"/>
+            <w:hideMark/>
+          </w:tcPr>
+          <w:p>
+            <w:proofErr w:type="spellStart"/>
+            <w:r>
+              <w:rPr>
+                <w:b/>
+                <w:bCs/>
+              </w:rPr>
+              <w:t>Skrywer</w:t>
+            </w:r>
+            <w:proofErr w:type="spellEnd"/>
+          </w:p>
+        </w:tc>
+        <w:tc>
+          <w:tcPr>
+            <w:tcW w:w="0" w:type="auto"/>
+            <w:vAlign w:val="center"/>
+            <w:hideMark/>
+          </w:tcPr>
+          <w:p>
+            <w:proofErr w:type="spellStart"/>
+            <w:r>
+              <w:t>Netsurit</w:t>
+            </w:r>
+            <w:proofErr w:type="spellEnd"/>
+          </w:p>
+        </w:tc>
+      </w:tr>
+      <w:tr>
+        <w:trPr>
+          <w:tblCellSpacing w:w="15" w:type="dxa"/>
+        </w:trPr>
+        <w:tc>
+          <w:tcPr>
+            <w:tcW w:w="0" w:type="auto"/>
+            <w:vAlign w:val="center"/>
+            <w:hideMark/>
+          </w:tcPr>
+          <w:p>
+            <w:r>
+              <w:rPr>
+                <w:b/>
+                <w:bCs/>
+              </w:rPr>
+              <w:t xml:space="preserve">Datum </w:t>
+            </w:r>
+            <w:proofErr w:type="spellStart"/>
+            <w:r>
+              <w:rPr>
+                <w:b/>
+                <w:bCs/>
+              </w:rPr>
+              <w:t>geskep</w:t>
+            </w:r>
+            <w:proofErr w:type="spellEnd"/>
+            <w:r>
+              <w:rPr>
+                <w:b/>
+                <w:bCs/>
+              </w:rPr>
+              <w:t>/</w:t>
+            </w:r>
+            <w:proofErr w:type="spellStart"/>
+            <w:r>
+              <w:rPr>
+                <w:b/>
+                <w:bCs/>
+              </w:rPr>
+              <w:t>opdateer</w:t>
+            </w:r>
+            <w:proofErr w:type="spellEnd"/>
+          </w:p>
+        </w:tc>
+        <w:tc>
+          <w:tcPr>
+            <w:tcW w:w="0" w:type="auto"/>
+            <w:vAlign w:val="center"/>
+            <w:hideMark/>
+          </w:tcPr>
+          <w:p>
+            <w:r>
+              <w:t xml:space="preserve">1 </w:t>
+            </w:r>
+            <w:proofErr w:type="spellStart"/>
+            <w:r>
+              <w:t>Desember</w:t>
+            </w:r>
+            <w:proofErr w:type="spellEnd"/>
+            <w:r>
+              <w:t xml:space="preserve"> 2024</w:t>
+            </w:r>
+          </w:p>
+        </w:tc>
+      </w:tr>
+      <w:tr>
+        <w:trPr>
+          <w:tblCellSpacing w:w="15" w:type="dxa"/>
+        </w:trPr>
+        <w:tc>
+          <w:tcPr>
+            <w:tcW w:w="0" w:type="auto"/>
+            <w:vAlign w:val="center"/>
+            <w:hideMark/>
+          </w:tcPr>
+          <w:p>
+            <w:r>
+              <w:rPr>
+                <w:b/>
+                <w:bCs/>
+              </w:rPr>
+              <w:t xml:space="preserve">Datum </w:t>
+            </w:r>
+            <w:proofErr w:type="spellStart"/>
+            <w:r>
+              <w:rPr>
+                <w:b/>
+                <w:bCs/>
+              </w:rPr>
+              <w:t>verkry</w:t>
+            </w:r>
+            <w:proofErr w:type="spellEnd"/>
+          </w:p>
+        </w:tc>
+        <w:tc>
+          <w:tcPr>
+            <w:tcW w:w="0" w:type="auto"/>
+            <w:vAlign w:val="center"/>
+            <w:hideMark/>
+          </w:tcPr>
+          <w:p>
+            <w:r>
+              <w:t>10 September 2025</w:t>
+            </w:r>
+          </w:p>
+        </w:tc>
+      </w:tr>
+    </w:tbl>
+    <w:p>
+      <w:r>
+        <w:pict w14:anchorId="51905F5C">
+          <v:rect id="_x0000_i1251" style="width:0;height:1.5pt" o:hralign="center" o:hrstd="t" o:hr="t" fillcolor="#a0a0a0" stroked="f"/>
+        </w:pict>
+      </w:r>
+    </w:p>
+    <w:p>
+      <w:pPr>
+        <w:rPr>
+          <w:b/>
+          <w:bCs/>
+        </w:rPr>
+      </w:pPr>
+      <w:proofErr w:type="spellStart"/>
+      <w:r>
+        <w:rPr>
+          <w:b/>
+          <w:bCs/>
+        </w:rPr>
+        <w:t>Webtuiste</w:t>
+      </w:r>
+      <w:proofErr w:type="spellEnd"/>
+      <w:r>
+        <w:rPr>
+          <w:b/>
+          <w:bCs/>
+        </w:rPr>
+        <w:t xml:space="preserve"> Bron 5</w:t>
+      </w:r>
+    </w:p>
+    <w:tbl>
+      <w:tblPr>
+        <w:tblW w:w="0" w:type="auto"/>
+        <w:tblCellSpacing w:w="15" w:type="dxa"/>
+        <w:tblCellMar>
+          <w:top w:w="15" w:type="dxa"/>
+          <w:left w:w="15" w:type="dxa"/>
+          <w:bottom w:w="15" w:type="dxa"/>
+          <w:right w:w="15" w:type="dxa"/>
+        </w:tblCellMar>
+        <w:tblLook w:val="04A0" w:firstRow="1" w:lastRow="0" w:firstColumn="1" w:lastColumn="0" w:noHBand="0" w:noVBand="1"/>
+      </w:tblPr>
+      <w:tblGrid>
+        <w:gridCol w:w="2511"/>
+        <w:gridCol w:w="5285"/>
+      </w:tblGrid>
+      <w:tr>
+        <w:trPr>
+          <w:tblHeader/>
+          <w:tblCellSpacing w:w="15" w:type="dxa"/>
+        </w:trPr>
+        <w:tc>
+          <w:tcPr>
+            <w:tcW w:w="0" w:type="auto"/>
+            <w:vAlign w:val="center"/>
+            <w:hideMark/>
+          </w:tcPr>
+          <w:p>
+            <w:pPr>
+              <w:rPr>
+                <w:b/>
+                <w:bCs/>
+              </w:rPr>
+            </w:pPr>
+            <w:r>
+              <w:rPr>
+                <w:b/>
+                <w:bCs/>
+              </w:rPr>
+              <w:t xml:space="preserve">Naam van </w:t>
+            </w:r>
+            <w:proofErr w:type="spellStart"/>
+            <w:r>
+              <w:rPr>
+                <w:b/>
+                <w:bCs/>
+              </w:rPr>
+              <w:t>webtuiste</w:t>
+            </w:r>
+            <w:proofErr w:type="spellEnd"/>
+          </w:p>
+        </w:tc>
+        <w:tc>
+          <w:tcPr>
+            <w:tcW w:w="0" w:type="auto"/>
+            <w:vAlign w:val="center"/>
+            <w:hideMark/>
+          </w:tcPr>
+          <w:p>
+            <w:pPr>
+              <w:rPr>
+                <w:b/>
+                <w:bCs/>
+              </w:rPr>
+            </w:pPr>
+            <w:r>
+              <w:rPr>
+                <w:b/>
+                <w:bCs/>
+              </w:rPr>
+              <w:t>WEEE Forum</w:t>
+            </w:r>
+          </w:p>
+        </w:tc>
+      </w:tr>
+      <w:tr>
+        <w:trPr>
+          <w:tblCellSpacing w:w="15" w:type="dxa"/>
+        </w:trPr>
+        <w:tc>
+          <w:tcPr>
+            <w:tcW w:w="0" w:type="auto"/>
+            <w:vAlign w:val="center"/>
+            <w:hideMark/>
+          </w:tcPr>
+          <w:p>
+            <w:r>
+              <w:rPr>
+                <w:b/>
+                <w:bCs/>
+              </w:rPr>
+              <w:t xml:space="preserve">Naam van </w:t>
+            </w:r>
+            <w:proofErr w:type="spellStart"/>
+            <w:r>
+              <w:rPr>
+                <w:b/>
+                <w:bCs/>
+              </w:rPr>
+              <w:t>webblad</w:t>
+            </w:r>
+            <w:proofErr w:type="spellEnd"/>
+          </w:p>
+        </w:tc>
+        <w:tc>
+          <w:tcPr>
+            <w:tcW w:w="0" w:type="auto"/>
+            <w:vAlign w:val="center"/>
+            <w:hideMark/>
+          </w:tcPr>
+          <w:p>
+            <w:r>
+              <w:t>Global E-waste Statistics and Circular Economy Report</w:t>
+            </w:r>
+          </w:p>
+        </w:tc>
+      </w:tr>
+      <w:tr>
+        <w:trPr>
+          <w:tblCellSpacing w:w="15" w:type="dxa"/>
+        </w:trPr>
+        <w:tc>
+          <w:tcPr>
+            <w:tcW w:w="0" w:type="auto"/>
+            <w:vAlign w:val="center"/>
+            <w:hideMark/>
+          </w:tcPr>
+          <w:p>
+            <w:r>
+              <w:rPr>
+                <w:b/>
+                <w:bCs/>
+              </w:rPr>
+              <w:t>URL</w:t>
+            </w:r>
+          </w:p>
+        </w:tc>
+        <w:tc>
+          <w:tcPr>
+            <w:tcW w:w="0" w:type="auto"/>
+            <w:vAlign w:val="center"/>
+            <w:hideMark/>
+          </w:tcPr>
+          <w:p>
+            <w:hyperlink r:id="rId30" w:tgtFrame="_new" w:history="1">
+              <w:r>
+                <w:rPr>
+                  <w:rStyle w:val="Hyperlink"/>
+                </w:rPr>
+                <w:t>https://weee-forum.org</w:t>
+              </w:r>
+            </w:hyperlink>
+          </w:p>
+        </w:tc>
+      </w:tr>
+      <w:tr>
+        <w:trPr>
+          <w:tblCellSpacing w:w="15" w:type="dxa"/>
+        </w:trPr>
+        <w:tc>
+          <w:tcPr>
+            <w:tcW w:w="0" w:type="auto"/>
+            <w:vAlign w:val="center"/>
+            <w:hideMark/>
+          </w:tcPr>
+          <w:p>
+            <w:proofErr w:type="spellStart"/>
+            <w:r>
+              <w:rPr>
+                <w:b/>
+                <w:bCs/>
+              </w:rPr>
+              <w:t>Skrywer</w:t>
+            </w:r>
+            <w:proofErr w:type="spellEnd"/>
+          </w:p>
+        </w:tc>
+        <w:tc>
+          <w:tcPr>
+            <w:tcW w:w="0" w:type="auto"/>
+            <w:vAlign w:val="center"/>
+            <w:hideMark/>
+          </w:tcPr>
+          <w:p>
+            <w:r>
+              <w:t>WEEE Forum</w:t>
+            </w:r>
+          </w:p>
+        </w:tc>
+      </w:tr>
+      <w:tr>
+        <w:trPr>
+          <w:tblCellSpacing w:w="15" w:type="dxa"/>
+        </w:trPr>
+        <w:tc>
+          <w:tcPr>
+            <w:tcW w:w="0" w:type="auto"/>
+            <w:vAlign w:val="center"/>
+            <w:hideMark/>
+          </w:tcPr>
+          <w:p>
+            <w:r>
+              <w:rPr>
+                <w:b/>
+                <w:bCs/>
+              </w:rPr>
+              <w:t xml:space="preserve">Datum </w:t>
+            </w:r>
+            <w:proofErr w:type="spellStart"/>
+            <w:r>
+              <w:rPr>
+                <w:b/>
+                <w:bCs/>
+              </w:rPr>
+              <w:t>geskep</w:t>
+            </w:r>
+            <w:proofErr w:type="spellEnd"/>
+            <w:r>
+              <w:rPr>
+                <w:b/>
+                <w:bCs/>
+              </w:rPr>
+              <w:t>/</w:t>
+            </w:r>
+            <w:proofErr w:type="spellStart"/>
+            <w:r>
+              <w:rPr>
+                <w:b/>
+                <w:bCs/>
+              </w:rPr>
+              <w:t>opdateer</w:t>
+            </w:r>
+            <w:proofErr w:type="spellEnd"/>
+          </w:p>
+        </w:tc>
+        <w:tc>
+          <w:tcPr>
+            <w:tcW w:w="0" w:type="auto"/>
+            <w:vAlign w:val="center"/>
+            <w:hideMark/>
+          </w:tcPr>
+          <w:p>
+            <w:r>
+              <w:t>12 Mei 2024</w:t>
+            </w:r>
+          </w:p>
+        </w:tc>
+      </w:tr>
+      <w:tr>
+        <w:trPr>
+          <w:tblCellSpacing w:w="15" w:type="dxa"/>
+        </w:trPr>
+        <w:tc>
+          <w:tcPr>
+            <w:tcW w:w="0" w:type="auto"/>
+            <w:vAlign w:val="center"/>
+            <w:hideMark/>
+          </w:tcPr>
+          <w:p>
+            <w:r>
+              <w:rPr>
+                <w:b/>
+                <w:bCs/>
+              </w:rPr>
+              <w:t xml:space="preserve">Datum </w:t>
+            </w:r>
+            <w:proofErr w:type="spellStart"/>
+            <w:r>
+              <w:rPr>
+                <w:b/>
+                <w:bCs/>
+              </w:rPr>
+              <w:t>verkry</w:t>
+            </w:r>
+            <w:proofErr w:type="spellEnd"/>
+          </w:p>
+        </w:tc>
+        <w:tc>
+          <w:tcPr>
+            <w:tcW w:w="0" w:type="auto"/>
+            <w:vAlign w:val="center"/>
+            <w:hideMark/>
+          </w:tcPr>
+          <w:p>
+            <w:r>
+              <w:t>10 September 2025</w:t>
+            </w:r>
+          </w:p>
+        </w:tc>
+      </w:tr>
+    </w:tbl>
+    <w:p>
+      <w:r>
+        <w:pict w14:anchorId="2AA73672">
+          <v:rect id="_x0000_i1252" style="width:0;height:1.5pt" o:hralign="center" o:hrstd="t" o:hr="t" fillcolor="#a0a0a0" stroked="f"/>
+        </w:pict>
+      </w:r>
+    </w:p>
+    <w:p>
+      <w:pPr>
+        <w:rPr>
+          <w:b/>
+          <w:bCs/>
+        </w:rPr>
+      </w:pPr>
+      <w:proofErr w:type="spellStart"/>
+      <w:r>
+        <w:rPr>
+          <w:b/>
+          <w:bCs/>
+        </w:rPr>
+        <w:t>Webtuiste</w:t>
+      </w:r>
+      <w:proofErr w:type="spellEnd"/>
+      <w:r>
+        <w:rPr>
+          <w:b/>
+          <w:bCs/>
+        </w:rPr>
+        <w:t xml:space="preserve"> Bron 6</w:t>
+      </w:r>
+    </w:p>
+    <w:tbl>
+      <w:tblPr>
+        <w:tblW w:w="0" w:type="auto"/>
+        <w:tblCellSpacing w:w="15" w:type="dxa"/>
+        <w:tblCellMar>
+          <w:top w:w="15" w:type="dxa"/>
+          <w:left w:w="15" w:type="dxa"/>
+          <w:bottom w:w="15" w:type="dxa"/>
+          <w:right w:w="15" w:type="dxa"/>
+        </w:tblCellMar>
+        <w:tblLook w:val="04A0" w:firstRow="1" w:lastRow="0" w:firstColumn="1" w:lastColumn="0" w:noHBand="0" w:noVBand="1"/>
+      </w:tblPr>
+      <w:tblGrid>
+        <w:gridCol w:w="2481"/>
+        <w:gridCol w:w="30"/>
+        <w:gridCol w:w="1909"/>
+        <w:gridCol w:w="1924"/>
+      </w:tblGrid>
+      <w:tr>
+        <w:trPr>
+          <w:tblHeader/>
+          <w:tblCellSpacing w:w="15" w:type="dxa"/>
+        </w:trPr>
+        <w:tc>
+          <w:tcPr>
+            <w:tcW w:w="0" w:type="auto"/>
+            <w:gridSpan w:val="2"/>
+            <w:vAlign w:val="center"/>
+            <w:hideMark/>
+          </w:tcPr>
+          <w:p>
+            <w:pPr>
+              <w:rPr>
+                <w:b/>
+                <w:bCs/>
+              </w:rPr>
+            </w:pPr>
+            <w:r>
+              <w:rPr>
+                <w:b/>
+                <w:bCs/>
+              </w:rPr>
+              <w:t xml:space="preserve">Naam van </w:t>
+            </w:r>
+            <w:proofErr w:type="spellStart"/>
+            <w:r>
+              <w:rPr>
+                <w:b/>
+                <w:bCs/>
+              </w:rPr>
+              <w:t>webtuiste</w:t>
+            </w:r>
+            <w:proofErr w:type="spellEnd"/>
+          </w:p>
+        </w:tc>
+        <w:tc>
+          <w:tcPr>
+            <w:tcW w:w="0" w:type="auto"/>
+            <w:gridSpan w:val="2"/>
+            <w:vAlign w:val="center"/>
+            <w:hideMark/>
+          </w:tcPr>
+          <w:p>
+            <w:pPr>
+              <w:rPr>
+                <w:b/>
+                <w:bCs/>
+              </w:rPr>
+            </w:pPr>
+            <w:r>
+              <w:rPr>
+                <w:b/>
+                <w:bCs/>
+              </w:rPr>
+              <w:t>Battery Council</w:t>
+            </w:r>
+          </w:p>
+        </w:tc>
+      </w:tr>
+      <w:tr>
+        <w:trPr>
+          <w:tblCellSpacing w:w="15" w:type="dxa"/>
+        </w:trPr>
+        <w:tc>
+          <w:tcPr>
+            <w:tcW w:w="0" w:type="auto"/>
+            <w:gridSpan w:val="2"/>
+            <w:vAlign w:val="center"/>
+            <w:hideMark/>
+          </w:tcPr>
+          <w:p>
+            <w:r>
+              <w:rPr>
+                <w:b/>
+                <w:bCs/>
+              </w:rPr>
+              <w:t xml:space="preserve">Naam van </w:t>
+            </w:r>
+            <w:proofErr w:type="spellStart"/>
+            <w:r>
+              <w:rPr>
+                <w:b/>
+                <w:bCs/>
+              </w:rPr>
+              <w:t>webblad</w:t>
+            </w:r>
+            <w:proofErr w:type="spellEnd"/>
+          </w:p>
+        </w:tc>
+        <w:tc>
+          <w:tcPr>
+            <w:tcW w:w="0" w:type="auto"/>
+            <w:gridSpan w:val="2"/>
+            <w:vAlign w:val="center"/>
+            <w:hideMark/>
+          </w:tcPr>
+          <w:p>
+            <w:r>
+              <w:t>Battery Recycling and Safety Guidelines</w:t>
+            </w:r>
+          </w:p>
+        </w:tc>
+      </w:tr>
+      <w:tr>
+        <w:trPr>
+          <w:tblCellSpacing w:w="15" w:type="dxa"/>
+        </w:trPr>
+        <w:tc>
+          <w:tcPr>
+            <w:tcW w:w="0" w:type="auto"/>
+            <w:gridSpan w:val="2"/>
+            <w:vAlign w:val="center"/>
+            <w:hideMark/>
+          </w:tcPr>
+          <w:p>
+            <w:r>
+              <w:rPr>
+                <w:b/>
+                <w:bCs/>
+              </w:rPr>
+              <w:t>URL</w:t>
+            </w:r>
+          </w:p>
+        </w:tc>
+        <w:tc>
+          <w:tcPr>
+            <w:tcW w:w="0" w:type="auto"/>
+            <w:gridSpan w:val="2"/>
+            <w:vAlign w:val="center"/>
+            <w:hideMark/>
+          </w:tcPr>
+          <w:p>
+            <w:hyperlink r:id="rId31" w:tgtFrame="_new" w:history="1">
+              <w:r>
+                <w:rPr>
+                  <w:rStyle w:val="Hyperlink"/>
+                </w:rPr>
+                <w:t>https://www.batterycouncil.org</w:t>
+              </w:r>
+            </w:hyperlink>
+          </w:p>
+        </w:tc>
+      </w:tr>
+      <w:tr>
+        <w:trPr>
+          <w:tblCellSpacing w:w="15" w:type="dxa"/>
+        </w:trPr>
+        <w:tc>
+          <w:tcPr>
+            <w:tcW w:w="0" w:type="auto"/>
+            <w:gridSpan w:val="2"/>
+            <w:vAlign w:val="center"/>
+            <w:hideMark/>
+          </w:tcPr>
+          <w:p>
+            <w:proofErr w:type="spellStart"/>
+            <w:r>
+              <w:rPr>
+                <w:b/>
+                <w:bCs/>
+              </w:rPr>
+              <w:t>Skrywer</w:t>
+            </w:r>
+            <w:proofErr w:type="spellEnd"/>
+          </w:p>
+        </w:tc>
+        <w:tc>
+          <w:tcPr>
+            <w:tcW w:w="0" w:type="auto"/>
+            <w:gridSpan w:val="2"/>
+            <w:vAlign w:val="center"/>
+            <w:hideMark/>
+          </w:tcPr>
+          <w:p>
+            <w:r>
+              <w:t>Battery Recycling Association</w:t>
+            </w:r>
+          </w:p>
+        </w:tc>
+      </w:tr>
+      <w:tr>
+        <w:trPr>
+          <w:tblCellSpacing w:w="15" w:type="dxa"/>
+        </w:trPr>
+        <w:tc>
+          <w:tcPr>
+            <w:tcW w:w="0" w:type="auto"/>
+            <w:gridSpan w:val="2"/>
+            <w:vAlign w:val="center"/>
+            <w:hideMark/>
+          </w:tcPr>
+          <w:p>
+            <w:r>
+              <w:rPr>
+                <w:b/>
+                <w:bCs/>
+              </w:rPr>
+              <w:t xml:space="preserve">Datum </w:t>
+            </w:r>
+            <w:proofErr w:type="spellStart"/>
+            <w:r>
+              <w:rPr>
+                <w:b/>
+                <w:bCs/>
+              </w:rPr>
+              <w:t>geskep</w:t>
+            </w:r>
+            <w:proofErr w:type="spellEnd"/>
+            <w:r>
+              <w:rPr>
+                <w:b/>
+                <w:bCs/>
+              </w:rPr>
+              <w:t>/</w:t>
+            </w:r>
+            <w:proofErr w:type="spellStart"/>
+            <w:r>
+              <w:rPr>
+                <w:b/>
+                <w:bCs/>
+              </w:rPr>
+              <w:t>opdateer</w:t>
+            </w:r>
+            <w:proofErr w:type="spellEnd"/>
+          </w:p>
+        </w:tc>
+        <w:tc>
+          <w:tcPr>
+            <w:tcW w:w="0" w:type="auto"/>
+            <w:gridSpan w:val="2"/>
+            <w:vAlign w:val="center"/>
+            <w:hideMark/>
+          </w:tcPr>
+          <w:p>
+            <w:r>
+              <w:t>21 April 2024</w:t>
+            </w:r>
+          </w:p>
+        </w:tc>
+      </w:tr>
+      <w:tr>
+        <w:trPr>
+          <w:gridAfter w:val="1"/>
+          <w:tblCellSpacing w:w="15" w:type="dxa"/>
+        </w:trPr>
+        <w:tc>
+          <w:tcPr>
+            <w:tcW w:w="0" w:type="auto"/>
+            <w:vAlign w:val="center"/>
+            <w:hideMark/>
+          </w:tcPr>
+          <w:p>
+            <w:r>
+              <w:rPr>
+                <w:b/>
+                <w:bCs/>
+              </w:rPr>
+              <w:t xml:space="preserve">Datum </w:t>
+            </w:r>
+            <w:proofErr w:type="spellStart"/>
+            <w:r>
+              <w:rPr>
+                <w:b/>
+                <w:bCs/>
+              </w:rPr>
+              <w:t>verkry</w:t>
+            </w:r>
+            <w:proofErr w:type="spellEnd"/>
+          </w:p>
+        </w:tc>
+        <w:tc>
+          <w:tcPr>
+            <w:tcW w:w="0" w:type="auto"/>
+            <w:gridSpan w:val="2"/>
+            <w:vAlign w:val="center"/>
+            <w:hideMark/>
+          </w:tcPr>
+          <w:p>
+            <w:r>
+              <w:t>10 September 2025</w:t>
+            </w:r>
+          </w:p>
+        </w:tc>
+      </w:tr>
+    </w:tbl>
+    <w:p>
+      <w:r>
+        <w:pict w14:anchorId="6BE08E13">
+          <v:rect id="_x0000_i1253" style="width:0;height:1.5pt" o:hralign="center" o:hrstd="t" o:hr="t" fillcolor="#a0a0a0" stroked="f"/>
+        </w:pict>
+      </w:r>
+    </w:p>
+    <w:p>
+      <w:r>
+        <w:br w:type="page"/>
+      </w:r>
+    </w:p>
+    <w:p/>
+    <w:p>
+      <w:pPr>
+        <w:pStyle w:val="Heading1"/>
+      </w:pPr>
+      <w:r>
+        <w:t xml:space="preserve">Video </w:t>
+      </w:r>
+      <w:proofErr w:type="spellStart"/>
+      <w:r>
+        <w:t>Bronne</w:t>
+      </w:r>
+      <w:proofErr w:type="spellEnd"/>
+    </w:p>
+    <w:p>
+      <w:pPr>
+        <w:rPr>
+          <w:b/>
+          <w:bCs/>
+        </w:rPr>
+      </w:pPr>
+      <w:r>
+        <w:rPr>
+          <w:b/>
+          <w:bCs/>
+        </w:rPr>
+        <w:t>Video Bron 1</w:t>
+      </w:r>
+    </w:p>
+    <w:tbl>
+      <w:tblPr>
+        <w:tblW w:w="0" w:type="auto"/>
+        <w:tblCellSpacing w:w="15" w:type="dxa"/>
+        <w:tblCellMar>
+          <w:top w:w="15" w:type="dxa"/>
+          <w:left w:w="15" w:type="dxa"/>
+          <w:bottom w:w="15" w:type="dxa"/>
+          <w:right w:w="15" w:type="dxa"/>
+        </w:tblCellMar>
+        <w:tblLook w:val="04A0" w:firstRow="1" w:lastRow="0" w:firstColumn="1" w:lastColumn="0" w:noHBand="0" w:noVBand="1"/>
+      </w:tblPr>
+      <w:tblGrid>
+        <w:gridCol w:w="2511"/>
+        <w:gridCol w:w="4790"/>
+      </w:tblGrid>
+      <w:tr>
+        <w:trPr>
+          <w:tblHeader/>
+          <w:tblCellSpacing w:w="15" w:type="dxa"/>
+        </w:trPr>
+        <w:tc>
+          <w:tcPr>
+            <w:tcW w:w="0" w:type="auto"/>
+            <w:vAlign w:val="center"/>
+            <w:hideMark/>
+          </w:tcPr>
+          <w:p>
+            <w:pPr>
+              <w:rPr>
+                <w:b/>
+                <w:bCs/>
+              </w:rPr>
+            </w:pPr>
+            <w:r>
+              <w:rPr>
+                <w:b/>
+                <w:bCs/>
+              </w:rPr>
+              <w:t xml:space="preserve">Naam van </w:t>
+            </w:r>
+            <w:proofErr w:type="spellStart"/>
+            <w:r>
+              <w:rPr>
+                <w:b/>
+                <w:bCs/>
+              </w:rPr>
+              <w:t>webtuiste</w:t>
+            </w:r>
+            <w:proofErr w:type="spellEnd"/>
+          </w:p>
+        </w:tc>
+        <w:tc>
+          <w:tcPr>
+            <w:tcW w:w="0" w:type="auto"/>
+            <w:vAlign w:val="center"/>
+            <w:hideMark/>
+          </w:tcPr>
+          <w:p>
+            <w:pPr>
+              <w:rPr>
+                <w:b/>
+                <w:bCs/>
+              </w:rPr>
+            </w:pPr>
+            <w:r>
+              <w:rPr>
+                <w:b/>
+                <w:bCs/>
+              </w:rPr>
+              <w:t>YouTube</w:t>
+            </w:r>
+          </w:p>
+        </w:tc>
+      </w:tr>
+      <w:tr>
+        <w:trPr>
+          <w:tblCellSpacing w:w="15" w:type="dxa"/>
+        </w:trPr>
+        <w:tc>
+          <w:tcPr>
+            <w:tcW w:w="0" w:type="auto"/>
+            <w:vAlign w:val="center"/>
+            <w:hideMark/>
+          </w:tcPr>
+          <w:p>
+            <w:r>
+              <w:rPr>
+                <w:b/>
+                <w:bCs/>
+              </w:rPr>
+              <w:t xml:space="preserve">Naam van </w:t>
+            </w:r>
+            <w:proofErr w:type="spellStart"/>
+            <w:r>
+              <w:rPr>
+                <w:b/>
+                <w:bCs/>
+              </w:rPr>
+              <w:t>webblad</w:t>
+            </w:r>
+            <w:proofErr w:type="spellEnd"/>
+          </w:p>
+        </w:tc>
+        <w:tc>
+          <w:tcPr>
+            <w:tcW w:w="0" w:type="auto"/>
+            <w:vAlign w:val="center"/>
+            <w:hideMark/>
+          </w:tcPr>
+          <w:p>
+            <w:r>
+              <w:t>How does the Basel Convention address E-Waste</w:t>
+            </w:r>
+          </w:p>
+        </w:tc>
+      </w:tr>
+      <w:tr>
+        <w:trPr>
+          <w:tblCellSpacing w:w="15" w:type="dxa"/>
+        </w:trPr>
+        <w:tc>
+          <w:tcPr>
+            <w:tcW w:w="0" w:type="auto"/>
+            <w:vAlign w:val="center"/>
+            <w:hideMark/>
+          </w:tcPr>
+          <w:p>
+            <w:r>
+              <w:rPr>
+                <w:b/>
+                <w:bCs/>
+              </w:rPr>
+              <w:t>URL</w:t>
+            </w:r>
+          </w:p>
+        </w:tc>
+        <w:tc>
+          <w:tcPr>
+            <w:tcW w:w="0" w:type="auto"/>
+            <w:vAlign w:val="center"/>
+            <w:hideMark/>
+          </w:tcPr>
+          <w:p>
+            <w:hyperlink r:id="rId32" w:tgtFrame="_new" w:history="1">
+              <w:r>
+                <w:rPr>
+                  <w:rStyle w:val="Hyperlink"/>
+                </w:rPr>
+                <w:t>https://www.youtube.com/watch?v=E-Xa-NjMjaw</w:t>
+              </w:r>
+            </w:hyperlink>
+          </w:p>
+        </w:tc>
+      </w:tr>
+      <w:tr>
+        <w:trPr>
+          <w:tblCellSpacing w:w="15" w:type="dxa"/>
+        </w:trPr>
+        <w:tc>
+          <w:tcPr>
+            <w:tcW w:w="0" w:type="auto"/>
+            <w:vAlign w:val="center"/>
+            <w:hideMark/>
+          </w:tcPr>
+          <w:p>
+            <w:proofErr w:type="spellStart"/>
+            <w:r>
+              <w:rPr>
+                <w:b/>
+                <w:bCs/>
+              </w:rPr>
+              <w:t>Skrywer</w:t>
+            </w:r>
+            <w:proofErr w:type="spellEnd"/>
+          </w:p>
+        </w:tc>
+        <w:tc>
+          <w:tcPr>
+            <w:tcW w:w="0" w:type="auto"/>
+            <w:vAlign w:val="center"/>
+            <w:hideMark/>
+          </w:tcPr>
+          <w:p>
+            <w:r>
+              <w:t>Basel Convention Secretariat</w:t>
+            </w:r>
+          </w:p>
+        </w:tc>
+      </w:tr>
+      <w:tr>
+        <w:trPr>
+          <w:tblCellSpacing w:w="15" w:type="dxa"/>
+        </w:trPr>
+        <w:tc>
+          <w:tcPr>
+            <w:tcW w:w="0" w:type="auto"/>
+            <w:vAlign w:val="center"/>
+            <w:hideMark/>
+          </w:tcPr>
+          <w:p>
+            <w:r>
+              <w:rPr>
+                <w:b/>
+                <w:bCs/>
+              </w:rPr>
+              <w:t xml:space="preserve">Datum </w:t>
+            </w:r>
+            <w:proofErr w:type="spellStart"/>
+            <w:r>
+              <w:rPr>
+                <w:b/>
+                <w:bCs/>
+              </w:rPr>
+              <w:t>geskep</w:t>
+            </w:r>
+            <w:proofErr w:type="spellEnd"/>
+            <w:r>
+              <w:rPr>
+                <w:b/>
+                <w:bCs/>
+              </w:rPr>
+              <w:t>/</w:t>
+            </w:r>
+            <w:proofErr w:type="spellStart"/>
+            <w:r>
+              <w:rPr>
+                <w:b/>
+                <w:bCs/>
+              </w:rPr>
+              <w:t>opdateer</w:t>
+            </w:r>
+            <w:proofErr w:type="spellEnd"/>
+          </w:p>
+        </w:tc>
+        <w:tc>
+          <w:tcPr>
+            <w:tcW w:w="0" w:type="auto"/>
+            <w:vAlign w:val="center"/>
+            <w:hideMark/>
+          </w:tcPr>
+          <w:p>
+            <w:r>
+              <w:t xml:space="preserve">3 </w:t>
+            </w:r>
+            <w:proofErr w:type="spellStart"/>
+            <w:r>
+              <w:t>Desember</w:t>
+            </w:r>
+            <w:proofErr w:type="spellEnd"/>
+            <w:r>
+              <w:t xml:space="preserve"> 2023</w:t>
+            </w:r>
+          </w:p>
+        </w:tc>
+      </w:tr>
+      <w:tr>
+        <w:trPr>
+          <w:tblCellSpacing w:w="15" w:type="dxa"/>
+        </w:trPr>
+        <w:tc>
+          <w:tcPr>
+            <w:tcW w:w="0" w:type="auto"/>
+            <w:vAlign w:val="center"/>
+            <w:hideMark/>
+          </w:tcPr>
+          <w:p>
+            <w:r>
+              <w:rPr>
+                <w:b/>
+                <w:bCs/>
+              </w:rPr>
+              <w:t xml:space="preserve">Datum </w:t>
+            </w:r>
+            <w:proofErr w:type="spellStart"/>
+            <w:r>
+              <w:rPr>
+                <w:b/>
+                <w:bCs/>
+              </w:rPr>
+              <w:t>verkry</w:t>
+            </w:r>
+            <w:proofErr w:type="spellEnd"/>
+          </w:p>
+        </w:tc>
+        <w:tc>
+          <w:tcPr>
+            <w:tcW w:w="0" w:type="auto"/>
+            <w:vAlign w:val="center"/>
+            <w:hideMark/>
+          </w:tcPr>
+          <w:p>
+            <w:r>
+              <w:t>10 September 2025</w:t>
+            </w:r>
+          </w:p>
+        </w:tc>
+      </w:tr>
+    </w:tbl>
+    <w:p>
+      <w:r>
+        <w:pict w14:anchorId="20B766DD">
+          <v:rect id="_x0000_i1254" style="width:0;height:1.5pt" o:hralign="center" o:hrstd="t" o:hr="t" fillcolor="#a0a0a0" stroked="f"/>
+        </w:pict>
+      </w:r>
+    </w:p>
+    <w:p>
+      <w:pPr>
+        <w:rPr>
+          <w:b/>
+          <w:bCs/>
+        </w:rPr>
+      </w:pPr>
+      <w:r>
+        <w:rPr>
+          <w:b/>
+          <w:bCs/>
+        </w:rPr>
+        <w:t>Video Bron 2</w:t>
+      </w:r>
+    </w:p>
+    <w:tbl>
+      <w:tblPr>
+        <w:tblW w:w="0" w:type="auto"/>
+        <w:tblCellSpacing w:w="15" w:type="dxa"/>
+        <w:tblCellMar>
+          <w:top w:w="15" w:type="dxa"/>
+          <w:left w:w="15" w:type="dxa"/>
+          <w:bottom w:w="15" w:type="dxa"/>
+          <w:right w:w="15" w:type="dxa"/>
+        </w:tblCellMar>
+        <w:tblLook w:val="04A0" w:firstRow="1" w:lastRow="0" w:firstColumn="1" w:lastColumn="0" w:noHBand="0" w:noVBand="1"/>
+      </w:tblPr>
+      <w:tblGrid>
+        <w:gridCol w:w="2511"/>
+        <w:gridCol w:w="5415"/>
+      </w:tblGrid>
+      <w:tr>
+        <w:trPr>
+          <w:tblHeader/>
+          <w:tblCellSpacing w:w="15" w:type="dxa"/>
+        </w:trPr>
+        <w:tc>
+          <w:tcPr>
+            <w:tcW w:w="0" w:type="auto"/>
+            <w:vAlign w:val="center"/>
+            <w:hideMark/>
+          </w:tcPr>
+          <w:p>
+            <w:pPr>
+              <w:rPr>
+                <w:b/>
+                <w:bCs/>
+              </w:rPr>
+            </w:pPr>
+            <w:r>
+              <w:rPr>
+                <w:b/>
+                <w:bCs/>
+              </w:rPr>
+              <w:t xml:space="preserve">Naam van </w:t>
+            </w:r>
+            <w:proofErr w:type="spellStart"/>
+            <w:r>
+              <w:rPr>
+                <w:b/>
+                <w:bCs/>
+              </w:rPr>
+              <w:t>webtuiste</w:t>
+            </w:r>
+            <w:proofErr w:type="spellEnd"/>
+          </w:p>
+        </w:tc>
+        <w:tc>
+          <w:tcPr>
+            <w:tcW w:w="0" w:type="auto"/>
+            <w:vAlign w:val="center"/>
+            <w:hideMark/>
+          </w:tcPr>
+          <w:p>
+            <w:pPr>
+              <w:rPr>
+                <w:b/>
+                <w:bCs/>
+              </w:rPr>
+            </w:pPr>
+            <w:r>
+              <w:rPr>
+                <w:b/>
+                <w:bCs/>
+              </w:rPr>
+              <w:t>YouTube</w:t>
+            </w:r>
+          </w:p>
+        </w:tc>
+      </w:tr>
+      <w:tr>
+        <w:trPr>
+          <w:tblCellSpacing w:w="15" w:type="dxa"/>
+        </w:trPr>
+        <w:tc>
+          <w:tcPr>
+            <w:tcW w:w="0" w:type="auto"/>
+            <w:vAlign w:val="center"/>
+            <w:hideMark/>
+          </w:tcPr>
+          <w:p>
+            <w:r>
+              <w:rPr>
+                <w:b/>
+                <w:bCs/>
+              </w:rPr>
+              <w:t xml:space="preserve">Naam van </w:t>
+            </w:r>
+            <w:proofErr w:type="spellStart"/>
+            <w:r>
+              <w:rPr>
+                <w:b/>
+                <w:bCs/>
+              </w:rPr>
+              <w:t>webblad</w:t>
+            </w:r>
+            <w:proofErr w:type="spellEnd"/>
+          </w:p>
+        </w:tc>
+        <w:tc>
+          <w:tcPr>
+            <w:tcW w:w="0" w:type="auto"/>
+            <w:vAlign w:val="center"/>
+            <w:hideMark/>
+          </w:tcPr>
+          <w:p>
+            <w:r>
+              <w:t>E-Waste Recycling: Moving from Challenges to Solutions</w:t>
+            </w:r>
+          </w:p>
+        </w:tc>
+      </w:tr>
+      <w:tr>
+        <w:trPr>
+          <w:tblCellSpacing w:w="15" w:type="dxa"/>
+        </w:trPr>
+        <w:tc>
+          <w:tcPr>
+            <w:tcW w:w="0" w:type="auto"/>
+            <w:vAlign w:val="center"/>
+            <w:hideMark/>
+          </w:tcPr>
+          <w:p>
+            <w:r>
+              <w:rPr>
+                <w:b/>
+                <w:bCs/>
+              </w:rPr>
+              <w:t>URL</w:t>
+            </w:r>
+          </w:p>
+        </w:tc>
+        <w:tc>
+          <w:tcPr>
+            <w:tcW w:w="0" w:type="auto"/>
+            <w:vAlign w:val="center"/>
+            <w:hideMark/>
+          </w:tcPr>
+          <w:p>
+            <w:hyperlink r:id="rId33" w:tgtFrame="_new" w:history="1">
+              <w:r>
+                <w:rPr>
+                  <w:rStyle w:val="Hyperlink"/>
+                </w:rPr>
+                <w:t>https://www.youtube.com/watch?v=tvL4hQEJD-I</w:t>
+              </w:r>
+            </w:hyperlink>
+          </w:p>
+        </w:tc>
+      </w:tr>
+      <w:tr>
+        <w:trPr>
+          <w:tblCellSpacing w:w="15" w:type="dxa"/>
+        </w:trPr>
+        <w:tc>
+          <w:tcPr>
+            <w:tcW w:w="0" w:type="auto"/>
+            <w:vAlign w:val="center"/>
+            <w:hideMark/>
+          </w:tcPr>
+          <w:p>
+            <w:proofErr w:type="spellStart"/>
+            <w:r>
+              <w:rPr>
+                <w:b/>
+                <w:bCs/>
+              </w:rPr>
+              <w:t>Skrywer</w:t>
+            </w:r>
+            <w:proofErr w:type="spellEnd"/>
+          </w:p>
+        </w:tc>
+        <w:tc>
+          <w:tcPr>
+            <w:tcW w:w="0" w:type="auto"/>
+            <w:vAlign w:val="center"/>
+            <w:hideMark/>
+          </w:tcPr>
+          <w:p>
+            <w:r>
+              <w:t>International Telecommunication Union (ITU)</w:t>
+            </w:r>
+          </w:p>
+        </w:tc>
+      </w:tr>
+      <w:tr>
+        <w:trPr>
+          <w:tblCellSpacing w:w="15" w:type="dxa"/>
+        </w:trPr>
+        <w:tc>
+          <w:tcPr>
+            <w:tcW w:w="0" w:type="auto"/>
+            <w:vAlign w:val="center"/>
+            <w:hideMark/>
+          </w:tcPr>
+          <w:p>
+            <w:r>
+              <w:rPr>
+                <w:b/>
+                <w:bCs/>
+              </w:rPr>
+              <w:t xml:space="preserve">Datum </w:t>
+            </w:r>
+            <w:proofErr w:type="spellStart"/>
+            <w:r>
+              <w:rPr>
+                <w:b/>
+                <w:bCs/>
+              </w:rPr>
+              <w:t>geskep</w:t>
+            </w:r>
+            <w:proofErr w:type="spellEnd"/>
+            <w:r>
+              <w:rPr>
+                <w:b/>
+                <w:bCs/>
+              </w:rPr>
+              <w:t>/</w:t>
+            </w:r>
+            <w:proofErr w:type="spellStart"/>
+            <w:r>
+              <w:rPr>
+                <w:b/>
+                <w:bCs/>
+              </w:rPr>
+              <w:t>opdateer</w:t>
+            </w:r>
+            <w:proofErr w:type="spellEnd"/>
+          </w:p>
+        </w:tc>
+        <w:tc>
+          <w:tcPr>
+            <w:tcW w:w="0" w:type="auto"/>
+            <w:vAlign w:val="center"/>
+            <w:hideMark/>
+          </w:tcPr>
+          <w:p>
+            <w:r>
+              <w:t>14 April 2023</w:t>
+            </w:r>
+          </w:p>
+        </w:tc>
+      </w:tr>
+      <w:tr>
+        <w:trPr>
+          <w:tblCellSpacing w:w="15" w:type="dxa"/>
+        </w:trPr>
+        <w:tc>
+          <w:tcPr>
+            <w:tcW w:w="0" w:type="auto"/>
+            <w:vAlign w:val="center"/>
+            <w:hideMark/>
+          </w:tcPr>
+          <w:p>
+            <w:r>
+              <w:rPr>
+                <w:b/>
+                <w:bCs/>
+              </w:rPr>
+              <w:t xml:space="preserve">Datum </w:t>
+            </w:r>
+            <w:proofErr w:type="spellStart"/>
+            <w:r>
+              <w:rPr>
+                <w:b/>
+                <w:bCs/>
+              </w:rPr>
+              <w:t>verkry</w:t>
+            </w:r>
+            <w:proofErr w:type="spellEnd"/>
+          </w:p>
+        </w:tc>
+        <w:tc>
+          <w:tcPr>
+            <w:tcW w:w="0" w:type="auto"/>
+            <w:vAlign w:val="center"/>
+            <w:hideMark/>
+          </w:tcPr>
+          <w:p>
+            <w:r>
+              <w:t>10 September 2025</w:t>
+            </w:r>
+          </w:p>
+        </w:tc>
+      </w:tr>
+    </w:tbl>
+    <w:p>
+      <w:r>
+        <w:pict w14:anchorId="36F1FEC8">
+          <v:rect id="_x0000_i1255" style="width:0;height:1.5pt" o:hralign="center" o:hrstd="t" o:hr="t" fillcolor="#a0a0a0" stroked="f"/>
+        </w:pict>
+      </w:r>
+    </w:p>
+    <w:p>
+      <w:r>
+        <w:br w:type="page"/>
+      </w:r>
+    </w:p>
+    <w:p/>
+    <w:p>
+      <w:pPr>
+        <w:pStyle w:val="Heading1"/>
+      </w:pPr>
+      <w:r>
+        <w:t xml:space="preserve"> </w:t>
+      </w:r>
+      <w:proofErr w:type="spellStart"/>
+      <w:r>
+        <w:t>Gedrukte</w:t>
+      </w:r>
+      <w:proofErr w:type="spellEnd"/>
+      <w:r>
+        <w:t xml:space="preserve"> Media</w:t>
+      </w:r>
+    </w:p>
+    <w:p>
+      <w:pPr>
+        <w:rPr>
+          <w:b/>
+          <w:bCs/>
+        </w:rPr>
+      </w:pPr>
+      <w:proofErr w:type="spellStart"/>
+      <w:r>
+        <w:rPr>
+          <w:b/>
+          <w:bCs/>
+        </w:rPr>
+        <w:t>Gedrukte</w:t>
+      </w:r>
+      <w:proofErr w:type="spellEnd"/>
+      <w:r>
+        <w:rPr>
+          <w:b/>
+          <w:bCs/>
+        </w:rPr>
+        <w:t xml:space="preserve"> Bron 1</w:t>
+      </w:r>
+    </w:p>
+    <w:tbl>
+      <w:tblPr>
+        <w:tblW w:w="0" w:type="auto"/>
+        <w:tblCellSpacing w:w="15" w:type="dxa"/>
+        <w:tblCellMar>
+          <w:top w:w="15" w:type="dxa"/>
+          <w:left w:w="15" w:type="dxa"/>
+          <w:bottom w:w="15" w:type="dxa"/>
+          <w:right w:w="15" w:type="dxa"/>
+        </w:tblCellMar>
+        <w:tblLook w:val="04A0" w:firstRow="1" w:lastRow="0" w:firstColumn="1" w:lastColumn="0" w:noHBand="0" w:noVBand="1"/>
+      </w:tblPr>
+      <w:tblGrid>
+        <w:gridCol w:w="3150"/>
+        <w:gridCol w:w="3723"/>
+      </w:tblGrid>
+      <w:tr>
+        <w:trPr>
+          <w:tblHeader/>
+          <w:tblCellSpacing w:w="15" w:type="dxa"/>
+        </w:trPr>
+        <w:tc>
+          <w:tcPr>
+            <w:tcW w:w="0" w:type="auto"/>
+            <w:vAlign w:val="center"/>
+            <w:hideMark/>
+          </w:tcPr>
+          <w:p>
+            <w:pPr>
+              <w:rPr>
+                <w:b/>
+                <w:bCs/>
+              </w:rPr>
+            </w:pPr>
+            <w:r>
+              <w:rPr>
+                <w:b/>
+                <w:bCs/>
+              </w:rPr>
+              <w:t xml:space="preserve">Titel van </w:t>
+            </w:r>
+            <w:proofErr w:type="spellStart"/>
+            <w:r>
+              <w:rPr>
+                <w:b/>
+                <w:bCs/>
+              </w:rPr>
+              <w:t>boek</w:t>
+            </w:r>
+            <w:proofErr w:type="spellEnd"/>
+            <w:r>
+              <w:rPr>
+                <w:b/>
+                <w:bCs/>
+              </w:rPr>
+              <w:t>/</w:t>
+            </w:r>
+            <w:proofErr w:type="spellStart"/>
+            <w:r>
+              <w:rPr>
+                <w:b/>
+                <w:bCs/>
+              </w:rPr>
+              <w:t>tydskrif</w:t>
+            </w:r>
+            <w:proofErr w:type="spellEnd"/>
+          </w:p>
+        </w:tc>
+        <w:tc>
+          <w:tcPr>
+            <w:tcW w:w="0" w:type="auto"/>
+            <w:vAlign w:val="center"/>
+            <w:hideMark/>
+          </w:tcPr>
+          <w:p>
+            <w:pPr>
+              <w:rPr>
+                <w:b/>
+                <w:bCs/>
+              </w:rPr>
+            </w:pPr>
+            <w:r>
+              <w:rPr>
+                <w:b/>
+                <w:bCs/>
+              </w:rPr>
+              <w:t>Environmental Sustainability in Tech</w:t>
+            </w:r>
+          </w:p>
+        </w:tc>
+      </w:tr>
+      <w:tr>
+        <w:trPr>
+          <w:tblCellSpacing w:w="15" w:type="dxa"/>
+        </w:trPr>
+        <w:tc>
+          <w:tcPr>
+            <w:tcW w:w="0" w:type="auto"/>
+            <w:vAlign w:val="center"/>
+            <w:hideMark/>
+          </w:tcPr>
+          <w:p>
+            <w:proofErr w:type="spellStart"/>
+            <w:r>
+              <w:rPr>
+                <w:b/>
+                <w:bCs/>
+              </w:rPr>
+              <w:t>Artikelnaam</w:t>
+            </w:r>
+            <w:proofErr w:type="spellEnd"/>
+            <w:r>
+              <w:rPr>
+                <w:b/>
+                <w:bCs/>
+              </w:rPr>
+              <w:t>/</w:t>
+            </w:r>
+            <w:proofErr w:type="spellStart"/>
+            <w:r>
+              <w:rPr>
+                <w:b/>
+                <w:bCs/>
+              </w:rPr>
+              <w:t>hoofstuk</w:t>
+            </w:r>
+            <w:proofErr w:type="spellEnd"/>
+            <w:r>
+              <w:rPr>
+                <w:b/>
+                <w:bCs/>
+              </w:rPr>
+              <w:t>/</w:t>
+            </w:r>
+            <w:proofErr w:type="spellStart"/>
+            <w:r>
+              <w:rPr>
+                <w:b/>
+                <w:bCs/>
+              </w:rPr>
+              <w:t>bladsye</w:t>
+            </w:r>
+            <w:proofErr w:type="spellEnd"/>
+          </w:p>
+        </w:tc>
+        <w:tc>
+          <w:tcPr>
+            <w:tcW w:w="0" w:type="auto"/>
+            <w:vAlign w:val="center"/>
+            <w:hideMark/>
+          </w:tcPr>
+          <w:p>
+            <w:proofErr w:type="spellStart"/>
+            <w:r>
+              <w:t>Hoofstuk</w:t>
+            </w:r>
+            <w:proofErr w:type="spellEnd"/>
+            <w:r>
+              <w:t xml:space="preserve"> 5: </w:t>
+            </w:r>
+            <w:r>
+              <w:rPr>
+                <w:i/>
+                <w:iCs/>
+              </w:rPr>
+              <w:t>E-waste Crisis</w:t>
+            </w:r>
+          </w:p>
+        </w:tc>
+      </w:tr>
+      <w:tr>
+        <w:trPr>
+          <w:tblCellSpacing w:w="15" w:type="dxa"/>
+        </w:trPr>
+        <w:tc>
+          <w:tcPr>
+            <w:tcW w:w="0" w:type="auto"/>
+            <w:vAlign w:val="center"/>
+            <w:hideMark/>
+          </w:tcPr>
+          <w:p>
+            <w:proofErr w:type="spellStart"/>
+            <w:r>
+              <w:rPr>
+                <w:b/>
+                <w:bCs/>
+              </w:rPr>
+              <w:t>Skrywer</w:t>
+            </w:r>
+            <w:proofErr w:type="spellEnd"/>
+          </w:p>
+        </w:tc>
+        <w:tc>
+          <w:tcPr>
+            <w:tcW w:w="0" w:type="auto"/>
+            <w:vAlign w:val="center"/>
+            <w:hideMark/>
+          </w:tcPr>
+          <w:p>
+            <w:r>
+              <w:t>Smith, A.</w:t>
+            </w:r>
+          </w:p>
+        </w:tc>
+      </w:tr>
+      <w:tr>
+        <w:trPr>
+          <w:tblCellSpacing w:w="15" w:type="dxa"/>
+        </w:trPr>
+        <w:tc>
+          <w:tcPr>
+            <w:tcW w:w="0" w:type="auto"/>
+            <w:vAlign w:val="center"/>
+            <w:hideMark/>
+          </w:tcPr>
+          <w:p>
+            <w:r>
+              <w:rPr>
+                <w:b/>
+                <w:bCs/>
+              </w:rPr>
+              <w:t xml:space="preserve">Datum </w:t>
+            </w:r>
+            <w:proofErr w:type="spellStart"/>
+            <w:r>
+              <w:rPr>
+                <w:b/>
+                <w:bCs/>
+              </w:rPr>
+              <w:t>gepubliseer</w:t>
+            </w:r>
+            <w:proofErr w:type="spellEnd"/>
+            <w:r>
+              <w:rPr>
+                <w:b/>
+                <w:bCs/>
+              </w:rPr>
+              <w:t>/</w:t>
+            </w:r>
+            <w:proofErr w:type="spellStart"/>
+            <w:r>
+              <w:rPr>
+                <w:b/>
+                <w:bCs/>
+              </w:rPr>
+              <w:t>uitgereik</w:t>
+            </w:r>
+            <w:proofErr w:type="spellEnd"/>
+          </w:p>
+        </w:tc>
+        <w:tc>
+          <w:tcPr>
+            <w:tcW w:w="0" w:type="auto"/>
+            <w:vAlign w:val="center"/>
+            <w:hideMark/>
+          </w:tcPr>
+          <w:p>
+            <w:r>
+              <w:t>2023</w:t>
+            </w:r>
+          </w:p>
+        </w:tc>
+      </w:tr>
+      <w:tr>
+        <w:trPr>
+          <w:tblCellSpacing w:w="15" w:type="dxa"/>
+        </w:trPr>
+        <w:tc>
+          <w:tcPr>
+            <w:tcW w:w="0" w:type="auto"/>
+            <w:vAlign w:val="center"/>
+            <w:hideMark/>
+          </w:tcPr>
+          <w:p>
+            <w:proofErr w:type="spellStart"/>
+            <w:r>
+              <w:rPr>
+                <w:b/>
+                <w:bCs/>
+              </w:rPr>
+              <w:t>Uitgewer</w:t>
+            </w:r>
+            <w:proofErr w:type="spellEnd"/>
+          </w:p>
+        </w:tc>
+        <w:tc>
+          <w:tcPr>
+            <w:tcW w:w="0" w:type="auto"/>
+            <w:vAlign w:val="center"/>
+            <w:hideMark/>
+          </w:tcPr>
+          <w:p>
+            <w:r>
+              <w:t>Springer</w:t>
+            </w:r>
+          </w:p>
+        </w:tc>
+      </w:tr>
+      <w:tr>
+        <w:trPr>
+          <w:tblCellSpacing w:w="15" w:type="dxa"/>
+        </w:trPr>
+        <w:tc>
+          <w:tcPr>
+            <w:tcW w:w="0" w:type="auto"/>
+            <w:vAlign w:val="center"/>
+            <w:hideMark/>
+          </w:tcPr>
+          <w:p>
+            <w:r>
+              <w:rPr>
+                <w:b/>
+                <w:bCs/>
+              </w:rPr>
+              <w:t>URL</w:t>
+            </w:r>
+          </w:p>
+        </w:tc>
+        <w:tc>
+          <w:tcPr>
+            <w:tcW w:w="0" w:type="auto"/>
+            <w:vAlign w:val="center"/>
+            <w:hideMark/>
+          </w:tcPr>
+          <w:p>
+            <w:r>
+              <w:t>N.v.t. (</w:t>
+            </w:r>
+            <w:proofErr w:type="spellStart"/>
+            <w:r>
+              <w:t>gedrukte</w:t>
+            </w:r>
+            <w:proofErr w:type="spellEnd"/>
+            <w:r>
+              <w:t xml:space="preserve"> </w:t>
+            </w:r>
+            <w:proofErr w:type="spellStart"/>
+            <w:r>
+              <w:t>bron</w:t>
+            </w:r>
+            <w:proofErr w:type="spellEnd"/>
+            <w:r>
+              <w:t>)</w:t>
+            </w:r>
+          </w:p>
+        </w:tc>
+      </w:tr>
+    </w:tbl>
+    <w:p/>
+    <w:p>
+      <w:r>
+        <w:br w:type="page"/>
+      </w:r>
+    </w:p>
     <w:p/>
     <w:sdt>
       <w:sdtPr>
@@ -6989,31 +10075,12 @@
       </w:sdtPr>
       <w:sdtEndPr/>
       <w:sdtContent>
+        <w:bookmarkStart w:id="14" w:name="_Toc208469837" w:displacedByCustomXml="prev"/>
         <w:p>
           <w:pPr>
             <w:pStyle w:val="Heading1"/>
           </w:pPr>
-        </w:p>
-        <w:p>
-          <w:pPr>
-            <w:rPr>
-              <w:rFonts w:asciiTheme="majorHAnsi" w:eastAsiaTheme="majorEastAsia" w:hAnsiTheme="majorHAnsi" w:cstheme="majorBidi"/>
-              <w:color w:val="2E74B5" w:themeColor="accent1" w:themeShade="BF"/>
-              <w:sz w:val="40"/>
-              <w:szCs w:val="40"/>
-            </w:rPr>
-          </w:pPr>
           <w:r>
-            <w:br w:type="page"/>
-          </w:r>
-        </w:p>
-        <w:p>
-          <w:pPr>
-            <w:pStyle w:val="Heading1"/>
-          </w:pPr>
-          <w:bookmarkStart w:id="14" w:name="_Toc207884882"/>
-          <w:r>
-            <w:lastRenderedPageBreak/>
             <w:t>Bibliography</w:t>
           </w:r>
           <w:bookmarkEnd w:id="14"/>
@@ -7048,7 +10115,7 @@
                 <w:rPr>
                   <w:noProof/>
                 </w:rPr>
-                <w:t xml:space="preserve">Basel Convention. (2023). </w:t>
+                <w:t xml:space="preserve">Basel Convention. (2023, 12 3). </w:t>
               </w:r>
               <w:r>
                 <w:rPr>
@@ -7077,7 +10144,7 @@
                 <w:rPr>
                   <w:noProof/>
                 </w:rPr>
-                <w:t xml:space="preserve">Battery Recycling Association. (2024). </w:t>
+                <w:t xml:space="preserve">Battery Recycling Association. (2024, 4 21). </w:t>
               </w:r>
               <w:r>
                 <w:rPr>
@@ -7106,7 +10173,7 @@
                 <w:rPr>
                   <w:noProof/>
                 </w:rPr>
-                <w:t xml:space="preserve">GreenBiz. (2023). </w:t>
+                <w:t xml:space="preserve">GreenBiz. (2023, 7 12). </w:t>
               </w:r>
               <w:r>
                 <w:rPr>
@@ -7135,7 +10202,7 @@
                 <w:rPr>
                   <w:noProof/>
                 </w:rPr>
-                <w:t xml:space="preserve">International Telecommunication Union (ITU). (2023). </w:t>
+                <w:t xml:space="preserve">International Telecommunication Union (ITU). (2023, 4 14). </w:t>
               </w:r>
               <w:r>
                 <w:rPr>
@@ -7193,7 +10260,7 @@
                 <w:rPr>
                   <w:noProof/>
                 </w:rPr>
-                <w:t xml:space="preserve">Netsurit. (2024). </w:t>
+                <w:t xml:space="preserve">Netsurit. (2024, 12 1). </w:t>
               </w:r>
               <w:r>
                 <w:rPr>
@@ -7222,7 +10289,7 @@
                 <w:rPr>
                   <w:noProof/>
                 </w:rPr>
-                <w:t xml:space="preserve">WEEE Forum. (2024). </w:t>
+                <w:t xml:space="preserve">WEEE Forum. (2024, 5 12). </w:t>
               </w:r>
               <w:r>
                 <w:rPr>
@@ -7251,7 +10318,7 @@
                 <w:rPr>
                   <w:noProof/>
                 </w:rPr>
-                <w:t xml:space="preserve">World Health Organization (WHO). (2023). </w:t>
+                <w:t xml:space="preserve">World Health Organization (WHO). (2023, 2 21). </w:t>
               </w:r>
               <w:r>
                 <w:rPr>
@@ -7287,16 +10354,1131 @@
         <w:br w:type="page"/>
       </w:r>
     </w:p>
+    <w:p>
+      <w:pPr>
+        <w:pStyle w:val="Heading1"/>
+      </w:pPr>
+      <w:bookmarkStart w:id="15" w:name="_Toc208469835"/>
+      <w:proofErr w:type="spellStart"/>
+      <w:r>
+        <w:lastRenderedPageBreak/>
+        <w:t>Gevlogtrekking</w:t>
+      </w:r>
+      <w:bookmarkEnd w:id="15"/>
+      <w:proofErr w:type="spellEnd"/>
+    </w:p>
+    <w:p>
+      <w:proofErr w:type="spellStart"/>
+      <w:r>
+        <w:t>Uit</w:t>
+      </w:r>
+      <w:proofErr w:type="spellEnd"/>
+      <w:r>
+        <w:t xml:space="preserve"> </w:t>
+      </w:r>
+      <w:proofErr w:type="spellStart"/>
+      <w:r>
+        <w:t>hierdie</w:t>
+      </w:r>
+      <w:proofErr w:type="spellEnd"/>
+      <w:r>
+        <w:t xml:space="preserve"> </w:t>
+      </w:r>
+      <w:proofErr w:type="spellStart"/>
+      <w:r>
+        <w:t>ondersoek</w:t>
+      </w:r>
+      <w:proofErr w:type="spellEnd"/>
+      <w:r>
+        <w:t xml:space="preserve"> is </w:t>
+      </w:r>
+      <w:proofErr w:type="spellStart"/>
+      <w:r>
+        <w:t>dit</w:t>
+      </w:r>
+      <w:proofErr w:type="spellEnd"/>
+      <w:r>
+        <w:t xml:space="preserve"> </w:t>
+      </w:r>
+      <w:proofErr w:type="spellStart"/>
+      <w:r>
+        <w:t>duidelik</w:t>
+      </w:r>
+      <w:proofErr w:type="spellEnd"/>
+      <w:r>
+        <w:t xml:space="preserve"> </w:t>
+      </w:r>
+      <w:proofErr w:type="spellStart"/>
+      <w:r>
+        <w:t>dat</w:t>
+      </w:r>
+      <w:proofErr w:type="spellEnd"/>
+      <w:r>
+        <w:t xml:space="preserve"> </w:t>
+      </w:r>
+      <w:proofErr w:type="spellStart"/>
+      <w:r>
+        <w:t>elektroniese</w:t>
+      </w:r>
+      <w:proofErr w:type="spellEnd"/>
+      <w:r>
+        <w:t xml:space="preserve"> </w:t>
+      </w:r>
+      <w:proofErr w:type="spellStart"/>
+      <w:r>
+        <w:t>afval</w:t>
+      </w:r>
+      <w:proofErr w:type="spellEnd"/>
+      <w:r>
+        <w:t xml:space="preserve"> (e-</w:t>
+      </w:r>
+      <w:proofErr w:type="spellStart"/>
+      <w:r>
+        <w:t>afval</w:t>
+      </w:r>
+      <w:proofErr w:type="spellEnd"/>
+      <w:r>
+        <w:t xml:space="preserve">) ’n </w:t>
+      </w:r>
+      <w:proofErr w:type="spellStart"/>
+      <w:r>
+        <w:t>groeiende</w:t>
+      </w:r>
+      <w:proofErr w:type="spellEnd"/>
+      <w:r>
+        <w:t xml:space="preserve"> </w:t>
+      </w:r>
+      <w:proofErr w:type="spellStart"/>
+      <w:r>
+        <w:t>probleem</w:t>
+      </w:r>
+      <w:proofErr w:type="spellEnd"/>
+      <w:r>
+        <w:t xml:space="preserve"> is wat </w:t>
+      </w:r>
+      <w:proofErr w:type="spellStart"/>
+      <w:r>
+        <w:t>groot</w:t>
+      </w:r>
+      <w:proofErr w:type="spellEnd"/>
+      <w:r>
+        <w:t xml:space="preserve"> </w:t>
+      </w:r>
+      <w:proofErr w:type="spellStart"/>
+      <w:r>
+        <w:t>gevolge</w:t>
+      </w:r>
+      <w:proofErr w:type="spellEnd"/>
+      <w:r>
+        <w:t xml:space="preserve"> </w:t>
+      </w:r>
+      <w:proofErr w:type="spellStart"/>
+      <w:r>
+        <w:t>vir</w:t>
+      </w:r>
+      <w:proofErr w:type="spellEnd"/>
+      <w:r>
+        <w:t xml:space="preserve"> die </w:t>
+      </w:r>
+      <w:proofErr w:type="spellStart"/>
+      <w:r>
+        <w:t>omgewing</w:t>
+      </w:r>
+      <w:proofErr w:type="spellEnd"/>
+      <w:r>
+        <w:t xml:space="preserve"> </w:t>
+      </w:r>
+      <w:proofErr w:type="spellStart"/>
+      <w:r>
+        <w:t>en</w:t>
+      </w:r>
+      <w:proofErr w:type="spellEnd"/>
+      <w:r>
+        <w:t xml:space="preserve"> </w:t>
+      </w:r>
+      <w:proofErr w:type="spellStart"/>
+      <w:r>
+        <w:t>menslike</w:t>
+      </w:r>
+      <w:proofErr w:type="spellEnd"/>
+      <w:r>
+        <w:t xml:space="preserve"> </w:t>
+      </w:r>
+      <w:proofErr w:type="spellStart"/>
+      <w:r>
+        <w:t>gesondheid</w:t>
+      </w:r>
+      <w:proofErr w:type="spellEnd"/>
+      <w:r>
+        <w:t xml:space="preserve"> </w:t>
+      </w:r>
+      <w:proofErr w:type="spellStart"/>
+      <w:r>
+        <w:t>inhou</w:t>
+      </w:r>
+      <w:proofErr w:type="spellEnd"/>
+      <w:r>
+        <w:t xml:space="preserve">. </w:t>
+      </w:r>
+      <w:proofErr w:type="spellStart"/>
+      <w:r>
+        <w:t>Rekenaar</w:t>
+      </w:r>
+      <w:proofErr w:type="spellEnd"/>
+      <w:r>
+        <w:t xml:space="preserve">- </w:t>
+      </w:r>
+      <w:proofErr w:type="spellStart"/>
+      <w:r>
+        <w:t>en</w:t>
+      </w:r>
+      <w:proofErr w:type="spellEnd"/>
+      <w:r>
+        <w:t xml:space="preserve"> </w:t>
+      </w:r>
+      <w:proofErr w:type="spellStart"/>
+      <w:r>
+        <w:t>digitale</w:t>
+      </w:r>
+      <w:proofErr w:type="spellEnd"/>
+      <w:r>
+        <w:t xml:space="preserve"> </w:t>
+      </w:r>
+      <w:proofErr w:type="spellStart"/>
+      <w:r>
+        <w:t>tegnologie</w:t>
+      </w:r>
+      <w:proofErr w:type="spellEnd"/>
+      <w:r>
+        <w:t xml:space="preserve"> skep </w:t>
+      </w:r>
+      <w:proofErr w:type="spellStart"/>
+      <w:r>
+        <w:t>waarde</w:t>
+      </w:r>
+      <w:proofErr w:type="spellEnd"/>
+      <w:r>
+        <w:t xml:space="preserve"> in die </w:t>
+      </w:r>
+      <w:proofErr w:type="spellStart"/>
+      <w:r>
+        <w:t>samelewing</w:t>
+      </w:r>
+      <w:proofErr w:type="spellEnd"/>
+      <w:r>
+        <w:t xml:space="preserve">, maar die </w:t>
+      </w:r>
+      <w:proofErr w:type="spellStart"/>
+      <w:r>
+        <w:t>produksie</w:t>
+      </w:r>
+      <w:proofErr w:type="spellEnd"/>
+      <w:r>
+        <w:t xml:space="preserve">, </w:t>
+      </w:r>
+      <w:proofErr w:type="spellStart"/>
+      <w:r>
+        <w:t>gebruik</w:t>
+      </w:r>
+      <w:proofErr w:type="spellEnd"/>
+      <w:r>
+        <w:t xml:space="preserve"> </w:t>
+      </w:r>
+      <w:proofErr w:type="spellStart"/>
+      <w:r>
+        <w:t>en</w:t>
+      </w:r>
+      <w:proofErr w:type="spellEnd"/>
+      <w:r>
+        <w:t xml:space="preserve"> </w:t>
+      </w:r>
+      <w:proofErr w:type="spellStart"/>
+      <w:r>
+        <w:t>veral</w:t>
+      </w:r>
+      <w:proofErr w:type="spellEnd"/>
+      <w:r>
+        <w:t xml:space="preserve"> die </w:t>
+      </w:r>
+      <w:proofErr w:type="spellStart"/>
+      <w:r>
+        <w:t>wegdoening</w:t>
+      </w:r>
+      <w:proofErr w:type="spellEnd"/>
+      <w:r>
+        <w:t xml:space="preserve"> </w:t>
+      </w:r>
+      <w:proofErr w:type="spellStart"/>
+      <w:r>
+        <w:t>daarvan</w:t>
+      </w:r>
+      <w:proofErr w:type="spellEnd"/>
+      <w:r>
+        <w:t xml:space="preserve"> </w:t>
+      </w:r>
+      <w:proofErr w:type="spellStart"/>
+      <w:r>
+        <w:t>dra</w:t>
+      </w:r>
+      <w:proofErr w:type="spellEnd"/>
+      <w:r>
+        <w:t xml:space="preserve"> by tot </w:t>
+      </w:r>
+      <w:proofErr w:type="spellStart"/>
+      <w:r>
+        <w:t>besoedeling</w:t>
+      </w:r>
+      <w:proofErr w:type="spellEnd"/>
+      <w:r>
+        <w:t xml:space="preserve">, </w:t>
+      </w:r>
+      <w:proofErr w:type="spellStart"/>
+      <w:r>
+        <w:t>verlies</w:t>
+      </w:r>
+      <w:proofErr w:type="spellEnd"/>
+      <w:r>
+        <w:t xml:space="preserve"> </w:t>
+      </w:r>
+      <w:proofErr w:type="spellStart"/>
+      <w:r>
+        <w:t>aan</w:t>
+      </w:r>
+      <w:proofErr w:type="spellEnd"/>
+      <w:r>
+        <w:t xml:space="preserve"> </w:t>
+      </w:r>
+      <w:proofErr w:type="spellStart"/>
+      <w:r>
+        <w:t>natuurlike</w:t>
+      </w:r>
+      <w:proofErr w:type="spellEnd"/>
+      <w:r>
+        <w:t xml:space="preserve"> </w:t>
+      </w:r>
+      <w:proofErr w:type="spellStart"/>
+      <w:r>
+        <w:t>hulpbronne</w:t>
+      </w:r>
+      <w:proofErr w:type="spellEnd"/>
+      <w:r>
+        <w:t xml:space="preserve"> </w:t>
+      </w:r>
+      <w:proofErr w:type="spellStart"/>
+      <w:r>
+        <w:t>en</w:t>
+      </w:r>
+      <w:proofErr w:type="spellEnd"/>
+      <w:r>
+        <w:t xml:space="preserve"> </w:t>
+      </w:r>
+      <w:proofErr w:type="spellStart"/>
+      <w:r>
+        <w:t>gesondheidsrisiko’s</w:t>
+      </w:r>
+      <w:proofErr w:type="spellEnd"/>
+      <w:r>
+        <w:t xml:space="preserve">. Tog </w:t>
+      </w:r>
+      <w:proofErr w:type="spellStart"/>
+      <w:r>
+        <w:t>wys</w:t>
+      </w:r>
+      <w:proofErr w:type="spellEnd"/>
+      <w:r>
+        <w:t xml:space="preserve"> die </w:t>
+      </w:r>
+      <w:proofErr w:type="spellStart"/>
+      <w:r>
+        <w:t>navorsing</w:t>
+      </w:r>
+      <w:proofErr w:type="spellEnd"/>
+      <w:r>
+        <w:t xml:space="preserve"> </w:t>
+      </w:r>
+      <w:proofErr w:type="spellStart"/>
+      <w:r>
+        <w:t>dat</w:t>
+      </w:r>
+      <w:proofErr w:type="spellEnd"/>
+      <w:r>
+        <w:t xml:space="preserve"> </w:t>
+      </w:r>
+      <w:proofErr w:type="spellStart"/>
+      <w:r>
+        <w:t>daar</w:t>
+      </w:r>
+      <w:proofErr w:type="spellEnd"/>
+      <w:r>
+        <w:t xml:space="preserve"> </w:t>
+      </w:r>
+      <w:proofErr w:type="spellStart"/>
+      <w:r>
+        <w:t>praktiese</w:t>
+      </w:r>
+      <w:proofErr w:type="spellEnd"/>
+      <w:r>
+        <w:t xml:space="preserve"> </w:t>
+      </w:r>
+      <w:proofErr w:type="spellStart"/>
+      <w:r>
+        <w:t>oplossings</w:t>
+      </w:r>
+      <w:proofErr w:type="spellEnd"/>
+      <w:r>
+        <w:t xml:space="preserve"> </w:t>
+      </w:r>
+      <w:proofErr w:type="spellStart"/>
+      <w:r>
+        <w:t>bestaan</w:t>
+      </w:r>
+      <w:proofErr w:type="spellEnd"/>
+      <w:r>
+        <w:t xml:space="preserve">: </w:t>
+      </w:r>
+      <w:proofErr w:type="spellStart"/>
+      <w:r>
+        <w:t>herwinning</w:t>
+      </w:r>
+      <w:proofErr w:type="spellEnd"/>
+      <w:r>
+        <w:t xml:space="preserve">, </w:t>
+      </w:r>
+      <w:proofErr w:type="spellStart"/>
+      <w:r>
+        <w:t>hergebruik</w:t>
+      </w:r>
+      <w:proofErr w:type="spellEnd"/>
+      <w:r>
+        <w:t xml:space="preserve">, </w:t>
+      </w:r>
+      <w:proofErr w:type="spellStart"/>
+      <w:r>
+        <w:t>bewusmaking</w:t>
+      </w:r>
+      <w:proofErr w:type="spellEnd"/>
+      <w:r>
+        <w:t xml:space="preserve"> </w:t>
+      </w:r>
+      <w:proofErr w:type="spellStart"/>
+      <w:r>
+        <w:t>en</w:t>
+      </w:r>
+      <w:proofErr w:type="spellEnd"/>
+      <w:r>
+        <w:t xml:space="preserve"> die </w:t>
+      </w:r>
+      <w:proofErr w:type="spellStart"/>
+      <w:r>
+        <w:t>ontwerp</w:t>
+      </w:r>
+      <w:proofErr w:type="spellEnd"/>
+      <w:r>
+        <w:t xml:space="preserve"> van </w:t>
+      </w:r>
+      <w:proofErr w:type="spellStart"/>
+      <w:r>
+        <w:t>meer</w:t>
+      </w:r>
+      <w:proofErr w:type="spellEnd"/>
+      <w:r>
+        <w:t xml:space="preserve"> </w:t>
+      </w:r>
+      <w:proofErr w:type="spellStart"/>
+      <w:r>
+        <w:t>volhoubare</w:t>
+      </w:r>
+      <w:proofErr w:type="spellEnd"/>
+      <w:r>
+        <w:t xml:space="preserve"> </w:t>
+      </w:r>
+      <w:proofErr w:type="spellStart"/>
+      <w:r>
+        <w:t>toestelle</w:t>
+      </w:r>
+      <w:proofErr w:type="spellEnd"/>
+      <w:r>
+        <w:t>.</w:t>
+      </w:r>
+    </w:p>
+    <w:p>
+      <w:proofErr w:type="spellStart"/>
+      <w:r>
+        <w:t>Omgewingsvriendelike</w:t>
+      </w:r>
+      <w:proofErr w:type="spellEnd"/>
+      <w:r>
+        <w:t xml:space="preserve"> </w:t>
+      </w:r>
+      <w:proofErr w:type="spellStart"/>
+      <w:r>
+        <w:t>rekenaarpraktyke</w:t>
+      </w:r>
+      <w:proofErr w:type="spellEnd"/>
+      <w:r>
+        <w:t xml:space="preserve"> het </w:t>
+      </w:r>
+      <w:proofErr w:type="spellStart"/>
+      <w:r>
+        <w:t>nie</w:t>
+      </w:r>
+      <w:proofErr w:type="spellEnd"/>
+      <w:r>
+        <w:t xml:space="preserve"> net </w:t>
+      </w:r>
+      <w:proofErr w:type="spellStart"/>
+      <w:r>
+        <w:t>voordele</w:t>
+      </w:r>
+      <w:proofErr w:type="spellEnd"/>
+      <w:r>
+        <w:t xml:space="preserve"> </w:t>
+      </w:r>
+      <w:proofErr w:type="spellStart"/>
+      <w:r>
+        <w:t>vir</w:t>
+      </w:r>
+      <w:proofErr w:type="spellEnd"/>
+      <w:r>
+        <w:t xml:space="preserve"> die </w:t>
+      </w:r>
+      <w:proofErr w:type="spellStart"/>
+      <w:r>
+        <w:t>aarde</w:t>
+      </w:r>
+      <w:proofErr w:type="spellEnd"/>
+      <w:r>
+        <w:t xml:space="preserve"> </w:t>
+      </w:r>
+      <w:proofErr w:type="spellStart"/>
+      <w:r>
+        <w:t>nie</w:t>
+      </w:r>
+      <w:proofErr w:type="spellEnd"/>
+      <w:r>
+        <w:t xml:space="preserve">, maar </w:t>
+      </w:r>
+      <w:proofErr w:type="spellStart"/>
+      <w:r>
+        <w:t>beskerm</w:t>
+      </w:r>
+      <w:proofErr w:type="spellEnd"/>
+      <w:r>
+        <w:t xml:space="preserve"> </w:t>
+      </w:r>
+      <w:proofErr w:type="spellStart"/>
+      <w:r>
+        <w:t>ook</w:t>
+      </w:r>
+      <w:proofErr w:type="spellEnd"/>
+      <w:r>
+        <w:t xml:space="preserve"> </w:t>
+      </w:r>
+      <w:proofErr w:type="spellStart"/>
+      <w:r>
+        <w:t>mense</w:t>
+      </w:r>
+      <w:proofErr w:type="spellEnd"/>
+      <w:r>
+        <w:t xml:space="preserve"> teen die </w:t>
+      </w:r>
+      <w:proofErr w:type="spellStart"/>
+      <w:r>
+        <w:t>gevaarlike</w:t>
+      </w:r>
+      <w:proofErr w:type="spellEnd"/>
+      <w:r>
+        <w:t xml:space="preserve"> </w:t>
+      </w:r>
+      <w:proofErr w:type="spellStart"/>
+      <w:r>
+        <w:t>effekte</w:t>
+      </w:r>
+      <w:proofErr w:type="spellEnd"/>
+      <w:r>
+        <w:t xml:space="preserve"> van </w:t>
+      </w:r>
+      <w:proofErr w:type="spellStart"/>
+      <w:r>
+        <w:t>toksiese</w:t>
+      </w:r>
+      <w:proofErr w:type="spellEnd"/>
+      <w:r>
+        <w:t xml:space="preserve"> </w:t>
+      </w:r>
+      <w:proofErr w:type="spellStart"/>
+      <w:r>
+        <w:t>stowwe</w:t>
+      </w:r>
+      <w:proofErr w:type="spellEnd"/>
+      <w:r>
+        <w:t xml:space="preserve">. Die </w:t>
+      </w:r>
+      <w:proofErr w:type="spellStart"/>
+      <w:r>
+        <w:t>implementering</w:t>
+      </w:r>
+      <w:proofErr w:type="spellEnd"/>
+      <w:r>
+        <w:t xml:space="preserve"> van </w:t>
+      </w:r>
+      <w:proofErr w:type="spellStart"/>
+      <w:r>
+        <w:t>beter</w:t>
+      </w:r>
+      <w:proofErr w:type="spellEnd"/>
+      <w:r>
+        <w:t xml:space="preserve"> e-</w:t>
+      </w:r>
+      <w:proofErr w:type="spellStart"/>
+      <w:r>
+        <w:t>afvalbestuur</w:t>
+      </w:r>
+      <w:proofErr w:type="spellEnd"/>
+      <w:r>
+        <w:t xml:space="preserve"> </w:t>
+      </w:r>
+      <w:proofErr w:type="spellStart"/>
+      <w:r>
+        <w:t>kan</w:t>
+      </w:r>
+      <w:proofErr w:type="spellEnd"/>
+      <w:r>
+        <w:t xml:space="preserve"> help om </w:t>
+      </w:r>
+      <w:proofErr w:type="spellStart"/>
+      <w:r>
+        <w:t>skaars</w:t>
+      </w:r>
+      <w:proofErr w:type="spellEnd"/>
+      <w:r>
+        <w:t xml:space="preserve"> </w:t>
+      </w:r>
+      <w:proofErr w:type="spellStart"/>
+      <w:r>
+        <w:t>minerale</w:t>
+      </w:r>
+      <w:proofErr w:type="spellEnd"/>
+      <w:r>
+        <w:t xml:space="preserve"> </w:t>
+      </w:r>
+      <w:proofErr w:type="spellStart"/>
+      <w:r>
+        <w:t>te</w:t>
+      </w:r>
+      <w:proofErr w:type="spellEnd"/>
+      <w:r>
+        <w:t xml:space="preserve"> </w:t>
+      </w:r>
+      <w:proofErr w:type="spellStart"/>
+      <w:r>
+        <w:t>bewaar</w:t>
+      </w:r>
+      <w:proofErr w:type="spellEnd"/>
+      <w:r>
+        <w:t xml:space="preserve">, </w:t>
+      </w:r>
+      <w:proofErr w:type="spellStart"/>
+      <w:r>
+        <w:t>gesondheidsprobleme</w:t>
+      </w:r>
+      <w:proofErr w:type="spellEnd"/>
+      <w:r>
+        <w:t xml:space="preserve"> </w:t>
+      </w:r>
+      <w:proofErr w:type="spellStart"/>
+      <w:r>
+        <w:t>te</w:t>
+      </w:r>
+      <w:proofErr w:type="spellEnd"/>
+      <w:r>
+        <w:t xml:space="preserve"> </w:t>
+      </w:r>
+      <w:proofErr w:type="spellStart"/>
+      <w:r>
+        <w:t>voorkom</w:t>
+      </w:r>
+      <w:proofErr w:type="spellEnd"/>
+      <w:r>
+        <w:t xml:space="preserve"> </w:t>
+      </w:r>
+      <w:proofErr w:type="spellStart"/>
+      <w:r>
+        <w:t>en</w:t>
+      </w:r>
+      <w:proofErr w:type="spellEnd"/>
+      <w:r>
+        <w:t xml:space="preserve"> </w:t>
+      </w:r>
+      <w:proofErr w:type="spellStart"/>
+      <w:r>
+        <w:t>ekonomiese</w:t>
+      </w:r>
+      <w:proofErr w:type="spellEnd"/>
+      <w:r>
+        <w:t xml:space="preserve"> </w:t>
+      </w:r>
+      <w:proofErr w:type="spellStart"/>
+      <w:r>
+        <w:t>voordele</w:t>
+      </w:r>
+      <w:proofErr w:type="spellEnd"/>
+      <w:r>
+        <w:t xml:space="preserve"> </w:t>
+      </w:r>
+      <w:proofErr w:type="spellStart"/>
+      <w:r>
+        <w:t>te</w:t>
+      </w:r>
+      <w:proofErr w:type="spellEnd"/>
+      <w:r>
+        <w:t xml:space="preserve"> skep. Die </w:t>
+      </w:r>
+      <w:proofErr w:type="spellStart"/>
+      <w:r>
+        <w:t>grootste</w:t>
+      </w:r>
+      <w:proofErr w:type="spellEnd"/>
+      <w:r>
+        <w:t xml:space="preserve"> </w:t>
+      </w:r>
+      <w:proofErr w:type="spellStart"/>
+      <w:r>
+        <w:t>uitdagings</w:t>
+      </w:r>
+      <w:proofErr w:type="spellEnd"/>
+      <w:r>
+        <w:t xml:space="preserve"> </w:t>
+      </w:r>
+      <w:proofErr w:type="spellStart"/>
+      <w:r>
+        <w:t>bly</w:t>
+      </w:r>
+      <w:proofErr w:type="spellEnd"/>
+      <w:r>
+        <w:t xml:space="preserve"> ’n </w:t>
+      </w:r>
+      <w:proofErr w:type="spellStart"/>
+      <w:r>
+        <w:t>gebrek</w:t>
+      </w:r>
+      <w:proofErr w:type="spellEnd"/>
+      <w:r>
+        <w:t xml:space="preserve"> </w:t>
+      </w:r>
+      <w:proofErr w:type="spellStart"/>
+      <w:r>
+        <w:t>aan</w:t>
+      </w:r>
+      <w:proofErr w:type="spellEnd"/>
+      <w:r>
+        <w:t xml:space="preserve"> </w:t>
+      </w:r>
+      <w:proofErr w:type="spellStart"/>
+      <w:r>
+        <w:t>bewusmaking</w:t>
+      </w:r>
+      <w:proofErr w:type="spellEnd"/>
+      <w:r>
+        <w:t xml:space="preserve">, </w:t>
+      </w:r>
+      <w:proofErr w:type="spellStart"/>
+      <w:r>
+        <w:t>beperkte</w:t>
+      </w:r>
+      <w:proofErr w:type="spellEnd"/>
+      <w:r>
+        <w:t xml:space="preserve"> </w:t>
+      </w:r>
+      <w:proofErr w:type="spellStart"/>
+      <w:r>
+        <w:t>infrastruktuur</w:t>
+      </w:r>
+      <w:proofErr w:type="spellEnd"/>
+      <w:r>
+        <w:t xml:space="preserve"> </w:t>
+      </w:r>
+      <w:proofErr w:type="spellStart"/>
+      <w:r>
+        <w:t>en</w:t>
+      </w:r>
+      <w:proofErr w:type="spellEnd"/>
+      <w:r>
+        <w:t xml:space="preserve"> die </w:t>
+      </w:r>
+      <w:proofErr w:type="spellStart"/>
+      <w:r>
+        <w:t>koste</w:t>
+      </w:r>
+      <w:proofErr w:type="spellEnd"/>
+      <w:r>
+        <w:t xml:space="preserve"> van </w:t>
+      </w:r>
+      <w:proofErr w:type="spellStart"/>
+      <w:r>
+        <w:t>gesofistikeerde</w:t>
+      </w:r>
+      <w:proofErr w:type="spellEnd"/>
+      <w:r>
+        <w:t xml:space="preserve"> </w:t>
+      </w:r>
+      <w:proofErr w:type="spellStart"/>
+      <w:r>
+        <w:t>herwinningsprosesse</w:t>
+      </w:r>
+      <w:proofErr w:type="spellEnd"/>
+      <w:r>
+        <w:t>.</w:t>
+      </w:r>
+    </w:p>
+    <w:p>
+      <w:r>
+        <w:t xml:space="preserve">Die </w:t>
+      </w:r>
+      <w:proofErr w:type="spellStart"/>
+      <w:r>
+        <w:t>bevindinge</w:t>
+      </w:r>
+      <w:proofErr w:type="spellEnd"/>
+      <w:r>
+        <w:t xml:space="preserve"> </w:t>
+      </w:r>
+      <w:proofErr w:type="spellStart"/>
+      <w:r>
+        <w:t>beklemtoon</w:t>
+      </w:r>
+      <w:proofErr w:type="spellEnd"/>
+      <w:r>
+        <w:t xml:space="preserve"> </w:t>
+      </w:r>
+      <w:proofErr w:type="spellStart"/>
+      <w:r>
+        <w:t>dat</w:t>
+      </w:r>
+      <w:proofErr w:type="spellEnd"/>
+      <w:r>
+        <w:t xml:space="preserve"> </w:t>
+      </w:r>
+      <w:proofErr w:type="spellStart"/>
+      <w:r>
+        <w:t>elke</w:t>
+      </w:r>
+      <w:proofErr w:type="spellEnd"/>
+      <w:r>
+        <w:t xml:space="preserve"> </w:t>
+      </w:r>
+      <w:proofErr w:type="spellStart"/>
+      <w:r>
+        <w:t>individu</w:t>
+      </w:r>
+      <w:proofErr w:type="spellEnd"/>
+      <w:r>
+        <w:t xml:space="preserve">, </w:t>
+      </w:r>
+      <w:proofErr w:type="spellStart"/>
+      <w:r>
+        <w:t>gemeenskap</w:t>
+      </w:r>
+      <w:proofErr w:type="spellEnd"/>
+      <w:r>
+        <w:t xml:space="preserve">, </w:t>
+      </w:r>
+      <w:proofErr w:type="spellStart"/>
+      <w:r>
+        <w:t>skool</w:t>
+      </w:r>
+      <w:proofErr w:type="spellEnd"/>
+      <w:r>
+        <w:t xml:space="preserve"> </w:t>
+      </w:r>
+      <w:proofErr w:type="spellStart"/>
+      <w:r>
+        <w:t>en</w:t>
+      </w:r>
+      <w:proofErr w:type="spellEnd"/>
+      <w:r>
+        <w:t xml:space="preserve"> </w:t>
+      </w:r>
+      <w:proofErr w:type="spellStart"/>
+      <w:r>
+        <w:t>onderneming</w:t>
+      </w:r>
+      <w:proofErr w:type="spellEnd"/>
+      <w:r>
+        <w:t xml:space="preserve"> ’n </w:t>
+      </w:r>
+      <w:proofErr w:type="spellStart"/>
+      <w:r>
+        <w:t>rol</w:t>
+      </w:r>
+      <w:proofErr w:type="spellEnd"/>
+      <w:r>
+        <w:t xml:space="preserve"> het om </w:t>
+      </w:r>
+      <w:proofErr w:type="spellStart"/>
+      <w:r>
+        <w:t>te</w:t>
+      </w:r>
+      <w:proofErr w:type="spellEnd"/>
+      <w:r>
+        <w:t xml:space="preserve"> speel. Deur </w:t>
+      </w:r>
+      <w:proofErr w:type="spellStart"/>
+      <w:r>
+        <w:t>verantwoordelike</w:t>
+      </w:r>
+      <w:proofErr w:type="spellEnd"/>
+      <w:r>
+        <w:t xml:space="preserve"> </w:t>
+      </w:r>
+      <w:proofErr w:type="spellStart"/>
+      <w:r>
+        <w:t>wegdoening</w:t>
+      </w:r>
+      <w:proofErr w:type="spellEnd"/>
+      <w:r>
+        <w:t xml:space="preserve">, </w:t>
+      </w:r>
+      <w:proofErr w:type="spellStart"/>
+      <w:r>
+        <w:t>deelname</w:t>
+      </w:r>
+      <w:proofErr w:type="spellEnd"/>
+      <w:r>
+        <w:t xml:space="preserve"> </w:t>
+      </w:r>
+      <w:proofErr w:type="spellStart"/>
+      <w:r>
+        <w:t>aan</w:t>
+      </w:r>
+      <w:proofErr w:type="spellEnd"/>
+      <w:r>
+        <w:t xml:space="preserve"> </w:t>
+      </w:r>
+      <w:proofErr w:type="spellStart"/>
+      <w:r>
+        <w:t>herwinningsprogramme</w:t>
+      </w:r>
+      <w:proofErr w:type="spellEnd"/>
+      <w:r>
+        <w:t xml:space="preserve"> </w:t>
+      </w:r>
+      <w:proofErr w:type="spellStart"/>
+      <w:r>
+        <w:t>en</w:t>
+      </w:r>
+      <w:proofErr w:type="spellEnd"/>
+      <w:r>
+        <w:t xml:space="preserve"> die </w:t>
+      </w:r>
+      <w:proofErr w:type="spellStart"/>
+      <w:r>
+        <w:t>ondersteuning</w:t>
+      </w:r>
+      <w:proofErr w:type="spellEnd"/>
+      <w:r>
+        <w:t xml:space="preserve"> van </w:t>
+      </w:r>
+      <w:proofErr w:type="spellStart"/>
+      <w:r>
+        <w:t>groen</w:t>
+      </w:r>
+      <w:proofErr w:type="spellEnd"/>
+      <w:r>
+        <w:t xml:space="preserve"> </w:t>
+      </w:r>
+      <w:proofErr w:type="spellStart"/>
+      <w:r>
+        <w:t>tegnologie</w:t>
+      </w:r>
+      <w:proofErr w:type="spellEnd"/>
+      <w:r>
+        <w:t xml:space="preserve"> </w:t>
+      </w:r>
+      <w:proofErr w:type="spellStart"/>
+      <w:r>
+        <w:t>kan</w:t>
+      </w:r>
+      <w:proofErr w:type="spellEnd"/>
+      <w:r>
+        <w:t xml:space="preserve"> </w:t>
+      </w:r>
+      <w:proofErr w:type="spellStart"/>
+      <w:r>
+        <w:t>ons</w:t>
+      </w:r>
+      <w:proofErr w:type="spellEnd"/>
+      <w:r>
+        <w:t xml:space="preserve"> </w:t>
+      </w:r>
+      <w:proofErr w:type="spellStart"/>
+      <w:r>
+        <w:t>almal</w:t>
+      </w:r>
+      <w:proofErr w:type="spellEnd"/>
+      <w:r>
+        <w:t xml:space="preserve"> </w:t>
+      </w:r>
+      <w:proofErr w:type="spellStart"/>
+      <w:r>
+        <w:t>bydra</w:t>
+      </w:r>
+      <w:proofErr w:type="spellEnd"/>
+      <w:r>
+        <w:t xml:space="preserve"> om die </w:t>
+      </w:r>
+      <w:proofErr w:type="spellStart"/>
+      <w:r>
+        <w:t>negatiewe</w:t>
+      </w:r>
+      <w:proofErr w:type="spellEnd"/>
+      <w:r>
+        <w:t xml:space="preserve"> </w:t>
+      </w:r>
+      <w:proofErr w:type="spellStart"/>
+      <w:r>
+        <w:t>impak</w:t>
+      </w:r>
+      <w:proofErr w:type="spellEnd"/>
+      <w:r>
+        <w:t xml:space="preserve"> van e-</w:t>
+      </w:r>
+      <w:proofErr w:type="spellStart"/>
+      <w:r>
+        <w:t>afval</w:t>
+      </w:r>
+      <w:proofErr w:type="spellEnd"/>
+      <w:r>
+        <w:t xml:space="preserve"> </w:t>
+      </w:r>
+      <w:proofErr w:type="spellStart"/>
+      <w:r>
+        <w:t>te</w:t>
+      </w:r>
+      <w:proofErr w:type="spellEnd"/>
+      <w:r>
+        <w:t xml:space="preserve"> </w:t>
+      </w:r>
+      <w:proofErr w:type="spellStart"/>
+      <w:r>
+        <w:t>verminder</w:t>
+      </w:r>
+      <w:proofErr w:type="spellEnd"/>
+      <w:r>
+        <w:t xml:space="preserve">. </w:t>
+      </w:r>
+      <w:proofErr w:type="spellStart"/>
+      <w:r>
+        <w:t>Volhoubare</w:t>
+      </w:r>
+      <w:proofErr w:type="spellEnd"/>
+      <w:r>
+        <w:t xml:space="preserve"> e-</w:t>
+      </w:r>
+      <w:proofErr w:type="spellStart"/>
+      <w:r>
+        <w:t>afvalbestuur</w:t>
+      </w:r>
+      <w:proofErr w:type="spellEnd"/>
+      <w:r>
+        <w:t xml:space="preserve"> is </w:t>
+      </w:r>
+      <w:proofErr w:type="spellStart"/>
+      <w:r>
+        <w:t>dus</w:t>
+      </w:r>
+      <w:proofErr w:type="spellEnd"/>
+      <w:r>
+        <w:t xml:space="preserve"> </w:t>
+      </w:r>
+      <w:proofErr w:type="spellStart"/>
+      <w:r>
+        <w:t>nie</w:t>
+      </w:r>
+      <w:proofErr w:type="spellEnd"/>
+      <w:r>
+        <w:t xml:space="preserve"> net ’n </w:t>
+      </w:r>
+      <w:proofErr w:type="spellStart"/>
+      <w:r>
+        <w:t>omgewingskwessie</w:t>
+      </w:r>
+      <w:proofErr w:type="spellEnd"/>
+      <w:r>
+        <w:t xml:space="preserve"> </w:t>
+      </w:r>
+      <w:proofErr w:type="spellStart"/>
+      <w:r>
+        <w:t>nie</w:t>
+      </w:r>
+      <w:proofErr w:type="spellEnd"/>
+      <w:r>
+        <w:t xml:space="preserve">, maar </w:t>
+      </w:r>
+      <w:proofErr w:type="spellStart"/>
+      <w:r>
+        <w:t>ook</w:t>
+      </w:r>
+      <w:proofErr w:type="spellEnd"/>
+      <w:r>
+        <w:t xml:space="preserve"> ’n </w:t>
+      </w:r>
+      <w:proofErr w:type="spellStart"/>
+      <w:r>
+        <w:t>gesondheids</w:t>
+      </w:r>
+      <w:proofErr w:type="spellEnd"/>
+      <w:r>
+        <w:t xml:space="preserve">- </w:t>
+      </w:r>
+      <w:proofErr w:type="spellStart"/>
+      <w:r>
+        <w:t>en</w:t>
+      </w:r>
+      <w:proofErr w:type="spellEnd"/>
+      <w:r>
+        <w:t xml:space="preserve"> </w:t>
+      </w:r>
+      <w:proofErr w:type="spellStart"/>
+      <w:r>
+        <w:t>toekomsbelegging</w:t>
+      </w:r>
+      <w:proofErr w:type="spellEnd"/>
+      <w:r>
+        <w:t xml:space="preserve"> </w:t>
+      </w:r>
+      <w:proofErr w:type="spellStart"/>
+      <w:r>
+        <w:t>vir</w:t>
+      </w:r>
+      <w:proofErr w:type="spellEnd"/>
+      <w:r>
+        <w:t xml:space="preserve"> die hele </w:t>
+      </w:r>
+      <w:proofErr w:type="spellStart"/>
+      <w:r>
+        <w:t>samelewing</w:t>
+      </w:r>
+      <w:proofErr w:type="spellEnd"/>
+      <w:r>
+        <w:t>.</w:t>
+      </w:r>
+    </w:p>
+    <w:p>
+      <w:r>
+        <w:br w:type="page"/>
+      </w:r>
+    </w:p>
     <w:p/>
     <w:p>
       <w:pPr>
         <w:pStyle w:val="Heading1"/>
       </w:pPr>
-      <w:bookmarkStart w:id="15" w:name="_Toc207884883"/>
+      <w:bookmarkStart w:id="16" w:name="_Toc208469838"/>
       <w:r>
         <w:t>Bylae A</w:t>
       </w:r>
-      <w:bookmarkEnd w:id="15"/>
+      <w:bookmarkEnd w:id="16"/>
     </w:p>
     <w:p/>
     <w:tbl>
@@ -8264,11 +12446,730 @@
     </w:p>
     <w:p>
       <w:r>
+        <w:rPr>
+          <w:noProof/>
+        </w:rPr>
         <w:lastRenderedPageBreak/>
+        <mc:AlternateContent>
+          <mc:Choice Requires="wps">
+            <w:drawing>
+              <wp:anchor distT="0" distB="0" distL="114300" distR="114300" simplePos="0" relativeHeight="251675648" behindDoc="0" locked="0" layoutInCell="1" allowOverlap="1" wp14:anchorId="410FE2A7" wp14:editId="3EFBFC5F">
+                <wp:simplePos x="0" y="0"/>
+                <wp:positionH relativeFrom="column">
+                  <wp:posOffset>1647825</wp:posOffset>
+                </wp:positionH>
+                <wp:positionV relativeFrom="paragraph">
+                  <wp:posOffset>3990975</wp:posOffset>
+                </wp:positionV>
+                <wp:extent cx="4857750" cy="247650"/>
+                <wp:effectExtent l="0" t="0" r="19050" b="19050"/>
+                <wp:wrapNone/>
+                <wp:docPr id="1084930773" name="Text Box 8"/>
+                <wp:cNvGraphicFramePr/>
+                <a:graphic xmlns:a="http://schemas.openxmlformats.org/drawingml/2006/main">
+                  <a:graphicData uri="http://schemas.microsoft.com/office/word/2010/wordprocessingShape">
+                    <wps:wsp>
+                      <wps:cNvSpPr txBox="1"/>
+                      <wps:spPr>
+                        <a:xfrm>
+                          <a:off x="0" y="0"/>
+                          <a:ext cx="4857750" cy="247650"/>
+                        </a:xfrm>
+                        <a:prstGeom prst="rect">
+                          <a:avLst/>
+                        </a:prstGeom>
+                        <a:solidFill>
+                          <a:schemeClr val="lt1"/>
+                        </a:solidFill>
+                        <a:ln w="6350">
+                          <a:solidFill>
+                            <a:prstClr val="black"/>
+                          </a:solidFill>
+                        </a:ln>
+                      </wps:spPr>
+                      <wps:txbx>
+                        <w:txbxContent>
+                          <w:p>
+                            <w:pPr>
+                              <w:rPr>
+                                <w:lang w:val="en-US"/>
+                              </w:rPr>
+                            </w:pPr>
+                            <w:proofErr w:type="spellStart"/>
+                            <w:r>
+                              <w:rPr>
+                                <w:lang w:val="en-US"/>
+                              </w:rPr>
+                              <w:t>Formaterings</w:t>
+                            </w:r>
+                            <w:proofErr w:type="spellEnd"/>
+                            <w:r>
+                              <w:rPr>
+                                <w:lang w:val="en-US"/>
+                              </w:rPr>
+                              <w:t xml:space="preserve"> </w:t>
+                            </w:r>
+                            <w:proofErr w:type="spellStart"/>
+                            <w:r>
+                              <w:rPr>
+                                <w:lang w:val="en-US"/>
+                              </w:rPr>
+                              <w:t>hulp</w:t>
+                            </w:r>
+                            <w:proofErr w:type="spellEnd"/>
+                            <w:r>
+                              <w:rPr>
+                                <w:lang w:val="en-US"/>
+                              </w:rPr>
+                              <w:t xml:space="preserve"> </w:t>
+                            </w:r>
+                            <w:proofErr w:type="spellStart"/>
+                            <w:r>
+                              <w:rPr>
+                                <w:lang w:val="en-US"/>
+                              </w:rPr>
+                              <w:t>en</w:t>
+                            </w:r>
+                            <w:proofErr w:type="spellEnd"/>
+                            <w:r>
+                              <w:rPr>
+                                <w:lang w:val="en-US"/>
+                              </w:rPr>
+                              <w:t xml:space="preserve"> </w:t>
+                            </w:r>
+                            <w:proofErr w:type="spellStart"/>
+                            <w:r>
+                              <w:rPr>
+                                <w:lang w:val="en-US"/>
+                              </w:rPr>
+                              <w:t>hulp</w:t>
+                            </w:r>
+                            <w:proofErr w:type="spellEnd"/>
+                            <w:r>
+                              <w:rPr>
+                                <w:lang w:val="en-US"/>
+                              </w:rPr>
+                              <w:t xml:space="preserve"> met Word</w:t>
+                            </w:r>
+                          </w:p>
+                        </w:txbxContent>
+                      </wps:txbx>
+                      <wps:bodyPr rot="0" spcFirstLastPara="0" vertOverflow="overflow" horzOverflow="overflow" vert="horz" wrap="square" lIns="91440" tIns="45720" rIns="91440" bIns="45720" numCol="1" spcCol="0" rtlCol="0" fromWordArt="0" anchor="t" anchorCtr="0" forceAA="0" compatLnSpc="1">
+                        <a:prstTxWarp prst="textNoShape">
+                          <a:avLst/>
+                        </a:prstTxWarp>
+                        <a:noAutofit/>
+                      </wps:bodyPr>
+                    </wps:wsp>
+                  </a:graphicData>
+                </a:graphic>
+                <wp14:sizeRelH relativeFrom="margin">
+                  <wp14:pctWidth>0</wp14:pctWidth>
+                </wp14:sizeRelH>
+              </wp:anchor>
+            </w:drawing>
+          </mc:Choice>
+          <mc:Fallback>
+            <w:pict>
+              <v:shape w14:anchorId="410FE2A7" id="Text Box 8" o:spid="_x0000_s1028" type="#_x0000_t202" style="position:absolute;margin-left:129.75pt;margin-top:314.25pt;width:382.5pt;height:19.5pt;z-index:251675648;visibility:visible;mso-wrap-style:square;mso-width-percent:0;mso-wrap-distance-left:9pt;mso-wrap-distance-top:0;mso-wrap-distance-right:9pt;mso-wrap-distance-bottom:0;mso-position-horizontal:absolute;mso-position-horizontal-relative:text;mso-position-vertical:absolute;mso-position-vertical-relative:text;mso-width-percent:0;mso-width-relative:margin;v-text-anchor:top" o:gfxdata="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" fillcolor="white [3201]" strokeweight=".5pt">
+                <v:textbox>
+                  <w:txbxContent>
+                    <w:p>
+                      <w:pPr>
+                        <w:rPr>
+                          <w:lang w:val="en-US"/>
+                        </w:rPr>
+                      </w:pPr>
+                      <w:proofErr w:type="spellStart"/>
+                      <w:r>
+                        <w:rPr>
+                          <w:lang w:val="en-US"/>
+                        </w:rPr>
+                        <w:t>Formaterings</w:t>
+                      </w:r>
+                      <w:proofErr w:type="spellEnd"/>
+                      <w:r>
+                        <w:rPr>
+                          <w:lang w:val="en-US"/>
+                        </w:rPr>
+                        <w:t xml:space="preserve"> </w:t>
+                      </w:r>
+                      <w:proofErr w:type="spellStart"/>
+                      <w:r>
+                        <w:rPr>
+                          <w:lang w:val="en-US"/>
+                        </w:rPr>
+                        <w:t>hulp</w:t>
+                      </w:r>
+                      <w:proofErr w:type="spellEnd"/>
+                      <w:r>
+                        <w:rPr>
+                          <w:lang w:val="en-US"/>
+                        </w:rPr>
+                        <w:t xml:space="preserve"> </w:t>
+                      </w:r>
+                      <w:proofErr w:type="spellStart"/>
+                      <w:r>
+                        <w:rPr>
+                          <w:lang w:val="en-US"/>
+                        </w:rPr>
+                        <w:t>en</w:t>
+                      </w:r>
+                      <w:proofErr w:type="spellEnd"/>
+                      <w:r>
+                        <w:rPr>
+                          <w:lang w:val="en-US"/>
+                        </w:rPr>
+                        <w:t xml:space="preserve"> </w:t>
+                      </w:r>
+                      <w:proofErr w:type="spellStart"/>
+                      <w:r>
+                        <w:rPr>
+                          <w:lang w:val="en-US"/>
+                        </w:rPr>
+                        <w:t>hulp</w:t>
+                      </w:r>
+                      <w:proofErr w:type="spellEnd"/>
+                      <w:r>
+                        <w:rPr>
+                          <w:lang w:val="en-US"/>
+                        </w:rPr>
+                        <w:t xml:space="preserve"> met Word</w:t>
+                      </w:r>
+                    </w:p>
+                  </w:txbxContent>
+                </v:textbox>
+              </v:shape>
+            </w:pict>
+          </mc:Fallback>
+        </mc:AlternateContent>
+      </w:r>
+      <w:r>
+        <w:rPr>
+          <w:noProof/>
+        </w:rPr>
+        <mc:AlternateContent>
+          <mc:Choice Requires="wps">
+            <w:drawing>
+              <wp:anchor distT="0" distB="0" distL="114300" distR="114300" simplePos="0" relativeHeight="251674624" behindDoc="0" locked="0" layoutInCell="1" allowOverlap="1" wp14:anchorId="757AAB60" wp14:editId="5D4C04A8">
+                <wp:simplePos x="0" y="0"/>
+                <wp:positionH relativeFrom="column">
+                  <wp:posOffset>104775</wp:posOffset>
+                </wp:positionH>
+                <wp:positionV relativeFrom="paragraph">
+                  <wp:posOffset>3952875</wp:posOffset>
+                </wp:positionV>
+                <wp:extent cx="1447800" cy="266700"/>
+                <wp:effectExtent l="0" t="0" r="19050" b="19050"/>
+                <wp:wrapNone/>
+                <wp:docPr id="1628505008" name="Text Box 7"/>
+                <wp:cNvGraphicFramePr/>
+                <a:graphic xmlns:a="http://schemas.openxmlformats.org/drawingml/2006/main">
+                  <a:graphicData uri="http://schemas.microsoft.com/office/word/2010/wordprocessingShape">
+                    <wps:wsp>
+                      <wps:cNvSpPr txBox="1"/>
+                      <wps:spPr>
+                        <a:xfrm>
+                          <a:off x="0" y="0"/>
+                          <a:ext cx="1447800" cy="266700"/>
+                        </a:xfrm>
+                        <a:prstGeom prst="rect">
+                          <a:avLst/>
+                        </a:prstGeom>
+                        <a:solidFill>
+                          <a:schemeClr val="lt1"/>
+                        </a:solidFill>
+                        <a:ln w="6350">
+                          <a:solidFill>
+                            <a:prstClr val="black"/>
+                          </a:solidFill>
+                        </a:ln>
+                      </wps:spPr>
+                      <wps:txbx>
+                        <w:txbxContent>
+                          <w:p>
+                            <w:pPr>
+                              <w:rPr>
+                                <w:lang w:val="en-US"/>
+                              </w:rPr>
+                            </w:pPr>
+                            <w:proofErr w:type="spellStart"/>
+                            <w:r>
+                              <w:rPr>
+                                <w:lang w:val="en-US"/>
+                              </w:rPr>
+                              <w:t>Mnr</w:t>
+                            </w:r>
+                            <w:proofErr w:type="spellEnd"/>
+                            <w:r>
+                              <w:rPr>
+                                <w:lang w:val="en-US"/>
+                              </w:rPr>
+                              <w:t xml:space="preserve"> Chris</w:t>
+                            </w:r>
+                          </w:p>
+                        </w:txbxContent>
+                      </wps:txbx>
+                      <wps:bodyPr rot="0" spcFirstLastPara="0" vertOverflow="overflow" horzOverflow="overflow" vert="horz" wrap="square" lIns="91440" tIns="45720" rIns="91440" bIns="45720" numCol="1" spcCol="0" rtlCol="0" fromWordArt="0" anchor="t" anchorCtr="0" forceAA="0" compatLnSpc="1">
+                        <a:prstTxWarp prst="textNoShape">
+                          <a:avLst/>
+                        </a:prstTxWarp>
+                        <a:noAutofit/>
+                      </wps:bodyPr>
+                    </wps:wsp>
+                  </a:graphicData>
+                </a:graphic>
+              </wp:anchor>
+            </w:drawing>
+          </mc:Choice>
+          <mc:Fallback>
+            <w:pict>
+              <v:shape w14:anchorId="757AAB60" id="Text Box 7" o:spid="_x0000_s1029" type="#_x0000_t202" style="position:absolute;margin-left:8.25pt;margin-top:311.25pt;width:114pt;height:21pt;z-index:251674624;visibility:visible;mso-wrap-style:square;mso-wrap-distance-left:9pt;mso-wrap-distance-top:0;mso-wrap-distance-right:9pt;mso-wrap-distance-bottom:0;mso-position-horizontal:absolute;mso-position-horizontal-relative:text;mso-position-vertical:absolute;mso-position-vertical-relative:text;v-text-anchor:top" o:gfxdata="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" fillcolor="white [3201]" strokeweight=".5pt">
+                <v:textbox>
+                  <w:txbxContent>
+                    <w:p>
+                      <w:pPr>
+                        <w:rPr>
+                          <w:lang w:val="en-US"/>
+                        </w:rPr>
+                      </w:pPr>
+                      <w:proofErr w:type="spellStart"/>
+                      <w:r>
+                        <w:rPr>
+                          <w:lang w:val="en-US"/>
+                        </w:rPr>
+                        <w:t>Mnr</w:t>
+                      </w:r>
+                      <w:proofErr w:type="spellEnd"/>
+                      <w:r>
+                        <w:rPr>
+                          <w:lang w:val="en-US"/>
+                        </w:rPr>
+                        <w:t xml:space="preserve"> Chris</w:t>
+                      </w:r>
+                    </w:p>
+                  </w:txbxContent>
+                </v:textbox>
+              </v:shape>
+            </w:pict>
+          </mc:Fallback>
+        </mc:AlternateContent>
+      </w:r>
+      <w:r>
+        <w:rPr>
+          <w:noProof/>
+        </w:rPr>
+        <mc:AlternateContent>
+          <mc:Choice Requires="wpi">
+            <w:drawing>
+              <wp:anchor distT="0" distB="0" distL="114300" distR="114300" simplePos="0" relativeHeight="251673600" behindDoc="0" locked="0" layoutInCell="1" allowOverlap="1" wp14:anchorId="1833F427" wp14:editId="052D5B9D">
+                <wp:simplePos x="0" y="0"/>
+                <wp:positionH relativeFrom="column">
+                  <wp:posOffset>1190550</wp:posOffset>
+                </wp:positionH>
+                <wp:positionV relativeFrom="paragraph">
+                  <wp:posOffset>2619060</wp:posOffset>
+                </wp:positionV>
+                <wp:extent cx="360" cy="360"/>
+                <wp:effectExtent l="133350" t="133350" r="76200" b="133350"/>
+                <wp:wrapNone/>
+                <wp:docPr id="652333696" name="Ink 6"/>
+                <wp:cNvGraphicFramePr/>
+                <a:graphic xmlns:a="http://schemas.openxmlformats.org/drawingml/2006/main">
+                  <a:graphicData uri="http://schemas.microsoft.com/office/word/2010/wordprocessingInk">
+                    <w14:contentPart bwMode="auto" r:id="rId34">
+                      <w14:nvContentPartPr>
+                        <w14:cNvContentPartPr/>
+                      </w14:nvContentPartPr>
+                      <w14:xfrm>
+                        <a:off x="0" y="0"/>
+                        <a:ext cx="360" cy="360"/>
+                      </w14:xfrm>
+                    </w14:contentPart>
+                  </a:graphicData>
+                </a:graphic>
+              </wp:anchor>
+            </w:drawing>
+          </mc:Choice>
+          <mc:Fallback>
+            <w:pict>
+              <v:shapetype w14:anchorId="07E6961F" id="_x0000_t75" coordsize="21600,21600" o:spt="75" o:preferrelative="t" path="m@4@5l@4@11@9@11@9@5xe" filled="f" stroked="f">
+                <v:stroke joinstyle="miter"/>
+                <v:formulas>
+                  <v:f eqn="if lineDrawn pixelLineWidth 0"/>
+                  <v:f eqn="sum @0 1 0"/>
+                  <v:f eqn="sum 0 0 @1"/>
+                  <v:f eqn="prod @2 1 2"/>
+                  <v:f eqn="prod @3 21600 pixelWidth"/>
+                  <v:f eqn="prod @3 21600 pixelHeight"/>
+                  <v:f eqn="sum @0 0 1"/>
+                  <v:f eqn="prod @6 1 2"/>
+                  <v:f eqn="prod @7 21600 pixelWidth"/>
+                  <v:f eqn="sum @8 21600 0"/>
+                  <v:f eqn="prod @7 21600 pixelHeight"/>
+                  <v:f eqn="sum @10 21600 0"/>
+                </v:formulas>
+                <v:path o:extrusionok="f" gradientshapeok="t" o:connecttype="rect"/>
+                <o:lock v:ext="edit" aspectratio="t"/>
+              </v:shapetype>
+              <v:shape id="Ink 6" o:spid="_x0000_s1026" type="#_x0000_t75" style="position:absolute;margin-left:88.8pt;margin-top:201.3pt;width:9.95pt;height:9.95pt;z-index:251673600;visibility:visible;mso-wrap-style:square;mso-wrap-distance-left:9pt;mso-wrap-distance-top:0;mso-wrap-distance-right:9pt;mso-wrap-distance-bottom:0;mso-position-horizontal:absolute;mso-position-horizontal-relative:text;mso-position-vertical:absolute;mso-position-vertical-relative:text" o:gfxdata="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">
+                <v:imagedata r:id="rId35" o:title=""/>
+              </v:shape>
+            </w:pict>
+          </mc:Fallback>
+        </mc:AlternateContent>
+      </w:r>
+      <w:r>
+        <w:rPr>
+          <w:noProof/>
+        </w:rPr>
+        <mc:AlternateContent>
+          <mc:Choice Requires="wpi">
+            <w:drawing>
+              <wp:anchor distT="0" distB="0" distL="114300" distR="114300" simplePos="0" relativeHeight="251672576" behindDoc="0" locked="0" layoutInCell="1" allowOverlap="1" wp14:anchorId="080B1B03" wp14:editId="5D33BA6B">
+                <wp:simplePos x="0" y="0"/>
+                <wp:positionH relativeFrom="column">
+                  <wp:posOffset>1199550</wp:posOffset>
+                </wp:positionH>
+                <wp:positionV relativeFrom="paragraph">
+                  <wp:posOffset>2562180</wp:posOffset>
+                </wp:positionV>
+                <wp:extent cx="46080" cy="76680"/>
+                <wp:effectExtent l="38100" t="38100" r="49530" b="38100"/>
+                <wp:wrapNone/>
+                <wp:docPr id="84351295" name="Ink 5"/>
+                <wp:cNvGraphicFramePr/>
+                <a:graphic xmlns:a="http://schemas.openxmlformats.org/drawingml/2006/main">
+                  <a:graphicData uri="http://schemas.microsoft.com/office/word/2010/wordprocessingInk">
+                    <w14:contentPart bwMode="auto" r:id="rId36">
+                      <w14:nvContentPartPr>
+                        <w14:cNvContentPartPr/>
+                      </w14:nvContentPartPr>
+                      <w14:xfrm>
+                        <a:off x="0" y="0"/>
+                        <a:ext cx="46080" cy="76680"/>
+                      </w14:xfrm>
+                    </w14:contentPart>
+                  </a:graphicData>
+                </a:graphic>
+              </wp:anchor>
+            </w:drawing>
+          </mc:Choice>
+          <mc:Fallback>
+            <w:pict>
+              <v:shape w14:anchorId="322771CB" id="Ink 5" o:spid="_x0000_s1026" type="#_x0000_t75" style="position:absolute;margin-left:93.95pt;margin-top:201.25pt;width:4.65pt;height:7.05pt;z-index:251672576;visibility:visible;mso-wrap-style:square;mso-wrap-distance-left:9pt;mso-wrap-distance-top:0;mso-wrap-distance-right:9pt;mso-wrap-distance-bottom:0;mso-position-horizontal:absolute;mso-position-horizontal-relative:text;mso-position-vertical:absolute;mso-position-vertical-relative:text" o:gfxdata="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">
+                <v:imagedata r:id="rId37" o:title=""/>
+              </v:shape>
+            </w:pict>
+          </mc:Fallback>
+        </mc:AlternateContent>
+      </w:r>
+      <w:r>
+        <w:rPr>
+          <w:noProof/>
+        </w:rPr>
+        <mc:AlternateContent>
+          <mc:Choice Requires="wpi">
+            <w:drawing>
+              <wp:anchor distT="0" distB="0" distL="114300" distR="114300" simplePos="0" relativeHeight="251671552" behindDoc="0" locked="0" layoutInCell="1" allowOverlap="1" wp14:anchorId="27E39FBE" wp14:editId="2D44C726">
+                <wp:simplePos x="0" y="0"/>
+                <wp:positionH relativeFrom="column">
+                  <wp:posOffset>1200270</wp:posOffset>
+                </wp:positionH>
+                <wp:positionV relativeFrom="paragraph">
+                  <wp:posOffset>2619060</wp:posOffset>
+                </wp:positionV>
+                <wp:extent cx="360" cy="360"/>
+                <wp:effectExtent l="38100" t="38100" r="38100" b="38100"/>
+                <wp:wrapNone/>
+                <wp:docPr id="1889801161" name="Ink 4"/>
+                <wp:cNvGraphicFramePr/>
+                <a:graphic xmlns:a="http://schemas.openxmlformats.org/drawingml/2006/main">
+                  <a:graphicData uri="http://schemas.microsoft.com/office/word/2010/wordprocessingInk">
+                    <w14:contentPart bwMode="auto" r:id="rId38">
+                      <w14:nvContentPartPr>
+                        <w14:cNvContentPartPr/>
+                      </w14:nvContentPartPr>
+                      <w14:xfrm>
+                        <a:off x="0" y="0"/>
+                        <a:ext cx="360" cy="360"/>
+                      </w14:xfrm>
+                    </w14:contentPart>
+                  </a:graphicData>
+                </a:graphic>
+              </wp:anchor>
+            </w:drawing>
+          </mc:Choice>
+          <mc:Fallback>
+            <w:pict>
+              <v:shape w14:anchorId="44B809D7" id="Ink 4" o:spid="_x0000_s1026" type="#_x0000_t75" style="position:absolute;margin-left:94pt;margin-top:205.75pt;width:1.05pt;height:1.05pt;z-index:251671552;visibility:visible;mso-wrap-style:square;mso-wrap-distance-left:9pt;mso-wrap-distance-top:0;mso-wrap-distance-right:9pt;mso-wrap-distance-bottom:0;mso-position-horizontal:absolute;mso-position-horizontal-relative:text;mso-position-vertical:absolute;mso-position-vertical-relative:text" o:gfxdata="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">
+                <v:imagedata r:id="rId39" o:title=""/>
+              </v:shape>
+            </w:pict>
+          </mc:Fallback>
+        </mc:AlternateContent>
+      </w:r>
+      <w:r>
+        <w:rPr>
+          <w:noProof/>
+        </w:rPr>
+        <mc:AlternateContent>
+          <mc:Choice Requires="wps">
+            <w:drawing>
+              <wp:anchor distT="0" distB="0" distL="114300" distR="114300" simplePos="0" relativeHeight="251670528" behindDoc="0" locked="0" layoutInCell="1" allowOverlap="1" wp14:anchorId="34C1DE15" wp14:editId="161F70E9">
+                <wp:simplePos x="0" y="0"/>
+                <wp:positionH relativeFrom="column">
+                  <wp:posOffset>1323975</wp:posOffset>
+                </wp:positionH>
+                <wp:positionV relativeFrom="paragraph">
+                  <wp:posOffset>1457325</wp:posOffset>
+                </wp:positionV>
+                <wp:extent cx="5172075" cy="371475"/>
+                <wp:effectExtent l="0" t="0" r="28575" b="28575"/>
+                <wp:wrapNone/>
+                <wp:docPr id="1638275963" name="Text Box 1"/>
+                <wp:cNvGraphicFramePr/>
+                <a:graphic xmlns:a="http://schemas.openxmlformats.org/drawingml/2006/main">
+                  <a:graphicData uri="http://schemas.microsoft.com/office/word/2010/wordprocessingShape">
+                    <wps:wsp>
+                      <wps:cNvSpPr txBox="1"/>
+                      <wps:spPr>
+                        <a:xfrm>
+                          <a:off x="0" y="0"/>
+                          <a:ext cx="5172075" cy="371475"/>
+                        </a:xfrm>
+                        <a:prstGeom prst="rect">
+                          <a:avLst/>
+                        </a:prstGeom>
+                        <a:noFill/>
+                        <a:ln w="6350">
+                          <a:solidFill>
+                            <a:prstClr val="black"/>
+                          </a:solidFill>
+                        </a:ln>
+                      </wps:spPr>
+                      <wps:txbx>
+                        <w:txbxContent>
+                          <w:p>
+                            <w:pPr>
+                              <w:rPr>
+                                <w:sz w:val="28"/>
+                                <w:szCs w:val="28"/>
+                                <w:lang w:val="en-US"/>
+                              </w:rPr>
+                            </w:pPr>
+                            <w:proofErr w:type="spellStart"/>
+                            <w:r>
+                              <w:rPr>
+                                <w:sz w:val="28"/>
+                                <w:szCs w:val="28"/>
+                                <w:lang w:val="en-US"/>
+                              </w:rPr>
+                              <w:t>Mnr</w:t>
+                            </w:r>
+                            <w:proofErr w:type="spellEnd"/>
+                            <w:r>
+                              <w:rPr>
+                                <w:sz w:val="28"/>
+                                <w:szCs w:val="28"/>
+                                <w:lang w:val="en-US"/>
+                              </w:rPr>
+                              <w:t>. Chris Conradie</w:t>
+                            </w:r>
+                          </w:p>
+                          <w:p>
+                            <w:pPr>
+                              <w:rPr>
+                                <w:sz w:val="28"/>
+                                <w:szCs w:val="28"/>
+                                <w:lang w:val="en-US"/>
+                              </w:rPr>
+                            </w:pPr>
+                          </w:p>
+                        </w:txbxContent>
+                      </wps:txbx>
+                      <wps:bodyPr rot="0" spcFirstLastPara="0" vertOverflow="overflow" horzOverflow="overflow" vert="horz" wrap="square" lIns="91440" tIns="45720" rIns="91440" bIns="45720" numCol="1" spcCol="0" rtlCol="0" fromWordArt="0" anchor="t" anchorCtr="0" forceAA="0" compatLnSpc="1">
+                        <a:prstTxWarp prst="textNoShape">
+                          <a:avLst/>
+                        </a:prstTxWarp>
+                        <a:noAutofit/>
+                      </wps:bodyPr>
+                    </wps:wsp>
+                  </a:graphicData>
+                </a:graphic>
+                <wp14:sizeRelV relativeFrom="margin">
+                  <wp14:pctHeight>0</wp14:pctHeight>
+                </wp14:sizeRelV>
+              </wp:anchor>
+            </w:drawing>
+          </mc:Choice>
+          <mc:Fallback>
+            <w:pict>
+              <v:shape w14:anchorId="34C1DE15" id="_x0000_s1030" type="#_x0000_t202" style="position:absolute;margin-left:104.25pt;margin-top:114.75pt;width:407.25pt;height:29.25pt;z-index:251670528;visibility:visible;mso-wrap-style:square;mso-height-percent:0;mso-wrap-distance-left:9pt;mso-wrap-distance-top:0;mso-wrap-distance-right:9pt;mso-wrap-distance-bottom:0;mso-position-horizontal:absolute;mso-position-horizontal-relative:text;mso-position-vertical:absolute;mso-position-vertical-relative:text;mso-height-percent:0;mso-height-relative:margin;v-text-anchor:top" o:gfxdata="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" filled="f" strokeweight=".5pt">
+                <v:textbox>
+                  <w:txbxContent>
+                    <w:p>
+                      <w:pPr>
+                        <w:rPr>
+                          <w:sz w:val="28"/>
+                          <w:szCs w:val="28"/>
+                          <w:lang w:val="en-US"/>
+                        </w:rPr>
+                      </w:pPr>
+                      <w:proofErr w:type="spellStart"/>
+                      <w:r>
+                        <w:rPr>
+                          <w:sz w:val="28"/>
+                          <w:szCs w:val="28"/>
+                          <w:lang w:val="en-US"/>
+                        </w:rPr>
+                        <w:t>Mnr</w:t>
+                      </w:r>
+                      <w:proofErr w:type="spellEnd"/>
+                      <w:r>
+                        <w:rPr>
+                          <w:sz w:val="28"/>
+                          <w:szCs w:val="28"/>
+                          <w:lang w:val="en-US"/>
+                        </w:rPr>
+                        <w:t>. Chris Conradie</w:t>
+                      </w:r>
+                    </w:p>
+                    <w:p>
+                      <w:pPr>
+                        <w:rPr>
+                          <w:sz w:val="28"/>
+                          <w:szCs w:val="28"/>
+                          <w:lang w:val="en-US"/>
+                        </w:rPr>
+                      </w:pPr>
+                    </w:p>
+                  </w:txbxContent>
+                </v:textbox>
+              </v:shape>
+            </w:pict>
+          </mc:Fallback>
+        </mc:AlternateContent>
+      </w:r>
+      <w:r>
+        <w:rPr>
+          <w:noProof/>
+        </w:rPr>
+        <mc:AlternateContent>
+          <mc:Choice Requires="wps">
+            <w:drawing>
+              <wp:anchor distT="0" distB="0" distL="114300" distR="114300" simplePos="0" relativeHeight="251668480" behindDoc="0" locked="0" layoutInCell="1" allowOverlap="1" wp14:anchorId="3697D5BE" wp14:editId="2E1E9A7D">
+                <wp:simplePos x="0" y="0"/>
+                <wp:positionH relativeFrom="column">
+                  <wp:posOffset>1323975</wp:posOffset>
+                </wp:positionH>
+                <wp:positionV relativeFrom="paragraph">
+                  <wp:posOffset>1019175</wp:posOffset>
+                </wp:positionV>
+                <wp:extent cx="5172075" cy="409575"/>
+                <wp:effectExtent l="0" t="0" r="28575" b="28575"/>
+                <wp:wrapNone/>
+                <wp:docPr id="811523471" name="Text Box 3"/>
+                <wp:cNvGraphicFramePr/>
+                <a:graphic xmlns:a="http://schemas.openxmlformats.org/drawingml/2006/main">
+                  <a:graphicData uri="http://schemas.microsoft.com/office/word/2010/wordprocessingShape">
+                    <wps:wsp>
+                      <wps:cNvSpPr txBox="1"/>
+                      <wps:spPr>
+                        <a:xfrm>
+                          <a:off x="0" y="0"/>
+                          <a:ext cx="5172075" cy="409575"/>
+                        </a:xfrm>
+                        <a:prstGeom prst="rect">
+                          <a:avLst/>
+                        </a:prstGeom>
+                        <a:solidFill>
+                          <a:schemeClr val="lt1"/>
+                        </a:solidFill>
+                        <a:ln w="6350">
+                          <a:solidFill>
+                            <a:prstClr val="black"/>
+                          </a:solidFill>
+                        </a:ln>
+                      </wps:spPr>
+                      <wps:txbx>
+                        <w:txbxContent>
+                          <w:p>
+                            <w:pPr>
+                              <w:rPr>
+                                <w:sz w:val="28"/>
+                                <w:szCs w:val="28"/>
+                                <w:lang w:val="en-US"/>
+                              </w:rPr>
+                            </w:pPr>
+                            <w:r>
+                              <w:rPr>
+                                <w:sz w:val="28"/>
+                                <w:szCs w:val="28"/>
+                                <w:lang w:val="en-US"/>
+                              </w:rPr>
+                              <w:t>Pieter-Louis Schoeman</w:t>
+                            </w:r>
+                          </w:p>
+                        </w:txbxContent>
+                      </wps:txbx>
+                      <wps:bodyPr rot="0" spcFirstLastPara="0" vertOverflow="overflow" horzOverflow="overflow" vert="horz" wrap="square" lIns="91440" tIns="45720" rIns="91440" bIns="45720" numCol="1" spcCol="0" rtlCol="0" fromWordArt="0" anchor="t" anchorCtr="0" forceAA="0" compatLnSpc="1">
+                        <a:prstTxWarp prst="textNoShape">
+                          <a:avLst/>
+                        </a:prstTxWarp>
+                        <a:noAutofit/>
+                      </wps:bodyPr>
+                    </wps:wsp>
+                  </a:graphicData>
+                </a:graphic>
+              </wp:anchor>
+            </w:drawing>
+          </mc:Choice>
+          <mc:Fallback>
+            <w:pict>
+              <v:shape w14:anchorId="3697D5BE" id="Text Box 3" o:spid="_x0000_s1031" type="#_x0000_t202" style="position:absolute;margin-left:104.25pt;margin-top:80.25pt;width:407.25pt;height:32.25pt;z-index:251668480;visibility:visible;mso-wrap-style:square;mso-wrap-distance-left:9pt;mso-wrap-distance-top:0;mso-wrap-distance-right:9pt;mso-wrap-distance-bottom:0;mso-position-horizontal:absolute;mso-position-horizontal-relative:text;mso-position-vertical:absolute;mso-position-vertical-relative:text;v-text-anchor:top" o:gfxdata="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" fillcolor="white [3201]" strokeweight=".5pt">
+                <v:textbox>
+                  <w:txbxContent>
+                    <w:p>
+                      <w:pPr>
+                        <w:rPr>
+                          <w:sz w:val="28"/>
+                          <w:szCs w:val="28"/>
+                          <w:lang w:val="en-US"/>
+                        </w:rPr>
+                      </w:pPr>
+                      <w:r>
+                        <w:rPr>
+                          <w:sz w:val="28"/>
+                          <w:szCs w:val="28"/>
+                          <w:lang w:val="en-US"/>
+                        </w:rPr>
+                        <w:t>Pieter-Louis Schoeman</w:t>
+                      </w:r>
+                    </w:p>
+                  </w:txbxContent>
+                </v:textbox>
+              </v:shape>
+            </w:pict>
+          </mc:Fallback>
+        </mc:AlternateContent>
+      </w:r>
+      <w:r>
+        <w:rPr>
+          <w:noProof/>
+        </w:rPr>
         <w:drawing>
-          <wp:inline distT="0" distB="0" distL="0" distR="0" wp14:anchorId="18DC0E07" wp14:editId="71A23353">
-            <wp:extent cx="6543040" cy="10506752"/>
+          <wp:anchor distT="0" distB="0" distL="114300" distR="114300" simplePos="0" relativeHeight="251676672" behindDoc="1" locked="0" layoutInCell="1" allowOverlap="1" wp14:anchorId="18DC0E07" wp14:editId="6D0E6C2B">
+            <wp:simplePos x="0" y="0"/>
+            <wp:positionH relativeFrom="column">
+              <wp:posOffset>0</wp:posOffset>
+            </wp:positionH>
+            <wp:positionV relativeFrom="paragraph">
+              <wp:posOffset>0</wp:posOffset>
+            </wp:positionV>
+            <wp:extent cx="6518910" cy="10468610"/>
             <wp:effectExtent l="0" t="0" r="0" b="8890"/>
+            <wp:wrapNone/>
             <wp:docPr id="1026625104" name="Picture 1"/>
             <wp:cNvGraphicFramePr>
               <a:graphicFrameLocks xmlns:a="http://schemas.openxmlformats.org/drawingml/2006/main" noChangeAspect="1"/>
@@ -8281,7 +13182,13 @@
                     <pic:cNvPicPr/>
                   </pic:nvPicPr>
                   <pic:blipFill>
-                    <a:blip r:embed="rId26"/>
+                    <a:blip r:embed="rId40">
+                      <a:extLst>
+                        <a:ext uri="{28A0092B-C50C-407E-A947-70E740481C1C}">
+                          <a14:useLocalDpi xmlns:a14="http://schemas.microsoft.com/office/drawing/2010/main" val="0"/>
+                        </a:ext>
+                      </a:extLst>
+                    </a:blip>
                     <a:stretch>
                       <a:fillRect/>
                     </a:stretch>
@@ -8289,7 +13196,7 @@
                   <pic:spPr>
                     <a:xfrm>
                       <a:off x="0" y="0"/>
-                      <a:ext cx="6558361" cy="10531354"/>
+                      <a:ext cx="6518910" cy="10468610"/>
                     </a:xfrm>
                     <a:prstGeom prst="rect">
                       <a:avLst/>
@@ -8298,13 +13205,19 @@
                 </pic:pic>
               </a:graphicData>
             </a:graphic>
-          </wp:inline>
+            <wp14:sizeRelH relativeFrom="page">
+              <wp14:pctWidth>0</wp14:pctWidth>
+            </wp14:sizeRelH>
+            <wp14:sizeRelV relativeFrom="page">
+              <wp14:pctHeight>0</wp14:pctHeight>
+            </wp14:sizeRelV>
+          </wp:anchor>
         </w:drawing>
       </w:r>
     </w:p>
     <w:p/>
     <w:sectPr>
-      <w:footerReference w:type="default" r:id="rId27"/>
+      <w:footerReference w:type="default" r:id="rId41"/>
       <w:pgSz w:w="11906" w:h="16838"/>
       <w:pgMar w:top="1440" w:right="1440" w:bottom="1440" w:left="1440" w:header="708" w:footer="708" w:gutter="0"/>
       <w:pgNumType w:start="0"/>
@@ -10522,7 +15435,6 @@
   <w:style w:type="character" w:default="1" w:styleId="DefaultParagraphFont">
     <w:name w:val="Default Paragraph Font"/>
     <w:uiPriority w:val="1"/>
-    <w:semiHidden/>
     <w:unhideWhenUsed/>
   </w:style>
   <w:style w:type="table" w:default="1" w:styleId="TableNormal">
@@ -12028,42 +16940,6 @@
         </a:p>
       </dgm:t>
     </dgm:pt>
-    <dgm:pt modelId="{22DB7DC7-0142-454E-8CE4-C04778920A77}">
-      <dgm:prSet/>
-      <dgm:spPr/>
-      <dgm:t>
-        <a:bodyPr/>
-        <a:lstStyle/>
-        <a:p>
-          <a:r>
-            <a:rPr lang="en-ZA"/>
-            <a:t>Verklaring_Fase1.docx</a:t>
-          </a:r>
-        </a:p>
-      </dgm:t>
-    </dgm:pt>
-    <dgm:pt modelId="{A3962CDA-7E33-4998-A3DF-C376739F6E0E}" type="parTrans" cxnId="{BD9DE662-57EF-4593-8189-3E826E08846F}">
-      <dgm:prSet/>
-      <dgm:spPr/>
-      <dgm:t>
-        <a:bodyPr/>
-        <a:lstStyle/>
-        <a:p>
-          <a:endParaRPr lang="en-ZA"/>
-        </a:p>
-      </dgm:t>
-    </dgm:pt>
-    <dgm:pt modelId="{63F416B4-3ED1-4AEA-858A-570189514576}" type="sibTrans" cxnId="{BD9DE662-57EF-4593-8189-3E826E08846F}">
-      <dgm:prSet/>
-      <dgm:spPr/>
-      <dgm:t>
-        <a:bodyPr/>
-        <a:lstStyle/>
-        <a:p>
-          <a:endParaRPr lang="en-ZA"/>
-        </a:p>
-      </dgm:t>
-    </dgm:pt>
     <dgm:pt modelId="{FBE335DD-FE28-4D90-ADFD-EDB21EE3D33C}">
       <dgm:prSet/>
       <dgm:spPr/>
@@ -12126,42 +17002,6 @@
       </dgm:t>
     </dgm:pt>
     <dgm:pt modelId="{4B0FD2E3-DADB-4931-8B2F-4C7F8CC2D323}" type="sibTrans" cxnId="{97F9C893-A76A-477D-87E7-05C357AB5230}">
-      <dgm:prSet/>
-      <dgm:spPr/>
-      <dgm:t>
-        <a:bodyPr/>
-        <a:lstStyle/>
-        <a:p>
-          <a:endParaRPr lang="en-ZA"/>
-        </a:p>
-      </dgm:t>
-    </dgm:pt>
-    <dgm:pt modelId="{DA7424A0-F595-4D6B-A3F6-04AC6034C069}">
-      <dgm:prSet/>
-      <dgm:spPr/>
-      <dgm:t>
-        <a:bodyPr/>
-        <a:lstStyle/>
-        <a:p>
-          <a:r>
-            <a:rPr lang="en-ZA"/>
-            <a:t>Verklaring_Fase2</a:t>
-          </a:r>
-        </a:p>
-      </dgm:t>
-    </dgm:pt>
-    <dgm:pt modelId="{B5E8CCC0-72E8-4C2F-A41C-04A31781A33D}" type="parTrans" cxnId="{A8F67959-B2EA-4B86-9AD3-C34AC8767261}">
-      <dgm:prSet/>
-      <dgm:spPr/>
-      <dgm:t>
-        <a:bodyPr/>
-        <a:lstStyle/>
-        <a:p>
-          <a:endParaRPr lang="en-ZA"/>
-        </a:p>
-      </dgm:t>
-    </dgm:pt>
-    <dgm:pt modelId="{83098164-1DB6-48B1-A3EA-0986EF08BDC7}" type="sibTrans" cxnId="{A8F67959-B2EA-4B86-9AD3-C34AC8767261}">
       <dgm:prSet/>
       <dgm:spPr/>
       <dgm:t>
@@ -12388,6 +17228,42 @@
         </a:p>
       </dgm:t>
     </dgm:pt>
+    <dgm:pt modelId="{DA7424A0-F595-4D6B-A3F6-04AC6034C069}">
+      <dgm:prSet/>
+      <dgm:spPr/>
+      <dgm:t>
+        <a:bodyPr/>
+        <a:lstStyle/>
+        <a:p>
+          <a:r>
+            <a:rPr lang="en-ZA"/>
+            <a:t>Verklaring_Fase2</a:t>
+          </a:r>
+        </a:p>
+      </dgm:t>
+    </dgm:pt>
+    <dgm:pt modelId="{83098164-1DB6-48B1-A3EA-0986EF08BDC7}" type="sibTrans" cxnId="{A8F67959-B2EA-4B86-9AD3-C34AC8767261}">
+      <dgm:prSet/>
+      <dgm:spPr/>
+      <dgm:t>
+        <a:bodyPr/>
+        <a:lstStyle/>
+        <a:p>
+          <a:endParaRPr lang="en-ZA"/>
+        </a:p>
+      </dgm:t>
+    </dgm:pt>
+    <dgm:pt modelId="{B5E8CCC0-72E8-4C2F-A41C-04A31781A33D}" type="parTrans" cxnId="{A8F67959-B2EA-4B86-9AD3-C34AC8767261}">
+      <dgm:prSet/>
+      <dgm:spPr/>
+      <dgm:t>
+        <a:bodyPr/>
+        <a:lstStyle/>
+        <a:p>
+          <a:endParaRPr lang="en-ZA"/>
+        </a:p>
+      </dgm:t>
+    </dgm:pt>
     <dgm:pt modelId="{37F13257-E7C4-4B8E-AEE8-2E13501A13D9}" type="pres">
       <dgm:prSet presAssocID="{F4F2A89D-721D-4278-89F0-C7EB4EE3A2D5}" presName="Name0" presStyleCnt="0">
         <dgm:presLayoutVars>
@@ -12441,11 +17317,11 @@
       <dgm:spPr/>
     </dgm:pt>
     <dgm:pt modelId="{FBC5933A-449B-4EA8-A4C5-C43BEF2C097B}" type="pres">
-      <dgm:prSet presAssocID="{8983F3E4-8909-46E4-9AF5-64C3075CDCE3}" presName="conn2-1" presStyleLbl="parChTrans1D3" presStyleIdx="0" presStyleCnt="9"/>
+      <dgm:prSet presAssocID="{8983F3E4-8909-46E4-9AF5-64C3075CDCE3}" presName="conn2-1" presStyleLbl="parChTrans1D3" presStyleIdx="0" presStyleCnt="8"/>
       <dgm:spPr/>
     </dgm:pt>
     <dgm:pt modelId="{DE58AE91-5162-435C-BDF4-EE844651AFA2}" type="pres">
-      <dgm:prSet presAssocID="{8983F3E4-8909-46E4-9AF5-64C3075CDCE3}" presName="connTx" presStyleLbl="parChTrans1D3" presStyleIdx="0" presStyleCnt="9"/>
+      <dgm:prSet presAssocID="{8983F3E4-8909-46E4-9AF5-64C3075CDCE3}" presName="connTx" presStyleLbl="parChTrans1D3" presStyleIdx="0" presStyleCnt="8"/>
       <dgm:spPr/>
     </dgm:pt>
     <dgm:pt modelId="{07579B3F-C995-406D-B7AC-4B86ADDC11CD}" type="pres">
@@ -12453,7 +17329,7 @@
       <dgm:spPr/>
     </dgm:pt>
     <dgm:pt modelId="{D7384D22-F15B-444F-9CB6-6408564CB474}" type="pres">
-      <dgm:prSet presAssocID="{0FC4D9BB-37E7-4B1A-8ED6-55C5FCC70D5E}" presName="LevelTwoTextNode" presStyleLbl="node3" presStyleIdx="0" presStyleCnt="9">
+      <dgm:prSet presAssocID="{0FC4D9BB-37E7-4B1A-8ED6-55C5FCC70D5E}" presName="LevelTwoTextNode" presStyleLbl="node3" presStyleIdx="0" presStyleCnt="8">
         <dgm:presLayoutVars>
           <dgm:chPref val="3"/>
         </dgm:presLayoutVars>
@@ -12464,36 +17340,12 @@
       <dgm:prSet presAssocID="{0FC4D9BB-37E7-4B1A-8ED6-55C5FCC70D5E}" presName="level3hierChild" presStyleCnt="0"/>
       <dgm:spPr/>
     </dgm:pt>
-    <dgm:pt modelId="{5DEE9101-89DD-4712-8CB6-93660DA997F5}" type="pres">
-      <dgm:prSet presAssocID="{A3962CDA-7E33-4998-A3DF-C376739F6E0E}" presName="conn2-1" presStyleLbl="parChTrans1D3" presStyleIdx="1" presStyleCnt="9"/>
-      <dgm:spPr/>
-    </dgm:pt>
-    <dgm:pt modelId="{3DBE9E00-ED51-4E77-B84A-10853D662B4C}" type="pres">
-      <dgm:prSet presAssocID="{A3962CDA-7E33-4998-A3DF-C376739F6E0E}" presName="connTx" presStyleLbl="parChTrans1D3" presStyleIdx="1" presStyleCnt="9"/>
-      <dgm:spPr/>
-    </dgm:pt>
-    <dgm:pt modelId="{89BB2399-37D0-4980-AE81-0D49931205D4}" type="pres">
-      <dgm:prSet presAssocID="{22DB7DC7-0142-454E-8CE4-C04778920A77}" presName="root2" presStyleCnt="0"/>
-      <dgm:spPr/>
-    </dgm:pt>
-    <dgm:pt modelId="{25219541-CF1F-4A6D-A40E-D24200ECAED6}" type="pres">
-      <dgm:prSet presAssocID="{22DB7DC7-0142-454E-8CE4-C04778920A77}" presName="LevelTwoTextNode" presStyleLbl="node3" presStyleIdx="1" presStyleCnt="9">
-        <dgm:presLayoutVars>
-          <dgm:chPref val="3"/>
-        </dgm:presLayoutVars>
-      </dgm:prSet>
-      <dgm:spPr/>
-    </dgm:pt>
-    <dgm:pt modelId="{2E9CA3C7-0B77-4B94-ADE5-11ACCEDC7AD9}" type="pres">
-      <dgm:prSet presAssocID="{22DB7DC7-0142-454E-8CE4-C04778920A77}" presName="level3hierChild" presStyleCnt="0"/>
-      <dgm:spPr/>
-    </dgm:pt>
     <dgm:pt modelId="{CC8F7EAD-BDD8-4D97-8571-6C238A402FCA}" type="pres">
-      <dgm:prSet presAssocID="{A7E2A530-8BAF-4B6D-BB35-2426E4B049E5}" presName="conn2-1" presStyleLbl="parChTrans1D3" presStyleIdx="2" presStyleCnt="9"/>
+      <dgm:prSet presAssocID="{A7E2A530-8BAF-4B6D-BB35-2426E4B049E5}" presName="conn2-1" presStyleLbl="parChTrans1D3" presStyleIdx="1" presStyleCnt="8"/>
       <dgm:spPr/>
     </dgm:pt>
     <dgm:pt modelId="{E1EFEAE3-8FA4-43C3-B9FD-A6476E4BF734}" type="pres">
-      <dgm:prSet presAssocID="{A7E2A530-8BAF-4B6D-BB35-2426E4B049E5}" presName="connTx" presStyleLbl="parChTrans1D3" presStyleIdx="2" presStyleCnt="9"/>
+      <dgm:prSet presAssocID="{A7E2A530-8BAF-4B6D-BB35-2426E4B049E5}" presName="connTx" presStyleLbl="parChTrans1D3" presStyleIdx="1" presStyleCnt="8"/>
       <dgm:spPr/>
     </dgm:pt>
     <dgm:pt modelId="{88CCAA04-2723-4C1C-8ADF-7840E4896CDD}" type="pres">
@@ -12501,7 +17353,7 @@
       <dgm:spPr/>
     </dgm:pt>
     <dgm:pt modelId="{2524AC89-9ACE-41BE-9520-9B21B3CDC7B0}" type="pres">
-      <dgm:prSet presAssocID="{0EC19292-3C34-4094-BC0F-ED94A164D3B8}" presName="LevelTwoTextNode" presStyleLbl="node3" presStyleIdx="2" presStyleCnt="9">
+      <dgm:prSet presAssocID="{0EC19292-3C34-4094-BC0F-ED94A164D3B8}" presName="LevelTwoTextNode" presStyleLbl="node3" presStyleIdx="1" presStyleCnt="8">
         <dgm:presLayoutVars>
           <dgm:chPref val="3"/>
         </dgm:presLayoutVars>
@@ -12513,11 +17365,11 @@
       <dgm:spPr/>
     </dgm:pt>
     <dgm:pt modelId="{1A7E6096-0DB2-411C-BC54-0A3AE8E834D7}" type="pres">
-      <dgm:prSet presAssocID="{B30A8DE0-FE4B-4B66-B3FF-4A7E8B886DF6}" presName="conn2-1" presStyleLbl="parChTrans1D3" presStyleIdx="3" presStyleCnt="9"/>
+      <dgm:prSet presAssocID="{B30A8DE0-FE4B-4B66-B3FF-4A7E8B886DF6}" presName="conn2-1" presStyleLbl="parChTrans1D3" presStyleIdx="2" presStyleCnt="8"/>
       <dgm:spPr/>
     </dgm:pt>
     <dgm:pt modelId="{97D379E0-2FAB-4AFD-B31A-A2E4CFF433AA}" type="pres">
-      <dgm:prSet presAssocID="{B30A8DE0-FE4B-4B66-B3FF-4A7E8B886DF6}" presName="connTx" presStyleLbl="parChTrans1D3" presStyleIdx="3" presStyleCnt="9"/>
+      <dgm:prSet presAssocID="{B30A8DE0-FE4B-4B66-B3FF-4A7E8B886DF6}" presName="connTx" presStyleLbl="parChTrans1D3" presStyleIdx="2" presStyleCnt="8"/>
       <dgm:spPr/>
     </dgm:pt>
     <dgm:pt modelId="{03DFA9E4-706F-4E4A-BAA2-7CDBCB23E6CC}" type="pres">
@@ -12525,7 +17377,7 @@
       <dgm:spPr/>
     </dgm:pt>
     <dgm:pt modelId="{D9B524DA-786C-4BB9-B29E-9AEE613FFCF9}" type="pres">
-      <dgm:prSet presAssocID="{69BD6813-3010-473D-A54C-87C126B94DCA}" presName="LevelTwoTextNode" presStyleLbl="node3" presStyleIdx="3" presStyleCnt="9">
+      <dgm:prSet presAssocID="{69BD6813-3010-473D-A54C-87C126B94DCA}" presName="LevelTwoTextNode" presStyleLbl="node3" presStyleIdx="2" presStyleCnt="8">
         <dgm:presLayoutVars>
           <dgm:chPref val="3"/>
         </dgm:presLayoutVars>
@@ -12561,11 +17413,11 @@
       <dgm:spPr/>
     </dgm:pt>
     <dgm:pt modelId="{F581DD7C-B6E8-4E0C-86B3-D6DE7227E905}" type="pres">
-      <dgm:prSet presAssocID="{B5E8CCC0-72E8-4C2F-A41C-04A31781A33D}" presName="conn2-1" presStyleLbl="parChTrans1D3" presStyleIdx="4" presStyleCnt="9"/>
+      <dgm:prSet presAssocID="{B5E8CCC0-72E8-4C2F-A41C-04A31781A33D}" presName="conn2-1" presStyleLbl="parChTrans1D3" presStyleIdx="3" presStyleCnt="8"/>
       <dgm:spPr/>
     </dgm:pt>
     <dgm:pt modelId="{3714E390-65A1-40BD-85DF-03AEAEE946F7}" type="pres">
-      <dgm:prSet presAssocID="{B5E8CCC0-72E8-4C2F-A41C-04A31781A33D}" presName="connTx" presStyleLbl="parChTrans1D3" presStyleIdx="4" presStyleCnt="9"/>
+      <dgm:prSet presAssocID="{B5E8CCC0-72E8-4C2F-A41C-04A31781A33D}" presName="connTx" presStyleLbl="parChTrans1D3" presStyleIdx="3" presStyleCnt="8"/>
       <dgm:spPr/>
     </dgm:pt>
     <dgm:pt modelId="{05D3AF54-D14C-4105-B451-ADC9B319FFD8}" type="pres">
@@ -12573,7 +17425,7 @@
       <dgm:spPr/>
     </dgm:pt>
     <dgm:pt modelId="{484D64AA-73CF-403C-A9AB-435BBCD3B06D}" type="pres">
-      <dgm:prSet presAssocID="{DA7424A0-F595-4D6B-A3F6-04AC6034C069}" presName="LevelTwoTextNode" presStyleLbl="node3" presStyleIdx="4" presStyleCnt="9">
+      <dgm:prSet presAssocID="{DA7424A0-F595-4D6B-A3F6-04AC6034C069}" presName="LevelTwoTextNode" presStyleLbl="node3" presStyleIdx="3" presStyleCnt="8">
         <dgm:presLayoutVars>
           <dgm:chPref val="3"/>
         </dgm:presLayoutVars>
@@ -12585,11 +17437,11 @@
       <dgm:spPr/>
     </dgm:pt>
     <dgm:pt modelId="{0486CD0A-D5EB-433C-8817-9D20B414612D}" type="pres">
-      <dgm:prSet presAssocID="{6F77FD6D-4242-4DC0-91C2-BD1D6204A316}" presName="conn2-1" presStyleLbl="parChTrans1D3" presStyleIdx="5" presStyleCnt="9"/>
+      <dgm:prSet presAssocID="{6F77FD6D-4242-4DC0-91C2-BD1D6204A316}" presName="conn2-1" presStyleLbl="parChTrans1D3" presStyleIdx="4" presStyleCnt="8"/>
       <dgm:spPr/>
     </dgm:pt>
     <dgm:pt modelId="{5A5C9E6B-25DC-493C-B507-598247E03843}" type="pres">
-      <dgm:prSet presAssocID="{6F77FD6D-4242-4DC0-91C2-BD1D6204A316}" presName="connTx" presStyleLbl="parChTrans1D3" presStyleIdx="5" presStyleCnt="9"/>
+      <dgm:prSet presAssocID="{6F77FD6D-4242-4DC0-91C2-BD1D6204A316}" presName="connTx" presStyleLbl="parChTrans1D3" presStyleIdx="4" presStyleCnt="8"/>
       <dgm:spPr/>
     </dgm:pt>
     <dgm:pt modelId="{DC400C29-5A3F-4A26-9963-C5E5086A110B}" type="pres">
@@ -12597,7 +17449,7 @@
       <dgm:spPr/>
     </dgm:pt>
     <dgm:pt modelId="{8E5F45FF-FEAC-480F-8C7B-0692A3550230}" type="pres">
-      <dgm:prSet presAssocID="{65B5A541-9A94-4A50-A3CF-ED7397486839}" presName="LevelTwoTextNode" presStyleLbl="node3" presStyleIdx="5" presStyleCnt="9">
+      <dgm:prSet presAssocID="{65B5A541-9A94-4A50-A3CF-ED7397486839}" presName="LevelTwoTextNode" presStyleLbl="node3" presStyleIdx="4" presStyleCnt="8">
         <dgm:presLayoutVars>
           <dgm:chPref val="3"/>
         </dgm:presLayoutVars>
@@ -12609,11 +17461,11 @@
       <dgm:spPr/>
     </dgm:pt>
     <dgm:pt modelId="{CA24B7A9-5000-4D70-87DE-211FAAE29EC1}" type="pres">
-      <dgm:prSet presAssocID="{21D64334-C9E3-49F8-9DD8-F593FE6F4ACE}" presName="conn2-1" presStyleLbl="parChTrans1D3" presStyleIdx="6" presStyleCnt="9"/>
+      <dgm:prSet presAssocID="{21D64334-C9E3-49F8-9DD8-F593FE6F4ACE}" presName="conn2-1" presStyleLbl="parChTrans1D3" presStyleIdx="5" presStyleCnt="8"/>
       <dgm:spPr/>
     </dgm:pt>
     <dgm:pt modelId="{5CC3CDBF-0059-4B67-9714-33D7877D3107}" type="pres">
-      <dgm:prSet presAssocID="{21D64334-C9E3-49F8-9DD8-F593FE6F4ACE}" presName="connTx" presStyleLbl="parChTrans1D3" presStyleIdx="6" presStyleCnt="9"/>
+      <dgm:prSet presAssocID="{21D64334-C9E3-49F8-9DD8-F593FE6F4ACE}" presName="connTx" presStyleLbl="parChTrans1D3" presStyleIdx="5" presStyleCnt="8"/>
       <dgm:spPr/>
     </dgm:pt>
     <dgm:pt modelId="{B9A3F120-5C91-4591-94F6-BA4686008D3B}" type="pres">
@@ -12621,7 +17473,7 @@
       <dgm:spPr/>
     </dgm:pt>
     <dgm:pt modelId="{8DF32C5A-E404-4882-87B3-0B85A688BD06}" type="pres">
-      <dgm:prSet presAssocID="{FBE335DD-FE28-4D90-ADFD-EDB21EE3D33C}" presName="LevelTwoTextNode" presStyleLbl="node3" presStyleIdx="6" presStyleCnt="9">
+      <dgm:prSet presAssocID="{FBE335DD-FE28-4D90-ADFD-EDB21EE3D33C}" presName="LevelTwoTextNode" presStyleLbl="node3" presStyleIdx="5" presStyleCnt="8">
         <dgm:presLayoutVars>
           <dgm:chPref val="3"/>
         </dgm:presLayoutVars>
@@ -12681,11 +17533,11 @@
       <dgm:spPr/>
     </dgm:pt>
     <dgm:pt modelId="{1F998633-D1F9-4DB4-90AF-8CC94A30763A}" type="pres">
-      <dgm:prSet presAssocID="{8F0962CC-77DF-456A-B42A-DFA4DDFA9F93}" presName="conn2-1" presStyleLbl="parChTrans1D3" presStyleIdx="7" presStyleCnt="9"/>
+      <dgm:prSet presAssocID="{8F0962CC-77DF-456A-B42A-DFA4DDFA9F93}" presName="conn2-1" presStyleLbl="parChTrans1D3" presStyleIdx="6" presStyleCnt="8"/>
       <dgm:spPr/>
     </dgm:pt>
     <dgm:pt modelId="{1F2AAC1E-0F38-4543-AFCC-013C86CB4517}" type="pres">
-      <dgm:prSet presAssocID="{8F0962CC-77DF-456A-B42A-DFA4DDFA9F93}" presName="connTx" presStyleLbl="parChTrans1D3" presStyleIdx="7" presStyleCnt="9"/>
+      <dgm:prSet presAssocID="{8F0962CC-77DF-456A-B42A-DFA4DDFA9F93}" presName="connTx" presStyleLbl="parChTrans1D3" presStyleIdx="6" presStyleCnt="8"/>
       <dgm:spPr/>
     </dgm:pt>
     <dgm:pt modelId="{C7350A58-4E46-4CD8-9C2D-B75293CDBCFE}" type="pres">
@@ -12693,7 +17545,7 @@
       <dgm:spPr/>
     </dgm:pt>
     <dgm:pt modelId="{4E07BCFE-F21E-4333-8B0D-9207540E4692}" type="pres">
-      <dgm:prSet presAssocID="{2DAB3E7E-9590-4A33-B24C-8AF0A31B1992}" presName="LevelTwoTextNode" presStyleLbl="node3" presStyleIdx="7" presStyleCnt="9">
+      <dgm:prSet presAssocID="{2DAB3E7E-9590-4A33-B24C-8AF0A31B1992}" presName="LevelTwoTextNode" presStyleLbl="node3" presStyleIdx="6" presStyleCnt="8">
         <dgm:presLayoutVars>
           <dgm:chPref val="3"/>
         </dgm:presLayoutVars>
@@ -12729,11 +17581,11 @@
       <dgm:spPr/>
     </dgm:pt>
     <dgm:pt modelId="{87620B6E-DC1F-4BFF-BA9D-CE45241F81E8}" type="pres">
-      <dgm:prSet presAssocID="{EC362738-1462-4560-849B-BBE9343BFBE3}" presName="conn2-1" presStyleLbl="parChTrans1D3" presStyleIdx="8" presStyleCnt="9"/>
+      <dgm:prSet presAssocID="{EC362738-1462-4560-849B-BBE9343BFBE3}" presName="conn2-1" presStyleLbl="parChTrans1D3" presStyleIdx="7" presStyleCnt="8"/>
       <dgm:spPr/>
     </dgm:pt>
     <dgm:pt modelId="{6F5A1D48-C613-4F1B-925C-1411241703AA}" type="pres">
-      <dgm:prSet presAssocID="{EC362738-1462-4560-849B-BBE9343BFBE3}" presName="connTx" presStyleLbl="parChTrans1D3" presStyleIdx="8" presStyleCnt="9"/>
+      <dgm:prSet presAssocID="{EC362738-1462-4560-849B-BBE9343BFBE3}" presName="connTx" presStyleLbl="parChTrans1D3" presStyleIdx="7" presStyleCnt="8"/>
       <dgm:spPr/>
     </dgm:pt>
     <dgm:pt modelId="{6985BB8E-57D9-4C26-9D4B-F6B7F5E349E9}" type="pres">
@@ -12741,7 +17593,7 @@
       <dgm:spPr/>
     </dgm:pt>
     <dgm:pt modelId="{0818AD4A-7D76-4D1E-863F-D8A1E951D7D0}" type="pres">
-      <dgm:prSet presAssocID="{928EC134-B8A6-4869-A2A8-3707D041DCEE}" presName="LevelTwoTextNode" presStyleLbl="node3" presStyleIdx="8" presStyleCnt="9">
+      <dgm:prSet presAssocID="{928EC134-B8A6-4869-A2A8-3707D041DCEE}" presName="LevelTwoTextNode" presStyleLbl="node3" presStyleIdx="7" presStyleCnt="8">
         <dgm:presLayoutVars>
           <dgm:chPref val="3"/>
         </dgm:presLayoutVars>
@@ -12792,12 +17644,9 @@
     <dgm:cxn modelId="{CCA4A42E-CF68-4F53-AD37-8C175721E4A5}" srcId="{A5293E66-6338-4140-8F39-5210EC7EC7CF}" destId="{964C4A6B-B52F-463A-99AB-1898E3C1FE4D}" srcOrd="3" destOrd="0" parTransId="{C6D9594E-A093-4D7E-A7FA-7684A9391611}" sibTransId="{A58F746D-8B31-407B-B240-593713A886C5}"/>
     <dgm:cxn modelId="{537B9032-F9AE-4ABB-B3F1-86B014E9FED3}" type="presOf" srcId="{EC362738-1462-4560-849B-BBE9343BFBE3}" destId="{87620B6E-DC1F-4BFF-BA9D-CE45241F81E8}" srcOrd="0" destOrd="0" presId="urn:microsoft.com/office/officeart/2008/layout/HorizontalMultiLevelHierarchy"/>
     <dgm:cxn modelId="{A8133A39-7674-4D0F-921B-70BAF1DE096E}" srcId="{A5293E66-6338-4140-8F39-5210EC7EC7CF}" destId="{E7773874-FADA-49F8-BE3C-DFB95319A4B6}" srcOrd="0" destOrd="0" parTransId="{D37463AD-FCA1-4F91-A042-103F9736B649}" sibTransId="{65308EE9-935C-4F8F-8CC0-310E427726B2}"/>
-    <dgm:cxn modelId="{0D431B3E-CD9A-499F-B40F-8BCC4E92FCBF}" type="presOf" srcId="{A3962CDA-7E33-4998-A3DF-C376739F6E0E}" destId="{3DBE9E00-ED51-4E77-B84A-10853D662B4C}" srcOrd="1" destOrd="0" presId="urn:microsoft.com/office/officeart/2008/layout/HorizontalMultiLevelHierarchy"/>
     <dgm:cxn modelId="{A16B805C-BF41-45DA-8763-CFE1829C7346}" type="presOf" srcId="{DA7424A0-F595-4D6B-A3F6-04AC6034C069}" destId="{484D64AA-73CF-403C-A9AB-435BBCD3B06D}" srcOrd="0" destOrd="0" presId="urn:microsoft.com/office/officeart/2008/layout/HorizontalMultiLevelHierarchy"/>
     <dgm:cxn modelId="{AE2D0361-9B5C-4E29-8E65-CEC1B838F6B5}" type="presOf" srcId="{057C49C9-C4EE-499F-94B8-96E7569AC7E7}" destId="{610E9815-3682-4A5F-AAFB-A3555AE9790C}" srcOrd="1" destOrd="0" presId="urn:microsoft.com/office/officeart/2008/layout/HorizontalMultiLevelHierarchy"/>
     <dgm:cxn modelId="{224BC362-7AE8-4BDC-9B90-A801CE24CCF5}" type="presOf" srcId="{6F77FD6D-4242-4DC0-91C2-BD1D6204A316}" destId="{5A5C9E6B-25DC-493C-B507-598247E03843}" srcOrd="1" destOrd="0" presId="urn:microsoft.com/office/officeart/2008/layout/HorizontalMultiLevelHierarchy"/>
-    <dgm:cxn modelId="{6554C462-672C-4344-8FE6-C10642BAE3F3}" type="presOf" srcId="{22DB7DC7-0142-454E-8CE4-C04778920A77}" destId="{25219541-CF1F-4A6D-A40E-D24200ECAED6}" srcOrd="0" destOrd="0" presId="urn:microsoft.com/office/officeart/2008/layout/HorizontalMultiLevelHierarchy"/>
-    <dgm:cxn modelId="{BD9DE662-57EF-4593-8189-3E826E08846F}" srcId="{E7773874-FADA-49F8-BE3C-DFB95319A4B6}" destId="{22DB7DC7-0142-454E-8CE4-C04778920A77}" srcOrd="1" destOrd="0" parTransId="{A3962CDA-7E33-4998-A3DF-C376739F6E0E}" sibTransId="{63F416B4-3ED1-4AEA-858A-570189514576}"/>
     <dgm:cxn modelId="{448D0443-68D0-49D9-B479-E288A1A54AFA}" type="presOf" srcId="{8F0962CC-77DF-456A-B42A-DFA4DDFA9F93}" destId="{1F2AAC1E-0F38-4543-AFCC-013C86CB4517}" srcOrd="1" destOrd="0" presId="urn:microsoft.com/office/officeart/2008/layout/HorizontalMultiLevelHierarchy"/>
     <dgm:cxn modelId="{07F7DC43-E3D0-447F-8B39-1FE7C75A1703}" type="presOf" srcId="{BE273392-412C-4599-A0F0-3EE923EDB505}" destId="{724082EA-94B1-4C9C-949F-89ECCD83A985}" srcOrd="0" destOrd="0" presId="urn:microsoft.com/office/officeart/2008/layout/HorizontalMultiLevelHierarchy"/>
     <dgm:cxn modelId="{6D9D0169-D91B-4379-9BAD-E8A3C1531278}" type="presOf" srcId="{29A7029C-A29D-4522-91BE-E16332B2B72D}" destId="{EB27F278-7404-41B4-8B2D-6FD61813B12E}" srcOrd="0" destOrd="0" presId="urn:microsoft.com/office/officeart/2008/layout/HorizontalMultiLevelHierarchy"/>
@@ -12815,15 +17664,14 @@
     <dgm:cxn modelId="{E3BE8D88-C618-4910-97BA-88FA44B4178A}" srcId="{A5293E66-6338-4140-8F39-5210EC7EC7CF}" destId="{4792F73D-994C-4D92-9C7B-BD3C00B41E99}" srcOrd="4" destOrd="0" parTransId="{FCD8747B-154A-4B91-B7B2-CDE6FC2BFACE}" sibTransId="{087902F9-0CB5-4543-9B25-866545645B33}"/>
     <dgm:cxn modelId="{97F9C893-A76A-477D-87E7-05C357AB5230}" srcId="{29A7029C-A29D-4522-91BE-E16332B2B72D}" destId="{65B5A541-9A94-4A50-A3CF-ED7397486839}" srcOrd="1" destOrd="0" parTransId="{6F77FD6D-4242-4DC0-91C2-BD1D6204A316}" sibTransId="{4B0FD2E3-DADB-4931-8B2F-4C7F8CC2D323}"/>
     <dgm:cxn modelId="{F9FC8696-744C-41A2-997A-68AEC2B96BCB}" type="presOf" srcId="{921CD4B2-C573-4832-A5F2-26B4EF7EF693}" destId="{ADEEF289-0C86-4942-B1A9-18D32A2D1FF3}" srcOrd="0" destOrd="0" presId="urn:microsoft.com/office/officeart/2008/layout/HorizontalMultiLevelHierarchy"/>
-    <dgm:cxn modelId="{DB8F9996-E722-42C1-965D-8366E7ECE034}" type="presOf" srcId="{A3962CDA-7E33-4998-A3DF-C376739F6E0E}" destId="{5DEE9101-89DD-4712-8CB6-93660DA997F5}" srcOrd="0" destOrd="0" presId="urn:microsoft.com/office/officeart/2008/layout/HorizontalMultiLevelHierarchy"/>
     <dgm:cxn modelId="{9A129299-84CB-4D5C-9CA4-7F49469739C8}" type="presOf" srcId="{21D64334-C9E3-49F8-9DD8-F593FE6F4ACE}" destId="{5CC3CDBF-0059-4B67-9714-33D7877D3107}" srcOrd="1" destOrd="0" presId="urn:microsoft.com/office/officeart/2008/layout/HorizontalMultiLevelHierarchy"/>
     <dgm:cxn modelId="{2C97869A-DCB9-4D54-8003-8B4EEBD00A77}" type="presOf" srcId="{A5293E66-6338-4140-8F39-5210EC7EC7CF}" destId="{85B803DC-9772-470A-A1D0-4218781C71B8}" srcOrd="0" destOrd="0" presId="urn:microsoft.com/office/officeart/2008/layout/HorizontalMultiLevelHierarchy"/>
     <dgm:cxn modelId="{8B41AEA1-2575-4364-97E4-660861F76480}" type="presOf" srcId="{C6D9594E-A093-4D7E-A7FA-7684A9391611}" destId="{8AA35FD8-7AE9-4CE9-B531-920C1A688A93}" srcOrd="1" destOrd="0" presId="urn:microsoft.com/office/officeart/2008/layout/HorizontalMultiLevelHierarchy"/>
     <dgm:cxn modelId="{BED0EAA2-3C19-46FF-A55B-22955F28BBB2}" type="presOf" srcId="{0EC19292-3C34-4094-BC0F-ED94A164D3B8}" destId="{2524AC89-9ACE-41BE-9520-9B21B3CDC7B0}" srcOrd="0" destOrd="0" presId="urn:microsoft.com/office/officeart/2008/layout/HorizontalMultiLevelHierarchy"/>
     <dgm:cxn modelId="{3028DCA9-0505-4DD0-AB8E-D8154160D8FB}" type="presOf" srcId="{B5E8CCC0-72E8-4C2F-A41C-04A31781A33D}" destId="{3714E390-65A1-40BD-85DF-03AEAEE946F7}" srcOrd="1" destOrd="0" presId="urn:microsoft.com/office/officeart/2008/layout/HorizontalMultiLevelHierarchy"/>
     <dgm:cxn modelId="{2A460DB1-6ADB-4FCB-BB03-30E3DFA2703B}" type="presOf" srcId="{B30A8DE0-FE4B-4B66-B3FF-4A7E8B886DF6}" destId="{97D379E0-2FAB-4AFD-B31A-A2E4CFF433AA}" srcOrd="1" destOrd="0" presId="urn:microsoft.com/office/officeart/2008/layout/HorizontalMultiLevelHierarchy"/>
-    <dgm:cxn modelId="{3AB163B1-00F1-4286-8602-818A0792C044}" srcId="{E7773874-FADA-49F8-BE3C-DFB95319A4B6}" destId="{0EC19292-3C34-4094-BC0F-ED94A164D3B8}" srcOrd="2" destOrd="0" parTransId="{A7E2A530-8BAF-4B6D-BB35-2426E4B049E5}" sibTransId="{E8764FF8-A57B-42CA-9C35-D6B85EE3B5B1}"/>
-    <dgm:cxn modelId="{F0787AB1-21C7-4376-8FDE-8DDE995F632F}" srcId="{E7773874-FADA-49F8-BE3C-DFB95319A4B6}" destId="{69BD6813-3010-473D-A54C-87C126B94DCA}" srcOrd="3" destOrd="0" parTransId="{B30A8DE0-FE4B-4B66-B3FF-4A7E8B886DF6}" sibTransId="{E7C1E0FA-13CC-46E3-A325-DFDBD68024B0}"/>
+    <dgm:cxn modelId="{3AB163B1-00F1-4286-8602-818A0792C044}" srcId="{E7773874-FADA-49F8-BE3C-DFB95319A4B6}" destId="{0EC19292-3C34-4094-BC0F-ED94A164D3B8}" srcOrd="1" destOrd="0" parTransId="{A7E2A530-8BAF-4B6D-BB35-2426E4B049E5}" sibTransId="{E8764FF8-A57B-42CA-9C35-D6B85EE3B5B1}"/>
+    <dgm:cxn modelId="{F0787AB1-21C7-4376-8FDE-8DDE995F632F}" srcId="{E7773874-FADA-49F8-BE3C-DFB95319A4B6}" destId="{69BD6813-3010-473D-A54C-87C126B94DCA}" srcOrd="2" destOrd="0" parTransId="{B30A8DE0-FE4B-4B66-B3FF-4A7E8B886DF6}" sibTransId="{E7C1E0FA-13CC-46E3-A325-DFDBD68024B0}"/>
     <dgm:cxn modelId="{00E16BBB-2637-4C26-9A8B-111FFA022103}" type="presOf" srcId="{8983F3E4-8909-46E4-9AF5-64C3075CDCE3}" destId="{FBC5933A-449B-4EA8-A4C5-C43BEF2C097B}" srcOrd="0" destOrd="0" presId="urn:microsoft.com/office/officeart/2008/layout/HorizontalMultiLevelHierarchy"/>
     <dgm:cxn modelId="{A94344C1-17C4-4F57-83E5-CF2DE5F2794A}" type="presOf" srcId="{B30A8DE0-FE4B-4B66-B3FF-4A7E8B886DF6}" destId="{1A7E6096-0DB2-411C-BC54-0A3AE8E834D7}" srcOrd="0" destOrd="0" presId="urn:microsoft.com/office/officeart/2008/layout/HorizontalMultiLevelHierarchy"/>
     <dgm:cxn modelId="{4D25C7C4-2EE5-4BB1-BEE3-80A076B84413}" srcId="{921CD4B2-C573-4832-A5F2-26B4EF7EF693}" destId="{2DAB3E7E-9590-4A33-B24C-8AF0A31B1992}" srcOrd="0" destOrd="0" parTransId="{8F0962CC-77DF-456A-B42A-DFA4DDFA9F93}" sibTransId="{156B48DB-4D15-420E-AEB5-8BC4906840F6}"/>
@@ -12854,19 +17702,14 @@
     <dgm:cxn modelId="{458BA4F6-1512-407F-881F-52967E7BA125}" type="presParOf" srcId="{A643009F-D9C0-4768-AFF8-C00229FBA6D8}" destId="{07579B3F-C995-406D-B7AC-4B86ADDC11CD}" srcOrd="1" destOrd="0" presId="urn:microsoft.com/office/officeart/2008/layout/HorizontalMultiLevelHierarchy"/>
     <dgm:cxn modelId="{139BEEF2-F950-45AF-ACD9-8B6A97EC80D8}" type="presParOf" srcId="{07579B3F-C995-406D-B7AC-4B86ADDC11CD}" destId="{D7384D22-F15B-444F-9CB6-6408564CB474}" srcOrd="0" destOrd="0" presId="urn:microsoft.com/office/officeart/2008/layout/HorizontalMultiLevelHierarchy"/>
     <dgm:cxn modelId="{11340A61-2375-4CBC-BBA8-B99CD06C64E8}" type="presParOf" srcId="{07579B3F-C995-406D-B7AC-4B86ADDC11CD}" destId="{87DCC41C-6F70-4355-BA44-D8632202E6ED}" srcOrd="1" destOrd="0" presId="urn:microsoft.com/office/officeart/2008/layout/HorizontalMultiLevelHierarchy"/>
-    <dgm:cxn modelId="{255E4971-3533-42D4-B89C-5FE676BA1FF5}" type="presParOf" srcId="{A643009F-D9C0-4768-AFF8-C00229FBA6D8}" destId="{5DEE9101-89DD-4712-8CB6-93660DA997F5}" srcOrd="2" destOrd="0" presId="urn:microsoft.com/office/officeart/2008/layout/HorizontalMultiLevelHierarchy"/>
-    <dgm:cxn modelId="{7B3D2CA1-B098-4D3E-82C2-53340868F958}" type="presParOf" srcId="{5DEE9101-89DD-4712-8CB6-93660DA997F5}" destId="{3DBE9E00-ED51-4E77-B84A-10853D662B4C}" srcOrd="0" destOrd="0" presId="urn:microsoft.com/office/officeart/2008/layout/HorizontalMultiLevelHierarchy"/>
-    <dgm:cxn modelId="{1189FBD1-F351-4FE7-8C7C-4C3DF52E5265}" type="presParOf" srcId="{A643009F-D9C0-4768-AFF8-C00229FBA6D8}" destId="{89BB2399-37D0-4980-AE81-0D49931205D4}" srcOrd="3" destOrd="0" presId="urn:microsoft.com/office/officeart/2008/layout/HorizontalMultiLevelHierarchy"/>
-    <dgm:cxn modelId="{7F94CBD5-EAF2-482F-AD2D-7222A47315CA}" type="presParOf" srcId="{89BB2399-37D0-4980-AE81-0D49931205D4}" destId="{25219541-CF1F-4A6D-A40E-D24200ECAED6}" srcOrd="0" destOrd="0" presId="urn:microsoft.com/office/officeart/2008/layout/HorizontalMultiLevelHierarchy"/>
-    <dgm:cxn modelId="{A8740D5D-37E9-412B-9443-DB9BD009F7FE}" type="presParOf" srcId="{89BB2399-37D0-4980-AE81-0D49931205D4}" destId="{2E9CA3C7-0B77-4B94-ADE5-11ACCEDC7AD9}" srcOrd="1" destOrd="0" presId="urn:microsoft.com/office/officeart/2008/layout/HorizontalMultiLevelHierarchy"/>
-    <dgm:cxn modelId="{22C1BD4D-B86B-4784-BC6C-16835897181F}" type="presParOf" srcId="{A643009F-D9C0-4768-AFF8-C00229FBA6D8}" destId="{CC8F7EAD-BDD8-4D97-8571-6C238A402FCA}" srcOrd="4" destOrd="0" presId="urn:microsoft.com/office/officeart/2008/layout/HorizontalMultiLevelHierarchy"/>
+    <dgm:cxn modelId="{22C1BD4D-B86B-4784-BC6C-16835897181F}" type="presParOf" srcId="{A643009F-D9C0-4768-AFF8-C00229FBA6D8}" destId="{CC8F7EAD-BDD8-4D97-8571-6C238A402FCA}" srcOrd="2" destOrd="0" presId="urn:microsoft.com/office/officeart/2008/layout/HorizontalMultiLevelHierarchy"/>
     <dgm:cxn modelId="{9E650801-883D-4B37-8061-246B1D24B6CC}" type="presParOf" srcId="{CC8F7EAD-BDD8-4D97-8571-6C238A402FCA}" destId="{E1EFEAE3-8FA4-43C3-B9FD-A6476E4BF734}" srcOrd="0" destOrd="0" presId="urn:microsoft.com/office/officeart/2008/layout/HorizontalMultiLevelHierarchy"/>
-    <dgm:cxn modelId="{5FE1CD23-A4FE-4A61-B3D8-DA63CF7D7CA7}" type="presParOf" srcId="{A643009F-D9C0-4768-AFF8-C00229FBA6D8}" destId="{88CCAA04-2723-4C1C-8ADF-7840E4896CDD}" srcOrd="5" destOrd="0" presId="urn:microsoft.com/office/officeart/2008/layout/HorizontalMultiLevelHierarchy"/>
+    <dgm:cxn modelId="{5FE1CD23-A4FE-4A61-B3D8-DA63CF7D7CA7}" type="presParOf" srcId="{A643009F-D9C0-4768-AFF8-C00229FBA6D8}" destId="{88CCAA04-2723-4C1C-8ADF-7840E4896CDD}" srcOrd="3" destOrd="0" presId="urn:microsoft.com/office/officeart/2008/layout/HorizontalMultiLevelHierarchy"/>
     <dgm:cxn modelId="{BD647F2B-3D50-46BA-AE04-0B818BB4C8F4}" type="presParOf" srcId="{88CCAA04-2723-4C1C-8ADF-7840E4896CDD}" destId="{2524AC89-9ACE-41BE-9520-9B21B3CDC7B0}" srcOrd="0" destOrd="0" presId="urn:microsoft.com/office/officeart/2008/layout/HorizontalMultiLevelHierarchy"/>
     <dgm:cxn modelId="{12846CFA-BDBB-4DB6-9AFE-F3E1EDB9E44F}" type="presParOf" srcId="{88CCAA04-2723-4C1C-8ADF-7840E4896CDD}" destId="{98790839-65C8-46AB-B703-0BBBF9EF2EAA}" srcOrd="1" destOrd="0" presId="urn:microsoft.com/office/officeart/2008/layout/HorizontalMultiLevelHierarchy"/>
-    <dgm:cxn modelId="{C21AAA20-E043-4DF1-A8AD-6A61DA06CBFF}" type="presParOf" srcId="{A643009F-D9C0-4768-AFF8-C00229FBA6D8}" destId="{1A7E6096-0DB2-411C-BC54-0A3AE8E834D7}" srcOrd="6" destOrd="0" presId="urn:microsoft.com/office/officeart/2008/layout/HorizontalMultiLevelHierarchy"/>
+    <dgm:cxn modelId="{C21AAA20-E043-4DF1-A8AD-6A61DA06CBFF}" type="presParOf" srcId="{A643009F-D9C0-4768-AFF8-C00229FBA6D8}" destId="{1A7E6096-0DB2-411C-BC54-0A3AE8E834D7}" srcOrd="4" destOrd="0" presId="urn:microsoft.com/office/officeart/2008/layout/HorizontalMultiLevelHierarchy"/>
     <dgm:cxn modelId="{51E67145-18E2-403A-A8CC-3E66577A1006}" type="presParOf" srcId="{1A7E6096-0DB2-411C-BC54-0A3AE8E834D7}" destId="{97D379E0-2FAB-4AFD-B31A-A2E4CFF433AA}" srcOrd="0" destOrd="0" presId="urn:microsoft.com/office/officeart/2008/layout/HorizontalMultiLevelHierarchy"/>
-    <dgm:cxn modelId="{1124F75C-2540-490A-9F9E-30E86A928E45}" type="presParOf" srcId="{A643009F-D9C0-4768-AFF8-C00229FBA6D8}" destId="{03DFA9E4-706F-4E4A-BAA2-7CDBCB23E6CC}" srcOrd="7" destOrd="0" presId="urn:microsoft.com/office/officeart/2008/layout/HorizontalMultiLevelHierarchy"/>
+    <dgm:cxn modelId="{1124F75C-2540-490A-9F9E-30E86A928E45}" type="presParOf" srcId="{A643009F-D9C0-4768-AFF8-C00229FBA6D8}" destId="{03DFA9E4-706F-4E4A-BAA2-7CDBCB23E6CC}" srcOrd="5" destOrd="0" presId="urn:microsoft.com/office/officeart/2008/layout/HorizontalMultiLevelHierarchy"/>
     <dgm:cxn modelId="{AA66A08A-8E1E-4963-B561-F4608125CB94}" type="presParOf" srcId="{03DFA9E4-706F-4E4A-BAA2-7CDBCB23E6CC}" destId="{D9B524DA-786C-4BB9-B29E-9AEE613FFCF9}" srcOrd="0" destOrd="0" presId="urn:microsoft.com/office/officeart/2008/layout/HorizontalMultiLevelHierarchy"/>
     <dgm:cxn modelId="{3D6CCB26-CB87-47D8-9AA4-596CAF765AFF}" type="presParOf" srcId="{03DFA9E4-706F-4E4A-BAA2-7CDBCB23E6CC}" destId="{5732D2DD-F420-47E9-BA2B-36EB83EABB6B}" srcOrd="1" destOrd="0" presId="urn:microsoft.com/office/officeart/2008/layout/HorizontalMultiLevelHierarchy"/>
     <dgm:cxn modelId="{C208B858-422A-43AA-BD65-9D2489F97A15}" type="presParOf" srcId="{39E3D7B0-40F6-49B0-8C16-824955D18BCF}" destId="{232BEA19-C819-4ADC-837C-EEEDBCD8F54D}" srcOrd="2" destOrd="0" presId="urn:microsoft.com/office/officeart/2008/layout/HorizontalMultiLevelHierarchy"/>
@@ -12945,8 +17788,8 @@
       </dsp:nvSpPr>
       <dsp:spPr>
         <a:xfrm>
-          <a:off x="484533" y="4333863"/>
-          <a:ext cx="316964" cy="2264895"/>
+          <a:off x="484533" y="4182870"/>
+          <a:ext cx="316964" cy="2113902"/>
         </a:xfrm>
         <a:custGeom>
           <a:avLst/>
@@ -12963,10 +17806,10 @@
                 <a:pt x="158482" y="0"/>
               </a:lnTo>
               <a:lnTo>
-                <a:pt x="158482" y="2264895"/>
+                <a:pt x="158482" y="2113902"/>
               </a:lnTo>
               <a:lnTo>
-                <a:pt x="316964" y="2264895"/>
+                <a:pt x="316964" y="2113902"/>
               </a:lnTo>
             </a:path>
           </a:pathLst>
@@ -13005,7 +17848,7 @@
         </a:bodyPr>
         <a:lstStyle/>
         <a:p>
-          <a:pPr marL="0" lvl="0" indent="0" algn="ctr" defTabSz="355600">
+          <a:pPr marL="0" lvl="0" indent="0" algn="ctr" defTabSz="311150">
             <a:lnSpc>
               <a:spcPct val="90000"/>
             </a:lnSpc>
@@ -13017,12 +17860,12 @@
             </a:spcAft>
             <a:buNone/>
           </a:pPr>
-          <a:endParaRPr lang="en-ZA" sz="800" kern="1200"/>
+          <a:endParaRPr lang="en-ZA" sz="700" kern="1200"/>
         </a:p>
       </dsp:txBody>
       <dsp:txXfrm>
-        <a:off x="585841" y="5409136"/>
-        <a:ext cx="114348" cy="114348"/>
+        <a:off x="589576" y="5186382"/>
+        <a:ext cx="106876" cy="106876"/>
       </dsp:txXfrm>
     </dsp:sp>
     <dsp:sp modelId="{87620B6E-DC1F-4BFF-BA9D-CE45241F81E8}">
@@ -13032,7 +17875,7 @@
       </dsp:nvSpPr>
       <dsp:spPr>
         <a:xfrm>
-          <a:off x="2386320" y="5949066"/>
+          <a:off x="2386320" y="5647080"/>
           <a:ext cx="316964" cy="91440"/>
         </a:xfrm>
         <a:custGeom>
@@ -13102,7 +17945,7 @@
         </a:p>
       </dsp:txBody>
       <dsp:txXfrm>
-        <a:off x="2536878" y="5986862"/>
+        <a:off x="2536878" y="5684876"/>
         <a:ext cx="15848" cy="15848"/>
       </dsp:txXfrm>
     </dsp:sp>
@@ -13113,8 +17956,8 @@
       </dsp:nvSpPr>
       <dsp:spPr>
         <a:xfrm>
-          <a:off x="484533" y="4333863"/>
-          <a:ext cx="316964" cy="1660923"/>
+          <a:off x="484533" y="4182870"/>
+          <a:ext cx="316964" cy="1509930"/>
         </a:xfrm>
         <a:custGeom>
           <a:avLst/>
@@ -13131,10 +17974,10 @@
                 <a:pt x="158482" y="0"/>
               </a:lnTo>
               <a:lnTo>
-                <a:pt x="158482" y="1660923"/>
+                <a:pt x="158482" y="1509930"/>
               </a:lnTo>
               <a:lnTo>
-                <a:pt x="316964" y="1660923"/>
+                <a:pt x="316964" y="1509930"/>
               </a:lnTo>
             </a:path>
           </a:pathLst>
@@ -13173,7 +18016,7 @@
         </a:bodyPr>
         <a:lstStyle/>
         <a:p>
-          <a:pPr marL="0" lvl="0" indent="0" algn="ctr" defTabSz="266700">
+          <a:pPr marL="0" lvl="0" indent="0" algn="ctr" defTabSz="222250">
             <a:lnSpc>
               <a:spcPct val="90000"/>
             </a:lnSpc>
@@ -13185,12 +18028,12 @@
             </a:spcAft>
             <a:buNone/>
           </a:pPr>
-          <a:endParaRPr lang="en-ZA" sz="600" kern="1200"/>
+          <a:endParaRPr lang="en-ZA" sz="500" kern="1200"/>
         </a:p>
       </dsp:txBody>
       <dsp:txXfrm>
-        <a:off x="600742" y="5122052"/>
-        <a:ext cx="84544" cy="84544"/>
+        <a:off x="604444" y="4899264"/>
+        <a:ext cx="77142" cy="77142"/>
       </dsp:txXfrm>
     </dsp:sp>
     <dsp:sp modelId="{1F998633-D1F9-4DB4-90AF-8CC94A30763A}">
@@ -13200,7 +18043,7 @@
       </dsp:nvSpPr>
       <dsp:spPr>
         <a:xfrm>
-          <a:off x="2386320" y="5345094"/>
+          <a:off x="2386320" y="5043108"/>
           <a:ext cx="316964" cy="91440"/>
         </a:xfrm>
         <a:custGeom>
@@ -13270,7 +18113,7 @@
         </a:p>
       </dsp:txBody>
       <dsp:txXfrm>
-        <a:off x="2536878" y="5382890"/>
+        <a:off x="2536878" y="5080903"/>
         <a:ext cx="15848" cy="15848"/>
       </dsp:txXfrm>
     </dsp:sp>
@@ -13281,8 +18124,8 @@
       </dsp:nvSpPr>
       <dsp:spPr>
         <a:xfrm>
-          <a:off x="484533" y="4333863"/>
-          <a:ext cx="316964" cy="1056951"/>
+          <a:off x="484533" y="4182870"/>
+          <a:ext cx="316964" cy="905958"/>
         </a:xfrm>
         <a:custGeom>
           <a:avLst/>
@@ -13299,10 +18142,10 @@
                 <a:pt x="158482" y="0"/>
               </a:lnTo>
               <a:lnTo>
-                <a:pt x="158482" y="1056951"/>
+                <a:pt x="158482" y="905958"/>
               </a:lnTo>
               <a:lnTo>
-                <a:pt x="316964" y="1056951"/>
+                <a:pt x="316964" y="905958"/>
               </a:lnTo>
             </a:path>
           </a:pathLst>
@@ -13357,8 +18200,8 @@
         </a:p>
       </dsp:txBody>
       <dsp:txXfrm>
-        <a:off x="615428" y="4834752"/>
-        <a:ext cx="55172" cy="55172"/>
+        <a:off x="619020" y="4611853"/>
+        <a:ext cx="47990" cy="47990"/>
       </dsp:txXfrm>
     </dsp:sp>
     <dsp:sp modelId="{724082EA-94B1-4C9C-949F-89ECCD83A985}">
@@ -13368,7 +18211,7 @@
       </dsp:nvSpPr>
       <dsp:spPr>
         <a:xfrm>
-          <a:off x="4288107" y="4741122"/>
+          <a:off x="4288107" y="4439136"/>
           <a:ext cx="316964" cy="91440"/>
         </a:xfrm>
         <a:custGeom>
@@ -13438,7 +18281,7 @@
         </a:p>
       </dsp:txBody>
       <dsp:txXfrm>
-        <a:off x="4438665" y="4778917"/>
+        <a:off x="4438665" y="4476931"/>
         <a:ext cx="15848" cy="15848"/>
       </dsp:txXfrm>
     </dsp:sp>
@@ -13449,7 +18292,7 @@
       </dsp:nvSpPr>
       <dsp:spPr>
         <a:xfrm>
-          <a:off x="2386320" y="4182870"/>
+          <a:off x="2386320" y="3880884"/>
           <a:ext cx="316964" cy="603972"/>
         </a:xfrm>
         <a:custGeom>
@@ -13525,7 +18368,7 @@
         </a:p>
       </dsp:txBody>
       <dsp:txXfrm>
-        <a:off x="2527750" y="4467803"/>
+        <a:off x="2527750" y="4165817"/>
         <a:ext cx="34104" cy="34104"/>
       </dsp:txXfrm>
     </dsp:sp>
@@ -13536,7 +18379,7 @@
       </dsp:nvSpPr>
       <dsp:spPr>
         <a:xfrm>
-          <a:off x="2386320" y="4137150"/>
+          <a:off x="2386320" y="3835164"/>
           <a:ext cx="316964" cy="91440"/>
         </a:xfrm>
         <a:custGeom>
@@ -13606,7 +18449,7 @@
         </a:p>
       </dsp:txBody>
       <dsp:txXfrm>
-        <a:off x="2536878" y="4174945"/>
+        <a:off x="2536878" y="3872959"/>
         <a:ext cx="15848" cy="15848"/>
       </dsp:txXfrm>
     </dsp:sp>
@@ -13617,7 +18460,7 @@
       </dsp:nvSpPr>
       <dsp:spPr>
         <a:xfrm>
-          <a:off x="2386320" y="3578897"/>
+          <a:off x="2386320" y="3276911"/>
           <a:ext cx="316964" cy="603972"/>
         </a:xfrm>
         <a:custGeom>
@@ -13693,7 +18536,7 @@
         </a:p>
       </dsp:txBody>
       <dsp:txXfrm>
-        <a:off x="2527750" y="3863831"/>
+        <a:off x="2527750" y="3561845"/>
         <a:ext cx="34104" cy="34104"/>
       </dsp:txXfrm>
     </dsp:sp>
@@ -13704,8 +18547,8 @@
       </dsp:nvSpPr>
       <dsp:spPr>
         <a:xfrm>
-          <a:off x="484533" y="4182870"/>
-          <a:ext cx="316964" cy="150993"/>
+          <a:off x="484533" y="3880884"/>
+          <a:ext cx="316964" cy="301986"/>
         </a:xfrm>
         <a:custGeom>
           <a:avLst/>
@@ -13716,10 +18559,10 @@
           <a:pathLst>
             <a:path>
               <a:moveTo>
-                <a:pt x="0" y="150993"/>
+                <a:pt x="0" y="301986"/>
               </a:moveTo>
               <a:lnTo>
-                <a:pt x="158482" y="150993"/>
+                <a:pt x="158482" y="301986"/>
               </a:lnTo>
               <a:lnTo>
                 <a:pt x="158482" y="0"/>
@@ -13780,8 +18623,8 @@
         </a:p>
       </dsp:txBody>
       <dsp:txXfrm>
-        <a:off x="634238" y="4249589"/>
-        <a:ext cx="17554" cy="17554"/>
+        <a:off x="632070" y="4020932"/>
+        <a:ext cx="21889" cy="21889"/>
       </dsp:txXfrm>
     </dsp:sp>
     <dsp:sp modelId="{1A7E6096-0DB2-411C-BC54-0A3AE8E834D7}">
@@ -13792,7 +18635,7 @@
       <dsp:spPr>
         <a:xfrm>
           <a:off x="2386320" y="2068967"/>
-          <a:ext cx="316964" cy="905958"/>
+          <a:ext cx="316964" cy="603972"/>
         </a:xfrm>
         <a:custGeom>
           <a:avLst/>
@@ -13809,10 +18652,10 @@
                 <a:pt x="158482" y="0"/>
               </a:lnTo>
               <a:lnTo>
-                <a:pt x="158482" y="905958"/>
+                <a:pt x="158482" y="603972"/>
               </a:lnTo>
               <a:lnTo>
-                <a:pt x="316964" y="905958"/>
+                <a:pt x="316964" y="603972"/>
               </a:lnTo>
             </a:path>
           </a:pathLst>
@@ -13867,8 +18710,8 @@
         </a:p>
       </dsp:txBody>
       <dsp:txXfrm>
-        <a:off x="2520807" y="2497951"/>
-        <a:ext cx="47990" cy="47990"/>
+        <a:off x="2527750" y="2353901"/>
+        <a:ext cx="34104" cy="34104"/>
       </dsp:txXfrm>
     </dsp:sp>
     <dsp:sp modelId="{CC8F7EAD-BDD8-4D97-8571-6C238A402FCA}">
@@ -13878,8 +18721,8 @@
       </dsp:nvSpPr>
       <dsp:spPr>
         <a:xfrm>
-          <a:off x="2386320" y="2068967"/>
-          <a:ext cx="316964" cy="301986"/>
+          <a:off x="2386320" y="2023247"/>
+          <a:ext cx="316964" cy="91440"/>
         </a:xfrm>
         <a:custGeom>
           <a:avLst/>
@@ -13890,16 +18733,10 @@
           <a:pathLst>
             <a:path>
               <a:moveTo>
-                <a:pt x="0" y="0"/>
+                <a:pt x="0" y="45720"/>
               </a:moveTo>
               <a:lnTo>
-                <a:pt x="158482" y="0"/>
-              </a:lnTo>
-              <a:lnTo>
-                <a:pt x="158482" y="301986"/>
-              </a:lnTo>
-              <a:lnTo>
-                <a:pt x="316964" y="301986"/>
+                <a:pt x="316964" y="45720"/>
               </a:lnTo>
             </a:path>
           </a:pathLst>
@@ -13954,19 +18791,19 @@
         </a:p>
       </dsp:txBody>
       <dsp:txXfrm>
-        <a:off x="2533857" y="2209016"/>
-        <a:ext cx="21889" cy="21889"/>
+        <a:off x="2536878" y="2061043"/>
+        <a:ext cx="15848" cy="15848"/>
       </dsp:txXfrm>
     </dsp:sp>
-    <dsp:sp modelId="{5DEE9101-89DD-4712-8CB6-93660DA997F5}">
+    <dsp:sp modelId="{FBC5933A-449B-4EA8-A4C5-C43BEF2C097B}">
       <dsp:nvSpPr>
         <dsp:cNvPr id="0" name=""/>
         <dsp:cNvSpPr/>
       </dsp:nvSpPr>
       <dsp:spPr>
         <a:xfrm>
-          <a:off x="2386320" y="1766981"/>
-          <a:ext cx="316964" cy="301986"/>
+          <a:off x="2386320" y="1464995"/>
+          <a:ext cx="316964" cy="603972"/>
         </a:xfrm>
         <a:custGeom>
           <a:avLst/>
@@ -13977,10 +18814,10 @@
           <a:pathLst>
             <a:path>
               <a:moveTo>
-                <a:pt x="0" y="301986"/>
+                <a:pt x="0" y="603972"/>
               </a:moveTo>
               <a:lnTo>
-                <a:pt x="158482" y="301986"/>
+                <a:pt x="158482" y="603972"/>
               </a:lnTo>
               <a:lnTo>
                 <a:pt x="158482" y="0"/>
@@ -14041,19 +18878,19 @@
         </a:p>
       </dsp:txBody>
       <dsp:txXfrm>
-        <a:off x="2533857" y="1907030"/>
-        <a:ext cx="21889" cy="21889"/>
+        <a:off x="2527750" y="1749929"/>
+        <a:ext cx="34104" cy="34104"/>
       </dsp:txXfrm>
     </dsp:sp>
-    <dsp:sp modelId="{FBC5933A-449B-4EA8-A4C5-C43BEF2C097B}">
+    <dsp:sp modelId="{0DF4181E-7FBB-4FF3-98D9-9F79F0D53D60}">
       <dsp:nvSpPr>
         <dsp:cNvPr id="0" name=""/>
         <dsp:cNvSpPr/>
       </dsp:nvSpPr>
       <dsp:spPr>
         <a:xfrm>
-          <a:off x="2386320" y="1163009"/>
-          <a:ext cx="316964" cy="905958"/>
+          <a:off x="484533" y="2068967"/>
+          <a:ext cx="316964" cy="2113902"/>
         </a:xfrm>
         <a:custGeom>
           <a:avLst/>
@@ -14064,97 +18901,10 @@
           <a:pathLst>
             <a:path>
               <a:moveTo>
-                <a:pt x="0" y="905958"/>
+                <a:pt x="0" y="2113902"/>
               </a:moveTo>
               <a:lnTo>
-                <a:pt x="158482" y="905958"/>
-              </a:lnTo>
-              <a:lnTo>
-                <a:pt x="158482" y="0"/>
-              </a:lnTo>
-              <a:lnTo>
-                <a:pt x="316964" y="0"/>
-              </a:lnTo>
-            </a:path>
-          </a:pathLst>
-        </a:custGeom>
-        <a:noFill/>
-        <a:ln w="12700" cap="flat" cmpd="sng" algn="ctr">
-          <a:solidFill>
-            <a:schemeClr val="accent1">
-              <a:shade val="80000"/>
-              <a:hueOff val="0"/>
-              <a:satOff val="0"/>
-              <a:lumOff val="0"/>
-              <a:alphaOff val="0"/>
-            </a:schemeClr>
-          </a:solidFill>
-          <a:prstDash val="solid"/>
-          <a:miter lim="800000"/>
-        </a:ln>
-        <a:effectLst/>
-      </dsp:spPr>
-      <dsp:style>
-        <a:lnRef idx="2">
-          <a:scrgbClr r="0" g="0" b="0"/>
-        </a:lnRef>
-        <a:fillRef idx="0">
-          <a:scrgbClr r="0" g="0" b="0"/>
-        </a:fillRef>
-        <a:effectRef idx="0">
-          <a:scrgbClr r="0" g="0" b="0"/>
-        </a:effectRef>
-        <a:fontRef idx="minor"/>
-      </dsp:style>
-      <dsp:txBody>
-        <a:bodyPr spcFirstLastPara="0" vert="horz" wrap="square" lIns="12700" tIns="0" rIns="12700" bIns="0" numCol="1" spcCol="1270" anchor="ctr" anchorCtr="0">
-          <a:noAutofit/>
-        </a:bodyPr>
-        <a:lstStyle/>
-        <a:p>
-          <a:pPr marL="0" lvl="0" indent="0" algn="ctr" defTabSz="222250">
-            <a:lnSpc>
-              <a:spcPct val="90000"/>
-            </a:lnSpc>
-            <a:spcBef>
-              <a:spcPct val="0"/>
-            </a:spcBef>
-            <a:spcAft>
-              <a:spcPct val="35000"/>
-            </a:spcAft>
-            <a:buNone/>
-          </a:pPr>
-          <a:endParaRPr lang="en-ZA" sz="500" kern="1200"/>
-        </a:p>
-      </dsp:txBody>
-      <dsp:txXfrm>
-        <a:off x="2520807" y="1591993"/>
-        <a:ext cx="47990" cy="47990"/>
-      </dsp:txXfrm>
-    </dsp:sp>
-    <dsp:sp modelId="{0DF4181E-7FBB-4FF3-98D9-9F79F0D53D60}">
-      <dsp:nvSpPr>
-        <dsp:cNvPr id="0" name=""/>
-        <dsp:cNvSpPr/>
-      </dsp:nvSpPr>
-      <dsp:spPr>
-        <a:xfrm>
-          <a:off x="484533" y="2068967"/>
-          <a:ext cx="316964" cy="2264895"/>
-        </a:xfrm>
-        <a:custGeom>
-          <a:avLst/>
-          <a:gdLst/>
-          <a:ahLst/>
-          <a:cxnLst/>
-          <a:rect l="0" t="0" r="0" b="0"/>
-          <a:pathLst>
-            <a:path>
-              <a:moveTo>
-                <a:pt x="0" y="2264895"/>
-              </a:moveTo>
-              <a:lnTo>
-                <a:pt x="158482" y="2264895"/>
+                <a:pt x="158482" y="2113902"/>
               </a:lnTo>
               <a:lnTo>
                 <a:pt x="158482" y="0"/>
@@ -14199,7 +18949,7 @@
         </a:bodyPr>
         <a:lstStyle/>
         <a:p>
-          <a:pPr marL="0" lvl="0" indent="0" algn="ctr" defTabSz="355600">
+          <a:pPr marL="0" lvl="0" indent="0" algn="ctr" defTabSz="311150">
             <a:lnSpc>
               <a:spcPct val="90000"/>
             </a:lnSpc>
@@ -14211,12 +18961,12 @@
             </a:spcAft>
             <a:buNone/>
           </a:pPr>
-          <a:endParaRPr lang="en-ZA" sz="800" kern="1200"/>
+          <a:endParaRPr lang="en-ZA" sz="700" kern="1200"/>
         </a:p>
       </dsp:txBody>
       <dsp:txXfrm>
-        <a:off x="585841" y="3144241"/>
-        <a:ext cx="114348" cy="114348"/>
+        <a:off x="589576" y="3072480"/>
+        <a:ext cx="106876" cy="106876"/>
       </dsp:txXfrm>
     </dsp:sp>
     <dsp:sp modelId="{85B803DC-9772-470A-A1D0-4218781C71B8}">
@@ -14226,7 +18976,7 @@
       </dsp:nvSpPr>
       <dsp:spPr>
         <a:xfrm rot="16200000">
-          <a:off x="-1028575" y="4092274"/>
+          <a:off x="-1028575" y="3941281"/>
           <a:ext cx="2543040" cy="483177"/>
         </a:xfrm>
         <a:prstGeom prst="rect">
@@ -14294,7 +19044,7 @@
         </a:p>
       </dsp:txBody>
       <dsp:txXfrm>
-        <a:off x="-1028575" y="4092274"/>
+        <a:off x="-1028575" y="3941281"/>
         <a:ext cx="2543040" cy="483177"/>
       </dsp:txXfrm>
     </dsp:sp>
@@ -14383,7 +19133,7 @@
       </dsp:nvSpPr>
       <dsp:spPr>
         <a:xfrm>
-          <a:off x="2703284" y="921420"/>
+          <a:off x="2703284" y="1223406"/>
           <a:ext cx="1584822" cy="483177"/>
         </a:xfrm>
         <a:prstGeom prst="rect">
@@ -14450,85 +19200,7 @@
         </a:p>
       </dsp:txBody>
       <dsp:txXfrm>
-        <a:off x="2703284" y="921420"/>
-        <a:ext cx="1584822" cy="483177"/>
-      </dsp:txXfrm>
-    </dsp:sp>
-    <dsp:sp modelId="{25219541-CF1F-4A6D-A40E-D24200ECAED6}">
-      <dsp:nvSpPr>
-        <dsp:cNvPr id="0" name=""/>
-        <dsp:cNvSpPr/>
-      </dsp:nvSpPr>
-      <dsp:spPr>
-        <a:xfrm>
-          <a:off x="2703284" y="1525393"/>
-          <a:ext cx="1584822" cy="483177"/>
-        </a:xfrm>
-        <a:prstGeom prst="rect">
-          <a:avLst/>
-        </a:prstGeom>
-        <a:solidFill>
-          <a:schemeClr val="accent1">
-            <a:hueOff val="0"/>
-            <a:satOff val="0"/>
-            <a:lumOff val="0"/>
-            <a:alphaOff val="0"/>
-          </a:schemeClr>
-        </a:solidFill>
-        <a:ln w="12700" cap="flat" cmpd="sng" algn="ctr">
-          <a:solidFill>
-            <a:schemeClr val="lt1">
-              <a:hueOff val="0"/>
-              <a:satOff val="0"/>
-              <a:lumOff val="0"/>
-              <a:alphaOff val="0"/>
-            </a:schemeClr>
-          </a:solidFill>
-          <a:prstDash val="solid"/>
-          <a:miter lim="800000"/>
-        </a:ln>
-        <a:effectLst/>
-      </dsp:spPr>
-      <dsp:style>
-        <a:lnRef idx="2">
-          <a:scrgbClr r="0" g="0" b="0"/>
-        </a:lnRef>
-        <a:fillRef idx="1">
-          <a:scrgbClr r="0" g="0" b="0"/>
-        </a:fillRef>
-        <a:effectRef idx="0">
-          <a:scrgbClr r="0" g="0" b="0"/>
-        </a:effectRef>
-        <a:fontRef idx="minor">
-          <a:schemeClr val="lt1"/>
-        </a:fontRef>
-      </dsp:style>
-      <dsp:txBody>
-        <a:bodyPr spcFirstLastPara="0" vert="horz" wrap="square" lIns="6350" tIns="6350" rIns="6350" bIns="6350" numCol="1" spcCol="1270" anchor="ctr" anchorCtr="0">
-          <a:noAutofit/>
-        </a:bodyPr>
-        <a:lstStyle/>
-        <a:p>
-          <a:pPr marL="0" lvl="0" indent="0" algn="ctr" defTabSz="444500">
-            <a:lnSpc>
-              <a:spcPct val="90000"/>
-            </a:lnSpc>
-            <a:spcBef>
-              <a:spcPct val="0"/>
-            </a:spcBef>
-            <a:spcAft>
-              <a:spcPct val="35000"/>
-            </a:spcAft>
-            <a:buNone/>
-          </a:pPr>
-          <a:r>
-            <a:rPr lang="en-ZA" sz="1000" kern="1200"/>
-            <a:t>Verklaring_Fase1.docx</a:t>
-          </a:r>
-        </a:p>
-      </dsp:txBody>
-      <dsp:txXfrm>
-        <a:off x="2703284" y="1525393"/>
+        <a:off x="2703284" y="1223406"/>
         <a:ext cx="1584822" cy="483177"/>
       </dsp:txXfrm>
     </dsp:sp>
@@ -14539,7 +19211,7 @@
       </dsp:nvSpPr>
       <dsp:spPr>
         <a:xfrm>
-          <a:off x="2703284" y="2129365"/>
+          <a:off x="2703284" y="1827379"/>
           <a:ext cx="1584822" cy="483177"/>
         </a:xfrm>
         <a:prstGeom prst="rect">
@@ -14606,7 +19278,7 @@
         </a:p>
       </dsp:txBody>
       <dsp:txXfrm>
-        <a:off x="2703284" y="2129365"/>
+        <a:off x="2703284" y="1827379"/>
         <a:ext cx="1584822" cy="483177"/>
       </dsp:txXfrm>
     </dsp:sp>
@@ -14617,7 +19289,7 @@
       </dsp:nvSpPr>
       <dsp:spPr>
         <a:xfrm>
-          <a:off x="2703284" y="2733337"/>
+          <a:off x="2703284" y="2431351"/>
           <a:ext cx="1584822" cy="483177"/>
         </a:xfrm>
         <a:prstGeom prst="rect">
@@ -14684,7 +19356,7 @@
         </a:p>
       </dsp:txBody>
       <dsp:txXfrm>
-        <a:off x="2703284" y="2733337"/>
+        <a:off x="2703284" y="2431351"/>
         <a:ext cx="1584822" cy="483177"/>
       </dsp:txXfrm>
     </dsp:sp>
@@ -14695,7 +19367,7 @@
       </dsp:nvSpPr>
       <dsp:spPr>
         <a:xfrm>
-          <a:off x="801497" y="3941281"/>
+          <a:off x="801497" y="3639295"/>
           <a:ext cx="1584822" cy="483177"/>
         </a:xfrm>
         <a:prstGeom prst="rect">
@@ -14762,7 +19434,7 @@
         </a:p>
       </dsp:txBody>
       <dsp:txXfrm>
-        <a:off x="801497" y="3941281"/>
+        <a:off x="801497" y="3639295"/>
         <a:ext cx="1584822" cy="483177"/>
       </dsp:txXfrm>
     </dsp:sp>
@@ -14773,7 +19445,7 @@
       </dsp:nvSpPr>
       <dsp:spPr>
         <a:xfrm>
-          <a:off x="2703284" y="3337309"/>
+          <a:off x="2703284" y="3035323"/>
           <a:ext cx="1584822" cy="483177"/>
         </a:xfrm>
         <a:prstGeom prst="rect">
@@ -14840,7 +19512,7 @@
         </a:p>
       </dsp:txBody>
       <dsp:txXfrm>
-        <a:off x="2703284" y="3337309"/>
+        <a:off x="2703284" y="3035323"/>
         <a:ext cx="1584822" cy="483177"/>
       </dsp:txXfrm>
     </dsp:sp>
@@ -14851,7 +19523,7 @@
       </dsp:nvSpPr>
       <dsp:spPr>
         <a:xfrm>
-          <a:off x="2703284" y="3941281"/>
+          <a:off x="2703284" y="3639295"/>
           <a:ext cx="1584822" cy="483177"/>
         </a:xfrm>
         <a:prstGeom prst="rect">
@@ -14918,7 +19590,7 @@
         </a:p>
       </dsp:txBody>
       <dsp:txXfrm>
-        <a:off x="2703284" y="3941281"/>
+        <a:off x="2703284" y="3639295"/>
         <a:ext cx="1584822" cy="483177"/>
       </dsp:txXfrm>
     </dsp:sp>
@@ -14929,7 +19601,7 @@
       </dsp:nvSpPr>
       <dsp:spPr>
         <a:xfrm>
-          <a:off x="2703284" y="4545253"/>
+          <a:off x="2703284" y="4243267"/>
           <a:ext cx="1584822" cy="483177"/>
         </a:xfrm>
         <a:prstGeom prst="rect">
@@ -14996,7 +19668,7 @@
         </a:p>
       </dsp:txBody>
       <dsp:txXfrm>
-        <a:off x="2703284" y="4545253"/>
+        <a:off x="2703284" y="4243267"/>
         <a:ext cx="1584822" cy="483177"/>
       </dsp:txXfrm>
     </dsp:sp>
@@ -15007,7 +19679,7 @@
       </dsp:nvSpPr>
       <dsp:spPr>
         <a:xfrm>
-          <a:off x="4605071" y="4545253"/>
+          <a:off x="4605071" y="4243267"/>
           <a:ext cx="1584822" cy="483177"/>
         </a:xfrm>
         <a:prstGeom prst="rect">
@@ -15074,7 +19746,7 @@
         </a:p>
       </dsp:txBody>
       <dsp:txXfrm>
-        <a:off x="4605071" y="4545253"/>
+        <a:off x="4605071" y="4243267"/>
         <a:ext cx="1584822" cy="483177"/>
       </dsp:txXfrm>
     </dsp:sp>
@@ -15085,7 +19757,7 @@
       </dsp:nvSpPr>
       <dsp:spPr>
         <a:xfrm>
-          <a:off x="801497" y="5149225"/>
+          <a:off x="801497" y="4847239"/>
           <a:ext cx="1584822" cy="483177"/>
         </a:xfrm>
         <a:prstGeom prst="rect">
@@ -15152,7 +19824,7 @@
         </a:p>
       </dsp:txBody>
       <dsp:txXfrm>
-        <a:off x="801497" y="5149225"/>
+        <a:off x="801497" y="4847239"/>
         <a:ext cx="1584822" cy="483177"/>
       </dsp:txXfrm>
     </dsp:sp>
@@ -15163,7 +19835,7 @@
       </dsp:nvSpPr>
       <dsp:spPr>
         <a:xfrm>
-          <a:off x="2703284" y="5149225"/>
+          <a:off x="2703284" y="4847239"/>
           <a:ext cx="1584822" cy="483177"/>
         </a:xfrm>
         <a:prstGeom prst="rect">
@@ -15230,7 +19902,7 @@
         </a:p>
       </dsp:txBody>
       <dsp:txXfrm>
-        <a:off x="2703284" y="5149225"/>
+        <a:off x="2703284" y="4847239"/>
         <a:ext cx="1584822" cy="483177"/>
       </dsp:txXfrm>
     </dsp:sp>
@@ -15241,7 +19913,7 @@
       </dsp:nvSpPr>
       <dsp:spPr>
         <a:xfrm>
-          <a:off x="801497" y="5753197"/>
+          <a:off x="801497" y="5451211"/>
           <a:ext cx="1584822" cy="483177"/>
         </a:xfrm>
         <a:prstGeom prst="rect">
@@ -15308,7 +19980,7 @@
         </a:p>
       </dsp:txBody>
       <dsp:txXfrm>
-        <a:off x="801497" y="5753197"/>
+        <a:off x="801497" y="5451211"/>
         <a:ext cx="1584822" cy="483177"/>
       </dsp:txXfrm>
     </dsp:sp>
@@ -15319,7 +19991,7 @@
       </dsp:nvSpPr>
       <dsp:spPr>
         <a:xfrm>
-          <a:off x="2703284" y="5753197"/>
+          <a:off x="2703284" y="5451211"/>
           <a:ext cx="1584822" cy="483177"/>
         </a:xfrm>
         <a:prstGeom prst="rect">
@@ -15386,7 +20058,7 @@
         </a:p>
       </dsp:txBody>
       <dsp:txXfrm>
-        <a:off x="2703284" y="5753197"/>
+        <a:off x="2703284" y="5451211"/>
         <a:ext cx="1584822" cy="483177"/>
       </dsp:txXfrm>
     </dsp:sp>
@@ -15397,7 +20069,7 @@
       </dsp:nvSpPr>
       <dsp:spPr>
         <a:xfrm>
-          <a:off x="801497" y="6357169"/>
+          <a:off x="801497" y="6055183"/>
           <a:ext cx="1584822" cy="483177"/>
         </a:xfrm>
         <a:prstGeom prst="rect">
@@ -15464,7 +20136,7 @@
         </a:p>
       </dsp:txBody>
       <dsp:txXfrm>
-        <a:off x="801497" y="6357169"/>
+        <a:off x="801497" y="6055183"/>
         <a:ext cx="1584822" cy="483177"/>
       </dsp:txXfrm>
     </dsp:sp>
@@ -17025,7 +21697,10 @@
     <w:rsid w:val="00297B8F"/>
     <w:rsid w:val="0039684C"/>
     <w:rsid w:val="004534F3"/>
+    <w:rsid w:val="00471C11"/>
     <w:rsid w:val="004B0D3B"/>
+    <w:rsid w:val="00615CB5"/>
+    <w:rsid w:val="006D207E"/>
     <w:rsid w:val="00941C59"/>
     <w:rsid w:val="00AF6B68"/>
     <w:rsid w:val="00BD431C"/>
@@ -17509,6 +22184,90 @@
 </w:webSettings>
 </file>
 
+<file path=word/ink/ink1.xml><?xml version="1.0" encoding="utf-8"?>
+<inkml:ink xmlns:inkml="http://www.w3.org/2003/InkML">
+  <inkml:definitions>
+    <inkml:context xml:id="ctx0">
+      <inkml:inkSource xml:id="inkSrc0">
+        <inkml:traceFormat>
+          <inkml:channel name="X" type="integer" min="-2.14748E9" max="2.14748E9" units="cm"/>
+          <inkml:channel name="Y" type="integer" min="-2.14748E9" max="2.14748E9" units="cm"/>
+          <inkml:channel name="F" type="integer" max="32767" units="dev"/>
+        </inkml:traceFormat>
+        <inkml:channelProperties>
+          <inkml:channelProperty channel="X" name="resolution" value="1000" units="1/cm"/>
+          <inkml:channelProperty channel="Y" name="resolution" value="1000" units="1/cm"/>
+          <inkml:channelProperty channel="F" name="resolution" value="0" units="1/dev"/>
+        </inkml:channelProperties>
+      </inkml:inkSource>
+      <inkml:timestamp xml:id="ts0" timeString="2025-09-09T10:16:46.934"/>
+    </inkml:context>
+    <inkml:brush xml:id="br0">
+      <inkml:brushProperty name="width" value="0.35" units="cm"/>
+      <inkml:brushProperty name="height" value="0.35" units="cm"/>
+      <inkml:brushProperty name="color" value="#004F8B"/>
+    </inkml:brush>
+  </inkml:definitions>
+  <inkml:trace contextRef="#ctx0" brushRef="#br0">0 0 24575,'0'0'-8191</inkml:trace>
+</inkml:ink>
+</file>
+
+<file path=word/ink/ink2.xml><?xml version="1.0" encoding="utf-8"?>
+<inkml:ink xmlns:inkml="http://www.w3.org/2003/InkML">
+  <inkml:definitions>
+    <inkml:context xml:id="ctx0">
+      <inkml:inkSource xml:id="inkSrc0">
+        <inkml:traceFormat>
+          <inkml:channel name="X" type="integer" min="-2.14748E9" max="2.14748E9" units="cm"/>
+          <inkml:channel name="Y" type="integer" min="-2.14748E9" max="2.14748E9" units="cm"/>
+          <inkml:channel name="F" type="integer" max="32767" units="dev"/>
+        </inkml:traceFormat>
+        <inkml:channelProperties>
+          <inkml:channelProperty channel="X" name="resolution" value="1000" units="1/cm"/>
+          <inkml:channelProperty channel="Y" name="resolution" value="1000" units="1/cm"/>
+          <inkml:channelProperty channel="F" name="resolution" value="0" units="1/dev"/>
+        </inkml:channelProperties>
+      </inkml:inkSource>
+      <inkml:timestamp xml:id="ts0" timeString="2025-09-09T10:16:19.188"/>
+    </inkml:context>
+    <inkml:brush xml:id="br0">
+      <inkml:brushProperty name="width" value="0.035" units="cm"/>
+      <inkml:brushProperty name="height" value="0.035" units="cm"/>
+      <inkml:brushProperty name="color" value="#E71224"/>
+    </inkml:brush>
+  </inkml:definitions>
+  <inkml:trace contextRef="#ctx0" brushRef="#br0">107 0 24575,'-4'1'0,"0"0"0,0 0 0,0 0 0,1 0 0,-1 0 0,0 1 0,0-1 0,1 1 0,-1 0 0,1 0 0,0 1 0,0-1 0,0 1 0,0-1 0,0 1 0,0 0 0,1 0 0,-1 0 0,1 1 0,-2 3 0,-1 0 0,0 2 0,1-1 0,0 0 0,0 1 0,1-1 0,0 1 0,-3 17 0,5-21 0,0 1 0,1 0 0,-1-1 0,1 1 0,1 0 0,-1-1 0,1 1 0,0 0 0,0-1 0,0 1 0,3 6 0,-4-12 0,0 0 0,0 1 0,0-1 0,0 0 0,1 0 0,-1 0 0,0 1 0,0-1 0,0 0 0,0 0 0,0 0 0,0 0 0,0 1 0,0-1 0,0 0 0,0 0 0,1 0 0,-1 0 0,0 0 0,0 0 0,0 1 0,0-1 0,0 0 0,1 0 0,-1 0 0,0 0 0,0 0 0,0 0 0,0 0 0,1 0 0,-1 0 0,0 0 0,0 0 0,0 0 0,0 0 0,1 0 0,-1 0 0,0 0 0,0 0 0,0 0 0,1 0 0,-1 0 0,0 0 0,0 0 0,0 0 0,0 0 0,1 0 0,-1 0 0,0 0 0,0-1 0,6-11 0,-1-17 0,-3-131 0,3 180 0,1 0 0,0 0 0,1-1 0,2 0 0,0 0 0,0-1 0,2 0 0,0-1 0,15 17 0,-30-36-101,-54-33-1163,33 26-5562</inkml:trace>
+</inkml:ink>
+</file>
+
+<file path=word/ink/ink3.xml><?xml version="1.0" encoding="utf-8"?>
+<inkml:ink xmlns:inkml="http://www.w3.org/2003/InkML">
+  <inkml:definitions>
+    <inkml:context xml:id="ctx0">
+      <inkml:inkSource xml:id="inkSrc0">
+        <inkml:traceFormat>
+          <inkml:channel name="X" type="integer" min="-2.14748E9" max="2.14748E9" units="cm"/>
+          <inkml:channel name="Y" type="integer" min="-2.14748E9" max="2.14748E9" units="cm"/>
+          <inkml:channel name="F" type="integer" max="32767" units="dev"/>
+        </inkml:traceFormat>
+        <inkml:channelProperties>
+          <inkml:channelProperty channel="X" name="resolution" value="1000" units="1/cm"/>
+          <inkml:channelProperty channel="Y" name="resolution" value="1000" units="1/cm"/>
+          <inkml:channelProperty channel="F" name="resolution" value="0" units="1/dev"/>
+        </inkml:channelProperties>
+      </inkml:inkSource>
+      <inkml:timestamp xml:id="ts0" timeString="2025-09-09T10:16:15.093"/>
+    </inkml:context>
+    <inkml:brush xml:id="br0">
+      <inkml:brushProperty name="width" value="0.035" units="cm"/>
+      <inkml:brushProperty name="height" value="0.035" units="cm"/>
+      <inkml:brushProperty name="color" value="#E71224"/>
+    </inkml:brush>
+  </inkml:definitions>
+  <inkml:trace contextRef="#ctx0" brushRef="#br0">0 0 24575</inkml:trace>
+</inkml:ink>
+</file>
+
 <file path=word/theme/theme1.xml><?xml version="1.0" encoding="utf-8"?>
 <a:theme xmlns:a="http://schemas.openxmlformats.org/drawingml/2006/main" name="Office Theme">
   <a:themeElements>
@@ -17861,7 +22620,7 @@
   <b:Source>
     <b:Tag>Con23</b:Tag>
     <b:SourceType>InternetSite</b:SourceType>
-    <b:Guid>{B050DB4F-3203-4801-AE6D-DF3533D89D9D}</b:Guid>
+    <b:Guid>{7DD9CB30-1BF8-463C-B322-9BE99A3CEC93}</b:Guid>
     <b:Title>How does the Basel Convention adress E-Waste</b:Title>
     <b:InternetSiteTitle>YouTube</b:InternetSiteTitle>
     <b:Year>2023</b:Year>
@@ -17871,12 +22630,14 @@
         <b:Corporate>Basel Convention</b:Corporate>
       </b:Author>
     </b:Author>
+    <b:Month>12</b:Month>
+    <b:Day>3</b:Day>
     <b:RefOrder>2</b:RefOrder>
   </b:Source>
   <b:Source>
     <b:Tag>GreenBiz2023</b:Tag>
     <b:SourceType>InternetSite</b:SourceType>
-    <b:Guid>{F93CCB9A-244E-47C7-A132-A4F7260C183F}</b:Guid>
+    <b:Guid>{C5A788C1-C372-452D-8124-F87181E748B1}</b:Guid>
     <b:Author>
       <b:Author>
         <b:NameList>
@@ -17890,12 +22651,31 @@
     <b:InternetSiteTitle>GreenBiz</b:InternetSiteTitle>
     <b:Year>2023</b:Year>
     <b:URL>https://www.greenbiz.com</b:URL>
+    <b:Month>7</b:Month>
+    <b:Day>12</b:Day>
     <b:RefOrder>3</b:RefOrder>
+  </b:Source>
+  <b:Source>
+    <b:Tag>WHO2023</b:Tag>
+    <b:SourceType>InternetSite</b:SourceType>
+    <b:Guid>{4B120654-EED6-4235-9780-7661A8DB317B}</b:Guid>
+    <b:Author>
+      <b:Author>
+        <b:Corporate>World Health Organization (WHO)</b:Corporate>
+      </b:Author>
+    </b:Author>
+    <b:Title>Toxic Impacts of E-waste on Human Health</b:Title>
+    <b:InternetSiteTitle>World Health Organization</b:InternetSiteTitle>
+    <b:Year>2023</b:Year>
+    <b:URL>https://www.who.int/news-room/fact-sheets/detail/e-waste</b:URL>
+    <b:Month>2</b:Month>
+    <b:Day>21</b:Day>
+    <b:RefOrder>4</b:RefOrder>
   </b:Source>
   <b:Source>
     <b:Tag>Netsurit2024</b:Tag>
     <b:SourceType>InternetSite</b:SourceType>
-    <b:Guid>{0D0B10C7-C5AC-4717-AE1C-2EAB8D5973C3}</b:Guid>
+    <b:Guid>{AFB37E67-229C-4475-A6A2-CEBBB279EC7C}</b:Guid>
     <b:Author>
       <b:Author>
         <b:NameList>
@@ -17909,27 +22689,14 @@
     <b:InternetSiteTitle>Netsurit</b:InternetSiteTitle>
     <b:Year>2024</b:Year>
     <b:URL>https://www.netsurit.com</b:URL>
+    <b:Month>12</b:Month>
+    <b:Day>1</b:Day>
     <b:RefOrder>5</b:RefOrder>
-  </b:Source>
-  <b:Source>
-    <b:Tag>WHO2023</b:Tag>
-    <b:SourceType>InternetSite</b:SourceType>
-    <b:Guid>{236BFA66-BA97-4818-B605-070AFFEB6948}</b:Guid>
-    <b:Author>
-      <b:Author>
-        <b:Corporate>World Health Organization (WHO)</b:Corporate>
-      </b:Author>
-    </b:Author>
-    <b:Title>Toxic Impacts of E-waste on Human Health</b:Title>
-    <b:InternetSiteTitle>World Health Organization</b:InternetSiteTitle>
-    <b:Year>2023</b:Year>
-    <b:URL>https://www.who.int/news-room/fact-sheets/detail/e-waste</b:URL>
-    <b:RefOrder>4</b:RefOrder>
   </b:Source>
   <b:Source>
     <b:Tag>ITU2023</b:Tag>
     <b:SourceType>InternetSite</b:SourceType>
-    <b:Guid>{19010B5D-132D-4446-8902-DFF04EB263F8}</b:Guid>
+    <b:Guid>{E322D932-1638-4CE9-B9DA-FA34AB830307}</b:Guid>
     <b:Author>
       <b:Author>
         <b:Corporate>International Telecommunication Union (ITU)</b:Corporate>
@@ -17939,12 +22706,14 @@
     <b:InternetSiteTitle>YouTube</b:InternetSiteTitle>
     <b:Year>2023</b:Year>
     <b:URL>https://www.youtube.com/watch?v=tvL4hQEJD-I</b:URL>
+    <b:Month>4</b:Month>
+    <b:Day>14</b:Day>
     <b:RefOrder>6</b:RefOrder>
   </b:Source>
   <b:Source>
     <b:Tag>WEE24</b:Tag>
     <b:SourceType>InternetSite</b:SourceType>
-    <b:Guid>{4C8421D5-1587-4D90-8119-C51E5F062485}</b:Guid>
+    <b:Guid>{E749AD41-93FA-48F7-B43A-8D5D9B5D54A3}</b:Guid>
     <b:Author>
       <b:Author>
         <b:Corporate>WEEE Forum</b:Corporate>
@@ -17954,12 +22723,14 @@
     <b:InternetSiteTitle>WEEE Forum</b:InternetSiteTitle>
     <b:Year>2024</b:Year>
     <b:URL>https://weee-forum.org</b:URL>
+    <b:Month>5</b:Month>
+    <b:Day>12</b:Day>
     <b:RefOrder>7</b:RefOrder>
   </b:Source>
   <b:Source>
     <b:Tag>Bat24</b:Tag>
     <b:SourceType>InternetSite</b:SourceType>
-    <b:Guid>{7C6E8A47-B6EA-48A9-835C-49EB9289A2E4}</b:Guid>
+    <b:Guid>{D8387086-FA8E-4063-88F3-B3722959BA51}</b:Guid>
     <b:Author>
       <b:Author>
         <b:Corporate>Battery Recycling Association</b:Corporate>
@@ -17969,6 +22740,8 @@
     <b:InternetSiteTitle>Battery Council</b:InternetSiteTitle>
     <b:Year>2024</b:Year>
     <b:URL>https://www.batterycouncil.org</b:URL>
+    <b:Month>4</b:Month>
+    <b:Day>21</b:Day>
     <b:RefOrder>8</b:RefOrder>
   </b:Source>
 </b:Sources>
@@ -17983,7 +22756,7 @@
 </file>
 
 <file path=customXml/itemProps2.xml><?xml version="1.0" encoding="utf-8"?>
-<ds:datastoreItem xmlns:ds="http://schemas.openxmlformats.org/officeDocument/2006/customXml" ds:itemID="{785C4BF1-9EA2-42C8-9CDC-E0378019BBF1}">
+<ds:datastoreItem xmlns:ds="http://schemas.openxmlformats.org/officeDocument/2006/customXml" ds:itemID="{5340AC88-7192-4652-90D0-6659151D08C2}">
   <ds:schemaRefs>
     <ds:schemaRef ds:uri="http://schemas.openxmlformats.org/officeDocument/2006/bibliography"/>
   </ds:schemaRefs>

--- a/RTT PAT 2025/Fase 1/Beplanningsdokument.docx
+++ b/RTT PAT 2025/Fase 1/Beplanningsdokument.docx
@@ -2169,7 +2169,7 @@
           <w:noProof/>
         </w:rPr>
         <w:drawing>
-          <wp:inline distT="0" distB="0" distL="0" distR="0" wp14:anchorId="0DE16D10" wp14:editId="1EFE4200">
+          <wp:inline distT="0" distB="0" distL="0" distR="0" wp14:anchorId="0DE16D10" wp14:editId="6BB1E062">
             <wp:extent cx="6191250" cy="7761768"/>
             <wp:effectExtent l="38100" t="0" r="19050" b="0"/>
             <wp:docPr id="689439063" name="Diagram 3"/>
@@ -7357,7 +7357,7 @@
     <w:p>
       <w:r>
         <w:pict w14:anchorId="3DD20FA4">
-          <v:rect id="_x0000_i1248" style="width:0;height:1.5pt" o:hralign="center" o:hrstd="t" o:hr="t" fillcolor="#a0a0a0" stroked="f"/>
+          <v:rect id="_x0000_i1032" style="width:0;height:1.5pt" o:hralign="center" o:hrstd="t" o:hr="t" fillcolor="#a0a0a0" stroked="f"/>
         </w:pict>
       </w:r>
     </w:p>
@@ -7679,7 +7679,7 @@
     <w:p>
       <w:r>
         <w:pict w14:anchorId="3EAECEF6">
-          <v:rect id="_x0000_i1249" style="width:0;height:1.5pt" o:hralign="center" o:hrstd="t" o:hr="t" fillcolor="#a0a0a0" stroked="f"/>
+          <v:rect id="_x0000_i1033" style="width:0;height:1.5pt" o:hralign="center" o:hrstd="t" o:hr="t" fillcolor="#a0a0a0" stroked="f"/>
         </w:pict>
       </w:r>
     </w:p>
@@ -8009,7 +8009,7 @@
     <w:p>
       <w:r>
         <w:pict w14:anchorId="534678AD">
-          <v:rect id="_x0000_i1250" style="width:0;height:1.5pt" o:hralign="center" o:hrstd="t" o:hr="t" fillcolor="#a0a0a0" stroked="f"/>
+          <v:rect id="_x0000_i1034" style="width:0;height:1.5pt" o:hralign="center" o:hrstd="t" o:hr="t" fillcolor="#a0a0a0" stroked="f"/>
         </w:pict>
       </w:r>
     </w:p>
@@ -8076,6 +8076,7 @@
                 <w:b/>
                 <w:bCs/>
               </w:rPr>
+              <w:lastRenderedPageBreak/>
               <w:t xml:space="preserve">Naam van </w:t>
             </w:r>
             <w:proofErr w:type="spellStart"/>
@@ -8343,7 +8344,7 @@
     <w:p>
       <w:r>
         <w:pict w14:anchorId="51905F5C">
-          <v:rect id="_x0000_i1251" style="width:0;height:1.5pt" o:hralign="center" o:hrstd="t" o:hr="t" fillcolor="#a0a0a0" stroked="f"/>
+          <v:rect id="_x0000_i1035" style="width:0;height:1.5pt" o:hralign="center" o:hrstd="t" o:hr="t" fillcolor="#a0a0a0" stroked="f"/>
         </w:pict>
       </w:r>
     </w:p>
@@ -8665,7 +8666,7 @@
     <w:p>
       <w:r>
         <w:pict w14:anchorId="2AA73672">
-          <v:rect id="_x0000_i1252" style="width:0;height:1.5pt" o:hralign="center" o:hrstd="t" o:hr="t" fillcolor="#a0a0a0" stroked="f"/>
+          <v:rect id="_x0000_i1036" style="width:0;height:1.5pt" o:hralign="center" o:hrstd="t" o:hr="t" fillcolor="#a0a0a0" stroked="f"/>
         </w:pict>
       </w:r>
     </w:p>
@@ -9001,7 +9002,7 @@
     <w:p>
       <w:r>
         <w:pict w14:anchorId="6BE08E13">
-          <v:rect id="_x0000_i1253" style="width:0;height:1.5pt" o:hralign="center" o:hrstd="t" o:hr="t" fillcolor="#a0a0a0" stroked="f"/>
+          <v:rect id="_x0000_i1037" style="width:0;height:1.5pt" o:hralign="center" o:hrstd="t" o:hr="t" fillcolor="#a0a0a0" stroked="f"/>
         </w:pict>
       </w:r>
     </w:p>
@@ -9341,7 +9342,7 @@
     <w:p>
       <w:r>
         <w:pict w14:anchorId="20B766DD">
-          <v:rect id="_x0000_i1254" style="width:0;height:1.5pt" o:hralign="center" o:hrstd="t" o:hr="t" fillcolor="#a0a0a0" stroked="f"/>
+          <v:rect id="_x0000_i1038" style="width:0;height:1.5pt" o:hralign="center" o:hrstd="t" o:hr="t" fillcolor="#a0a0a0" stroked="f"/>
         </w:pict>
       </w:r>
     </w:p>
@@ -9654,7 +9655,7 @@
     <w:p>
       <w:r>
         <w:pict w14:anchorId="36F1FEC8">
-          <v:rect id="_x0000_i1255" style="width:0;height:1.5pt" o:hralign="center" o:hrstd="t" o:hr="t" fillcolor="#a0a0a0" stroked="f"/>
+          <v:rect id="_x0000_i1039" style="width:0;height:1.5pt" o:hralign="center" o:hrstd="t" o:hr="t" fillcolor="#a0a0a0" stroked="f"/>
         </w:pict>
       </w:r>
     </w:p>
@@ -11096,15 +11097,7 @@
       </w:r>
       <w:proofErr w:type="spellEnd"/>
       <w:r>
-        <w:t xml:space="preserve"> </w:t>
-      </w:r>
-      <w:proofErr w:type="spellStart"/>
-      <w:r>
-        <w:t>en</w:t>
-      </w:r>
-      <w:proofErr w:type="spellEnd"/>
-      <w:r>
-        <w:t xml:space="preserve"> die </w:t>
+        <w:t xml:space="preserve"> en die </w:t>
       </w:r>
       <w:proofErr w:type="spellStart"/>
       <w:r>
@@ -15435,6 +15428,7 @@
   <w:style w:type="character" w:default="1" w:styleId="DefaultParagraphFont">
     <w:name w:val="Default Paragraph Font"/>
     <w:uiPriority w:val="1"/>
+    <w:semiHidden/>
     <w:unhideWhenUsed/>
   </w:style>
   <w:style w:type="table" w:default="1" w:styleId="TableNormal">
@@ -16832,42 +16826,6 @@
         </a:p>
       </dgm:t>
     </dgm:pt>
-    <dgm:pt modelId="{0FC4D9BB-37E7-4B1A-8ED6-55C5FCC70D5E}">
-      <dgm:prSet/>
-      <dgm:spPr/>
-      <dgm:t>
-        <a:bodyPr/>
-        <a:lstStyle/>
-        <a:p>
-          <a:r>
-            <a:rPr lang="en-ZA"/>
-            <a:t>Navorsing</a:t>
-          </a:r>
-        </a:p>
-      </dgm:t>
-    </dgm:pt>
-    <dgm:pt modelId="{8983F3E4-8909-46E4-9AF5-64C3075CDCE3}" type="parTrans" cxnId="{A76C01C6-E96E-420E-A576-419D17E56157}">
-      <dgm:prSet/>
-      <dgm:spPr/>
-      <dgm:t>
-        <a:bodyPr/>
-        <a:lstStyle/>
-        <a:p>
-          <a:endParaRPr lang="en-ZA"/>
-        </a:p>
-      </dgm:t>
-    </dgm:pt>
-    <dgm:pt modelId="{32247A0F-B4C9-45D9-A88F-59FA077AF36E}" type="sibTrans" cxnId="{A76C01C6-E96E-420E-A576-419D17E56157}">
-      <dgm:prSet/>
-      <dgm:spPr/>
-      <dgm:t>
-        <a:bodyPr/>
-        <a:lstStyle/>
-        <a:p>
-          <a:endParaRPr lang="en-ZA"/>
-        </a:p>
-      </dgm:t>
-    </dgm:pt>
     <dgm:pt modelId="{29A7029C-A29D-4522-91BE-E16332B2B72D}">
       <dgm:prSet/>
       <dgm:spPr/>
@@ -17156,42 +17114,6 @@
         </a:p>
       </dgm:t>
     </dgm:pt>
-    <dgm:pt modelId="{4792F73D-994C-4D92-9C7B-BD3C00B41E99}">
-      <dgm:prSet/>
-      <dgm:spPr/>
-      <dgm:t>
-        <a:bodyPr/>
-        <a:lstStyle/>
-        <a:p>
-          <a:r>
-            <a:rPr lang="en-ZA"/>
-            <a:t>README.md</a:t>
-          </a:r>
-        </a:p>
-      </dgm:t>
-    </dgm:pt>
-    <dgm:pt modelId="{FCD8747B-154A-4B91-B7B2-CDE6FC2BFACE}" type="parTrans" cxnId="{E3BE8D88-C618-4910-97BA-88FA44B4178A}">
-      <dgm:prSet/>
-      <dgm:spPr/>
-      <dgm:t>
-        <a:bodyPr/>
-        <a:lstStyle/>
-        <a:p>
-          <a:endParaRPr lang="en-ZA"/>
-        </a:p>
-      </dgm:t>
-    </dgm:pt>
-    <dgm:pt modelId="{087902F9-0CB5-4543-9B25-866545645B33}" type="sibTrans" cxnId="{E3BE8D88-C618-4910-97BA-88FA44B4178A}">
-      <dgm:prSet/>
-      <dgm:spPr/>
-      <dgm:t>
-        <a:bodyPr/>
-        <a:lstStyle/>
-        <a:p>
-          <a:endParaRPr lang="en-ZA"/>
-        </a:p>
-      </dgm:t>
-    </dgm:pt>
     <dgm:pt modelId="{E9650139-ADC6-48EA-9AC4-44F9F8F4CA1E}">
       <dgm:prSet/>
       <dgm:spPr/>
@@ -17228,7 +17150,7 @@
         </a:p>
       </dgm:t>
     </dgm:pt>
-    <dgm:pt modelId="{DA7424A0-F595-4D6B-A3F6-04AC6034C069}">
+    <dgm:pt modelId="{B261C1D2-8FB1-4B3F-9FF8-3ACD7ACC2E41}">
       <dgm:prSet/>
       <dgm:spPr/>
       <dgm:t>
@@ -17237,12 +17159,12 @@
         <a:p>
           <a:r>
             <a:rPr lang="en-ZA"/>
-            <a:t>Verklaring_Fase2</a:t>
+            <a:t>BASEL_VIDEO</a:t>
           </a:r>
         </a:p>
       </dgm:t>
     </dgm:pt>
-    <dgm:pt modelId="{83098164-1DB6-48B1-A3EA-0986EF08BDC7}" type="sibTrans" cxnId="{A8F67959-B2EA-4B86-9AD3-C34AC8767261}">
+    <dgm:pt modelId="{4E497631-9DAB-4031-9E03-799E942F486A}" type="parTrans" cxnId="{5A4FDD11-1DC5-4D56-93C9-1276F44E6AE9}">
       <dgm:prSet/>
       <dgm:spPr/>
       <dgm:t>
@@ -17253,7 +17175,7 @@
         </a:p>
       </dgm:t>
     </dgm:pt>
-    <dgm:pt modelId="{B5E8CCC0-72E8-4C2F-A41C-04A31781A33D}" type="parTrans" cxnId="{A8F67959-B2EA-4B86-9AD3-C34AC8767261}">
+    <dgm:pt modelId="{1C732314-A5D6-484E-A787-CFDC203E87E5}" type="sibTrans" cxnId="{5A4FDD11-1DC5-4D56-93C9-1276F44E6AE9}">
       <dgm:prSet/>
       <dgm:spPr/>
       <dgm:t>
@@ -17263,6 +17185,251 @@
           <a:endParaRPr lang="en-ZA"/>
         </a:p>
       </dgm:t>
+    </dgm:pt>
+    <dgm:pt modelId="{E30FA5B4-8CB8-4EE5-A209-65247FDC41A3}">
+      <dgm:prSet/>
+      <dgm:spPr/>
+      <dgm:t>
+        <a:bodyPr/>
+        <a:lstStyle/>
+        <a:p>
+          <a:r>
+            <a:rPr lang="en-ZA"/>
+            <a:t>BATTERYCOUNCIL_WEBSITE</a:t>
+          </a:r>
+        </a:p>
+      </dgm:t>
+    </dgm:pt>
+    <dgm:pt modelId="{850F95B0-97A4-4879-A786-64D306C1537B}" type="parTrans" cxnId="{85BEC087-B837-4BD4-9B9B-002C20A7E358}">
+      <dgm:prSet/>
+      <dgm:spPr/>
+      <dgm:t>
+        <a:bodyPr/>
+        <a:lstStyle/>
+        <a:p>
+          <a:endParaRPr lang="en-ZA"/>
+        </a:p>
+      </dgm:t>
+    </dgm:pt>
+    <dgm:pt modelId="{ABE9B6B5-9921-4D16-8028-0CC8459710D9}" type="sibTrans" cxnId="{85BEC087-B837-4BD4-9B9B-002C20A7E358}">
+      <dgm:prSet/>
+      <dgm:spPr/>
+      <dgm:t>
+        <a:bodyPr/>
+        <a:lstStyle/>
+        <a:p>
+          <a:endParaRPr lang="en-ZA"/>
+        </a:p>
+      </dgm:t>
+    </dgm:pt>
+    <dgm:pt modelId="{04DA5761-19FC-4EBF-BCDE-1BA1C5FFD669}">
+      <dgm:prSet/>
+      <dgm:spPr/>
+      <dgm:t>
+        <a:bodyPr/>
+        <a:lstStyle/>
+        <a:p>
+          <a:r>
+            <a:rPr lang="en-ZA"/>
+            <a:t>EWASTEMONITOR_WEBSITE</a:t>
+          </a:r>
+        </a:p>
+      </dgm:t>
+    </dgm:pt>
+    <dgm:pt modelId="{60B24E2C-E17C-4B2D-80D8-E3D092D33F2E}" type="parTrans" cxnId="{E0BAA7FD-9805-4C16-A666-143D56B2F4C0}">
+      <dgm:prSet/>
+      <dgm:spPr/>
+      <dgm:t>
+        <a:bodyPr/>
+        <a:lstStyle/>
+        <a:p>
+          <a:endParaRPr lang="en-ZA"/>
+        </a:p>
+      </dgm:t>
+    </dgm:pt>
+    <dgm:pt modelId="{767DA6F4-53A7-43F6-A4FD-03EF5DD8F579}" type="sibTrans" cxnId="{E0BAA7FD-9805-4C16-A666-143D56B2F4C0}">
+      <dgm:prSet/>
+      <dgm:spPr/>
+      <dgm:t>
+        <a:bodyPr/>
+        <a:lstStyle/>
+        <a:p>
+          <a:endParaRPr lang="en-ZA"/>
+        </a:p>
+      </dgm:t>
+    </dgm:pt>
+    <dgm:pt modelId="{5E54368B-C0BC-4972-B81A-BE17B60A8755}">
+      <dgm:prSet/>
+      <dgm:spPr/>
+      <dgm:t>
+        <a:bodyPr/>
+        <a:lstStyle/>
+        <a:p>
+          <a:r>
+            <a:rPr lang="en-ZA"/>
+            <a:t>GREENBIZ_WEBSITE</a:t>
+          </a:r>
+        </a:p>
+      </dgm:t>
+    </dgm:pt>
+    <dgm:pt modelId="{A741FEFB-4CA8-4197-9720-9493B3E8490C}" type="parTrans" cxnId="{E8C7F2DA-D0DA-4431-AAC0-F1976E15D17B}">
+      <dgm:prSet/>
+      <dgm:spPr/>
+      <dgm:t>
+        <a:bodyPr/>
+        <a:lstStyle/>
+        <a:p>
+          <a:endParaRPr lang="en-ZA"/>
+        </a:p>
+      </dgm:t>
+    </dgm:pt>
+    <dgm:pt modelId="{1889662C-7869-41C5-AEDD-7E8A0A4B4D90}" type="sibTrans" cxnId="{E8C7F2DA-D0DA-4431-AAC0-F1976E15D17B}">
+      <dgm:prSet/>
+      <dgm:spPr/>
+      <dgm:t>
+        <a:bodyPr/>
+        <a:lstStyle/>
+        <a:p>
+          <a:endParaRPr lang="en-ZA"/>
+        </a:p>
+      </dgm:t>
+    </dgm:pt>
+    <dgm:pt modelId="{481C6C1E-1B32-4A0D-8383-6541E1BAFC41}">
+      <dgm:prSet/>
+      <dgm:spPr/>
+      <dgm:t>
+        <a:bodyPr/>
+        <a:lstStyle/>
+        <a:p>
+          <a:r>
+            <a:rPr lang="en-ZA"/>
+            <a:t>REC_VIDEO</a:t>
+          </a:r>
+        </a:p>
+      </dgm:t>
+    </dgm:pt>
+    <dgm:pt modelId="{93D0B5B5-A50A-458F-B3CA-EA6F2F756E9B}" type="parTrans" cxnId="{3F2908A6-0C57-48AF-AFE7-480ACA2A681A}">
+      <dgm:prSet/>
+      <dgm:spPr/>
+      <dgm:t>
+        <a:bodyPr/>
+        <a:lstStyle/>
+        <a:p>
+          <a:endParaRPr lang="en-ZA"/>
+        </a:p>
+      </dgm:t>
+    </dgm:pt>
+    <dgm:pt modelId="{C487D537-23C6-4F56-856C-76C62ABCA03C}" type="sibTrans" cxnId="{3F2908A6-0C57-48AF-AFE7-480ACA2A681A}">
+      <dgm:prSet/>
+      <dgm:spPr/>
+      <dgm:t>
+        <a:bodyPr/>
+        <a:lstStyle/>
+        <a:p>
+          <a:endParaRPr lang="en-ZA"/>
+        </a:p>
+      </dgm:t>
+    </dgm:pt>
+    <dgm:pt modelId="{4C1E0426-858C-420A-B15C-DC5E3F5A92C5}">
+      <dgm:prSet/>
+      <dgm:spPr/>
+      <dgm:t>
+        <a:bodyPr/>
+        <a:lstStyle/>
+        <a:p>
+          <a:r>
+            <a:rPr lang="en-ZA"/>
+            <a:t>WEEEFORM_WEBSITE</a:t>
+          </a:r>
+        </a:p>
+      </dgm:t>
+    </dgm:pt>
+    <dgm:pt modelId="{C1A3CA30-022E-416E-BD3C-A39BE6538B83}" type="parTrans" cxnId="{BF5F46F7-70EA-4EC0-8CC1-C7019817C7A6}">
+      <dgm:prSet/>
+      <dgm:spPr/>
+      <dgm:t>
+        <a:bodyPr/>
+        <a:lstStyle/>
+        <a:p>
+          <a:endParaRPr lang="en-ZA"/>
+        </a:p>
+      </dgm:t>
+    </dgm:pt>
+    <dgm:pt modelId="{97EB81AB-0396-45CF-A984-4699B6856B69}" type="sibTrans" cxnId="{BF5F46F7-70EA-4EC0-8CC1-C7019817C7A6}">
+      <dgm:prSet/>
+      <dgm:spPr/>
+      <dgm:t>
+        <a:bodyPr/>
+        <a:lstStyle/>
+        <a:p>
+          <a:endParaRPr lang="en-ZA"/>
+        </a:p>
+      </dgm:t>
+    </dgm:pt>
+    <dgm:pt modelId="{9CC2D69B-448B-4691-8C02-F86A43851666}">
+      <dgm:prSet/>
+      <dgm:spPr/>
+      <dgm:t>
+        <a:bodyPr/>
+        <a:lstStyle/>
+        <a:p>
+          <a:r>
+            <a:rPr lang="en-ZA"/>
+            <a:t>WHO_WEBSITE</a:t>
+          </a:r>
+        </a:p>
+      </dgm:t>
+    </dgm:pt>
+    <dgm:pt modelId="{38F73AF3-1E6A-4FA6-A823-A89D39F5EE29}" type="parTrans" cxnId="{A03ACEAD-342C-44DF-AA83-E9CE02C8FC05}">
+      <dgm:prSet/>
+      <dgm:spPr/>
+      <dgm:t>
+        <a:bodyPr/>
+        <a:lstStyle/>
+        <a:p>
+          <a:endParaRPr lang="en-ZA"/>
+        </a:p>
+      </dgm:t>
+    </dgm:pt>
+    <dgm:pt modelId="{543BBFA6-A6DA-45EB-8855-238C3E5F40A7}" type="sibTrans" cxnId="{A03ACEAD-342C-44DF-AA83-E9CE02C8FC05}">
+      <dgm:prSet/>
+      <dgm:spPr/>
+      <dgm:t>
+        <a:bodyPr/>
+        <a:lstStyle/>
+        <a:p>
+          <a:endParaRPr lang="en-ZA"/>
+        </a:p>
+      </dgm:t>
+    </dgm:pt>
+    <dgm:pt modelId="{22C5799D-D3BC-4AB6-99C7-891BDE179FBC}">
+      <dgm:prSet/>
+      <dgm:spPr/>
+      <dgm:t>
+        <a:bodyPr/>
+        <a:lstStyle/>
+        <a:p>
+          <a:r>
+            <a:rPr lang="en-ZA"/>
+            <a:t>Beplanningsdokument.docx</a:t>
+          </a:r>
+        </a:p>
+      </dgm:t>
+    </dgm:pt>
+    <dgm:pt modelId="{C64DE0FD-1E6C-4745-9821-0F29FC3DC6A8}" type="parTrans" cxnId="{268120A2-7095-475E-A288-0830CB2994BD}">
+      <dgm:prSet/>
+      <dgm:spPr/>
+      <dgm:t>
+        <a:bodyPr/>
+        <a:lstStyle/>
+        <a:p>
+          <a:endParaRPr lang="en-ZA"/>
+        </a:p>
+      </dgm:t>
+    </dgm:pt>
+    <dgm:pt modelId="{CFA2EB08-EB02-4BBF-81FC-4F381A8E1BF7}" type="sibTrans" cxnId="{268120A2-7095-475E-A288-0830CB2994BD}">
+      <dgm:prSet/>
+      <dgm:spPr/>
     </dgm:pt>
     <dgm:pt modelId="{37F13257-E7C4-4B8E-AEE8-2E13501A13D9}" type="pres">
       <dgm:prSet presAssocID="{F4F2A89D-721D-4278-89F0-C7EB4EE3A2D5}" presName="Name0" presStyleCnt="0">
@@ -17293,11 +17460,11 @@
       <dgm:spPr/>
     </dgm:pt>
     <dgm:pt modelId="{0DF4181E-7FBB-4FF3-98D9-9F79F0D53D60}" type="pres">
-      <dgm:prSet presAssocID="{D37463AD-FCA1-4F91-A042-103F9736B649}" presName="conn2-1" presStyleLbl="parChTrans1D2" presStyleIdx="0" presStyleCnt="5"/>
+      <dgm:prSet presAssocID="{D37463AD-FCA1-4F91-A042-103F9736B649}" presName="conn2-1" presStyleLbl="parChTrans1D2" presStyleIdx="0" presStyleCnt="4"/>
       <dgm:spPr/>
     </dgm:pt>
     <dgm:pt modelId="{D5FDECCA-13EE-404F-B3F4-E0920908FCEB}" type="pres">
-      <dgm:prSet presAssocID="{D37463AD-FCA1-4F91-A042-103F9736B649}" presName="connTx" presStyleLbl="parChTrans1D2" presStyleIdx="0" presStyleCnt="5"/>
+      <dgm:prSet presAssocID="{D37463AD-FCA1-4F91-A042-103F9736B649}" presName="connTx" presStyleLbl="parChTrans1D2" presStyleIdx="0" presStyleCnt="4"/>
       <dgm:spPr/>
     </dgm:pt>
     <dgm:pt modelId="{4D9F6A4D-A79C-470B-8E4A-D20360C3FCFF}" type="pres">
@@ -17316,36 +17483,12 @@
       <dgm:prSet presAssocID="{E7773874-FADA-49F8-BE3C-DFB95319A4B6}" presName="level3hierChild" presStyleCnt="0"/>
       <dgm:spPr/>
     </dgm:pt>
-    <dgm:pt modelId="{FBC5933A-449B-4EA8-A4C5-C43BEF2C097B}" type="pres">
-      <dgm:prSet presAssocID="{8983F3E4-8909-46E4-9AF5-64C3075CDCE3}" presName="conn2-1" presStyleLbl="parChTrans1D3" presStyleIdx="0" presStyleCnt="8"/>
-      <dgm:spPr/>
-    </dgm:pt>
-    <dgm:pt modelId="{DE58AE91-5162-435C-BDF4-EE844651AFA2}" type="pres">
-      <dgm:prSet presAssocID="{8983F3E4-8909-46E4-9AF5-64C3075CDCE3}" presName="connTx" presStyleLbl="parChTrans1D3" presStyleIdx="0" presStyleCnt="8"/>
-      <dgm:spPr/>
-    </dgm:pt>
-    <dgm:pt modelId="{07579B3F-C995-406D-B7AC-4B86ADDC11CD}" type="pres">
-      <dgm:prSet presAssocID="{0FC4D9BB-37E7-4B1A-8ED6-55C5FCC70D5E}" presName="root2" presStyleCnt="0"/>
-      <dgm:spPr/>
-    </dgm:pt>
-    <dgm:pt modelId="{D7384D22-F15B-444F-9CB6-6408564CB474}" type="pres">
-      <dgm:prSet presAssocID="{0FC4D9BB-37E7-4B1A-8ED6-55C5FCC70D5E}" presName="LevelTwoTextNode" presStyleLbl="node3" presStyleIdx="0" presStyleCnt="8">
-        <dgm:presLayoutVars>
-          <dgm:chPref val="3"/>
-        </dgm:presLayoutVars>
-      </dgm:prSet>
-      <dgm:spPr/>
-    </dgm:pt>
-    <dgm:pt modelId="{87DCC41C-6F70-4355-BA44-D8632202E6ED}" type="pres">
-      <dgm:prSet presAssocID="{0FC4D9BB-37E7-4B1A-8ED6-55C5FCC70D5E}" presName="level3hierChild" presStyleCnt="0"/>
-      <dgm:spPr/>
-    </dgm:pt>
     <dgm:pt modelId="{CC8F7EAD-BDD8-4D97-8571-6C238A402FCA}" type="pres">
-      <dgm:prSet presAssocID="{A7E2A530-8BAF-4B6D-BB35-2426E4B049E5}" presName="conn2-1" presStyleLbl="parChTrans1D3" presStyleIdx="1" presStyleCnt="8"/>
+      <dgm:prSet presAssocID="{A7E2A530-8BAF-4B6D-BB35-2426E4B049E5}" presName="conn2-1" presStyleLbl="parChTrans1D3" presStyleIdx="0" presStyleCnt="6"/>
       <dgm:spPr/>
     </dgm:pt>
     <dgm:pt modelId="{E1EFEAE3-8FA4-43C3-B9FD-A6476E4BF734}" type="pres">
-      <dgm:prSet presAssocID="{A7E2A530-8BAF-4B6D-BB35-2426E4B049E5}" presName="connTx" presStyleLbl="parChTrans1D3" presStyleIdx="1" presStyleCnt="8"/>
+      <dgm:prSet presAssocID="{A7E2A530-8BAF-4B6D-BB35-2426E4B049E5}" presName="connTx" presStyleLbl="parChTrans1D3" presStyleIdx="0" presStyleCnt="6"/>
       <dgm:spPr/>
     </dgm:pt>
     <dgm:pt modelId="{88CCAA04-2723-4C1C-8ADF-7840E4896CDD}" type="pres">
@@ -17353,7 +17496,7 @@
       <dgm:spPr/>
     </dgm:pt>
     <dgm:pt modelId="{2524AC89-9ACE-41BE-9520-9B21B3CDC7B0}" type="pres">
-      <dgm:prSet presAssocID="{0EC19292-3C34-4094-BC0F-ED94A164D3B8}" presName="LevelTwoTextNode" presStyleLbl="node3" presStyleIdx="1" presStyleCnt="8">
+      <dgm:prSet presAssocID="{0EC19292-3C34-4094-BC0F-ED94A164D3B8}" presName="LevelTwoTextNode" presStyleLbl="node3" presStyleIdx="0" presStyleCnt="6">
         <dgm:presLayoutVars>
           <dgm:chPref val="3"/>
         </dgm:presLayoutVars>
@@ -17365,11 +17508,11 @@
       <dgm:spPr/>
     </dgm:pt>
     <dgm:pt modelId="{1A7E6096-0DB2-411C-BC54-0A3AE8E834D7}" type="pres">
-      <dgm:prSet presAssocID="{B30A8DE0-FE4B-4B66-B3FF-4A7E8B886DF6}" presName="conn2-1" presStyleLbl="parChTrans1D3" presStyleIdx="2" presStyleCnt="8"/>
+      <dgm:prSet presAssocID="{B30A8DE0-FE4B-4B66-B3FF-4A7E8B886DF6}" presName="conn2-1" presStyleLbl="parChTrans1D3" presStyleIdx="1" presStyleCnt="6"/>
       <dgm:spPr/>
     </dgm:pt>
     <dgm:pt modelId="{97D379E0-2FAB-4AFD-B31A-A2E4CFF433AA}" type="pres">
-      <dgm:prSet presAssocID="{B30A8DE0-FE4B-4B66-B3FF-4A7E8B886DF6}" presName="connTx" presStyleLbl="parChTrans1D3" presStyleIdx="2" presStyleCnt="8"/>
+      <dgm:prSet presAssocID="{B30A8DE0-FE4B-4B66-B3FF-4A7E8B886DF6}" presName="connTx" presStyleLbl="parChTrans1D3" presStyleIdx="1" presStyleCnt="6"/>
       <dgm:spPr/>
     </dgm:pt>
     <dgm:pt modelId="{03DFA9E4-706F-4E4A-BAA2-7CDBCB23E6CC}" type="pres">
@@ -17377,7 +17520,7 @@
       <dgm:spPr/>
     </dgm:pt>
     <dgm:pt modelId="{D9B524DA-786C-4BB9-B29E-9AEE613FFCF9}" type="pres">
-      <dgm:prSet presAssocID="{69BD6813-3010-473D-A54C-87C126B94DCA}" presName="LevelTwoTextNode" presStyleLbl="node3" presStyleIdx="2" presStyleCnt="8">
+      <dgm:prSet presAssocID="{69BD6813-3010-473D-A54C-87C126B94DCA}" presName="LevelTwoTextNode" presStyleLbl="node3" presStyleIdx="1" presStyleCnt="6">
         <dgm:presLayoutVars>
           <dgm:chPref val="3"/>
         </dgm:presLayoutVars>
@@ -17388,12 +17531,180 @@
       <dgm:prSet presAssocID="{69BD6813-3010-473D-A54C-87C126B94DCA}" presName="level3hierChild" presStyleCnt="0"/>
       <dgm:spPr/>
     </dgm:pt>
+    <dgm:pt modelId="{F9689FBD-FE2F-4E04-9C32-19460F246BD2}" type="pres">
+      <dgm:prSet presAssocID="{4E497631-9DAB-4031-9E03-799E942F486A}" presName="conn2-1" presStyleLbl="parChTrans1D4" presStyleIdx="0" presStyleCnt="9"/>
+      <dgm:spPr/>
+    </dgm:pt>
+    <dgm:pt modelId="{0934E8AD-3FCD-4B93-994A-FFC2BC8B1231}" type="pres">
+      <dgm:prSet presAssocID="{4E497631-9DAB-4031-9E03-799E942F486A}" presName="connTx" presStyleLbl="parChTrans1D4" presStyleIdx="0" presStyleCnt="9"/>
+      <dgm:spPr/>
+    </dgm:pt>
+    <dgm:pt modelId="{8568EF4F-CBDF-4E4B-9534-E0BFB1CA8B19}" type="pres">
+      <dgm:prSet presAssocID="{B261C1D2-8FB1-4B3F-9FF8-3ACD7ACC2E41}" presName="root2" presStyleCnt="0"/>
+      <dgm:spPr/>
+    </dgm:pt>
+    <dgm:pt modelId="{DDD0F878-5770-4DA2-AF77-B4B1E6328955}" type="pres">
+      <dgm:prSet presAssocID="{B261C1D2-8FB1-4B3F-9FF8-3ACD7ACC2E41}" presName="LevelTwoTextNode" presStyleLbl="node4" presStyleIdx="0" presStyleCnt="9">
+        <dgm:presLayoutVars>
+          <dgm:chPref val="3"/>
+        </dgm:presLayoutVars>
+      </dgm:prSet>
+      <dgm:spPr/>
+    </dgm:pt>
+    <dgm:pt modelId="{FA4D1A97-96DD-444A-80DC-97EDB73EEC1E}" type="pres">
+      <dgm:prSet presAssocID="{B261C1D2-8FB1-4B3F-9FF8-3ACD7ACC2E41}" presName="level3hierChild" presStyleCnt="0"/>
+      <dgm:spPr/>
+    </dgm:pt>
+    <dgm:pt modelId="{EF3C0741-CE51-4802-B41B-B0A8A261C05A}" type="pres">
+      <dgm:prSet presAssocID="{850F95B0-97A4-4879-A786-64D306C1537B}" presName="conn2-1" presStyleLbl="parChTrans1D4" presStyleIdx="1" presStyleCnt="9"/>
+      <dgm:spPr/>
+    </dgm:pt>
+    <dgm:pt modelId="{0DB7FD2C-6DE8-4E69-955F-88729DB7570D}" type="pres">
+      <dgm:prSet presAssocID="{850F95B0-97A4-4879-A786-64D306C1537B}" presName="connTx" presStyleLbl="parChTrans1D4" presStyleIdx="1" presStyleCnt="9"/>
+      <dgm:spPr/>
+    </dgm:pt>
+    <dgm:pt modelId="{8C3055B8-C5E3-45B2-822A-7DEECB0E58F8}" type="pres">
+      <dgm:prSet presAssocID="{E30FA5B4-8CB8-4EE5-A209-65247FDC41A3}" presName="root2" presStyleCnt="0"/>
+      <dgm:spPr/>
+    </dgm:pt>
+    <dgm:pt modelId="{0EB5C277-A8C9-4754-90D1-75B9A0EA7425}" type="pres">
+      <dgm:prSet presAssocID="{E30FA5B4-8CB8-4EE5-A209-65247FDC41A3}" presName="LevelTwoTextNode" presStyleLbl="node4" presStyleIdx="1" presStyleCnt="9">
+        <dgm:presLayoutVars>
+          <dgm:chPref val="3"/>
+        </dgm:presLayoutVars>
+      </dgm:prSet>
+      <dgm:spPr/>
+    </dgm:pt>
+    <dgm:pt modelId="{3D23B064-5905-4B85-B526-75DAC0CB1D0A}" type="pres">
+      <dgm:prSet presAssocID="{E30FA5B4-8CB8-4EE5-A209-65247FDC41A3}" presName="level3hierChild" presStyleCnt="0"/>
+      <dgm:spPr/>
+    </dgm:pt>
+    <dgm:pt modelId="{F4DE9B96-304D-4390-88B3-1F5E260FAE1D}" type="pres">
+      <dgm:prSet presAssocID="{60B24E2C-E17C-4B2D-80D8-E3D092D33F2E}" presName="conn2-1" presStyleLbl="parChTrans1D4" presStyleIdx="2" presStyleCnt="9"/>
+      <dgm:spPr/>
+    </dgm:pt>
+    <dgm:pt modelId="{E11D6C8C-AA5F-4732-ADD0-D05A2952D2BA}" type="pres">
+      <dgm:prSet presAssocID="{60B24E2C-E17C-4B2D-80D8-E3D092D33F2E}" presName="connTx" presStyleLbl="parChTrans1D4" presStyleIdx="2" presStyleCnt="9"/>
+      <dgm:spPr/>
+    </dgm:pt>
+    <dgm:pt modelId="{B0D1E24F-179C-45C9-8904-1529048D49DD}" type="pres">
+      <dgm:prSet presAssocID="{04DA5761-19FC-4EBF-BCDE-1BA1C5FFD669}" presName="root2" presStyleCnt="0"/>
+      <dgm:spPr/>
+    </dgm:pt>
+    <dgm:pt modelId="{A09C8495-0A0D-4244-86B0-05AFD3684A48}" type="pres">
+      <dgm:prSet presAssocID="{04DA5761-19FC-4EBF-BCDE-1BA1C5FFD669}" presName="LevelTwoTextNode" presStyleLbl="node4" presStyleIdx="2" presStyleCnt="9">
+        <dgm:presLayoutVars>
+          <dgm:chPref val="3"/>
+        </dgm:presLayoutVars>
+      </dgm:prSet>
+      <dgm:spPr/>
+    </dgm:pt>
+    <dgm:pt modelId="{A6B8AC11-FE35-4CB2-B703-ABE57E0F4633}" type="pres">
+      <dgm:prSet presAssocID="{04DA5761-19FC-4EBF-BCDE-1BA1C5FFD669}" presName="level3hierChild" presStyleCnt="0"/>
+      <dgm:spPr/>
+    </dgm:pt>
+    <dgm:pt modelId="{E0A205B1-CDFD-4E3C-A461-6CA2C99F6F1D}" type="pres">
+      <dgm:prSet presAssocID="{A741FEFB-4CA8-4197-9720-9493B3E8490C}" presName="conn2-1" presStyleLbl="parChTrans1D4" presStyleIdx="3" presStyleCnt="9"/>
+      <dgm:spPr/>
+    </dgm:pt>
+    <dgm:pt modelId="{C5EB205B-5074-46DA-8AB1-94E9682DB689}" type="pres">
+      <dgm:prSet presAssocID="{A741FEFB-4CA8-4197-9720-9493B3E8490C}" presName="connTx" presStyleLbl="parChTrans1D4" presStyleIdx="3" presStyleCnt="9"/>
+      <dgm:spPr/>
+    </dgm:pt>
+    <dgm:pt modelId="{7F072789-6D4F-407C-A48C-6D9E47AAC565}" type="pres">
+      <dgm:prSet presAssocID="{5E54368B-C0BC-4972-B81A-BE17B60A8755}" presName="root2" presStyleCnt="0"/>
+      <dgm:spPr/>
+    </dgm:pt>
+    <dgm:pt modelId="{C15CC6BA-70CA-4FC5-A762-EA2E1D398BC3}" type="pres">
+      <dgm:prSet presAssocID="{5E54368B-C0BC-4972-B81A-BE17B60A8755}" presName="LevelTwoTextNode" presStyleLbl="node4" presStyleIdx="3" presStyleCnt="9">
+        <dgm:presLayoutVars>
+          <dgm:chPref val="3"/>
+        </dgm:presLayoutVars>
+      </dgm:prSet>
+      <dgm:spPr/>
+    </dgm:pt>
+    <dgm:pt modelId="{47C6AB1C-C01D-4F2C-AECA-0A2DD0DE204E}" type="pres">
+      <dgm:prSet presAssocID="{5E54368B-C0BC-4972-B81A-BE17B60A8755}" presName="level3hierChild" presStyleCnt="0"/>
+      <dgm:spPr/>
+    </dgm:pt>
+    <dgm:pt modelId="{5C92DAB9-7526-4F26-A11B-F89B4D898F49}" type="pres">
+      <dgm:prSet presAssocID="{93D0B5B5-A50A-458F-B3CA-EA6F2F756E9B}" presName="conn2-1" presStyleLbl="parChTrans1D4" presStyleIdx="4" presStyleCnt="9"/>
+      <dgm:spPr/>
+    </dgm:pt>
+    <dgm:pt modelId="{7AB89040-3085-4077-A5E0-4BDF80CD1A16}" type="pres">
+      <dgm:prSet presAssocID="{93D0B5B5-A50A-458F-B3CA-EA6F2F756E9B}" presName="connTx" presStyleLbl="parChTrans1D4" presStyleIdx="4" presStyleCnt="9"/>
+      <dgm:spPr/>
+    </dgm:pt>
+    <dgm:pt modelId="{945A9DDD-C987-4A24-9AFB-0167708506E2}" type="pres">
+      <dgm:prSet presAssocID="{481C6C1E-1B32-4A0D-8383-6541E1BAFC41}" presName="root2" presStyleCnt="0"/>
+      <dgm:spPr/>
+    </dgm:pt>
+    <dgm:pt modelId="{3875ED53-ADCC-4986-A8C2-F8D1ECA40101}" type="pres">
+      <dgm:prSet presAssocID="{481C6C1E-1B32-4A0D-8383-6541E1BAFC41}" presName="LevelTwoTextNode" presStyleLbl="node4" presStyleIdx="4" presStyleCnt="9">
+        <dgm:presLayoutVars>
+          <dgm:chPref val="3"/>
+        </dgm:presLayoutVars>
+      </dgm:prSet>
+      <dgm:spPr/>
+    </dgm:pt>
+    <dgm:pt modelId="{6D2017CB-DEC0-46AA-9848-9E38355D27FE}" type="pres">
+      <dgm:prSet presAssocID="{481C6C1E-1B32-4A0D-8383-6541E1BAFC41}" presName="level3hierChild" presStyleCnt="0"/>
+      <dgm:spPr/>
+    </dgm:pt>
+    <dgm:pt modelId="{9445B630-FC4F-48BC-96D7-C44F8AAE3BE2}" type="pres">
+      <dgm:prSet presAssocID="{C1A3CA30-022E-416E-BD3C-A39BE6538B83}" presName="conn2-1" presStyleLbl="parChTrans1D4" presStyleIdx="5" presStyleCnt="9"/>
+      <dgm:spPr/>
+    </dgm:pt>
+    <dgm:pt modelId="{3A772DAA-EA56-43E2-9590-7D4CA48B9A67}" type="pres">
+      <dgm:prSet presAssocID="{C1A3CA30-022E-416E-BD3C-A39BE6538B83}" presName="connTx" presStyleLbl="parChTrans1D4" presStyleIdx="5" presStyleCnt="9"/>
+      <dgm:spPr/>
+    </dgm:pt>
+    <dgm:pt modelId="{3B537DCF-AFB9-45A5-83AE-CB017791E50C}" type="pres">
+      <dgm:prSet presAssocID="{4C1E0426-858C-420A-B15C-DC5E3F5A92C5}" presName="root2" presStyleCnt="0"/>
+      <dgm:spPr/>
+    </dgm:pt>
+    <dgm:pt modelId="{CAA9B0E2-0F93-453E-86B4-9281B953D2DF}" type="pres">
+      <dgm:prSet presAssocID="{4C1E0426-858C-420A-B15C-DC5E3F5A92C5}" presName="LevelTwoTextNode" presStyleLbl="node4" presStyleIdx="5" presStyleCnt="9">
+        <dgm:presLayoutVars>
+          <dgm:chPref val="3"/>
+        </dgm:presLayoutVars>
+      </dgm:prSet>
+      <dgm:spPr/>
+    </dgm:pt>
+    <dgm:pt modelId="{C1771346-3794-45F0-ABA6-E96897DAAB37}" type="pres">
+      <dgm:prSet presAssocID="{4C1E0426-858C-420A-B15C-DC5E3F5A92C5}" presName="level3hierChild" presStyleCnt="0"/>
+      <dgm:spPr/>
+    </dgm:pt>
+    <dgm:pt modelId="{1FF2AD18-20B7-4B9E-9DAC-341B1BEA2ABA}" type="pres">
+      <dgm:prSet presAssocID="{38F73AF3-1E6A-4FA6-A823-A89D39F5EE29}" presName="conn2-1" presStyleLbl="parChTrans1D4" presStyleIdx="6" presStyleCnt="9"/>
+      <dgm:spPr/>
+    </dgm:pt>
+    <dgm:pt modelId="{EC0BC28D-D459-4D4E-996E-9298502025D9}" type="pres">
+      <dgm:prSet presAssocID="{38F73AF3-1E6A-4FA6-A823-A89D39F5EE29}" presName="connTx" presStyleLbl="parChTrans1D4" presStyleIdx="6" presStyleCnt="9"/>
+      <dgm:spPr/>
+    </dgm:pt>
+    <dgm:pt modelId="{DD70EF57-D156-4E8D-8334-75F3AB078F28}" type="pres">
+      <dgm:prSet presAssocID="{9CC2D69B-448B-4691-8C02-F86A43851666}" presName="root2" presStyleCnt="0"/>
+      <dgm:spPr/>
+    </dgm:pt>
+    <dgm:pt modelId="{E02779B5-4545-47E6-BA9B-CF27406EAF88}" type="pres">
+      <dgm:prSet presAssocID="{9CC2D69B-448B-4691-8C02-F86A43851666}" presName="LevelTwoTextNode" presStyleLbl="node4" presStyleIdx="6" presStyleCnt="9">
+        <dgm:presLayoutVars>
+          <dgm:chPref val="3"/>
+        </dgm:presLayoutVars>
+      </dgm:prSet>
+      <dgm:spPr/>
+    </dgm:pt>
+    <dgm:pt modelId="{0AE9C0AE-BE21-47C9-81F7-279E9775371A}" type="pres">
+      <dgm:prSet presAssocID="{9CC2D69B-448B-4691-8C02-F86A43851666}" presName="level3hierChild" presStyleCnt="0"/>
+      <dgm:spPr/>
+    </dgm:pt>
     <dgm:pt modelId="{232BEA19-C819-4ADC-837C-EEEDBCD8F54D}" type="pres">
-      <dgm:prSet presAssocID="{057C49C9-C4EE-499F-94B8-96E7569AC7E7}" presName="conn2-1" presStyleLbl="parChTrans1D2" presStyleIdx="1" presStyleCnt="5"/>
+      <dgm:prSet presAssocID="{057C49C9-C4EE-499F-94B8-96E7569AC7E7}" presName="conn2-1" presStyleLbl="parChTrans1D2" presStyleIdx="1" presStyleCnt="4"/>
       <dgm:spPr/>
     </dgm:pt>
     <dgm:pt modelId="{610E9815-3682-4A5F-AAFB-A3555AE9790C}" type="pres">
-      <dgm:prSet presAssocID="{057C49C9-C4EE-499F-94B8-96E7569AC7E7}" presName="connTx" presStyleLbl="parChTrans1D2" presStyleIdx="1" presStyleCnt="5"/>
+      <dgm:prSet presAssocID="{057C49C9-C4EE-499F-94B8-96E7569AC7E7}" presName="connTx" presStyleLbl="parChTrans1D2" presStyleIdx="1" presStyleCnt="4"/>
       <dgm:spPr/>
     </dgm:pt>
     <dgm:pt modelId="{867F8755-511A-4843-8B4F-0C9C88FEBFF7}" type="pres">
@@ -17401,7 +17712,7 @@
       <dgm:spPr/>
     </dgm:pt>
     <dgm:pt modelId="{EB27F278-7404-41B4-8B2D-6FD61813B12E}" type="pres">
-      <dgm:prSet presAssocID="{29A7029C-A29D-4522-91BE-E16332B2B72D}" presName="LevelTwoTextNode" presStyleLbl="node2" presStyleIdx="0" presStyleCnt="4">
+      <dgm:prSet presAssocID="{29A7029C-A29D-4522-91BE-E16332B2B72D}" presName="LevelTwoTextNode" presStyleLbl="node2" presStyleIdx="0" presStyleCnt="3">
         <dgm:presLayoutVars>
           <dgm:chPref val="3"/>
         </dgm:presLayoutVars>
@@ -17412,36 +17723,12 @@
       <dgm:prSet presAssocID="{29A7029C-A29D-4522-91BE-E16332B2B72D}" presName="level3hierChild" presStyleCnt="0"/>
       <dgm:spPr/>
     </dgm:pt>
-    <dgm:pt modelId="{F581DD7C-B6E8-4E0C-86B3-D6DE7227E905}" type="pres">
-      <dgm:prSet presAssocID="{B5E8CCC0-72E8-4C2F-A41C-04A31781A33D}" presName="conn2-1" presStyleLbl="parChTrans1D3" presStyleIdx="3" presStyleCnt="8"/>
-      <dgm:spPr/>
-    </dgm:pt>
-    <dgm:pt modelId="{3714E390-65A1-40BD-85DF-03AEAEE946F7}" type="pres">
-      <dgm:prSet presAssocID="{B5E8CCC0-72E8-4C2F-A41C-04A31781A33D}" presName="connTx" presStyleLbl="parChTrans1D3" presStyleIdx="3" presStyleCnt="8"/>
-      <dgm:spPr/>
-    </dgm:pt>
-    <dgm:pt modelId="{05D3AF54-D14C-4105-B451-ADC9B319FFD8}" type="pres">
-      <dgm:prSet presAssocID="{DA7424A0-F595-4D6B-A3F6-04AC6034C069}" presName="root2" presStyleCnt="0"/>
-      <dgm:spPr/>
-    </dgm:pt>
-    <dgm:pt modelId="{484D64AA-73CF-403C-A9AB-435BBCD3B06D}" type="pres">
-      <dgm:prSet presAssocID="{DA7424A0-F595-4D6B-A3F6-04AC6034C069}" presName="LevelTwoTextNode" presStyleLbl="node3" presStyleIdx="3" presStyleCnt="8">
-        <dgm:presLayoutVars>
-          <dgm:chPref val="3"/>
-        </dgm:presLayoutVars>
-      </dgm:prSet>
-      <dgm:spPr/>
-    </dgm:pt>
-    <dgm:pt modelId="{70EA69B7-CB2C-4143-B41D-0B0CADAC09AE}" type="pres">
-      <dgm:prSet presAssocID="{DA7424A0-F595-4D6B-A3F6-04AC6034C069}" presName="level3hierChild" presStyleCnt="0"/>
-      <dgm:spPr/>
-    </dgm:pt>
     <dgm:pt modelId="{0486CD0A-D5EB-433C-8817-9D20B414612D}" type="pres">
-      <dgm:prSet presAssocID="{6F77FD6D-4242-4DC0-91C2-BD1D6204A316}" presName="conn2-1" presStyleLbl="parChTrans1D3" presStyleIdx="4" presStyleCnt="8"/>
+      <dgm:prSet presAssocID="{6F77FD6D-4242-4DC0-91C2-BD1D6204A316}" presName="conn2-1" presStyleLbl="parChTrans1D3" presStyleIdx="2" presStyleCnt="6"/>
       <dgm:spPr/>
     </dgm:pt>
     <dgm:pt modelId="{5A5C9E6B-25DC-493C-B507-598247E03843}" type="pres">
-      <dgm:prSet presAssocID="{6F77FD6D-4242-4DC0-91C2-BD1D6204A316}" presName="connTx" presStyleLbl="parChTrans1D3" presStyleIdx="4" presStyleCnt="8"/>
+      <dgm:prSet presAssocID="{6F77FD6D-4242-4DC0-91C2-BD1D6204A316}" presName="connTx" presStyleLbl="parChTrans1D3" presStyleIdx="2" presStyleCnt="6"/>
       <dgm:spPr/>
     </dgm:pt>
     <dgm:pt modelId="{DC400C29-5A3F-4A26-9963-C5E5086A110B}" type="pres">
@@ -17449,7 +17736,7 @@
       <dgm:spPr/>
     </dgm:pt>
     <dgm:pt modelId="{8E5F45FF-FEAC-480F-8C7B-0692A3550230}" type="pres">
-      <dgm:prSet presAssocID="{65B5A541-9A94-4A50-A3CF-ED7397486839}" presName="LevelTwoTextNode" presStyleLbl="node3" presStyleIdx="4" presStyleCnt="8">
+      <dgm:prSet presAssocID="{65B5A541-9A94-4A50-A3CF-ED7397486839}" presName="LevelTwoTextNode" presStyleLbl="node3" presStyleIdx="2" presStyleCnt="6">
         <dgm:presLayoutVars>
           <dgm:chPref val="3"/>
         </dgm:presLayoutVars>
@@ -17460,12 +17747,36 @@
       <dgm:prSet presAssocID="{65B5A541-9A94-4A50-A3CF-ED7397486839}" presName="level3hierChild" presStyleCnt="0"/>
       <dgm:spPr/>
     </dgm:pt>
+    <dgm:pt modelId="{13B0D0C6-E995-45F9-A349-249D910B8DED}" type="pres">
+      <dgm:prSet presAssocID="{C64DE0FD-1E6C-4745-9821-0F29FC3DC6A8}" presName="conn2-1" presStyleLbl="parChTrans1D4" presStyleIdx="7" presStyleCnt="9"/>
+      <dgm:spPr/>
+    </dgm:pt>
+    <dgm:pt modelId="{5BE2B8F7-A738-4979-AA95-37EA10151C85}" type="pres">
+      <dgm:prSet presAssocID="{C64DE0FD-1E6C-4745-9821-0F29FC3DC6A8}" presName="connTx" presStyleLbl="parChTrans1D4" presStyleIdx="7" presStyleCnt="9"/>
+      <dgm:spPr/>
+    </dgm:pt>
+    <dgm:pt modelId="{CBCC50CA-38A6-42ED-BA60-FCA3E7469FD3}" type="pres">
+      <dgm:prSet presAssocID="{22C5799D-D3BC-4AB6-99C7-891BDE179FBC}" presName="root2" presStyleCnt="0"/>
+      <dgm:spPr/>
+    </dgm:pt>
+    <dgm:pt modelId="{D37BEB04-CFE7-4B60-B1BA-EAC582DC5841}" type="pres">
+      <dgm:prSet presAssocID="{22C5799D-D3BC-4AB6-99C7-891BDE179FBC}" presName="LevelTwoTextNode" presStyleLbl="node4" presStyleIdx="7" presStyleCnt="9">
+        <dgm:presLayoutVars>
+          <dgm:chPref val="3"/>
+        </dgm:presLayoutVars>
+      </dgm:prSet>
+      <dgm:spPr/>
+    </dgm:pt>
+    <dgm:pt modelId="{96E52FBC-ED5A-460A-BBE6-E640C1E991FC}" type="pres">
+      <dgm:prSet presAssocID="{22C5799D-D3BC-4AB6-99C7-891BDE179FBC}" presName="level3hierChild" presStyleCnt="0"/>
+      <dgm:spPr/>
+    </dgm:pt>
     <dgm:pt modelId="{CA24B7A9-5000-4D70-87DE-211FAAE29EC1}" type="pres">
-      <dgm:prSet presAssocID="{21D64334-C9E3-49F8-9DD8-F593FE6F4ACE}" presName="conn2-1" presStyleLbl="parChTrans1D3" presStyleIdx="5" presStyleCnt="8"/>
+      <dgm:prSet presAssocID="{21D64334-C9E3-49F8-9DD8-F593FE6F4ACE}" presName="conn2-1" presStyleLbl="parChTrans1D3" presStyleIdx="3" presStyleCnt="6"/>
       <dgm:spPr/>
     </dgm:pt>
     <dgm:pt modelId="{5CC3CDBF-0059-4B67-9714-33D7877D3107}" type="pres">
-      <dgm:prSet presAssocID="{21D64334-C9E3-49F8-9DD8-F593FE6F4ACE}" presName="connTx" presStyleLbl="parChTrans1D3" presStyleIdx="5" presStyleCnt="8"/>
+      <dgm:prSet presAssocID="{21D64334-C9E3-49F8-9DD8-F593FE6F4ACE}" presName="connTx" presStyleLbl="parChTrans1D3" presStyleIdx="3" presStyleCnt="6"/>
       <dgm:spPr/>
     </dgm:pt>
     <dgm:pt modelId="{B9A3F120-5C91-4591-94F6-BA4686008D3B}" type="pres">
@@ -17473,7 +17784,7 @@
       <dgm:spPr/>
     </dgm:pt>
     <dgm:pt modelId="{8DF32C5A-E404-4882-87B3-0B85A688BD06}" type="pres">
-      <dgm:prSet presAssocID="{FBE335DD-FE28-4D90-ADFD-EDB21EE3D33C}" presName="LevelTwoTextNode" presStyleLbl="node3" presStyleIdx="5" presStyleCnt="8">
+      <dgm:prSet presAssocID="{FBE335DD-FE28-4D90-ADFD-EDB21EE3D33C}" presName="LevelTwoTextNode" presStyleLbl="node3" presStyleIdx="3" presStyleCnt="6">
         <dgm:presLayoutVars>
           <dgm:chPref val="3"/>
         </dgm:presLayoutVars>
@@ -17485,11 +17796,11 @@
       <dgm:spPr/>
     </dgm:pt>
     <dgm:pt modelId="{724082EA-94B1-4C9C-949F-89ECCD83A985}" type="pres">
-      <dgm:prSet presAssocID="{BE273392-412C-4599-A0F0-3EE923EDB505}" presName="conn2-1" presStyleLbl="parChTrans1D4" presStyleIdx="0" presStyleCnt="1"/>
+      <dgm:prSet presAssocID="{BE273392-412C-4599-A0F0-3EE923EDB505}" presName="conn2-1" presStyleLbl="parChTrans1D4" presStyleIdx="8" presStyleCnt="9"/>
       <dgm:spPr/>
     </dgm:pt>
     <dgm:pt modelId="{470684DB-9BDD-4678-8661-B9B346052ACF}" type="pres">
-      <dgm:prSet presAssocID="{BE273392-412C-4599-A0F0-3EE923EDB505}" presName="connTx" presStyleLbl="parChTrans1D4" presStyleIdx="0" presStyleCnt="1"/>
+      <dgm:prSet presAssocID="{BE273392-412C-4599-A0F0-3EE923EDB505}" presName="connTx" presStyleLbl="parChTrans1D4" presStyleIdx="8" presStyleCnt="9"/>
       <dgm:spPr/>
     </dgm:pt>
     <dgm:pt modelId="{25C45250-D38F-45DA-9CBF-C404775ED4B3}" type="pres">
@@ -17497,7 +17808,7 @@
       <dgm:spPr/>
     </dgm:pt>
     <dgm:pt modelId="{00D84A47-0948-45CB-9B0C-423D78B487FA}" type="pres">
-      <dgm:prSet presAssocID="{E9650139-ADC6-48EA-9AC4-44F9F8F4CA1E}" presName="LevelTwoTextNode" presStyleLbl="node4" presStyleIdx="0" presStyleCnt="1">
+      <dgm:prSet presAssocID="{E9650139-ADC6-48EA-9AC4-44F9F8F4CA1E}" presName="LevelTwoTextNode" presStyleLbl="node4" presStyleIdx="8" presStyleCnt="9">
         <dgm:presLayoutVars>
           <dgm:chPref val="3"/>
         </dgm:presLayoutVars>
@@ -17509,11 +17820,11 @@
       <dgm:spPr/>
     </dgm:pt>
     <dgm:pt modelId="{92AE2DB6-1049-494B-B5C7-F8C627B797DB}" type="pres">
-      <dgm:prSet presAssocID="{FC0DC4E7-C2E5-4D91-B9E7-2548B24ABF14}" presName="conn2-1" presStyleLbl="parChTrans1D2" presStyleIdx="2" presStyleCnt="5"/>
+      <dgm:prSet presAssocID="{FC0DC4E7-C2E5-4D91-B9E7-2548B24ABF14}" presName="conn2-1" presStyleLbl="parChTrans1D2" presStyleIdx="2" presStyleCnt="4"/>
       <dgm:spPr/>
     </dgm:pt>
     <dgm:pt modelId="{C6A25D9A-F884-49A8-84B7-ECD66E577932}" type="pres">
-      <dgm:prSet presAssocID="{FC0DC4E7-C2E5-4D91-B9E7-2548B24ABF14}" presName="connTx" presStyleLbl="parChTrans1D2" presStyleIdx="2" presStyleCnt="5"/>
+      <dgm:prSet presAssocID="{FC0DC4E7-C2E5-4D91-B9E7-2548B24ABF14}" presName="connTx" presStyleLbl="parChTrans1D2" presStyleIdx="2" presStyleCnt="4"/>
       <dgm:spPr/>
     </dgm:pt>
     <dgm:pt modelId="{BEA0A913-9BBC-40B4-BA5D-5DC49F423E55}" type="pres">
@@ -17521,7 +17832,7 @@
       <dgm:spPr/>
     </dgm:pt>
     <dgm:pt modelId="{ADEEF289-0C86-4942-B1A9-18D32A2D1FF3}" type="pres">
-      <dgm:prSet presAssocID="{921CD4B2-C573-4832-A5F2-26B4EF7EF693}" presName="LevelTwoTextNode" presStyleLbl="node2" presStyleIdx="1" presStyleCnt="4">
+      <dgm:prSet presAssocID="{921CD4B2-C573-4832-A5F2-26B4EF7EF693}" presName="LevelTwoTextNode" presStyleLbl="node2" presStyleIdx="1" presStyleCnt="3">
         <dgm:presLayoutVars>
           <dgm:chPref val="3"/>
         </dgm:presLayoutVars>
@@ -17533,11 +17844,11 @@
       <dgm:spPr/>
     </dgm:pt>
     <dgm:pt modelId="{1F998633-D1F9-4DB4-90AF-8CC94A30763A}" type="pres">
-      <dgm:prSet presAssocID="{8F0962CC-77DF-456A-B42A-DFA4DDFA9F93}" presName="conn2-1" presStyleLbl="parChTrans1D3" presStyleIdx="6" presStyleCnt="8"/>
+      <dgm:prSet presAssocID="{8F0962CC-77DF-456A-B42A-DFA4DDFA9F93}" presName="conn2-1" presStyleLbl="parChTrans1D3" presStyleIdx="4" presStyleCnt="6"/>
       <dgm:spPr/>
     </dgm:pt>
     <dgm:pt modelId="{1F2AAC1E-0F38-4543-AFCC-013C86CB4517}" type="pres">
-      <dgm:prSet presAssocID="{8F0962CC-77DF-456A-B42A-DFA4DDFA9F93}" presName="connTx" presStyleLbl="parChTrans1D3" presStyleIdx="6" presStyleCnt="8"/>
+      <dgm:prSet presAssocID="{8F0962CC-77DF-456A-B42A-DFA4DDFA9F93}" presName="connTx" presStyleLbl="parChTrans1D3" presStyleIdx="4" presStyleCnt="6"/>
       <dgm:spPr/>
     </dgm:pt>
     <dgm:pt modelId="{C7350A58-4E46-4CD8-9C2D-B75293CDBCFE}" type="pres">
@@ -17545,7 +17856,7 @@
       <dgm:spPr/>
     </dgm:pt>
     <dgm:pt modelId="{4E07BCFE-F21E-4333-8B0D-9207540E4692}" type="pres">
-      <dgm:prSet presAssocID="{2DAB3E7E-9590-4A33-B24C-8AF0A31B1992}" presName="LevelTwoTextNode" presStyleLbl="node3" presStyleIdx="6" presStyleCnt="8">
+      <dgm:prSet presAssocID="{2DAB3E7E-9590-4A33-B24C-8AF0A31B1992}" presName="LevelTwoTextNode" presStyleLbl="node3" presStyleIdx="4" presStyleCnt="6">
         <dgm:presLayoutVars>
           <dgm:chPref val="3"/>
         </dgm:presLayoutVars>
@@ -17557,11 +17868,11 @@
       <dgm:spPr/>
     </dgm:pt>
     <dgm:pt modelId="{8CED74DC-4E1F-434A-9D60-1EABC34DF1D6}" type="pres">
-      <dgm:prSet presAssocID="{C6D9594E-A093-4D7E-A7FA-7684A9391611}" presName="conn2-1" presStyleLbl="parChTrans1D2" presStyleIdx="3" presStyleCnt="5"/>
+      <dgm:prSet presAssocID="{C6D9594E-A093-4D7E-A7FA-7684A9391611}" presName="conn2-1" presStyleLbl="parChTrans1D2" presStyleIdx="3" presStyleCnt="4"/>
       <dgm:spPr/>
     </dgm:pt>
     <dgm:pt modelId="{8AA35FD8-7AE9-4CE9-B531-920C1A688A93}" type="pres">
-      <dgm:prSet presAssocID="{C6D9594E-A093-4D7E-A7FA-7684A9391611}" presName="connTx" presStyleLbl="parChTrans1D2" presStyleIdx="3" presStyleCnt="5"/>
+      <dgm:prSet presAssocID="{C6D9594E-A093-4D7E-A7FA-7684A9391611}" presName="connTx" presStyleLbl="parChTrans1D2" presStyleIdx="3" presStyleCnt="4"/>
       <dgm:spPr/>
     </dgm:pt>
     <dgm:pt modelId="{2670A23D-0CA6-4A57-BED1-B2114354B9CC}" type="pres">
@@ -17569,7 +17880,7 @@
       <dgm:spPr/>
     </dgm:pt>
     <dgm:pt modelId="{5D9AA431-4423-4E66-AEC9-314A4F0292F0}" type="pres">
-      <dgm:prSet presAssocID="{964C4A6B-B52F-463A-99AB-1898E3C1FE4D}" presName="LevelTwoTextNode" presStyleLbl="node2" presStyleIdx="2" presStyleCnt="4">
+      <dgm:prSet presAssocID="{964C4A6B-B52F-463A-99AB-1898E3C1FE4D}" presName="LevelTwoTextNode" presStyleLbl="node2" presStyleIdx="2" presStyleCnt="3">
         <dgm:presLayoutVars>
           <dgm:chPref val="3"/>
         </dgm:presLayoutVars>
@@ -17581,11 +17892,11 @@
       <dgm:spPr/>
     </dgm:pt>
     <dgm:pt modelId="{87620B6E-DC1F-4BFF-BA9D-CE45241F81E8}" type="pres">
-      <dgm:prSet presAssocID="{EC362738-1462-4560-849B-BBE9343BFBE3}" presName="conn2-1" presStyleLbl="parChTrans1D3" presStyleIdx="7" presStyleCnt="8"/>
+      <dgm:prSet presAssocID="{EC362738-1462-4560-849B-BBE9343BFBE3}" presName="conn2-1" presStyleLbl="parChTrans1D3" presStyleIdx="5" presStyleCnt="6"/>
       <dgm:spPr/>
     </dgm:pt>
     <dgm:pt modelId="{6F5A1D48-C613-4F1B-925C-1411241703AA}" type="pres">
-      <dgm:prSet presAssocID="{EC362738-1462-4560-849B-BBE9343BFBE3}" presName="connTx" presStyleLbl="parChTrans1D3" presStyleIdx="7" presStyleCnt="8"/>
+      <dgm:prSet presAssocID="{EC362738-1462-4560-849B-BBE9343BFBE3}" presName="connTx" presStyleLbl="parChTrans1D3" presStyleIdx="5" presStyleCnt="6"/>
       <dgm:spPr/>
     </dgm:pt>
     <dgm:pt modelId="{6985BB8E-57D9-4C26-9D4B-F6B7F5E349E9}" type="pres">
@@ -17593,7 +17904,7 @@
       <dgm:spPr/>
     </dgm:pt>
     <dgm:pt modelId="{0818AD4A-7D76-4D1E-863F-D8A1E951D7D0}" type="pres">
-      <dgm:prSet presAssocID="{928EC134-B8A6-4869-A2A8-3707D041DCEE}" presName="LevelTwoTextNode" presStyleLbl="node3" presStyleIdx="7" presStyleCnt="8">
+      <dgm:prSet presAssocID="{928EC134-B8A6-4869-A2A8-3707D041DCEE}" presName="LevelTwoTextNode" presStyleLbl="node3" presStyleIdx="5" presStyleCnt="6">
         <dgm:presLayoutVars>
           <dgm:chPref val="3"/>
         </dgm:presLayoutVars>
@@ -17604,90 +17915,86 @@
       <dgm:prSet presAssocID="{928EC134-B8A6-4869-A2A8-3707D041DCEE}" presName="level3hierChild" presStyleCnt="0"/>
       <dgm:spPr/>
     </dgm:pt>
-    <dgm:pt modelId="{8751A723-7AC4-41CF-88BF-4446B7EEF313}" type="pres">
-      <dgm:prSet presAssocID="{FCD8747B-154A-4B91-B7B2-CDE6FC2BFACE}" presName="conn2-1" presStyleLbl="parChTrans1D2" presStyleIdx="4" presStyleCnt="5"/>
-      <dgm:spPr/>
-    </dgm:pt>
-    <dgm:pt modelId="{77557311-4C08-4CCE-A4DB-2E6240BE3FC7}" type="pres">
-      <dgm:prSet presAssocID="{FCD8747B-154A-4B91-B7B2-CDE6FC2BFACE}" presName="connTx" presStyleLbl="parChTrans1D2" presStyleIdx="4" presStyleCnt="5"/>
-      <dgm:spPr/>
-    </dgm:pt>
-    <dgm:pt modelId="{D642F0B1-C9DA-4CFB-BE21-B78F975454BA}" type="pres">
-      <dgm:prSet presAssocID="{4792F73D-994C-4D92-9C7B-BD3C00B41E99}" presName="root2" presStyleCnt="0"/>
-      <dgm:spPr/>
-    </dgm:pt>
-    <dgm:pt modelId="{A49B251C-4C77-48D3-BFE8-F004C4C1547C}" type="pres">
-      <dgm:prSet presAssocID="{4792F73D-994C-4D92-9C7B-BD3C00B41E99}" presName="LevelTwoTextNode" presStyleLbl="node2" presStyleIdx="3" presStyleCnt="4">
-        <dgm:presLayoutVars>
-          <dgm:chPref val="3"/>
-        </dgm:presLayoutVars>
-      </dgm:prSet>
-      <dgm:spPr/>
-    </dgm:pt>
-    <dgm:pt modelId="{6407A8B5-4A72-4155-85DB-1E1025F24F24}" type="pres">
-      <dgm:prSet presAssocID="{4792F73D-994C-4D92-9C7B-BD3C00B41E99}" presName="level3hierChild" presStyleCnt="0"/>
-      <dgm:spPr/>
-    </dgm:pt>
   </dgm:ptLst>
   <dgm:cxnLst>
     <dgm:cxn modelId="{1975FE0B-BB1C-4D8F-B45A-7EA01564BF3C}" srcId="{FBE335DD-FE28-4D90-ADFD-EDB21EE3D33C}" destId="{E9650139-ADC6-48EA-9AC4-44F9F8F4CA1E}" srcOrd="0" destOrd="0" parTransId="{BE273392-412C-4599-A0F0-3EE923EDB505}" sibTransId="{71CFB917-34CE-49ED-A5FB-302486BF769B}"/>
     <dgm:cxn modelId="{E435300C-9C39-4F63-A374-09DB04FA174C}" type="presOf" srcId="{FC0DC4E7-C2E5-4D91-B9E7-2548B24ABF14}" destId="{92AE2DB6-1049-494B-B5C7-F8C627B797DB}" srcOrd="0" destOrd="0" presId="urn:microsoft.com/office/officeart/2008/layout/HorizontalMultiLevelHierarchy"/>
     <dgm:cxn modelId="{C56D560D-8731-4D38-A431-B56EB0DEB523}" type="presOf" srcId="{928EC134-B8A6-4869-A2A8-3707D041DCEE}" destId="{0818AD4A-7D76-4D1E-863F-D8A1E951D7D0}" srcOrd="0" destOrd="0" presId="urn:microsoft.com/office/officeart/2008/layout/HorizontalMultiLevelHierarchy"/>
+    <dgm:cxn modelId="{5A4FDD11-1DC5-4D56-93C9-1276F44E6AE9}" srcId="{69BD6813-3010-473D-A54C-87C126B94DCA}" destId="{B261C1D2-8FB1-4B3F-9FF8-3ACD7ACC2E41}" srcOrd="0" destOrd="0" parTransId="{4E497631-9DAB-4031-9E03-799E942F486A}" sibTransId="{1C732314-A5D6-484E-A787-CFDC203E87E5}"/>
     <dgm:cxn modelId="{BD5D0912-68B9-45F2-A374-D42AE55EE0D4}" type="presOf" srcId="{2DAB3E7E-9590-4A33-B24C-8AF0A31B1992}" destId="{4E07BCFE-F21E-4333-8B0D-9207540E4692}" srcOrd="0" destOrd="0" presId="urn:microsoft.com/office/officeart/2008/layout/HorizontalMultiLevelHierarchy"/>
     <dgm:cxn modelId="{6AEEAB15-6366-4FD1-A20B-F11D9087C9A7}" type="presOf" srcId="{057C49C9-C4EE-499F-94B8-96E7569AC7E7}" destId="{232BEA19-C819-4ADC-837C-EEEDBCD8F54D}" srcOrd="0" destOrd="0" presId="urn:microsoft.com/office/officeart/2008/layout/HorizontalMultiLevelHierarchy"/>
-    <dgm:cxn modelId="{3297D915-48F3-450A-9242-97F8959CB5C2}" type="presOf" srcId="{4792F73D-994C-4D92-9C7B-BD3C00B41E99}" destId="{A49B251C-4C77-48D3-BFE8-F004C4C1547C}" srcOrd="0" destOrd="0" presId="urn:microsoft.com/office/officeart/2008/layout/HorizontalMultiLevelHierarchy"/>
+    <dgm:cxn modelId="{E5B04818-D8A2-4589-88A7-931E760B7E86}" type="presOf" srcId="{4E497631-9DAB-4031-9E03-799E942F486A}" destId="{F9689FBD-FE2F-4E04-9C32-19460F246BD2}" srcOrd="0" destOrd="0" presId="urn:microsoft.com/office/officeart/2008/layout/HorizontalMultiLevelHierarchy"/>
+    <dgm:cxn modelId="{6CF6361D-9C04-4239-BC53-48150496AD59}" type="presOf" srcId="{5E54368B-C0BC-4972-B81A-BE17B60A8755}" destId="{C15CC6BA-70CA-4FC5-A762-EA2E1D398BC3}" srcOrd="0" destOrd="0" presId="urn:microsoft.com/office/officeart/2008/layout/HorizontalMultiLevelHierarchy"/>
     <dgm:cxn modelId="{422D981D-8F1C-45FA-A99F-00D5CC5F7425}" srcId="{A5293E66-6338-4140-8F39-5210EC7EC7CF}" destId="{29A7029C-A29D-4522-91BE-E16332B2B72D}" srcOrd="1" destOrd="0" parTransId="{057C49C9-C4EE-499F-94B8-96E7569AC7E7}" sibTransId="{385F6B7E-5F3B-4531-A2A2-A3863154ADD6}"/>
+    <dgm:cxn modelId="{546C581E-522D-4E8D-870E-799D9031FDA7}" type="presOf" srcId="{C1A3CA30-022E-416E-BD3C-A39BE6538B83}" destId="{3A772DAA-EA56-43E2-9590-7D4CA48B9A67}" srcOrd="1" destOrd="0" presId="urn:microsoft.com/office/officeart/2008/layout/HorizontalMultiLevelHierarchy"/>
     <dgm:cxn modelId="{DBEACD21-950F-475D-86E8-B32D98686E89}" srcId="{F4F2A89D-721D-4278-89F0-C7EB4EE3A2D5}" destId="{A5293E66-6338-4140-8F39-5210EC7EC7CF}" srcOrd="0" destOrd="0" parTransId="{147E8E5B-A0B8-4269-A558-4406FFB45748}" sibTransId="{F19F3C91-7053-4359-8083-CB1E21B95884}"/>
     <dgm:cxn modelId="{34A62A26-7873-4E7C-A40A-1927F2022E6C}" type="presOf" srcId="{A7E2A530-8BAF-4B6D-BB35-2426E4B049E5}" destId="{CC8F7EAD-BDD8-4D97-8571-6C238A402FCA}" srcOrd="0" destOrd="0" presId="urn:microsoft.com/office/officeart/2008/layout/HorizontalMultiLevelHierarchy"/>
     <dgm:cxn modelId="{99605C27-F47D-4053-8BF1-BF427912757D}" type="presOf" srcId="{C6D9594E-A093-4D7E-A7FA-7684A9391611}" destId="{8CED74DC-4E1F-434A-9D60-1EABC34DF1D6}" srcOrd="0" destOrd="0" presId="urn:microsoft.com/office/officeart/2008/layout/HorizontalMultiLevelHierarchy"/>
+    <dgm:cxn modelId="{92848527-9A63-4004-B2AE-2D1836CB40FB}" type="presOf" srcId="{4E497631-9DAB-4031-9E03-799E942F486A}" destId="{0934E8AD-3FCD-4B93-994A-FFC2BC8B1231}" srcOrd="1" destOrd="0" presId="urn:microsoft.com/office/officeart/2008/layout/HorizontalMultiLevelHierarchy"/>
     <dgm:cxn modelId="{A794FE28-1125-4D2D-8DEB-39C8A24D826A}" type="presOf" srcId="{FC0DC4E7-C2E5-4D91-B9E7-2548B24ABF14}" destId="{C6A25D9A-F884-49A8-84B7-ECD66E577932}" srcOrd="1" destOrd="0" presId="urn:microsoft.com/office/officeart/2008/layout/HorizontalMultiLevelHierarchy"/>
     <dgm:cxn modelId="{CCA4A42E-CF68-4F53-AD37-8C175721E4A5}" srcId="{A5293E66-6338-4140-8F39-5210EC7EC7CF}" destId="{964C4A6B-B52F-463A-99AB-1898E3C1FE4D}" srcOrd="3" destOrd="0" parTransId="{C6D9594E-A093-4D7E-A7FA-7684A9391611}" sibTransId="{A58F746D-8B31-407B-B240-593713A886C5}"/>
     <dgm:cxn modelId="{537B9032-F9AE-4ABB-B3F1-86B014E9FED3}" type="presOf" srcId="{EC362738-1462-4560-849B-BBE9343BFBE3}" destId="{87620B6E-DC1F-4BFF-BA9D-CE45241F81E8}" srcOrd="0" destOrd="0" presId="urn:microsoft.com/office/officeart/2008/layout/HorizontalMultiLevelHierarchy"/>
+    <dgm:cxn modelId="{CE5FC033-BCE1-4FB8-B5D2-2C9876B6DC63}" type="presOf" srcId="{22C5799D-D3BC-4AB6-99C7-891BDE179FBC}" destId="{D37BEB04-CFE7-4B60-B1BA-EAC582DC5841}" srcOrd="0" destOrd="0" presId="urn:microsoft.com/office/officeart/2008/layout/HorizontalMultiLevelHierarchy"/>
     <dgm:cxn modelId="{A8133A39-7674-4D0F-921B-70BAF1DE096E}" srcId="{A5293E66-6338-4140-8F39-5210EC7EC7CF}" destId="{E7773874-FADA-49F8-BE3C-DFB95319A4B6}" srcOrd="0" destOrd="0" parTransId="{D37463AD-FCA1-4F91-A042-103F9736B649}" sibTransId="{65308EE9-935C-4F8F-8CC0-310E427726B2}"/>
-    <dgm:cxn modelId="{A16B805C-BF41-45DA-8763-CFE1829C7346}" type="presOf" srcId="{DA7424A0-F595-4D6B-A3F6-04AC6034C069}" destId="{484D64AA-73CF-403C-A9AB-435BBCD3B06D}" srcOrd="0" destOrd="0" presId="urn:microsoft.com/office/officeart/2008/layout/HorizontalMultiLevelHierarchy"/>
     <dgm:cxn modelId="{AE2D0361-9B5C-4E29-8E65-CEC1B838F6B5}" type="presOf" srcId="{057C49C9-C4EE-499F-94B8-96E7569AC7E7}" destId="{610E9815-3682-4A5F-AAFB-A3555AE9790C}" srcOrd="1" destOrd="0" presId="urn:microsoft.com/office/officeart/2008/layout/HorizontalMultiLevelHierarchy"/>
     <dgm:cxn modelId="{224BC362-7AE8-4BDC-9B90-A801CE24CCF5}" type="presOf" srcId="{6F77FD6D-4242-4DC0-91C2-BD1D6204A316}" destId="{5A5C9E6B-25DC-493C-B507-598247E03843}" srcOrd="1" destOrd="0" presId="urn:microsoft.com/office/officeart/2008/layout/HorizontalMultiLevelHierarchy"/>
     <dgm:cxn modelId="{448D0443-68D0-49D9-B479-E288A1A54AFA}" type="presOf" srcId="{8F0962CC-77DF-456A-B42A-DFA4DDFA9F93}" destId="{1F2AAC1E-0F38-4543-AFCC-013C86CB4517}" srcOrd="1" destOrd="0" presId="urn:microsoft.com/office/officeart/2008/layout/HorizontalMultiLevelHierarchy"/>
+    <dgm:cxn modelId="{C7E86443-A2EF-4956-B5B3-45EDCD4F2212}" type="presOf" srcId="{850F95B0-97A4-4879-A786-64D306C1537B}" destId="{0DB7FD2C-6DE8-4E69-955F-88729DB7570D}" srcOrd="1" destOrd="0" presId="urn:microsoft.com/office/officeart/2008/layout/HorizontalMultiLevelHierarchy"/>
     <dgm:cxn modelId="{07F7DC43-E3D0-447F-8B39-1FE7C75A1703}" type="presOf" srcId="{BE273392-412C-4599-A0F0-3EE923EDB505}" destId="{724082EA-94B1-4C9C-949F-89ECCD83A985}" srcOrd="0" destOrd="0" presId="urn:microsoft.com/office/officeart/2008/layout/HorizontalMultiLevelHierarchy"/>
     <dgm:cxn modelId="{6D9D0169-D91B-4379-9BAD-E8A3C1531278}" type="presOf" srcId="{29A7029C-A29D-4522-91BE-E16332B2B72D}" destId="{EB27F278-7404-41B4-8B2D-6FD61813B12E}" srcOrd="0" destOrd="0" presId="urn:microsoft.com/office/officeart/2008/layout/HorizontalMultiLevelHierarchy"/>
     <dgm:cxn modelId="{D10F3149-5369-44BC-9379-67BA2A02C006}" type="presOf" srcId="{D37463AD-FCA1-4F91-A042-103F9736B649}" destId="{D5FDECCA-13EE-404F-B3F4-E0920908FCEB}" srcOrd="1" destOrd="0" presId="urn:microsoft.com/office/officeart/2008/layout/HorizontalMultiLevelHierarchy"/>
     <dgm:cxn modelId="{B93B6749-DB45-4574-8E3E-E8964EA8BE3C}" type="presOf" srcId="{FBE335DD-FE28-4D90-ADFD-EDB21EE3D33C}" destId="{8DF32C5A-E404-4882-87B3-0B85A688BD06}" srcOrd="0" destOrd="0" presId="urn:microsoft.com/office/officeart/2008/layout/HorizontalMultiLevelHierarchy"/>
-    <dgm:cxn modelId="{2550494B-8DFD-4458-94B3-3CAE881D9942}" type="presOf" srcId="{B5E8CCC0-72E8-4C2F-A41C-04A31781A33D}" destId="{F581DD7C-B6E8-4E0C-86B3-D6DE7227E905}" srcOrd="0" destOrd="0" presId="urn:microsoft.com/office/officeart/2008/layout/HorizontalMultiLevelHierarchy"/>
+    <dgm:cxn modelId="{59AD206A-3C5C-44B0-8779-C2524E5BF536}" type="presOf" srcId="{850F95B0-97A4-4879-A786-64D306C1537B}" destId="{EF3C0741-CE51-4802-B41B-B0A8A261C05A}" srcOrd="0" destOrd="0" presId="urn:microsoft.com/office/officeart/2008/layout/HorizontalMultiLevelHierarchy"/>
+    <dgm:cxn modelId="{7ADF8D4D-80B3-4CB3-87BA-205BD98C0BED}" type="presOf" srcId="{481C6C1E-1B32-4A0D-8383-6541E1BAFC41}" destId="{3875ED53-ADCC-4986-A8C2-F8D1ECA40101}" srcOrd="0" destOrd="0" presId="urn:microsoft.com/office/officeart/2008/layout/HorizontalMultiLevelHierarchy"/>
     <dgm:cxn modelId="{6394B771-E08B-47C9-AF5C-EBD44AF9E3FC}" type="presOf" srcId="{F4F2A89D-721D-4278-89F0-C7EB4EE3A2D5}" destId="{37F13257-E7C4-4B8E-AEE8-2E13501A13D9}" srcOrd="0" destOrd="0" presId="urn:microsoft.com/office/officeart/2008/layout/HorizontalMultiLevelHierarchy"/>
+    <dgm:cxn modelId="{39242F73-2B48-462C-8EB3-EF2F335D8EB5}" type="presOf" srcId="{93D0B5B5-A50A-458F-B3CA-EA6F2F756E9B}" destId="{7AB89040-3085-4077-A5E0-4BDF80CD1A16}" srcOrd="1" destOrd="0" presId="urn:microsoft.com/office/officeart/2008/layout/HorizontalMultiLevelHierarchy"/>
     <dgm:cxn modelId="{13006E77-40A2-4639-9AF9-1EA6885DA3F1}" type="presOf" srcId="{6F77FD6D-4242-4DC0-91C2-BD1D6204A316}" destId="{0486CD0A-D5EB-433C-8817-9D20B414612D}" srcOrd="0" destOrd="0" presId="urn:microsoft.com/office/officeart/2008/layout/HorizontalMultiLevelHierarchy"/>
-    <dgm:cxn modelId="{A8F67959-B2EA-4B86-9AD3-C34AC8767261}" srcId="{29A7029C-A29D-4522-91BE-E16332B2B72D}" destId="{DA7424A0-F595-4D6B-A3F6-04AC6034C069}" srcOrd="0" destOrd="0" parTransId="{B5E8CCC0-72E8-4C2F-A41C-04A31781A33D}" sibTransId="{83098164-1DB6-48B1-A3EA-0986EF08BDC7}"/>
+    <dgm:cxn modelId="{ECBB927A-D3BD-434E-BB20-3EA0D76FE4E6}" type="presOf" srcId="{C64DE0FD-1E6C-4745-9821-0F29FC3DC6A8}" destId="{13B0D0C6-E995-45F9-A349-249D910B8DED}" srcOrd="0" destOrd="0" presId="urn:microsoft.com/office/officeart/2008/layout/HorizontalMultiLevelHierarchy"/>
     <dgm:cxn modelId="{0C51E37A-031B-4E4F-9299-2807A2503A34}" type="presOf" srcId="{65B5A541-9A94-4A50-A3CF-ED7397486839}" destId="{8E5F45FF-FEAC-480F-8C7B-0692A3550230}" srcOrd="0" destOrd="0" presId="urn:microsoft.com/office/officeart/2008/layout/HorizontalMultiLevelHierarchy"/>
     <dgm:cxn modelId="{56B3357D-90CE-4525-BFD4-EF14919DE1D1}" type="presOf" srcId="{8F0962CC-77DF-456A-B42A-DFA4DDFA9F93}" destId="{1F998633-D1F9-4DB4-90AF-8CC94A30763A}" srcOrd="0" destOrd="0" presId="urn:microsoft.com/office/officeart/2008/layout/HorizontalMultiLevelHierarchy"/>
     <dgm:cxn modelId="{57B93C7D-59A0-475C-96BB-AA23B44FCF51}" type="presOf" srcId="{A7E2A530-8BAF-4B6D-BB35-2426E4B049E5}" destId="{E1EFEAE3-8FA4-43C3-B9FD-A6476E4BF734}" srcOrd="1" destOrd="0" presId="urn:microsoft.com/office/officeart/2008/layout/HorizontalMultiLevelHierarchy"/>
-    <dgm:cxn modelId="{4A627D82-D679-4218-8A8F-04C8862BBC1E}" type="presOf" srcId="{8983F3E4-8909-46E4-9AF5-64C3075CDCE3}" destId="{DE58AE91-5162-435C-BDF4-EE844651AFA2}" srcOrd="1" destOrd="0" presId="urn:microsoft.com/office/officeart/2008/layout/HorizontalMultiLevelHierarchy"/>
     <dgm:cxn modelId="{30E40283-2D7F-48A2-8D5E-72E5EC0A1859}" type="presOf" srcId="{E7773874-FADA-49F8-BE3C-DFB95319A4B6}" destId="{B975581C-5323-4F07-AC63-A7DD0D1C7DB8}" srcOrd="0" destOrd="0" presId="urn:microsoft.com/office/officeart/2008/layout/HorizontalMultiLevelHierarchy"/>
-    <dgm:cxn modelId="{E3BE8D88-C618-4910-97BA-88FA44B4178A}" srcId="{A5293E66-6338-4140-8F39-5210EC7EC7CF}" destId="{4792F73D-994C-4D92-9C7B-BD3C00B41E99}" srcOrd="4" destOrd="0" parTransId="{FCD8747B-154A-4B91-B7B2-CDE6FC2BFACE}" sibTransId="{087902F9-0CB5-4543-9B25-866545645B33}"/>
-    <dgm:cxn modelId="{97F9C893-A76A-477D-87E7-05C357AB5230}" srcId="{29A7029C-A29D-4522-91BE-E16332B2B72D}" destId="{65B5A541-9A94-4A50-A3CF-ED7397486839}" srcOrd="1" destOrd="0" parTransId="{6F77FD6D-4242-4DC0-91C2-BD1D6204A316}" sibTransId="{4B0FD2E3-DADB-4931-8B2F-4C7F8CC2D323}"/>
+    <dgm:cxn modelId="{24FD5786-3741-4671-A51F-79CA2B947BC0}" type="presOf" srcId="{9CC2D69B-448B-4691-8C02-F86A43851666}" destId="{E02779B5-4545-47E6-BA9B-CF27406EAF88}" srcOrd="0" destOrd="0" presId="urn:microsoft.com/office/officeart/2008/layout/HorizontalMultiLevelHierarchy"/>
+    <dgm:cxn modelId="{85BEC087-B837-4BD4-9B9B-002C20A7E358}" srcId="{69BD6813-3010-473D-A54C-87C126B94DCA}" destId="{E30FA5B4-8CB8-4EE5-A209-65247FDC41A3}" srcOrd="1" destOrd="0" parTransId="{850F95B0-97A4-4879-A786-64D306C1537B}" sibTransId="{ABE9B6B5-9921-4D16-8028-0CC8459710D9}"/>
+    <dgm:cxn modelId="{88825688-2FD4-4FA6-A8A8-862A3AA7CD9D}" type="presOf" srcId="{B261C1D2-8FB1-4B3F-9FF8-3ACD7ACC2E41}" destId="{DDD0F878-5770-4DA2-AF77-B4B1E6328955}" srcOrd="0" destOrd="0" presId="urn:microsoft.com/office/officeart/2008/layout/HorizontalMultiLevelHierarchy"/>
+    <dgm:cxn modelId="{A158558D-55BF-4D49-9109-EF2FCD26D045}" type="presOf" srcId="{60B24E2C-E17C-4B2D-80D8-E3D092D33F2E}" destId="{E11D6C8C-AA5F-4732-ADD0-D05A2952D2BA}" srcOrd="1" destOrd="0" presId="urn:microsoft.com/office/officeart/2008/layout/HorizontalMultiLevelHierarchy"/>
+    <dgm:cxn modelId="{97F9C893-A76A-477D-87E7-05C357AB5230}" srcId="{29A7029C-A29D-4522-91BE-E16332B2B72D}" destId="{65B5A541-9A94-4A50-A3CF-ED7397486839}" srcOrd="0" destOrd="0" parTransId="{6F77FD6D-4242-4DC0-91C2-BD1D6204A316}" sibTransId="{4B0FD2E3-DADB-4931-8B2F-4C7F8CC2D323}"/>
     <dgm:cxn modelId="{F9FC8696-744C-41A2-997A-68AEC2B96BCB}" type="presOf" srcId="{921CD4B2-C573-4832-A5F2-26B4EF7EF693}" destId="{ADEEF289-0C86-4942-B1A9-18D32A2D1FF3}" srcOrd="0" destOrd="0" presId="urn:microsoft.com/office/officeart/2008/layout/HorizontalMultiLevelHierarchy"/>
     <dgm:cxn modelId="{9A129299-84CB-4D5C-9CA4-7F49469739C8}" type="presOf" srcId="{21D64334-C9E3-49F8-9DD8-F593FE6F4ACE}" destId="{5CC3CDBF-0059-4B67-9714-33D7877D3107}" srcOrd="1" destOrd="0" presId="urn:microsoft.com/office/officeart/2008/layout/HorizontalMultiLevelHierarchy"/>
     <dgm:cxn modelId="{2C97869A-DCB9-4D54-8003-8B4EEBD00A77}" type="presOf" srcId="{A5293E66-6338-4140-8F39-5210EC7EC7CF}" destId="{85B803DC-9772-470A-A1D0-4218781C71B8}" srcOrd="0" destOrd="0" presId="urn:microsoft.com/office/officeart/2008/layout/HorizontalMultiLevelHierarchy"/>
+    <dgm:cxn modelId="{D52DE09E-3C25-4048-9D98-19E403968EB6}" type="presOf" srcId="{E30FA5B4-8CB8-4EE5-A209-65247FDC41A3}" destId="{0EB5C277-A8C9-4754-90D1-75B9A0EA7425}" srcOrd="0" destOrd="0" presId="urn:microsoft.com/office/officeart/2008/layout/HorizontalMultiLevelHierarchy"/>
+    <dgm:cxn modelId="{646FDFA0-CD2A-4A82-87D4-07DA6D726B76}" type="presOf" srcId="{93D0B5B5-A50A-458F-B3CA-EA6F2F756E9B}" destId="{5C92DAB9-7526-4F26-A11B-F89B4D898F49}" srcOrd="0" destOrd="0" presId="urn:microsoft.com/office/officeart/2008/layout/HorizontalMultiLevelHierarchy"/>
     <dgm:cxn modelId="{8B41AEA1-2575-4364-97E4-660861F76480}" type="presOf" srcId="{C6D9594E-A093-4D7E-A7FA-7684A9391611}" destId="{8AA35FD8-7AE9-4CE9-B531-920C1A688A93}" srcOrd="1" destOrd="0" presId="urn:microsoft.com/office/officeart/2008/layout/HorizontalMultiLevelHierarchy"/>
+    <dgm:cxn modelId="{268120A2-7095-475E-A288-0830CB2994BD}" srcId="{65B5A541-9A94-4A50-A3CF-ED7397486839}" destId="{22C5799D-D3BC-4AB6-99C7-891BDE179FBC}" srcOrd="0" destOrd="0" parTransId="{C64DE0FD-1E6C-4745-9821-0F29FC3DC6A8}" sibTransId="{CFA2EB08-EB02-4BBF-81FC-4F381A8E1BF7}"/>
     <dgm:cxn modelId="{BED0EAA2-3C19-46FF-A55B-22955F28BBB2}" type="presOf" srcId="{0EC19292-3C34-4094-BC0F-ED94A164D3B8}" destId="{2524AC89-9ACE-41BE-9520-9B21B3CDC7B0}" srcOrd="0" destOrd="0" presId="urn:microsoft.com/office/officeart/2008/layout/HorizontalMultiLevelHierarchy"/>
-    <dgm:cxn modelId="{3028DCA9-0505-4DD0-AB8E-D8154160D8FB}" type="presOf" srcId="{B5E8CCC0-72E8-4C2F-A41C-04A31781A33D}" destId="{3714E390-65A1-40BD-85DF-03AEAEE946F7}" srcOrd="1" destOrd="0" presId="urn:microsoft.com/office/officeart/2008/layout/HorizontalMultiLevelHierarchy"/>
+    <dgm:cxn modelId="{3F2908A6-0C57-48AF-AFE7-480ACA2A681A}" srcId="{69BD6813-3010-473D-A54C-87C126B94DCA}" destId="{481C6C1E-1B32-4A0D-8383-6541E1BAFC41}" srcOrd="4" destOrd="0" parTransId="{93D0B5B5-A50A-458F-B3CA-EA6F2F756E9B}" sibTransId="{C487D537-23C6-4F56-856C-76C62ABCA03C}"/>
+    <dgm:cxn modelId="{EA221CA8-4CD0-4F30-A624-3A211502249E}" type="presOf" srcId="{60B24E2C-E17C-4B2D-80D8-E3D092D33F2E}" destId="{F4DE9B96-304D-4390-88B3-1F5E260FAE1D}" srcOrd="0" destOrd="0" presId="urn:microsoft.com/office/officeart/2008/layout/HorizontalMultiLevelHierarchy"/>
+    <dgm:cxn modelId="{A03ACEAD-342C-44DF-AA83-E9CE02C8FC05}" srcId="{69BD6813-3010-473D-A54C-87C126B94DCA}" destId="{9CC2D69B-448B-4691-8C02-F86A43851666}" srcOrd="6" destOrd="0" parTransId="{38F73AF3-1E6A-4FA6-A823-A89D39F5EE29}" sibTransId="{543BBFA6-A6DA-45EB-8855-238C3E5F40A7}"/>
     <dgm:cxn modelId="{2A460DB1-6ADB-4FCB-BB03-30E3DFA2703B}" type="presOf" srcId="{B30A8DE0-FE4B-4B66-B3FF-4A7E8B886DF6}" destId="{97D379E0-2FAB-4AFD-B31A-A2E4CFF433AA}" srcOrd="1" destOrd="0" presId="urn:microsoft.com/office/officeart/2008/layout/HorizontalMultiLevelHierarchy"/>
-    <dgm:cxn modelId="{3AB163B1-00F1-4286-8602-818A0792C044}" srcId="{E7773874-FADA-49F8-BE3C-DFB95319A4B6}" destId="{0EC19292-3C34-4094-BC0F-ED94A164D3B8}" srcOrd="1" destOrd="0" parTransId="{A7E2A530-8BAF-4B6D-BB35-2426E4B049E5}" sibTransId="{E8764FF8-A57B-42CA-9C35-D6B85EE3B5B1}"/>
-    <dgm:cxn modelId="{F0787AB1-21C7-4376-8FDE-8DDE995F632F}" srcId="{E7773874-FADA-49F8-BE3C-DFB95319A4B6}" destId="{69BD6813-3010-473D-A54C-87C126B94DCA}" srcOrd="2" destOrd="0" parTransId="{B30A8DE0-FE4B-4B66-B3FF-4A7E8B886DF6}" sibTransId="{E7C1E0FA-13CC-46E3-A325-DFDBD68024B0}"/>
-    <dgm:cxn modelId="{00E16BBB-2637-4C26-9A8B-111FFA022103}" type="presOf" srcId="{8983F3E4-8909-46E4-9AF5-64C3075CDCE3}" destId="{FBC5933A-449B-4EA8-A4C5-C43BEF2C097B}" srcOrd="0" destOrd="0" presId="urn:microsoft.com/office/officeart/2008/layout/HorizontalMultiLevelHierarchy"/>
+    <dgm:cxn modelId="{3AB163B1-00F1-4286-8602-818A0792C044}" srcId="{E7773874-FADA-49F8-BE3C-DFB95319A4B6}" destId="{0EC19292-3C34-4094-BC0F-ED94A164D3B8}" srcOrd="0" destOrd="0" parTransId="{A7E2A530-8BAF-4B6D-BB35-2426E4B049E5}" sibTransId="{E8764FF8-A57B-42CA-9C35-D6B85EE3B5B1}"/>
+    <dgm:cxn modelId="{F0787AB1-21C7-4376-8FDE-8DDE995F632F}" srcId="{E7773874-FADA-49F8-BE3C-DFB95319A4B6}" destId="{69BD6813-3010-473D-A54C-87C126B94DCA}" srcOrd="1" destOrd="0" parTransId="{B30A8DE0-FE4B-4B66-B3FF-4A7E8B886DF6}" sibTransId="{E7C1E0FA-13CC-46E3-A325-DFDBD68024B0}"/>
     <dgm:cxn modelId="{A94344C1-17C4-4F57-83E5-CF2DE5F2794A}" type="presOf" srcId="{B30A8DE0-FE4B-4B66-B3FF-4A7E8B886DF6}" destId="{1A7E6096-0DB2-411C-BC54-0A3AE8E834D7}" srcOrd="0" destOrd="0" presId="urn:microsoft.com/office/officeart/2008/layout/HorizontalMultiLevelHierarchy"/>
+    <dgm:cxn modelId="{D4D1B9C4-CD40-4238-A2BA-BDBBFA408311}" type="presOf" srcId="{4C1E0426-858C-420A-B15C-DC5E3F5A92C5}" destId="{CAA9B0E2-0F93-453E-86B4-9281B953D2DF}" srcOrd="0" destOrd="0" presId="urn:microsoft.com/office/officeart/2008/layout/HorizontalMultiLevelHierarchy"/>
     <dgm:cxn modelId="{4D25C7C4-2EE5-4BB1-BEE3-80A076B84413}" srcId="{921CD4B2-C573-4832-A5F2-26B4EF7EF693}" destId="{2DAB3E7E-9590-4A33-B24C-8AF0A31B1992}" srcOrd="0" destOrd="0" parTransId="{8F0962CC-77DF-456A-B42A-DFA4DDFA9F93}" sibTransId="{156B48DB-4D15-420E-AEB5-8BC4906840F6}"/>
     <dgm:cxn modelId="{FA9DF3C5-0C4C-459D-B2B9-775FEB71963B}" type="presOf" srcId="{BE273392-412C-4599-A0F0-3EE923EDB505}" destId="{470684DB-9BDD-4678-8661-B9B346052ACF}" srcOrd="1" destOrd="0" presId="urn:microsoft.com/office/officeart/2008/layout/HorizontalMultiLevelHierarchy"/>
-    <dgm:cxn modelId="{A76C01C6-E96E-420E-A576-419D17E56157}" srcId="{E7773874-FADA-49F8-BE3C-DFB95319A4B6}" destId="{0FC4D9BB-37E7-4B1A-8ED6-55C5FCC70D5E}" srcOrd="0" destOrd="0" parTransId="{8983F3E4-8909-46E4-9AF5-64C3075CDCE3}" sibTransId="{32247A0F-B4C9-45D9-A88F-59FA077AF36E}"/>
     <dgm:cxn modelId="{58F4C8C8-8625-4D6A-996E-84BEF6C984FE}" type="presOf" srcId="{964C4A6B-B52F-463A-99AB-1898E3C1FE4D}" destId="{5D9AA431-4423-4E66-AEC9-314A4F0292F0}" srcOrd="0" destOrd="0" presId="urn:microsoft.com/office/officeart/2008/layout/HorizontalMultiLevelHierarchy"/>
     <dgm:cxn modelId="{FEBA10C9-E469-4407-9024-A63FB157F855}" type="presOf" srcId="{E9650139-ADC6-48EA-9AC4-44F9F8F4CA1E}" destId="{00D84A47-0948-45CB-9B0C-423D78B487FA}" srcOrd="0" destOrd="0" presId="urn:microsoft.com/office/officeart/2008/layout/HorizontalMultiLevelHierarchy"/>
-    <dgm:cxn modelId="{CD0CEBD5-CB15-4158-9B85-C7A34B369AA3}" type="presOf" srcId="{0FC4D9BB-37E7-4B1A-8ED6-55C5FCC70D5E}" destId="{D7384D22-F15B-444F-9CB6-6408564CB474}" srcOrd="0" destOrd="0" presId="urn:microsoft.com/office/officeart/2008/layout/HorizontalMultiLevelHierarchy"/>
+    <dgm:cxn modelId="{A44185CA-A216-4C04-A548-605A48264A0C}" type="presOf" srcId="{A741FEFB-4CA8-4197-9720-9493B3E8490C}" destId="{E0A205B1-CDFD-4E3C-A461-6CA2C99F6F1D}" srcOrd="0" destOrd="0" presId="urn:microsoft.com/office/officeart/2008/layout/HorizontalMultiLevelHierarchy"/>
+    <dgm:cxn modelId="{033F04CB-0B36-410E-AD83-151572CE8F89}" type="presOf" srcId="{38F73AF3-1E6A-4FA6-A823-A89D39F5EE29}" destId="{EC0BC28D-D459-4D4E-996E-9298502025D9}" srcOrd="1" destOrd="0" presId="urn:microsoft.com/office/officeart/2008/layout/HorizontalMultiLevelHierarchy"/>
+    <dgm:cxn modelId="{B701C0CC-3EE7-4747-91F8-FAC0BD3A6841}" type="presOf" srcId="{C1A3CA30-022E-416E-BD3C-A39BE6538B83}" destId="{9445B630-FC4F-48BC-96D7-C44F8AAE3BE2}" srcOrd="0" destOrd="0" presId="urn:microsoft.com/office/officeart/2008/layout/HorizontalMultiLevelHierarchy"/>
+    <dgm:cxn modelId="{2C8A75CF-4A52-4DEB-91FF-A1131C770101}" type="presOf" srcId="{C64DE0FD-1E6C-4745-9821-0F29FC3DC6A8}" destId="{5BE2B8F7-A738-4979-AA95-37EA10151C85}" srcOrd="1" destOrd="0" presId="urn:microsoft.com/office/officeart/2008/layout/HorizontalMultiLevelHierarchy"/>
+    <dgm:cxn modelId="{E8C7F2DA-D0DA-4431-AAC0-F1976E15D17B}" srcId="{69BD6813-3010-473D-A54C-87C126B94DCA}" destId="{5E54368B-C0BC-4972-B81A-BE17B60A8755}" srcOrd="3" destOrd="0" parTransId="{A741FEFB-4CA8-4197-9720-9493B3E8490C}" sibTransId="{1889662C-7869-41C5-AEDD-7E8A0A4B4D90}"/>
     <dgm:cxn modelId="{64D6A0E6-F69E-4CA8-9BD2-FD7CF5E634F8}" srcId="{964C4A6B-B52F-463A-99AB-1898E3C1FE4D}" destId="{928EC134-B8A6-4869-A2A8-3707D041DCEE}" srcOrd="0" destOrd="0" parTransId="{EC362738-1462-4560-849B-BBE9343BFBE3}" sibTransId="{0D924D86-F934-4474-A757-5FE8B154A286}"/>
+    <dgm:cxn modelId="{05B0EEE6-50E6-47EE-BFA1-B3C1B38F7101}" type="presOf" srcId="{04DA5761-19FC-4EBF-BCDE-1BA1C5FFD669}" destId="{A09C8495-0A0D-4244-86B0-05AFD3684A48}" srcOrd="0" destOrd="0" presId="urn:microsoft.com/office/officeart/2008/layout/HorizontalMultiLevelHierarchy"/>
     <dgm:cxn modelId="{3DE8CCE9-5843-4C0F-9C0C-D586493F9F8A}" srcId="{A5293E66-6338-4140-8F39-5210EC7EC7CF}" destId="{921CD4B2-C573-4832-A5F2-26B4EF7EF693}" srcOrd="2" destOrd="0" parTransId="{FC0DC4E7-C2E5-4D91-B9E7-2548B24ABF14}" sibTransId="{E18996BA-7B44-4D24-97FD-9D44EBF73ED7}"/>
     <dgm:cxn modelId="{648334EE-8D0A-4960-9248-1527CB809753}" type="presOf" srcId="{D37463AD-FCA1-4F91-A042-103F9736B649}" destId="{0DF4181E-7FBB-4FF3-98D9-9F79F0D53D60}" srcOrd="0" destOrd="0" presId="urn:microsoft.com/office/officeart/2008/layout/HorizontalMultiLevelHierarchy"/>
-    <dgm:cxn modelId="{4A9FD1EE-A5DC-46E4-97A9-4C71542EA99A}" type="presOf" srcId="{FCD8747B-154A-4B91-B7B2-CDE6FC2BFACE}" destId="{77557311-4C08-4CCE-A4DB-2E6240BE3FC7}" srcOrd="1" destOrd="0" presId="urn:microsoft.com/office/officeart/2008/layout/HorizontalMultiLevelHierarchy"/>
-    <dgm:cxn modelId="{B9A05AF6-2659-4178-852C-D87E570F9EAE}" type="presOf" srcId="{FCD8747B-154A-4B91-B7B2-CDE6FC2BFACE}" destId="{8751A723-7AC4-41CF-88BF-4446B7EEF313}" srcOrd="0" destOrd="0" presId="urn:microsoft.com/office/officeart/2008/layout/HorizontalMultiLevelHierarchy"/>
-    <dgm:cxn modelId="{4E0BB8F6-60AE-4C8E-AE91-A269917DE5DB}" srcId="{29A7029C-A29D-4522-91BE-E16332B2B72D}" destId="{FBE335DD-FE28-4D90-ADFD-EDB21EE3D33C}" srcOrd="2" destOrd="0" parTransId="{21D64334-C9E3-49F8-9DD8-F593FE6F4ACE}" sibTransId="{45CE9E74-E3F2-442F-906B-CD3A0C651558}"/>
+    <dgm:cxn modelId="{6ABC95EF-2A85-4DA1-BB68-E6D5D263A6D5}" type="presOf" srcId="{38F73AF3-1E6A-4FA6-A823-A89D39F5EE29}" destId="{1FF2AD18-20B7-4B9E-9DAC-341B1BEA2ABA}" srcOrd="0" destOrd="0" presId="urn:microsoft.com/office/officeart/2008/layout/HorizontalMultiLevelHierarchy"/>
+    <dgm:cxn modelId="{81EB81F0-999D-4D69-8C70-FD799194941B}" type="presOf" srcId="{A741FEFB-4CA8-4197-9720-9493B3E8490C}" destId="{C5EB205B-5074-46DA-8AB1-94E9682DB689}" srcOrd="1" destOrd="0" presId="urn:microsoft.com/office/officeart/2008/layout/HorizontalMultiLevelHierarchy"/>
+    <dgm:cxn modelId="{4E0BB8F6-60AE-4C8E-AE91-A269917DE5DB}" srcId="{29A7029C-A29D-4522-91BE-E16332B2B72D}" destId="{FBE335DD-FE28-4D90-ADFD-EDB21EE3D33C}" srcOrd="1" destOrd="0" parTransId="{21D64334-C9E3-49F8-9DD8-F593FE6F4ACE}" sibTransId="{45CE9E74-E3F2-442F-906B-CD3A0C651558}"/>
+    <dgm:cxn modelId="{BF5F46F7-70EA-4EC0-8CC1-C7019817C7A6}" srcId="{69BD6813-3010-473D-A54C-87C126B94DCA}" destId="{4C1E0426-858C-420A-B15C-DC5E3F5A92C5}" srcOrd="5" destOrd="0" parTransId="{C1A3CA30-022E-416E-BD3C-A39BE6538B83}" sibTransId="{97EB81AB-0396-45CF-A984-4699B6856B69}"/>
     <dgm:cxn modelId="{2A673DFD-4B1A-41AA-9A38-6EA13DA83660}" type="presOf" srcId="{EC362738-1462-4560-849B-BBE9343BFBE3}" destId="{6F5A1D48-C613-4F1B-925C-1411241703AA}" srcOrd="1" destOrd="0" presId="urn:microsoft.com/office/officeart/2008/layout/HorizontalMultiLevelHierarchy"/>
     <dgm:cxn modelId="{7AE155FD-9BB9-410F-9776-EB88FB29A6AD}" type="presOf" srcId="{69BD6813-3010-473D-A54C-87C126B94DCA}" destId="{D9B524DA-786C-4BB9-B29E-9AEE613FFCF9}" srcOrd="0" destOrd="0" presId="urn:microsoft.com/office/officeart/2008/layout/HorizontalMultiLevelHierarchy"/>
+    <dgm:cxn modelId="{E0BAA7FD-9805-4C16-A666-143D56B2F4C0}" srcId="{69BD6813-3010-473D-A54C-87C126B94DCA}" destId="{04DA5761-19FC-4EBF-BCDE-1BA1C5FFD669}" srcOrd="2" destOrd="0" parTransId="{60B24E2C-E17C-4B2D-80D8-E3D092D33F2E}" sibTransId="{767DA6F4-53A7-43F6-A4FD-03EF5DD8F579}"/>
     <dgm:cxn modelId="{2FCF03FE-6E4D-4074-BEF5-78D9A7D33408}" type="presOf" srcId="{21D64334-C9E3-49F8-9DD8-F593FE6F4ACE}" destId="{CA24B7A9-5000-4D70-87DE-211FAAE29EC1}" srcOrd="0" destOrd="0" presId="urn:microsoft.com/office/officeart/2008/layout/HorizontalMultiLevelHierarchy"/>
     <dgm:cxn modelId="{48A4104C-7F95-4B13-B284-6A232796D3CD}" type="presParOf" srcId="{37F13257-E7C4-4B8E-AEE8-2E13501A13D9}" destId="{E5B9B97D-8A6B-470B-96DF-AA84A7A0383C}" srcOrd="0" destOrd="0" presId="urn:microsoft.com/office/officeart/2008/layout/HorizontalMultiLevelHierarchy"/>
     <dgm:cxn modelId="{AED2AB17-1DCF-444F-A153-3724086CE2A5}" type="presParOf" srcId="{E5B9B97D-8A6B-470B-96DF-AA84A7A0383C}" destId="{85B803DC-9772-470A-A1D0-4218781C71B8}" srcOrd="0" destOrd="0" presId="urn:microsoft.com/office/officeart/2008/layout/HorizontalMultiLevelHierarchy"/>
@@ -17697,39 +18004,69 @@
     <dgm:cxn modelId="{D58CB42B-B87E-494D-A183-BCE0E4104EE6}" type="presParOf" srcId="{39E3D7B0-40F6-49B0-8C16-824955D18BCF}" destId="{4D9F6A4D-A79C-470B-8E4A-D20360C3FCFF}" srcOrd="1" destOrd="0" presId="urn:microsoft.com/office/officeart/2008/layout/HorizontalMultiLevelHierarchy"/>
     <dgm:cxn modelId="{DFD4F297-CE6D-4E1F-AA69-17D64C072C64}" type="presParOf" srcId="{4D9F6A4D-A79C-470B-8E4A-D20360C3FCFF}" destId="{B975581C-5323-4F07-AC63-A7DD0D1C7DB8}" srcOrd="0" destOrd="0" presId="urn:microsoft.com/office/officeart/2008/layout/HorizontalMultiLevelHierarchy"/>
     <dgm:cxn modelId="{652284D4-412C-4F57-A04D-EDB03511D57C}" type="presParOf" srcId="{4D9F6A4D-A79C-470B-8E4A-D20360C3FCFF}" destId="{A643009F-D9C0-4768-AFF8-C00229FBA6D8}" srcOrd="1" destOrd="0" presId="urn:microsoft.com/office/officeart/2008/layout/HorizontalMultiLevelHierarchy"/>
-    <dgm:cxn modelId="{B347C1FC-2201-45DD-AC42-4C2B03D56E57}" type="presParOf" srcId="{A643009F-D9C0-4768-AFF8-C00229FBA6D8}" destId="{FBC5933A-449B-4EA8-A4C5-C43BEF2C097B}" srcOrd="0" destOrd="0" presId="urn:microsoft.com/office/officeart/2008/layout/HorizontalMultiLevelHierarchy"/>
-    <dgm:cxn modelId="{C4F98C13-BC4B-4B3C-9611-7651A4B77F94}" type="presParOf" srcId="{FBC5933A-449B-4EA8-A4C5-C43BEF2C097B}" destId="{DE58AE91-5162-435C-BDF4-EE844651AFA2}" srcOrd="0" destOrd="0" presId="urn:microsoft.com/office/officeart/2008/layout/HorizontalMultiLevelHierarchy"/>
-    <dgm:cxn modelId="{458BA4F6-1512-407F-881F-52967E7BA125}" type="presParOf" srcId="{A643009F-D9C0-4768-AFF8-C00229FBA6D8}" destId="{07579B3F-C995-406D-B7AC-4B86ADDC11CD}" srcOrd="1" destOrd="0" presId="urn:microsoft.com/office/officeart/2008/layout/HorizontalMultiLevelHierarchy"/>
-    <dgm:cxn modelId="{139BEEF2-F950-45AF-ACD9-8B6A97EC80D8}" type="presParOf" srcId="{07579B3F-C995-406D-B7AC-4B86ADDC11CD}" destId="{D7384D22-F15B-444F-9CB6-6408564CB474}" srcOrd="0" destOrd="0" presId="urn:microsoft.com/office/officeart/2008/layout/HorizontalMultiLevelHierarchy"/>
-    <dgm:cxn modelId="{11340A61-2375-4CBC-BBA8-B99CD06C64E8}" type="presParOf" srcId="{07579B3F-C995-406D-B7AC-4B86ADDC11CD}" destId="{87DCC41C-6F70-4355-BA44-D8632202E6ED}" srcOrd="1" destOrd="0" presId="urn:microsoft.com/office/officeart/2008/layout/HorizontalMultiLevelHierarchy"/>
-    <dgm:cxn modelId="{22C1BD4D-B86B-4784-BC6C-16835897181F}" type="presParOf" srcId="{A643009F-D9C0-4768-AFF8-C00229FBA6D8}" destId="{CC8F7EAD-BDD8-4D97-8571-6C238A402FCA}" srcOrd="2" destOrd="0" presId="urn:microsoft.com/office/officeart/2008/layout/HorizontalMultiLevelHierarchy"/>
+    <dgm:cxn modelId="{22C1BD4D-B86B-4784-BC6C-16835897181F}" type="presParOf" srcId="{A643009F-D9C0-4768-AFF8-C00229FBA6D8}" destId="{CC8F7EAD-BDD8-4D97-8571-6C238A402FCA}" srcOrd="0" destOrd="0" presId="urn:microsoft.com/office/officeart/2008/layout/HorizontalMultiLevelHierarchy"/>
     <dgm:cxn modelId="{9E650801-883D-4B37-8061-246B1D24B6CC}" type="presParOf" srcId="{CC8F7EAD-BDD8-4D97-8571-6C238A402FCA}" destId="{E1EFEAE3-8FA4-43C3-B9FD-A6476E4BF734}" srcOrd="0" destOrd="0" presId="urn:microsoft.com/office/officeart/2008/layout/HorizontalMultiLevelHierarchy"/>
-    <dgm:cxn modelId="{5FE1CD23-A4FE-4A61-B3D8-DA63CF7D7CA7}" type="presParOf" srcId="{A643009F-D9C0-4768-AFF8-C00229FBA6D8}" destId="{88CCAA04-2723-4C1C-8ADF-7840E4896CDD}" srcOrd="3" destOrd="0" presId="urn:microsoft.com/office/officeart/2008/layout/HorizontalMultiLevelHierarchy"/>
+    <dgm:cxn modelId="{5FE1CD23-A4FE-4A61-B3D8-DA63CF7D7CA7}" type="presParOf" srcId="{A643009F-D9C0-4768-AFF8-C00229FBA6D8}" destId="{88CCAA04-2723-4C1C-8ADF-7840E4896CDD}" srcOrd="1" destOrd="0" presId="urn:microsoft.com/office/officeart/2008/layout/HorizontalMultiLevelHierarchy"/>
     <dgm:cxn modelId="{BD647F2B-3D50-46BA-AE04-0B818BB4C8F4}" type="presParOf" srcId="{88CCAA04-2723-4C1C-8ADF-7840E4896CDD}" destId="{2524AC89-9ACE-41BE-9520-9B21B3CDC7B0}" srcOrd="0" destOrd="0" presId="urn:microsoft.com/office/officeart/2008/layout/HorizontalMultiLevelHierarchy"/>
     <dgm:cxn modelId="{12846CFA-BDBB-4DB6-9AFE-F3E1EDB9E44F}" type="presParOf" srcId="{88CCAA04-2723-4C1C-8ADF-7840E4896CDD}" destId="{98790839-65C8-46AB-B703-0BBBF9EF2EAA}" srcOrd="1" destOrd="0" presId="urn:microsoft.com/office/officeart/2008/layout/HorizontalMultiLevelHierarchy"/>
-    <dgm:cxn modelId="{C21AAA20-E043-4DF1-A8AD-6A61DA06CBFF}" type="presParOf" srcId="{A643009F-D9C0-4768-AFF8-C00229FBA6D8}" destId="{1A7E6096-0DB2-411C-BC54-0A3AE8E834D7}" srcOrd="4" destOrd="0" presId="urn:microsoft.com/office/officeart/2008/layout/HorizontalMultiLevelHierarchy"/>
+    <dgm:cxn modelId="{C21AAA20-E043-4DF1-A8AD-6A61DA06CBFF}" type="presParOf" srcId="{A643009F-D9C0-4768-AFF8-C00229FBA6D8}" destId="{1A7E6096-0DB2-411C-BC54-0A3AE8E834D7}" srcOrd="2" destOrd="0" presId="urn:microsoft.com/office/officeart/2008/layout/HorizontalMultiLevelHierarchy"/>
     <dgm:cxn modelId="{51E67145-18E2-403A-A8CC-3E66577A1006}" type="presParOf" srcId="{1A7E6096-0DB2-411C-BC54-0A3AE8E834D7}" destId="{97D379E0-2FAB-4AFD-B31A-A2E4CFF433AA}" srcOrd="0" destOrd="0" presId="urn:microsoft.com/office/officeart/2008/layout/HorizontalMultiLevelHierarchy"/>
-    <dgm:cxn modelId="{1124F75C-2540-490A-9F9E-30E86A928E45}" type="presParOf" srcId="{A643009F-D9C0-4768-AFF8-C00229FBA6D8}" destId="{03DFA9E4-706F-4E4A-BAA2-7CDBCB23E6CC}" srcOrd="5" destOrd="0" presId="urn:microsoft.com/office/officeart/2008/layout/HorizontalMultiLevelHierarchy"/>
+    <dgm:cxn modelId="{1124F75C-2540-490A-9F9E-30E86A928E45}" type="presParOf" srcId="{A643009F-D9C0-4768-AFF8-C00229FBA6D8}" destId="{03DFA9E4-706F-4E4A-BAA2-7CDBCB23E6CC}" srcOrd="3" destOrd="0" presId="urn:microsoft.com/office/officeart/2008/layout/HorizontalMultiLevelHierarchy"/>
     <dgm:cxn modelId="{AA66A08A-8E1E-4963-B561-F4608125CB94}" type="presParOf" srcId="{03DFA9E4-706F-4E4A-BAA2-7CDBCB23E6CC}" destId="{D9B524DA-786C-4BB9-B29E-9AEE613FFCF9}" srcOrd="0" destOrd="0" presId="urn:microsoft.com/office/officeart/2008/layout/HorizontalMultiLevelHierarchy"/>
     <dgm:cxn modelId="{3D6CCB26-CB87-47D8-9AA4-596CAF765AFF}" type="presParOf" srcId="{03DFA9E4-706F-4E4A-BAA2-7CDBCB23E6CC}" destId="{5732D2DD-F420-47E9-BA2B-36EB83EABB6B}" srcOrd="1" destOrd="0" presId="urn:microsoft.com/office/officeart/2008/layout/HorizontalMultiLevelHierarchy"/>
+    <dgm:cxn modelId="{02A81184-8EB0-49D4-B5F6-9CD66CE18582}" type="presParOf" srcId="{5732D2DD-F420-47E9-BA2B-36EB83EABB6B}" destId="{F9689FBD-FE2F-4E04-9C32-19460F246BD2}" srcOrd="0" destOrd="0" presId="urn:microsoft.com/office/officeart/2008/layout/HorizontalMultiLevelHierarchy"/>
+    <dgm:cxn modelId="{CBA99D7C-529F-4F4B-AF1D-A35CF7BBD9FC}" type="presParOf" srcId="{F9689FBD-FE2F-4E04-9C32-19460F246BD2}" destId="{0934E8AD-3FCD-4B93-994A-FFC2BC8B1231}" srcOrd="0" destOrd="0" presId="urn:microsoft.com/office/officeart/2008/layout/HorizontalMultiLevelHierarchy"/>
+    <dgm:cxn modelId="{16F3034A-C98B-4DE4-B637-CA70D3E17E82}" type="presParOf" srcId="{5732D2DD-F420-47E9-BA2B-36EB83EABB6B}" destId="{8568EF4F-CBDF-4E4B-9534-E0BFB1CA8B19}" srcOrd="1" destOrd="0" presId="urn:microsoft.com/office/officeart/2008/layout/HorizontalMultiLevelHierarchy"/>
+    <dgm:cxn modelId="{0BDB872B-6A3E-4B0A-8408-6A22173B296D}" type="presParOf" srcId="{8568EF4F-CBDF-4E4B-9534-E0BFB1CA8B19}" destId="{DDD0F878-5770-4DA2-AF77-B4B1E6328955}" srcOrd="0" destOrd="0" presId="urn:microsoft.com/office/officeart/2008/layout/HorizontalMultiLevelHierarchy"/>
+    <dgm:cxn modelId="{16698DD4-C209-4D3D-9533-3E4F1C89A9A5}" type="presParOf" srcId="{8568EF4F-CBDF-4E4B-9534-E0BFB1CA8B19}" destId="{FA4D1A97-96DD-444A-80DC-97EDB73EEC1E}" srcOrd="1" destOrd="0" presId="urn:microsoft.com/office/officeart/2008/layout/HorizontalMultiLevelHierarchy"/>
+    <dgm:cxn modelId="{8CF1E370-4682-4E24-AF14-F300057CEF22}" type="presParOf" srcId="{5732D2DD-F420-47E9-BA2B-36EB83EABB6B}" destId="{EF3C0741-CE51-4802-B41B-B0A8A261C05A}" srcOrd="2" destOrd="0" presId="urn:microsoft.com/office/officeart/2008/layout/HorizontalMultiLevelHierarchy"/>
+    <dgm:cxn modelId="{DCD9D632-67D1-44F2-9844-6CB1620883AB}" type="presParOf" srcId="{EF3C0741-CE51-4802-B41B-B0A8A261C05A}" destId="{0DB7FD2C-6DE8-4E69-955F-88729DB7570D}" srcOrd="0" destOrd="0" presId="urn:microsoft.com/office/officeart/2008/layout/HorizontalMultiLevelHierarchy"/>
+    <dgm:cxn modelId="{54FBB762-DBB3-4CBE-BAB8-4B6E17E3A491}" type="presParOf" srcId="{5732D2DD-F420-47E9-BA2B-36EB83EABB6B}" destId="{8C3055B8-C5E3-45B2-822A-7DEECB0E58F8}" srcOrd="3" destOrd="0" presId="urn:microsoft.com/office/officeart/2008/layout/HorizontalMultiLevelHierarchy"/>
+    <dgm:cxn modelId="{42CBFB97-6BCA-4999-81E9-56F56C882D2E}" type="presParOf" srcId="{8C3055B8-C5E3-45B2-822A-7DEECB0E58F8}" destId="{0EB5C277-A8C9-4754-90D1-75B9A0EA7425}" srcOrd="0" destOrd="0" presId="urn:microsoft.com/office/officeart/2008/layout/HorizontalMultiLevelHierarchy"/>
+    <dgm:cxn modelId="{837224F8-6472-4BE9-9D4D-D6DA70B917A5}" type="presParOf" srcId="{8C3055B8-C5E3-45B2-822A-7DEECB0E58F8}" destId="{3D23B064-5905-4B85-B526-75DAC0CB1D0A}" srcOrd="1" destOrd="0" presId="urn:microsoft.com/office/officeart/2008/layout/HorizontalMultiLevelHierarchy"/>
+    <dgm:cxn modelId="{0BF2EF33-9229-4B13-B0FC-85CB1C8C550D}" type="presParOf" srcId="{5732D2DD-F420-47E9-BA2B-36EB83EABB6B}" destId="{F4DE9B96-304D-4390-88B3-1F5E260FAE1D}" srcOrd="4" destOrd="0" presId="urn:microsoft.com/office/officeart/2008/layout/HorizontalMultiLevelHierarchy"/>
+    <dgm:cxn modelId="{AE35B690-CF7D-418E-989D-7AC8700B33C3}" type="presParOf" srcId="{F4DE9B96-304D-4390-88B3-1F5E260FAE1D}" destId="{E11D6C8C-AA5F-4732-ADD0-D05A2952D2BA}" srcOrd="0" destOrd="0" presId="urn:microsoft.com/office/officeart/2008/layout/HorizontalMultiLevelHierarchy"/>
+    <dgm:cxn modelId="{05EA8CC1-446F-439B-8B91-77DBE75BC399}" type="presParOf" srcId="{5732D2DD-F420-47E9-BA2B-36EB83EABB6B}" destId="{B0D1E24F-179C-45C9-8904-1529048D49DD}" srcOrd="5" destOrd="0" presId="urn:microsoft.com/office/officeart/2008/layout/HorizontalMultiLevelHierarchy"/>
+    <dgm:cxn modelId="{F8C49914-52CD-4F0C-B2B1-B9F9A3A89304}" type="presParOf" srcId="{B0D1E24F-179C-45C9-8904-1529048D49DD}" destId="{A09C8495-0A0D-4244-86B0-05AFD3684A48}" srcOrd="0" destOrd="0" presId="urn:microsoft.com/office/officeart/2008/layout/HorizontalMultiLevelHierarchy"/>
+    <dgm:cxn modelId="{CEF02E32-E37A-4BC9-83F5-808205FFC0CC}" type="presParOf" srcId="{B0D1E24F-179C-45C9-8904-1529048D49DD}" destId="{A6B8AC11-FE35-4CB2-B703-ABE57E0F4633}" srcOrd="1" destOrd="0" presId="urn:microsoft.com/office/officeart/2008/layout/HorizontalMultiLevelHierarchy"/>
+    <dgm:cxn modelId="{C8ABAD0B-5482-43E9-8D81-D4E623A99417}" type="presParOf" srcId="{5732D2DD-F420-47E9-BA2B-36EB83EABB6B}" destId="{E0A205B1-CDFD-4E3C-A461-6CA2C99F6F1D}" srcOrd="6" destOrd="0" presId="urn:microsoft.com/office/officeart/2008/layout/HorizontalMultiLevelHierarchy"/>
+    <dgm:cxn modelId="{2F77417C-EBED-4D97-ADED-33440E182E5B}" type="presParOf" srcId="{E0A205B1-CDFD-4E3C-A461-6CA2C99F6F1D}" destId="{C5EB205B-5074-46DA-8AB1-94E9682DB689}" srcOrd="0" destOrd="0" presId="urn:microsoft.com/office/officeart/2008/layout/HorizontalMultiLevelHierarchy"/>
+    <dgm:cxn modelId="{A822AB4D-2A8D-45BB-8095-67AC7CE38E67}" type="presParOf" srcId="{5732D2DD-F420-47E9-BA2B-36EB83EABB6B}" destId="{7F072789-6D4F-407C-A48C-6D9E47AAC565}" srcOrd="7" destOrd="0" presId="urn:microsoft.com/office/officeart/2008/layout/HorizontalMultiLevelHierarchy"/>
+    <dgm:cxn modelId="{7C3E450F-3388-49B8-B003-C6EB83018DDF}" type="presParOf" srcId="{7F072789-6D4F-407C-A48C-6D9E47AAC565}" destId="{C15CC6BA-70CA-4FC5-A762-EA2E1D398BC3}" srcOrd="0" destOrd="0" presId="urn:microsoft.com/office/officeart/2008/layout/HorizontalMultiLevelHierarchy"/>
+    <dgm:cxn modelId="{CA39367B-C837-4258-B21D-6669EE4764B6}" type="presParOf" srcId="{7F072789-6D4F-407C-A48C-6D9E47AAC565}" destId="{47C6AB1C-C01D-4F2C-AECA-0A2DD0DE204E}" srcOrd="1" destOrd="0" presId="urn:microsoft.com/office/officeart/2008/layout/HorizontalMultiLevelHierarchy"/>
+    <dgm:cxn modelId="{F89AB154-9698-4E1F-BCE1-3DB8EC019A00}" type="presParOf" srcId="{5732D2DD-F420-47E9-BA2B-36EB83EABB6B}" destId="{5C92DAB9-7526-4F26-A11B-F89B4D898F49}" srcOrd="8" destOrd="0" presId="urn:microsoft.com/office/officeart/2008/layout/HorizontalMultiLevelHierarchy"/>
+    <dgm:cxn modelId="{34ED4A36-04A1-4B7F-9883-761E1F5817E9}" type="presParOf" srcId="{5C92DAB9-7526-4F26-A11B-F89B4D898F49}" destId="{7AB89040-3085-4077-A5E0-4BDF80CD1A16}" srcOrd="0" destOrd="0" presId="urn:microsoft.com/office/officeart/2008/layout/HorizontalMultiLevelHierarchy"/>
+    <dgm:cxn modelId="{4D87A3C5-A00A-4FE5-967E-4FAB24D240C1}" type="presParOf" srcId="{5732D2DD-F420-47E9-BA2B-36EB83EABB6B}" destId="{945A9DDD-C987-4A24-9AFB-0167708506E2}" srcOrd="9" destOrd="0" presId="urn:microsoft.com/office/officeart/2008/layout/HorizontalMultiLevelHierarchy"/>
+    <dgm:cxn modelId="{014247D0-93F8-4C2A-8D7D-E3F323C28081}" type="presParOf" srcId="{945A9DDD-C987-4A24-9AFB-0167708506E2}" destId="{3875ED53-ADCC-4986-A8C2-F8D1ECA40101}" srcOrd="0" destOrd="0" presId="urn:microsoft.com/office/officeart/2008/layout/HorizontalMultiLevelHierarchy"/>
+    <dgm:cxn modelId="{9024E0BC-8127-4DBF-A797-7EC0984554CE}" type="presParOf" srcId="{945A9DDD-C987-4A24-9AFB-0167708506E2}" destId="{6D2017CB-DEC0-46AA-9848-9E38355D27FE}" srcOrd="1" destOrd="0" presId="urn:microsoft.com/office/officeart/2008/layout/HorizontalMultiLevelHierarchy"/>
+    <dgm:cxn modelId="{0BA7F444-6FB2-44FE-8BB7-98BC8EDB342E}" type="presParOf" srcId="{5732D2DD-F420-47E9-BA2B-36EB83EABB6B}" destId="{9445B630-FC4F-48BC-96D7-C44F8AAE3BE2}" srcOrd="10" destOrd="0" presId="urn:microsoft.com/office/officeart/2008/layout/HorizontalMultiLevelHierarchy"/>
+    <dgm:cxn modelId="{947AD1AF-86DA-4333-8FE4-F39965680080}" type="presParOf" srcId="{9445B630-FC4F-48BC-96D7-C44F8AAE3BE2}" destId="{3A772DAA-EA56-43E2-9590-7D4CA48B9A67}" srcOrd="0" destOrd="0" presId="urn:microsoft.com/office/officeart/2008/layout/HorizontalMultiLevelHierarchy"/>
+    <dgm:cxn modelId="{FDEECB81-38D9-4C52-BE20-18F8DEF0686C}" type="presParOf" srcId="{5732D2DD-F420-47E9-BA2B-36EB83EABB6B}" destId="{3B537DCF-AFB9-45A5-83AE-CB017791E50C}" srcOrd="11" destOrd="0" presId="urn:microsoft.com/office/officeart/2008/layout/HorizontalMultiLevelHierarchy"/>
+    <dgm:cxn modelId="{A3196E5A-08C8-4425-A721-AFADCBF6F054}" type="presParOf" srcId="{3B537DCF-AFB9-45A5-83AE-CB017791E50C}" destId="{CAA9B0E2-0F93-453E-86B4-9281B953D2DF}" srcOrd="0" destOrd="0" presId="urn:microsoft.com/office/officeart/2008/layout/HorizontalMultiLevelHierarchy"/>
+    <dgm:cxn modelId="{DBE9463B-EE50-48B9-A18D-727451E77894}" type="presParOf" srcId="{3B537DCF-AFB9-45A5-83AE-CB017791E50C}" destId="{C1771346-3794-45F0-ABA6-E96897DAAB37}" srcOrd="1" destOrd="0" presId="urn:microsoft.com/office/officeart/2008/layout/HorizontalMultiLevelHierarchy"/>
+    <dgm:cxn modelId="{A24851AA-2989-45D5-B006-A462FD7A40C5}" type="presParOf" srcId="{5732D2DD-F420-47E9-BA2B-36EB83EABB6B}" destId="{1FF2AD18-20B7-4B9E-9DAC-341B1BEA2ABA}" srcOrd="12" destOrd="0" presId="urn:microsoft.com/office/officeart/2008/layout/HorizontalMultiLevelHierarchy"/>
+    <dgm:cxn modelId="{3B92C57A-F23C-4CAE-A13E-3396059C0A5A}" type="presParOf" srcId="{1FF2AD18-20B7-4B9E-9DAC-341B1BEA2ABA}" destId="{EC0BC28D-D459-4D4E-996E-9298502025D9}" srcOrd="0" destOrd="0" presId="urn:microsoft.com/office/officeart/2008/layout/HorizontalMultiLevelHierarchy"/>
+    <dgm:cxn modelId="{75FF7B10-5C4C-4EEF-A8E3-5F36F70950B5}" type="presParOf" srcId="{5732D2DD-F420-47E9-BA2B-36EB83EABB6B}" destId="{DD70EF57-D156-4E8D-8334-75F3AB078F28}" srcOrd="13" destOrd="0" presId="urn:microsoft.com/office/officeart/2008/layout/HorizontalMultiLevelHierarchy"/>
+    <dgm:cxn modelId="{1D8AC6F4-77F9-4EB4-ACBC-180A79D1582F}" type="presParOf" srcId="{DD70EF57-D156-4E8D-8334-75F3AB078F28}" destId="{E02779B5-4545-47E6-BA9B-CF27406EAF88}" srcOrd="0" destOrd="0" presId="urn:microsoft.com/office/officeart/2008/layout/HorizontalMultiLevelHierarchy"/>
+    <dgm:cxn modelId="{6D2221D5-2539-4C40-9B79-5BAB56B7EE0F}" type="presParOf" srcId="{DD70EF57-D156-4E8D-8334-75F3AB078F28}" destId="{0AE9C0AE-BE21-47C9-81F7-279E9775371A}" srcOrd="1" destOrd="0" presId="urn:microsoft.com/office/officeart/2008/layout/HorizontalMultiLevelHierarchy"/>
     <dgm:cxn modelId="{C208B858-422A-43AA-BD65-9D2489F97A15}" type="presParOf" srcId="{39E3D7B0-40F6-49B0-8C16-824955D18BCF}" destId="{232BEA19-C819-4ADC-837C-EEEDBCD8F54D}" srcOrd="2" destOrd="0" presId="urn:microsoft.com/office/officeart/2008/layout/HorizontalMultiLevelHierarchy"/>
     <dgm:cxn modelId="{4514CAF5-C105-49D1-A73A-760BC0F3F0C2}" type="presParOf" srcId="{232BEA19-C819-4ADC-837C-EEEDBCD8F54D}" destId="{610E9815-3682-4A5F-AAFB-A3555AE9790C}" srcOrd="0" destOrd="0" presId="urn:microsoft.com/office/officeart/2008/layout/HorizontalMultiLevelHierarchy"/>
     <dgm:cxn modelId="{98979902-FF58-4F1B-84A7-C56936D6EBBD}" type="presParOf" srcId="{39E3D7B0-40F6-49B0-8C16-824955D18BCF}" destId="{867F8755-511A-4843-8B4F-0C9C88FEBFF7}" srcOrd="3" destOrd="0" presId="urn:microsoft.com/office/officeart/2008/layout/HorizontalMultiLevelHierarchy"/>
     <dgm:cxn modelId="{895CB97C-0BFE-4498-A266-A4033772B252}" type="presParOf" srcId="{867F8755-511A-4843-8B4F-0C9C88FEBFF7}" destId="{EB27F278-7404-41B4-8B2D-6FD61813B12E}" srcOrd="0" destOrd="0" presId="urn:microsoft.com/office/officeart/2008/layout/HorizontalMultiLevelHierarchy"/>
     <dgm:cxn modelId="{8FD2249A-2426-45C4-B330-A28B7AA62311}" type="presParOf" srcId="{867F8755-511A-4843-8B4F-0C9C88FEBFF7}" destId="{200605A8-76AF-42EC-B025-9A7B993981E0}" srcOrd="1" destOrd="0" presId="urn:microsoft.com/office/officeart/2008/layout/HorizontalMultiLevelHierarchy"/>
-    <dgm:cxn modelId="{AC5CA2F6-BBD2-4BA4-B31F-2B8C70F07866}" type="presParOf" srcId="{200605A8-76AF-42EC-B025-9A7B993981E0}" destId="{F581DD7C-B6E8-4E0C-86B3-D6DE7227E905}" srcOrd="0" destOrd="0" presId="urn:microsoft.com/office/officeart/2008/layout/HorizontalMultiLevelHierarchy"/>
-    <dgm:cxn modelId="{F00EA492-D9DF-45E6-8EF8-67B36FA809DD}" type="presParOf" srcId="{F581DD7C-B6E8-4E0C-86B3-D6DE7227E905}" destId="{3714E390-65A1-40BD-85DF-03AEAEE946F7}" srcOrd="0" destOrd="0" presId="urn:microsoft.com/office/officeart/2008/layout/HorizontalMultiLevelHierarchy"/>
-    <dgm:cxn modelId="{143C940F-4684-45EF-9E8D-C928A2693A4E}" type="presParOf" srcId="{200605A8-76AF-42EC-B025-9A7B993981E0}" destId="{05D3AF54-D14C-4105-B451-ADC9B319FFD8}" srcOrd="1" destOrd="0" presId="urn:microsoft.com/office/officeart/2008/layout/HorizontalMultiLevelHierarchy"/>
-    <dgm:cxn modelId="{3ED82B20-CC96-4C08-866E-1851B343409F}" type="presParOf" srcId="{05D3AF54-D14C-4105-B451-ADC9B319FFD8}" destId="{484D64AA-73CF-403C-A9AB-435BBCD3B06D}" srcOrd="0" destOrd="0" presId="urn:microsoft.com/office/officeart/2008/layout/HorizontalMultiLevelHierarchy"/>
-    <dgm:cxn modelId="{5A11CF22-4942-4FE6-8248-7431E36FA992}" type="presParOf" srcId="{05D3AF54-D14C-4105-B451-ADC9B319FFD8}" destId="{70EA69B7-CB2C-4143-B41D-0B0CADAC09AE}" srcOrd="1" destOrd="0" presId="urn:microsoft.com/office/officeart/2008/layout/HorizontalMultiLevelHierarchy"/>
-    <dgm:cxn modelId="{6A4175D7-72C5-4855-A87A-B87FB206FCB0}" type="presParOf" srcId="{200605A8-76AF-42EC-B025-9A7B993981E0}" destId="{0486CD0A-D5EB-433C-8817-9D20B414612D}" srcOrd="2" destOrd="0" presId="urn:microsoft.com/office/officeart/2008/layout/HorizontalMultiLevelHierarchy"/>
+    <dgm:cxn modelId="{6A4175D7-72C5-4855-A87A-B87FB206FCB0}" type="presParOf" srcId="{200605A8-76AF-42EC-B025-9A7B993981E0}" destId="{0486CD0A-D5EB-433C-8817-9D20B414612D}" srcOrd="0" destOrd="0" presId="urn:microsoft.com/office/officeart/2008/layout/HorizontalMultiLevelHierarchy"/>
     <dgm:cxn modelId="{7376C858-BF47-4721-B476-0EFC54617C54}" type="presParOf" srcId="{0486CD0A-D5EB-433C-8817-9D20B414612D}" destId="{5A5C9E6B-25DC-493C-B507-598247E03843}" srcOrd="0" destOrd="0" presId="urn:microsoft.com/office/officeart/2008/layout/HorizontalMultiLevelHierarchy"/>
-    <dgm:cxn modelId="{C5D02B41-866E-4DA9-9612-6753593ECED5}" type="presParOf" srcId="{200605A8-76AF-42EC-B025-9A7B993981E0}" destId="{DC400C29-5A3F-4A26-9963-C5E5086A110B}" srcOrd="3" destOrd="0" presId="urn:microsoft.com/office/officeart/2008/layout/HorizontalMultiLevelHierarchy"/>
+    <dgm:cxn modelId="{C5D02B41-866E-4DA9-9612-6753593ECED5}" type="presParOf" srcId="{200605A8-76AF-42EC-B025-9A7B993981E0}" destId="{DC400C29-5A3F-4A26-9963-C5E5086A110B}" srcOrd="1" destOrd="0" presId="urn:microsoft.com/office/officeart/2008/layout/HorizontalMultiLevelHierarchy"/>
     <dgm:cxn modelId="{5043B70A-4603-45BE-AA6F-6314ED7D4832}" type="presParOf" srcId="{DC400C29-5A3F-4A26-9963-C5E5086A110B}" destId="{8E5F45FF-FEAC-480F-8C7B-0692A3550230}" srcOrd="0" destOrd="0" presId="urn:microsoft.com/office/officeart/2008/layout/HorizontalMultiLevelHierarchy"/>
     <dgm:cxn modelId="{00D9C9A6-9735-4766-8B57-435691854E0A}" type="presParOf" srcId="{DC400C29-5A3F-4A26-9963-C5E5086A110B}" destId="{2888C4A5-F38E-4E1E-8601-8D3D5F7AD3D8}" srcOrd="1" destOrd="0" presId="urn:microsoft.com/office/officeart/2008/layout/HorizontalMultiLevelHierarchy"/>
-    <dgm:cxn modelId="{9A5FB6A3-24C0-4170-A935-B8960DC76721}" type="presParOf" srcId="{200605A8-76AF-42EC-B025-9A7B993981E0}" destId="{CA24B7A9-5000-4D70-87DE-211FAAE29EC1}" srcOrd="4" destOrd="0" presId="urn:microsoft.com/office/officeart/2008/layout/HorizontalMultiLevelHierarchy"/>
+    <dgm:cxn modelId="{6A150420-F416-4C06-8D9F-0E0FE5504BF2}" type="presParOf" srcId="{2888C4A5-F38E-4E1E-8601-8D3D5F7AD3D8}" destId="{13B0D0C6-E995-45F9-A349-249D910B8DED}" srcOrd="0" destOrd="0" presId="urn:microsoft.com/office/officeart/2008/layout/HorizontalMultiLevelHierarchy"/>
+    <dgm:cxn modelId="{1C31EEF5-FF92-4ACF-A15C-3D5A5BC34F52}" type="presParOf" srcId="{13B0D0C6-E995-45F9-A349-249D910B8DED}" destId="{5BE2B8F7-A738-4979-AA95-37EA10151C85}" srcOrd="0" destOrd="0" presId="urn:microsoft.com/office/officeart/2008/layout/HorizontalMultiLevelHierarchy"/>
+    <dgm:cxn modelId="{54828832-9D34-4A14-8910-AEF4F2F917CA}" type="presParOf" srcId="{2888C4A5-F38E-4E1E-8601-8D3D5F7AD3D8}" destId="{CBCC50CA-38A6-42ED-BA60-FCA3E7469FD3}" srcOrd="1" destOrd="0" presId="urn:microsoft.com/office/officeart/2008/layout/HorizontalMultiLevelHierarchy"/>
+    <dgm:cxn modelId="{6DBFCB29-2690-4499-9D68-C14F4C4A24E0}" type="presParOf" srcId="{CBCC50CA-38A6-42ED-BA60-FCA3E7469FD3}" destId="{D37BEB04-CFE7-4B60-B1BA-EAC582DC5841}" srcOrd="0" destOrd="0" presId="urn:microsoft.com/office/officeart/2008/layout/HorizontalMultiLevelHierarchy"/>
+    <dgm:cxn modelId="{77684231-7FE0-446C-9A22-A5EAB7479DE4}" type="presParOf" srcId="{CBCC50CA-38A6-42ED-BA60-FCA3E7469FD3}" destId="{96E52FBC-ED5A-460A-BBE6-E640C1E991FC}" srcOrd="1" destOrd="0" presId="urn:microsoft.com/office/officeart/2008/layout/HorizontalMultiLevelHierarchy"/>
+    <dgm:cxn modelId="{9A5FB6A3-24C0-4170-A935-B8960DC76721}" type="presParOf" srcId="{200605A8-76AF-42EC-B025-9A7B993981E0}" destId="{CA24B7A9-5000-4D70-87DE-211FAAE29EC1}" srcOrd="2" destOrd="0" presId="urn:microsoft.com/office/officeart/2008/layout/HorizontalMultiLevelHierarchy"/>
     <dgm:cxn modelId="{91A32D75-8D61-4D51-918B-4E9AB04C363B}" type="presParOf" srcId="{CA24B7A9-5000-4D70-87DE-211FAAE29EC1}" destId="{5CC3CDBF-0059-4B67-9714-33D7877D3107}" srcOrd="0" destOrd="0" presId="urn:microsoft.com/office/officeart/2008/layout/HorizontalMultiLevelHierarchy"/>
-    <dgm:cxn modelId="{31D9D38E-E8BA-41CD-A341-381FE12FC309}" type="presParOf" srcId="{200605A8-76AF-42EC-B025-9A7B993981E0}" destId="{B9A3F120-5C91-4591-94F6-BA4686008D3B}" srcOrd="5" destOrd="0" presId="urn:microsoft.com/office/officeart/2008/layout/HorizontalMultiLevelHierarchy"/>
+    <dgm:cxn modelId="{31D9D38E-E8BA-41CD-A341-381FE12FC309}" type="presParOf" srcId="{200605A8-76AF-42EC-B025-9A7B993981E0}" destId="{B9A3F120-5C91-4591-94F6-BA4686008D3B}" srcOrd="3" destOrd="0" presId="urn:microsoft.com/office/officeart/2008/layout/HorizontalMultiLevelHierarchy"/>
     <dgm:cxn modelId="{B34768D9-5D02-4EED-8A97-99F0F0B39112}" type="presParOf" srcId="{B9A3F120-5C91-4591-94F6-BA4686008D3B}" destId="{8DF32C5A-E404-4882-87B3-0B85A688BD06}" srcOrd="0" destOrd="0" presId="urn:microsoft.com/office/officeart/2008/layout/HorizontalMultiLevelHierarchy"/>
     <dgm:cxn modelId="{71E93A14-F503-48CF-8C0B-8FA0F2DF1BB1}" type="presParOf" srcId="{B9A3F120-5C91-4591-94F6-BA4686008D3B}" destId="{4AEED33B-F9AC-448F-B278-1F00F2713E96}" srcOrd="1" destOrd="0" presId="urn:microsoft.com/office/officeart/2008/layout/HorizontalMultiLevelHierarchy"/>
     <dgm:cxn modelId="{7CA3ADFE-C17A-4B97-BDAF-D82499E5B45A}" type="presParOf" srcId="{4AEED33B-F9AC-448F-B278-1F00F2713E96}" destId="{724082EA-94B1-4C9C-949F-89ECCD83A985}" srcOrd="0" destOrd="0" presId="urn:microsoft.com/office/officeart/2008/layout/HorizontalMultiLevelHierarchy"/>
@@ -17757,11 +18094,6 @@
     <dgm:cxn modelId="{7F93782E-03B7-4D32-9B81-B57701FD72FD}" type="presParOf" srcId="{BE7D896B-9209-44E1-8517-175BAA094F47}" destId="{6985BB8E-57D9-4C26-9D4B-F6B7F5E349E9}" srcOrd="1" destOrd="0" presId="urn:microsoft.com/office/officeart/2008/layout/HorizontalMultiLevelHierarchy"/>
     <dgm:cxn modelId="{AD0A73E7-6C05-4158-B4E6-723C47BFC305}" type="presParOf" srcId="{6985BB8E-57D9-4C26-9D4B-F6B7F5E349E9}" destId="{0818AD4A-7D76-4D1E-863F-D8A1E951D7D0}" srcOrd="0" destOrd="0" presId="urn:microsoft.com/office/officeart/2008/layout/HorizontalMultiLevelHierarchy"/>
     <dgm:cxn modelId="{1D9CECB2-0F67-448B-B881-3F347482EACA}" type="presParOf" srcId="{6985BB8E-57D9-4C26-9D4B-F6B7F5E349E9}" destId="{66268873-7A3A-4686-BFDD-469A7A06B09D}" srcOrd="1" destOrd="0" presId="urn:microsoft.com/office/officeart/2008/layout/HorizontalMultiLevelHierarchy"/>
-    <dgm:cxn modelId="{6E9007F0-9230-40F0-B91A-53E4F0584FE5}" type="presParOf" srcId="{39E3D7B0-40F6-49B0-8C16-824955D18BCF}" destId="{8751A723-7AC4-41CF-88BF-4446B7EEF313}" srcOrd="8" destOrd="0" presId="urn:microsoft.com/office/officeart/2008/layout/HorizontalMultiLevelHierarchy"/>
-    <dgm:cxn modelId="{288E0ECB-3523-4B3B-8AB9-141D0550E95A}" type="presParOf" srcId="{8751A723-7AC4-41CF-88BF-4446B7EEF313}" destId="{77557311-4C08-4CCE-A4DB-2E6240BE3FC7}" srcOrd="0" destOrd="0" presId="urn:microsoft.com/office/officeart/2008/layout/HorizontalMultiLevelHierarchy"/>
-    <dgm:cxn modelId="{EF94F2C3-1492-4C18-97DF-C950C81BFAA2}" type="presParOf" srcId="{39E3D7B0-40F6-49B0-8C16-824955D18BCF}" destId="{D642F0B1-C9DA-4CFB-BE21-B78F975454BA}" srcOrd="9" destOrd="0" presId="urn:microsoft.com/office/officeart/2008/layout/HorizontalMultiLevelHierarchy"/>
-    <dgm:cxn modelId="{2C56AC38-4D75-4918-BD44-79995525A6BF}" type="presParOf" srcId="{D642F0B1-C9DA-4CFB-BE21-B78F975454BA}" destId="{A49B251C-4C77-48D3-BFE8-F004C4C1547C}" srcOrd="0" destOrd="0" presId="urn:microsoft.com/office/officeart/2008/layout/HorizontalMultiLevelHierarchy"/>
-    <dgm:cxn modelId="{8B112D70-A98E-44E7-9E49-8E1B18BA96ED}" type="presParOf" srcId="{D642F0B1-C9DA-4CFB-BE21-B78F975454BA}" destId="{6407A8B5-4A72-4155-85DB-1E1025F24F24}" srcOrd="1" destOrd="0" presId="urn:microsoft.com/office/officeart/2008/layout/HorizontalMultiLevelHierarchy"/>
   </dgm:cxnLst>
   <dgm:bg/>
   <dgm:whole/>
@@ -17781,93 +18113,6 @@
       <dsp:cNvGrpSpPr/>
     </dsp:nvGrpSpPr>
     <dsp:grpSpPr/>
-    <dsp:sp modelId="{8751A723-7AC4-41CF-88BF-4446B7EEF313}">
-      <dsp:nvSpPr>
-        <dsp:cNvPr id="0" name=""/>
-        <dsp:cNvSpPr/>
-      </dsp:nvSpPr>
-      <dsp:spPr>
-        <a:xfrm>
-          <a:off x="484533" y="4182870"/>
-          <a:ext cx="316964" cy="2113902"/>
-        </a:xfrm>
-        <a:custGeom>
-          <a:avLst/>
-          <a:gdLst/>
-          <a:ahLst/>
-          <a:cxnLst/>
-          <a:rect l="0" t="0" r="0" b="0"/>
-          <a:pathLst>
-            <a:path>
-              <a:moveTo>
-                <a:pt x="0" y="0"/>
-              </a:moveTo>
-              <a:lnTo>
-                <a:pt x="158482" y="0"/>
-              </a:lnTo>
-              <a:lnTo>
-                <a:pt x="158482" y="2113902"/>
-              </a:lnTo>
-              <a:lnTo>
-                <a:pt x="316964" y="2113902"/>
-              </a:lnTo>
-            </a:path>
-          </a:pathLst>
-        </a:custGeom>
-        <a:noFill/>
-        <a:ln w="12700" cap="flat" cmpd="sng" algn="ctr">
-          <a:solidFill>
-            <a:schemeClr val="accent1">
-              <a:shade val="60000"/>
-              <a:hueOff val="0"/>
-              <a:satOff val="0"/>
-              <a:lumOff val="0"/>
-              <a:alphaOff val="0"/>
-            </a:schemeClr>
-          </a:solidFill>
-          <a:prstDash val="solid"/>
-          <a:miter lim="800000"/>
-        </a:ln>
-        <a:effectLst/>
-      </dsp:spPr>
-      <dsp:style>
-        <a:lnRef idx="2">
-          <a:scrgbClr r="0" g="0" b="0"/>
-        </a:lnRef>
-        <a:fillRef idx="0">
-          <a:scrgbClr r="0" g="0" b="0"/>
-        </a:fillRef>
-        <a:effectRef idx="0">
-          <a:scrgbClr r="0" g="0" b="0"/>
-        </a:effectRef>
-        <a:fontRef idx="minor"/>
-      </dsp:style>
-      <dsp:txBody>
-        <a:bodyPr spcFirstLastPara="0" vert="horz" wrap="square" lIns="12700" tIns="0" rIns="12700" bIns="0" numCol="1" spcCol="1270" anchor="ctr" anchorCtr="0">
-          <a:noAutofit/>
-        </a:bodyPr>
-        <a:lstStyle/>
-        <a:p>
-          <a:pPr marL="0" lvl="0" indent="0" algn="ctr" defTabSz="311150">
-            <a:lnSpc>
-              <a:spcPct val="90000"/>
-            </a:lnSpc>
-            <a:spcBef>
-              <a:spcPct val="0"/>
-            </a:spcBef>
-            <a:spcAft>
-              <a:spcPct val="35000"/>
-            </a:spcAft>
-            <a:buNone/>
-          </a:pPr>
-          <a:endParaRPr lang="en-ZA" sz="700" kern="1200"/>
-        </a:p>
-      </dsp:txBody>
-      <dsp:txXfrm>
-        <a:off x="589576" y="5186382"/>
-        <a:ext cx="106876" cy="106876"/>
-      </dsp:txXfrm>
-    </dsp:sp>
     <dsp:sp modelId="{87620B6E-DC1F-4BFF-BA9D-CE45241F81E8}">
       <dsp:nvSpPr>
         <dsp:cNvPr id="0" name=""/>
@@ -17875,7 +18120,7 @@
       </dsp:nvSpPr>
       <dsp:spPr>
         <a:xfrm>
-          <a:off x="2386320" y="5647080"/>
+          <a:off x="2386320" y="6855024"/>
           <a:ext cx="316964" cy="91440"/>
         </a:xfrm>
         <a:custGeom>
@@ -17945,7 +18190,7 @@
         </a:p>
       </dsp:txBody>
       <dsp:txXfrm>
-        <a:off x="2536878" y="5684876"/>
+        <a:off x="2536878" y="6892820"/>
         <a:ext cx="15848" cy="15848"/>
       </dsp:txXfrm>
     </dsp:sp>
@@ -17956,8 +18201,8 @@
       </dsp:nvSpPr>
       <dsp:spPr>
         <a:xfrm>
-          <a:off x="484533" y="4182870"/>
-          <a:ext cx="316964" cy="1509930"/>
+          <a:off x="484533" y="4635849"/>
+          <a:ext cx="316964" cy="2264895"/>
         </a:xfrm>
         <a:custGeom>
           <a:avLst/>
@@ -17974,10 +18219,10 @@
                 <a:pt x="158482" y="0"/>
               </a:lnTo>
               <a:lnTo>
-                <a:pt x="158482" y="1509930"/>
+                <a:pt x="158482" y="2264895"/>
               </a:lnTo>
               <a:lnTo>
-                <a:pt x="316964" y="1509930"/>
+                <a:pt x="316964" y="2264895"/>
               </a:lnTo>
             </a:path>
           </a:pathLst>
@@ -18016,7 +18261,7 @@
         </a:bodyPr>
         <a:lstStyle/>
         <a:p>
-          <a:pPr marL="0" lvl="0" indent="0" algn="ctr" defTabSz="222250">
+          <a:pPr marL="0" lvl="0" indent="0" algn="ctr" defTabSz="355600">
             <a:lnSpc>
               <a:spcPct val="90000"/>
             </a:lnSpc>
@@ -18028,12 +18273,12 @@
             </a:spcAft>
             <a:buNone/>
           </a:pPr>
-          <a:endParaRPr lang="en-ZA" sz="500" kern="1200"/>
+          <a:endParaRPr lang="en-ZA" sz="800" kern="1200"/>
         </a:p>
       </dsp:txBody>
       <dsp:txXfrm>
-        <a:off x="604444" y="4899264"/>
-        <a:ext cx="77142" cy="77142"/>
+        <a:off x="585841" y="5711122"/>
+        <a:ext cx="114348" cy="114348"/>
       </dsp:txXfrm>
     </dsp:sp>
     <dsp:sp modelId="{1F998633-D1F9-4DB4-90AF-8CC94A30763A}">
@@ -18043,7 +18288,7 @@
       </dsp:nvSpPr>
       <dsp:spPr>
         <a:xfrm>
-          <a:off x="2386320" y="5043108"/>
+          <a:off x="2386320" y="6251052"/>
           <a:ext cx="316964" cy="91440"/>
         </a:xfrm>
         <a:custGeom>
@@ -18113,7 +18358,7 @@
         </a:p>
       </dsp:txBody>
       <dsp:txXfrm>
-        <a:off x="2536878" y="5080903"/>
+        <a:off x="2536878" y="6288848"/>
         <a:ext cx="15848" cy="15848"/>
       </dsp:txXfrm>
     </dsp:sp>
@@ -18124,8 +18369,8 @@
       </dsp:nvSpPr>
       <dsp:spPr>
         <a:xfrm>
-          <a:off x="484533" y="4182870"/>
-          <a:ext cx="316964" cy="905958"/>
+          <a:off x="484533" y="4635849"/>
+          <a:ext cx="316964" cy="1660923"/>
         </a:xfrm>
         <a:custGeom>
           <a:avLst/>
@@ -18142,10 +18387,10 @@
                 <a:pt x="158482" y="0"/>
               </a:lnTo>
               <a:lnTo>
-                <a:pt x="158482" y="905958"/>
+                <a:pt x="158482" y="1660923"/>
               </a:lnTo>
               <a:lnTo>
-                <a:pt x="316964" y="905958"/>
+                <a:pt x="316964" y="1660923"/>
               </a:lnTo>
             </a:path>
           </a:pathLst>
@@ -18184,7 +18429,7 @@
         </a:bodyPr>
         <a:lstStyle/>
         <a:p>
-          <a:pPr marL="0" lvl="0" indent="0" algn="ctr" defTabSz="222250">
+          <a:pPr marL="0" lvl="0" indent="0" algn="ctr" defTabSz="266700">
             <a:lnSpc>
               <a:spcPct val="90000"/>
             </a:lnSpc>
@@ -18196,12 +18441,12 @@
             </a:spcAft>
             <a:buNone/>
           </a:pPr>
-          <a:endParaRPr lang="en-ZA" sz="500" kern="1200"/>
+          <a:endParaRPr lang="en-ZA" sz="600" kern="1200"/>
         </a:p>
       </dsp:txBody>
       <dsp:txXfrm>
-        <a:off x="619020" y="4611853"/>
-        <a:ext cx="47990" cy="47990"/>
+        <a:off x="600742" y="5424038"/>
+        <a:ext cx="84544" cy="84544"/>
       </dsp:txXfrm>
     </dsp:sp>
     <dsp:sp modelId="{724082EA-94B1-4C9C-949F-89ECCD83A985}">
@@ -18211,7 +18456,7 @@
       </dsp:nvSpPr>
       <dsp:spPr>
         <a:xfrm>
-          <a:off x="4288107" y="4439136"/>
+          <a:off x="4288107" y="5647080"/>
           <a:ext cx="316964" cy="91440"/>
         </a:xfrm>
         <a:custGeom>
@@ -18281,7 +18526,7 @@
         </a:p>
       </dsp:txBody>
       <dsp:txXfrm>
-        <a:off x="4438665" y="4476931"/>
+        <a:off x="4438665" y="5684876"/>
         <a:ext cx="15848" cy="15848"/>
       </dsp:txXfrm>
     </dsp:sp>
@@ -18292,7 +18537,523 @@
       </dsp:nvSpPr>
       <dsp:spPr>
         <a:xfrm>
-          <a:off x="2386320" y="3880884"/>
+          <a:off x="2386320" y="5390814"/>
+          <a:ext cx="316964" cy="301986"/>
+        </a:xfrm>
+        <a:custGeom>
+          <a:avLst/>
+          <a:gdLst/>
+          <a:ahLst/>
+          <a:cxnLst/>
+          <a:rect l="0" t="0" r="0" b="0"/>
+          <a:pathLst>
+            <a:path>
+              <a:moveTo>
+                <a:pt x="0" y="0"/>
+              </a:moveTo>
+              <a:lnTo>
+                <a:pt x="158482" y="0"/>
+              </a:lnTo>
+              <a:lnTo>
+                <a:pt x="158482" y="301986"/>
+              </a:lnTo>
+              <a:lnTo>
+                <a:pt x="316964" y="301986"/>
+              </a:lnTo>
+            </a:path>
+          </a:pathLst>
+        </a:custGeom>
+        <a:noFill/>
+        <a:ln w="12700" cap="flat" cmpd="sng" algn="ctr">
+          <a:solidFill>
+            <a:schemeClr val="accent1">
+              <a:shade val="80000"/>
+              <a:hueOff val="0"/>
+              <a:satOff val="0"/>
+              <a:lumOff val="0"/>
+              <a:alphaOff val="0"/>
+            </a:schemeClr>
+          </a:solidFill>
+          <a:prstDash val="solid"/>
+          <a:miter lim="800000"/>
+        </a:ln>
+        <a:effectLst/>
+      </dsp:spPr>
+      <dsp:style>
+        <a:lnRef idx="2">
+          <a:scrgbClr r="0" g="0" b="0"/>
+        </a:lnRef>
+        <a:fillRef idx="0">
+          <a:scrgbClr r="0" g="0" b="0"/>
+        </a:fillRef>
+        <a:effectRef idx="0">
+          <a:scrgbClr r="0" g="0" b="0"/>
+        </a:effectRef>
+        <a:fontRef idx="minor"/>
+      </dsp:style>
+      <dsp:txBody>
+        <a:bodyPr spcFirstLastPara="0" vert="horz" wrap="square" lIns="12700" tIns="0" rIns="12700" bIns="0" numCol="1" spcCol="1270" anchor="ctr" anchorCtr="0">
+          <a:noAutofit/>
+        </a:bodyPr>
+        <a:lstStyle/>
+        <a:p>
+          <a:pPr marL="0" lvl="0" indent="0" algn="ctr" defTabSz="222250">
+            <a:lnSpc>
+              <a:spcPct val="90000"/>
+            </a:lnSpc>
+            <a:spcBef>
+              <a:spcPct val="0"/>
+            </a:spcBef>
+            <a:spcAft>
+              <a:spcPct val="35000"/>
+            </a:spcAft>
+            <a:buNone/>
+          </a:pPr>
+          <a:endParaRPr lang="en-ZA" sz="500" kern="1200"/>
+        </a:p>
+      </dsp:txBody>
+      <dsp:txXfrm>
+        <a:off x="2533857" y="5530862"/>
+        <a:ext cx="21889" cy="21889"/>
+      </dsp:txXfrm>
+    </dsp:sp>
+    <dsp:sp modelId="{13B0D0C6-E995-45F9-A349-249D910B8DED}">
+      <dsp:nvSpPr>
+        <dsp:cNvPr id="0" name=""/>
+        <dsp:cNvSpPr/>
+      </dsp:nvSpPr>
+      <dsp:spPr>
+        <a:xfrm>
+          <a:off x="4288107" y="5043108"/>
+          <a:ext cx="316964" cy="91440"/>
+        </a:xfrm>
+        <a:custGeom>
+          <a:avLst/>
+          <a:gdLst/>
+          <a:ahLst/>
+          <a:cxnLst/>
+          <a:rect l="0" t="0" r="0" b="0"/>
+          <a:pathLst>
+            <a:path>
+              <a:moveTo>
+                <a:pt x="0" y="45720"/>
+              </a:moveTo>
+              <a:lnTo>
+                <a:pt x="316964" y="45720"/>
+              </a:lnTo>
+            </a:path>
+          </a:pathLst>
+        </a:custGeom>
+        <a:noFill/>
+        <a:ln w="12700" cap="flat" cmpd="sng" algn="ctr">
+          <a:solidFill>
+            <a:schemeClr val="accent1">
+              <a:shade val="80000"/>
+              <a:hueOff val="0"/>
+              <a:satOff val="0"/>
+              <a:lumOff val="0"/>
+              <a:alphaOff val="0"/>
+            </a:schemeClr>
+          </a:solidFill>
+          <a:prstDash val="solid"/>
+          <a:miter lim="800000"/>
+        </a:ln>
+        <a:effectLst/>
+      </dsp:spPr>
+      <dsp:style>
+        <a:lnRef idx="2">
+          <a:scrgbClr r="0" g="0" b="0"/>
+        </a:lnRef>
+        <a:fillRef idx="0">
+          <a:scrgbClr r="0" g="0" b="0"/>
+        </a:fillRef>
+        <a:effectRef idx="0">
+          <a:scrgbClr r="0" g="0" b="0"/>
+        </a:effectRef>
+        <a:fontRef idx="minor"/>
+      </dsp:style>
+      <dsp:txBody>
+        <a:bodyPr spcFirstLastPara="0" vert="horz" wrap="square" lIns="12700" tIns="0" rIns="12700" bIns="0" numCol="1" spcCol="1270" anchor="ctr" anchorCtr="0">
+          <a:noAutofit/>
+        </a:bodyPr>
+        <a:lstStyle/>
+        <a:p>
+          <a:pPr marL="0" lvl="0" indent="0" algn="ctr" defTabSz="222250">
+            <a:lnSpc>
+              <a:spcPct val="90000"/>
+            </a:lnSpc>
+            <a:spcBef>
+              <a:spcPct val="0"/>
+            </a:spcBef>
+            <a:spcAft>
+              <a:spcPct val="35000"/>
+            </a:spcAft>
+            <a:buNone/>
+          </a:pPr>
+          <a:endParaRPr lang="en-ZA" sz="500" kern="1200"/>
+        </a:p>
+      </dsp:txBody>
+      <dsp:txXfrm>
+        <a:off x="4438665" y="5080903"/>
+        <a:ext cx="15848" cy="15848"/>
+      </dsp:txXfrm>
+    </dsp:sp>
+    <dsp:sp modelId="{0486CD0A-D5EB-433C-8817-9D20B414612D}">
+      <dsp:nvSpPr>
+        <dsp:cNvPr id="0" name=""/>
+        <dsp:cNvSpPr/>
+      </dsp:nvSpPr>
+      <dsp:spPr>
+        <a:xfrm>
+          <a:off x="2386320" y="5088828"/>
+          <a:ext cx="316964" cy="301986"/>
+        </a:xfrm>
+        <a:custGeom>
+          <a:avLst/>
+          <a:gdLst/>
+          <a:ahLst/>
+          <a:cxnLst/>
+          <a:rect l="0" t="0" r="0" b="0"/>
+          <a:pathLst>
+            <a:path>
+              <a:moveTo>
+                <a:pt x="0" y="301986"/>
+              </a:moveTo>
+              <a:lnTo>
+                <a:pt x="158482" y="301986"/>
+              </a:lnTo>
+              <a:lnTo>
+                <a:pt x="158482" y="0"/>
+              </a:lnTo>
+              <a:lnTo>
+                <a:pt x="316964" y="0"/>
+              </a:lnTo>
+            </a:path>
+          </a:pathLst>
+        </a:custGeom>
+        <a:noFill/>
+        <a:ln w="12700" cap="flat" cmpd="sng" algn="ctr">
+          <a:solidFill>
+            <a:schemeClr val="accent1">
+              <a:shade val="80000"/>
+              <a:hueOff val="0"/>
+              <a:satOff val="0"/>
+              <a:lumOff val="0"/>
+              <a:alphaOff val="0"/>
+            </a:schemeClr>
+          </a:solidFill>
+          <a:prstDash val="solid"/>
+          <a:miter lim="800000"/>
+        </a:ln>
+        <a:effectLst/>
+      </dsp:spPr>
+      <dsp:style>
+        <a:lnRef idx="2">
+          <a:scrgbClr r="0" g="0" b="0"/>
+        </a:lnRef>
+        <a:fillRef idx="0">
+          <a:scrgbClr r="0" g="0" b="0"/>
+        </a:fillRef>
+        <a:effectRef idx="0">
+          <a:scrgbClr r="0" g="0" b="0"/>
+        </a:effectRef>
+        <a:fontRef idx="minor"/>
+      </dsp:style>
+      <dsp:txBody>
+        <a:bodyPr spcFirstLastPara="0" vert="horz" wrap="square" lIns="12700" tIns="0" rIns="12700" bIns="0" numCol="1" spcCol="1270" anchor="ctr" anchorCtr="0">
+          <a:noAutofit/>
+        </a:bodyPr>
+        <a:lstStyle/>
+        <a:p>
+          <a:pPr marL="0" lvl="0" indent="0" algn="ctr" defTabSz="222250">
+            <a:lnSpc>
+              <a:spcPct val="90000"/>
+            </a:lnSpc>
+            <a:spcBef>
+              <a:spcPct val="0"/>
+            </a:spcBef>
+            <a:spcAft>
+              <a:spcPct val="35000"/>
+            </a:spcAft>
+            <a:buNone/>
+          </a:pPr>
+          <a:endParaRPr lang="en-ZA" sz="500" kern="1200"/>
+        </a:p>
+      </dsp:txBody>
+      <dsp:txXfrm>
+        <a:off x="2533857" y="5228876"/>
+        <a:ext cx="21889" cy="21889"/>
+      </dsp:txXfrm>
+    </dsp:sp>
+    <dsp:sp modelId="{232BEA19-C819-4ADC-837C-EEEDBCD8F54D}">
+      <dsp:nvSpPr>
+        <dsp:cNvPr id="0" name=""/>
+        <dsp:cNvSpPr/>
+      </dsp:nvSpPr>
+      <dsp:spPr>
+        <a:xfrm>
+          <a:off x="484533" y="4635849"/>
+          <a:ext cx="316964" cy="754965"/>
+        </a:xfrm>
+        <a:custGeom>
+          <a:avLst/>
+          <a:gdLst/>
+          <a:ahLst/>
+          <a:cxnLst/>
+          <a:rect l="0" t="0" r="0" b="0"/>
+          <a:pathLst>
+            <a:path>
+              <a:moveTo>
+                <a:pt x="0" y="0"/>
+              </a:moveTo>
+              <a:lnTo>
+                <a:pt x="158482" y="0"/>
+              </a:lnTo>
+              <a:lnTo>
+                <a:pt x="158482" y="754965"/>
+              </a:lnTo>
+              <a:lnTo>
+                <a:pt x="316964" y="754965"/>
+              </a:lnTo>
+            </a:path>
+          </a:pathLst>
+        </a:custGeom>
+        <a:noFill/>
+        <a:ln w="12700" cap="flat" cmpd="sng" algn="ctr">
+          <a:solidFill>
+            <a:schemeClr val="accent1">
+              <a:shade val="60000"/>
+              <a:hueOff val="0"/>
+              <a:satOff val="0"/>
+              <a:lumOff val="0"/>
+              <a:alphaOff val="0"/>
+            </a:schemeClr>
+          </a:solidFill>
+          <a:prstDash val="solid"/>
+          <a:miter lim="800000"/>
+        </a:ln>
+        <a:effectLst/>
+      </dsp:spPr>
+      <dsp:style>
+        <a:lnRef idx="2">
+          <a:scrgbClr r="0" g="0" b="0"/>
+        </a:lnRef>
+        <a:fillRef idx="0">
+          <a:scrgbClr r="0" g="0" b="0"/>
+        </a:fillRef>
+        <a:effectRef idx="0">
+          <a:scrgbClr r="0" g="0" b="0"/>
+        </a:effectRef>
+        <a:fontRef idx="minor"/>
+      </dsp:style>
+      <dsp:txBody>
+        <a:bodyPr spcFirstLastPara="0" vert="horz" wrap="square" lIns="12700" tIns="0" rIns="12700" bIns="0" numCol="1" spcCol="1270" anchor="ctr" anchorCtr="0">
+          <a:noAutofit/>
+        </a:bodyPr>
+        <a:lstStyle/>
+        <a:p>
+          <a:pPr marL="0" lvl="0" indent="0" algn="ctr" defTabSz="222250">
+            <a:lnSpc>
+              <a:spcPct val="90000"/>
+            </a:lnSpc>
+            <a:spcBef>
+              <a:spcPct val="0"/>
+            </a:spcBef>
+            <a:spcAft>
+              <a:spcPct val="35000"/>
+            </a:spcAft>
+            <a:buNone/>
+          </a:pPr>
+          <a:endParaRPr lang="en-ZA" sz="500" kern="1200"/>
+        </a:p>
+      </dsp:txBody>
+      <dsp:txXfrm>
+        <a:off x="622545" y="4992861"/>
+        <a:ext cx="40940" cy="40940"/>
+      </dsp:txXfrm>
+    </dsp:sp>
+    <dsp:sp modelId="{1FF2AD18-20B7-4B9E-9DAC-341B1BEA2ABA}">
+      <dsp:nvSpPr>
+        <dsp:cNvPr id="0" name=""/>
+        <dsp:cNvSpPr/>
+      </dsp:nvSpPr>
+      <dsp:spPr>
+        <a:xfrm>
+          <a:off x="4288107" y="2672939"/>
+          <a:ext cx="316964" cy="1811916"/>
+        </a:xfrm>
+        <a:custGeom>
+          <a:avLst/>
+          <a:gdLst/>
+          <a:ahLst/>
+          <a:cxnLst/>
+          <a:rect l="0" t="0" r="0" b="0"/>
+          <a:pathLst>
+            <a:path>
+              <a:moveTo>
+                <a:pt x="0" y="0"/>
+              </a:moveTo>
+              <a:lnTo>
+                <a:pt x="158482" y="0"/>
+              </a:lnTo>
+              <a:lnTo>
+                <a:pt x="158482" y="1811916"/>
+              </a:lnTo>
+              <a:lnTo>
+                <a:pt x="316964" y="1811916"/>
+              </a:lnTo>
+            </a:path>
+          </a:pathLst>
+        </a:custGeom>
+        <a:noFill/>
+        <a:ln w="12700" cap="flat" cmpd="sng" algn="ctr">
+          <a:solidFill>
+            <a:schemeClr val="accent1">
+              <a:shade val="80000"/>
+              <a:hueOff val="0"/>
+              <a:satOff val="0"/>
+              <a:lumOff val="0"/>
+              <a:alphaOff val="0"/>
+            </a:schemeClr>
+          </a:solidFill>
+          <a:prstDash val="solid"/>
+          <a:miter lim="800000"/>
+        </a:ln>
+        <a:effectLst/>
+      </dsp:spPr>
+      <dsp:style>
+        <a:lnRef idx="2">
+          <a:scrgbClr r="0" g="0" b="0"/>
+        </a:lnRef>
+        <a:fillRef idx="0">
+          <a:scrgbClr r="0" g="0" b="0"/>
+        </a:fillRef>
+        <a:effectRef idx="0">
+          <a:scrgbClr r="0" g="0" b="0"/>
+        </a:effectRef>
+        <a:fontRef idx="minor"/>
+      </dsp:style>
+      <dsp:txBody>
+        <a:bodyPr spcFirstLastPara="0" vert="horz" wrap="square" lIns="12700" tIns="0" rIns="12700" bIns="0" numCol="1" spcCol="1270" anchor="ctr" anchorCtr="0">
+          <a:noAutofit/>
+        </a:bodyPr>
+        <a:lstStyle/>
+        <a:p>
+          <a:pPr marL="0" lvl="0" indent="0" algn="ctr" defTabSz="266700">
+            <a:lnSpc>
+              <a:spcPct val="90000"/>
+            </a:lnSpc>
+            <a:spcBef>
+              <a:spcPct val="0"/>
+            </a:spcBef>
+            <a:spcAft>
+              <a:spcPct val="35000"/>
+            </a:spcAft>
+            <a:buNone/>
+          </a:pPr>
+          <a:endParaRPr lang="en-ZA" sz="600" kern="1200"/>
+        </a:p>
+      </dsp:txBody>
+      <dsp:txXfrm>
+        <a:off x="4400603" y="3532912"/>
+        <a:ext cx="91971" cy="91971"/>
+      </dsp:txXfrm>
+    </dsp:sp>
+    <dsp:sp modelId="{9445B630-FC4F-48BC-96D7-C44F8AAE3BE2}">
+      <dsp:nvSpPr>
+        <dsp:cNvPr id="0" name=""/>
+        <dsp:cNvSpPr/>
+      </dsp:nvSpPr>
+      <dsp:spPr>
+        <a:xfrm>
+          <a:off x="4288107" y="2672939"/>
+          <a:ext cx="316964" cy="1207944"/>
+        </a:xfrm>
+        <a:custGeom>
+          <a:avLst/>
+          <a:gdLst/>
+          <a:ahLst/>
+          <a:cxnLst/>
+          <a:rect l="0" t="0" r="0" b="0"/>
+          <a:pathLst>
+            <a:path>
+              <a:moveTo>
+                <a:pt x="0" y="0"/>
+              </a:moveTo>
+              <a:lnTo>
+                <a:pt x="158482" y="0"/>
+              </a:lnTo>
+              <a:lnTo>
+                <a:pt x="158482" y="1207944"/>
+              </a:lnTo>
+              <a:lnTo>
+                <a:pt x="316964" y="1207944"/>
+              </a:lnTo>
+            </a:path>
+          </a:pathLst>
+        </a:custGeom>
+        <a:noFill/>
+        <a:ln w="12700" cap="flat" cmpd="sng" algn="ctr">
+          <a:solidFill>
+            <a:schemeClr val="accent1">
+              <a:shade val="80000"/>
+              <a:hueOff val="0"/>
+              <a:satOff val="0"/>
+              <a:lumOff val="0"/>
+              <a:alphaOff val="0"/>
+            </a:schemeClr>
+          </a:solidFill>
+          <a:prstDash val="solid"/>
+          <a:miter lim="800000"/>
+        </a:ln>
+        <a:effectLst/>
+      </dsp:spPr>
+      <dsp:style>
+        <a:lnRef idx="2">
+          <a:scrgbClr r="0" g="0" b="0"/>
+        </a:lnRef>
+        <a:fillRef idx="0">
+          <a:scrgbClr r="0" g="0" b="0"/>
+        </a:fillRef>
+        <a:effectRef idx="0">
+          <a:scrgbClr r="0" g="0" b="0"/>
+        </a:effectRef>
+        <a:fontRef idx="minor"/>
+      </dsp:style>
+      <dsp:txBody>
+        <a:bodyPr spcFirstLastPara="0" vert="horz" wrap="square" lIns="12700" tIns="0" rIns="12700" bIns="0" numCol="1" spcCol="1270" anchor="ctr" anchorCtr="0">
+          <a:noAutofit/>
+        </a:bodyPr>
+        <a:lstStyle/>
+        <a:p>
+          <a:pPr marL="0" lvl="0" indent="0" algn="ctr" defTabSz="222250">
+            <a:lnSpc>
+              <a:spcPct val="90000"/>
+            </a:lnSpc>
+            <a:spcBef>
+              <a:spcPct val="0"/>
+            </a:spcBef>
+            <a:spcAft>
+              <a:spcPct val="35000"/>
+            </a:spcAft>
+            <a:buNone/>
+          </a:pPr>
+          <a:endParaRPr lang="en-ZA" sz="500" kern="1200"/>
+        </a:p>
+      </dsp:txBody>
+      <dsp:txXfrm>
+        <a:off x="4415368" y="3245691"/>
+        <a:ext cx="62441" cy="62441"/>
+      </dsp:txXfrm>
+    </dsp:sp>
+    <dsp:sp modelId="{5C92DAB9-7526-4F26-A11B-F89B4D898F49}">
+      <dsp:nvSpPr>
+        <dsp:cNvPr id="0" name=""/>
+        <dsp:cNvSpPr/>
+      </dsp:nvSpPr>
+      <dsp:spPr>
+        <a:xfrm>
+          <a:off x="4288107" y="2672939"/>
           <a:ext cx="316964" cy="603972"/>
         </a:xfrm>
         <a:custGeom>
@@ -18368,18 +19129,18 @@
         </a:p>
       </dsp:txBody>
       <dsp:txXfrm>
-        <a:off x="2527750" y="4165817"/>
+        <a:off x="4429537" y="2957873"/>
         <a:ext cx="34104" cy="34104"/>
       </dsp:txXfrm>
     </dsp:sp>
-    <dsp:sp modelId="{0486CD0A-D5EB-433C-8817-9D20B414612D}">
+    <dsp:sp modelId="{E0A205B1-CDFD-4E3C-A461-6CA2C99F6F1D}">
       <dsp:nvSpPr>
         <dsp:cNvPr id="0" name=""/>
         <dsp:cNvSpPr/>
       </dsp:nvSpPr>
       <dsp:spPr>
         <a:xfrm>
-          <a:off x="2386320" y="3835164"/>
+          <a:off x="4288107" y="2627219"/>
           <a:ext cx="316964" cy="91440"/>
         </a:xfrm>
         <a:custGeom>
@@ -18449,18 +19210,18 @@
         </a:p>
       </dsp:txBody>
       <dsp:txXfrm>
-        <a:off x="2536878" y="3872959"/>
+        <a:off x="4438665" y="2665015"/>
         <a:ext cx="15848" cy="15848"/>
       </dsp:txXfrm>
     </dsp:sp>
-    <dsp:sp modelId="{F581DD7C-B6E8-4E0C-86B3-D6DE7227E905}">
+    <dsp:sp modelId="{F4DE9B96-304D-4390-88B3-1F5E260FAE1D}">
       <dsp:nvSpPr>
         <dsp:cNvPr id="0" name=""/>
         <dsp:cNvSpPr/>
       </dsp:nvSpPr>
       <dsp:spPr>
         <a:xfrm>
-          <a:off x="2386320" y="3276911"/>
+          <a:off x="4288107" y="2068967"/>
           <a:ext cx="316964" cy="603972"/>
         </a:xfrm>
         <a:custGeom>
@@ -18536,19 +19297,19 @@
         </a:p>
       </dsp:txBody>
       <dsp:txXfrm>
-        <a:off x="2527750" y="3561845"/>
+        <a:off x="4429537" y="2353901"/>
         <a:ext cx="34104" cy="34104"/>
       </dsp:txXfrm>
     </dsp:sp>
-    <dsp:sp modelId="{232BEA19-C819-4ADC-837C-EEEDBCD8F54D}">
+    <dsp:sp modelId="{EF3C0741-CE51-4802-B41B-B0A8A261C05A}">
       <dsp:nvSpPr>
         <dsp:cNvPr id="0" name=""/>
         <dsp:cNvSpPr/>
       </dsp:nvSpPr>
       <dsp:spPr>
         <a:xfrm>
-          <a:off x="484533" y="3880884"/>
-          <a:ext cx="316964" cy="301986"/>
+          <a:off x="4288107" y="1464995"/>
+          <a:ext cx="316964" cy="1207944"/>
         </a:xfrm>
         <a:custGeom>
           <a:avLst/>
@@ -18559,265 +19320,10 @@
           <a:pathLst>
             <a:path>
               <a:moveTo>
-                <a:pt x="0" y="301986"/>
+                <a:pt x="0" y="1207944"/>
               </a:moveTo>
               <a:lnTo>
-                <a:pt x="158482" y="301986"/>
-              </a:lnTo>
-              <a:lnTo>
-                <a:pt x="158482" y="0"/>
-              </a:lnTo>
-              <a:lnTo>
-                <a:pt x="316964" y="0"/>
-              </a:lnTo>
-            </a:path>
-          </a:pathLst>
-        </a:custGeom>
-        <a:noFill/>
-        <a:ln w="12700" cap="flat" cmpd="sng" algn="ctr">
-          <a:solidFill>
-            <a:schemeClr val="accent1">
-              <a:shade val="60000"/>
-              <a:hueOff val="0"/>
-              <a:satOff val="0"/>
-              <a:lumOff val="0"/>
-              <a:alphaOff val="0"/>
-            </a:schemeClr>
-          </a:solidFill>
-          <a:prstDash val="solid"/>
-          <a:miter lim="800000"/>
-        </a:ln>
-        <a:effectLst/>
-      </dsp:spPr>
-      <dsp:style>
-        <a:lnRef idx="2">
-          <a:scrgbClr r="0" g="0" b="0"/>
-        </a:lnRef>
-        <a:fillRef idx="0">
-          <a:scrgbClr r="0" g="0" b="0"/>
-        </a:fillRef>
-        <a:effectRef idx="0">
-          <a:scrgbClr r="0" g="0" b="0"/>
-        </a:effectRef>
-        <a:fontRef idx="minor"/>
-      </dsp:style>
-      <dsp:txBody>
-        <a:bodyPr spcFirstLastPara="0" vert="horz" wrap="square" lIns="12700" tIns="0" rIns="12700" bIns="0" numCol="1" spcCol="1270" anchor="ctr" anchorCtr="0">
-          <a:noAutofit/>
-        </a:bodyPr>
-        <a:lstStyle/>
-        <a:p>
-          <a:pPr marL="0" lvl="0" indent="0" algn="ctr" defTabSz="222250">
-            <a:lnSpc>
-              <a:spcPct val="90000"/>
-            </a:lnSpc>
-            <a:spcBef>
-              <a:spcPct val="0"/>
-            </a:spcBef>
-            <a:spcAft>
-              <a:spcPct val="35000"/>
-            </a:spcAft>
-            <a:buNone/>
-          </a:pPr>
-          <a:endParaRPr lang="en-ZA" sz="500" kern="1200"/>
-        </a:p>
-      </dsp:txBody>
-      <dsp:txXfrm>
-        <a:off x="632070" y="4020932"/>
-        <a:ext cx="21889" cy="21889"/>
-      </dsp:txXfrm>
-    </dsp:sp>
-    <dsp:sp modelId="{1A7E6096-0DB2-411C-BC54-0A3AE8E834D7}">
-      <dsp:nvSpPr>
-        <dsp:cNvPr id="0" name=""/>
-        <dsp:cNvSpPr/>
-      </dsp:nvSpPr>
-      <dsp:spPr>
-        <a:xfrm>
-          <a:off x="2386320" y="2068967"/>
-          <a:ext cx="316964" cy="603972"/>
-        </a:xfrm>
-        <a:custGeom>
-          <a:avLst/>
-          <a:gdLst/>
-          <a:ahLst/>
-          <a:cxnLst/>
-          <a:rect l="0" t="0" r="0" b="0"/>
-          <a:pathLst>
-            <a:path>
-              <a:moveTo>
-                <a:pt x="0" y="0"/>
-              </a:moveTo>
-              <a:lnTo>
-                <a:pt x="158482" y="0"/>
-              </a:lnTo>
-              <a:lnTo>
-                <a:pt x="158482" y="603972"/>
-              </a:lnTo>
-              <a:lnTo>
-                <a:pt x="316964" y="603972"/>
-              </a:lnTo>
-            </a:path>
-          </a:pathLst>
-        </a:custGeom>
-        <a:noFill/>
-        <a:ln w="12700" cap="flat" cmpd="sng" algn="ctr">
-          <a:solidFill>
-            <a:schemeClr val="accent1">
-              <a:shade val="80000"/>
-              <a:hueOff val="0"/>
-              <a:satOff val="0"/>
-              <a:lumOff val="0"/>
-              <a:alphaOff val="0"/>
-            </a:schemeClr>
-          </a:solidFill>
-          <a:prstDash val="solid"/>
-          <a:miter lim="800000"/>
-        </a:ln>
-        <a:effectLst/>
-      </dsp:spPr>
-      <dsp:style>
-        <a:lnRef idx="2">
-          <a:scrgbClr r="0" g="0" b="0"/>
-        </a:lnRef>
-        <a:fillRef idx="0">
-          <a:scrgbClr r="0" g="0" b="0"/>
-        </a:fillRef>
-        <a:effectRef idx="0">
-          <a:scrgbClr r="0" g="0" b="0"/>
-        </a:effectRef>
-        <a:fontRef idx="minor"/>
-      </dsp:style>
-      <dsp:txBody>
-        <a:bodyPr spcFirstLastPara="0" vert="horz" wrap="square" lIns="12700" tIns="0" rIns="12700" bIns="0" numCol="1" spcCol="1270" anchor="ctr" anchorCtr="0">
-          <a:noAutofit/>
-        </a:bodyPr>
-        <a:lstStyle/>
-        <a:p>
-          <a:pPr marL="0" lvl="0" indent="0" algn="ctr" defTabSz="222250">
-            <a:lnSpc>
-              <a:spcPct val="90000"/>
-            </a:lnSpc>
-            <a:spcBef>
-              <a:spcPct val="0"/>
-            </a:spcBef>
-            <a:spcAft>
-              <a:spcPct val="35000"/>
-            </a:spcAft>
-            <a:buNone/>
-          </a:pPr>
-          <a:endParaRPr lang="en-ZA" sz="500" kern="1200"/>
-        </a:p>
-      </dsp:txBody>
-      <dsp:txXfrm>
-        <a:off x="2527750" y="2353901"/>
-        <a:ext cx="34104" cy="34104"/>
-      </dsp:txXfrm>
-    </dsp:sp>
-    <dsp:sp modelId="{CC8F7EAD-BDD8-4D97-8571-6C238A402FCA}">
-      <dsp:nvSpPr>
-        <dsp:cNvPr id="0" name=""/>
-        <dsp:cNvSpPr/>
-      </dsp:nvSpPr>
-      <dsp:spPr>
-        <a:xfrm>
-          <a:off x="2386320" y="2023247"/>
-          <a:ext cx="316964" cy="91440"/>
-        </a:xfrm>
-        <a:custGeom>
-          <a:avLst/>
-          <a:gdLst/>
-          <a:ahLst/>
-          <a:cxnLst/>
-          <a:rect l="0" t="0" r="0" b="0"/>
-          <a:pathLst>
-            <a:path>
-              <a:moveTo>
-                <a:pt x="0" y="45720"/>
-              </a:moveTo>
-              <a:lnTo>
-                <a:pt x="316964" y="45720"/>
-              </a:lnTo>
-            </a:path>
-          </a:pathLst>
-        </a:custGeom>
-        <a:noFill/>
-        <a:ln w="12700" cap="flat" cmpd="sng" algn="ctr">
-          <a:solidFill>
-            <a:schemeClr val="accent1">
-              <a:shade val="80000"/>
-              <a:hueOff val="0"/>
-              <a:satOff val="0"/>
-              <a:lumOff val="0"/>
-              <a:alphaOff val="0"/>
-            </a:schemeClr>
-          </a:solidFill>
-          <a:prstDash val="solid"/>
-          <a:miter lim="800000"/>
-        </a:ln>
-        <a:effectLst/>
-      </dsp:spPr>
-      <dsp:style>
-        <a:lnRef idx="2">
-          <a:scrgbClr r="0" g="0" b="0"/>
-        </a:lnRef>
-        <a:fillRef idx="0">
-          <a:scrgbClr r="0" g="0" b="0"/>
-        </a:fillRef>
-        <a:effectRef idx="0">
-          <a:scrgbClr r="0" g="0" b="0"/>
-        </a:effectRef>
-        <a:fontRef idx="minor"/>
-      </dsp:style>
-      <dsp:txBody>
-        <a:bodyPr spcFirstLastPara="0" vert="horz" wrap="square" lIns="12700" tIns="0" rIns="12700" bIns="0" numCol="1" spcCol="1270" anchor="ctr" anchorCtr="0">
-          <a:noAutofit/>
-        </a:bodyPr>
-        <a:lstStyle/>
-        <a:p>
-          <a:pPr marL="0" lvl="0" indent="0" algn="ctr" defTabSz="222250">
-            <a:lnSpc>
-              <a:spcPct val="90000"/>
-            </a:lnSpc>
-            <a:spcBef>
-              <a:spcPct val="0"/>
-            </a:spcBef>
-            <a:spcAft>
-              <a:spcPct val="35000"/>
-            </a:spcAft>
-            <a:buNone/>
-          </a:pPr>
-          <a:endParaRPr lang="en-ZA" sz="500" kern="1200"/>
-        </a:p>
-      </dsp:txBody>
-      <dsp:txXfrm>
-        <a:off x="2536878" y="2061043"/>
-        <a:ext cx="15848" cy="15848"/>
-      </dsp:txXfrm>
-    </dsp:sp>
-    <dsp:sp modelId="{FBC5933A-449B-4EA8-A4C5-C43BEF2C097B}">
-      <dsp:nvSpPr>
-        <dsp:cNvPr id="0" name=""/>
-        <dsp:cNvSpPr/>
-      </dsp:nvSpPr>
-      <dsp:spPr>
-        <a:xfrm>
-          <a:off x="2386320" y="1464995"/>
-          <a:ext cx="316964" cy="603972"/>
-        </a:xfrm>
-        <a:custGeom>
-          <a:avLst/>
-          <a:gdLst/>
-          <a:ahLst/>
-          <a:cxnLst/>
-          <a:rect l="0" t="0" r="0" b="0"/>
-          <a:pathLst>
-            <a:path>
-              <a:moveTo>
-                <a:pt x="0" y="603972"/>
-              </a:moveTo>
-              <a:lnTo>
-                <a:pt x="158482" y="603972"/>
+                <a:pt x="158482" y="1207944"/>
               </a:lnTo>
               <a:lnTo>
                 <a:pt x="158482" y="0"/>
@@ -18878,19 +19384,19 @@
         </a:p>
       </dsp:txBody>
       <dsp:txXfrm>
-        <a:off x="2527750" y="1749929"/>
-        <a:ext cx="34104" cy="34104"/>
+        <a:off x="4415368" y="2037746"/>
+        <a:ext cx="62441" cy="62441"/>
       </dsp:txXfrm>
     </dsp:sp>
-    <dsp:sp modelId="{0DF4181E-7FBB-4FF3-98D9-9F79F0D53D60}">
+    <dsp:sp modelId="{F9689FBD-FE2F-4E04-9C32-19460F246BD2}">
       <dsp:nvSpPr>
         <dsp:cNvPr id="0" name=""/>
         <dsp:cNvSpPr/>
       </dsp:nvSpPr>
       <dsp:spPr>
         <a:xfrm>
-          <a:off x="484533" y="2068967"/>
-          <a:ext cx="316964" cy="2113902"/>
+          <a:off x="4288107" y="861023"/>
+          <a:ext cx="316964" cy="1811916"/>
         </a:xfrm>
         <a:custGeom>
           <a:avLst/>
@@ -18901,10 +19407,271 @@
           <a:pathLst>
             <a:path>
               <a:moveTo>
-                <a:pt x="0" y="2113902"/>
+                <a:pt x="0" y="1811916"/>
               </a:moveTo>
               <a:lnTo>
-                <a:pt x="158482" y="2113902"/>
+                <a:pt x="158482" y="1811916"/>
+              </a:lnTo>
+              <a:lnTo>
+                <a:pt x="158482" y="0"/>
+              </a:lnTo>
+              <a:lnTo>
+                <a:pt x="316964" y="0"/>
+              </a:lnTo>
+            </a:path>
+          </a:pathLst>
+        </a:custGeom>
+        <a:noFill/>
+        <a:ln w="12700" cap="flat" cmpd="sng" algn="ctr">
+          <a:solidFill>
+            <a:schemeClr val="accent1">
+              <a:shade val="80000"/>
+              <a:hueOff val="0"/>
+              <a:satOff val="0"/>
+              <a:lumOff val="0"/>
+              <a:alphaOff val="0"/>
+            </a:schemeClr>
+          </a:solidFill>
+          <a:prstDash val="solid"/>
+          <a:miter lim="800000"/>
+        </a:ln>
+        <a:effectLst/>
+      </dsp:spPr>
+      <dsp:style>
+        <a:lnRef idx="2">
+          <a:scrgbClr r="0" g="0" b="0"/>
+        </a:lnRef>
+        <a:fillRef idx="0">
+          <a:scrgbClr r="0" g="0" b="0"/>
+        </a:fillRef>
+        <a:effectRef idx="0">
+          <a:scrgbClr r="0" g="0" b="0"/>
+        </a:effectRef>
+        <a:fontRef idx="minor"/>
+      </dsp:style>
+      <dsp:txBody>
+        <a:bodyPr spcFirstLastPara="0" vert="horz" wrap="square" lIns="12700" tIns="0" rIns="12700" bIns="0" numCol="1" spcCol="1270" anchor="ctr" anchorCtr="0">
+          <a:noAutofit/>
+        </a:bodyPr>
+        <a:lstStyle/>
+        <a:p>
+          <a:pPr marL="0" lvl="0" indent="0" algn="ctr" defTabSz="266700">
+            <a:lnSpc>
+              <a:spcPct val="90000"/>
+            </a:lnSpc>
+            <a:spcBef>
+              <a:spcPct val="0"/>
+            </a:spcBef>
+            <a:spcAft>
+              <a:spcPct val="35000"/>
+            </a:spcAft>
+            <a:buNone/>
+          </a:pPr>
+          <a:endParaRPr lang="en-ZA" sz="600" kern="1200"/>
+        </a:p>
+      </dsp:txBody>
+      <dsp:txXfrm>
+        <a:off x="4400603" y="1720996"/>
+        <a:ext cx="91971" cy="91971"/>
+      </dsp:txXfrm>
+    </dsp:sp>
+    <dsp:sp modelId="{1A7E6096-0DB2-411C-BC54-0A3AE8E834D7}">
+      <dsp:nvSpPr>
+        <dsp:cNvPr id="0" name=""/>
+        <dsp:cNvSpPr/>
+      </dsp:nvSpPr>
+      <dsp:spPr>
+        <a:xfrm>
+          <a:off x="2386320" y="2370953"/>
+          <a:ext cx="316964" cy="301986"/>
+        </a:xfrm>
+        <a:custGeom>
+          <a:avLst/>
+          <a:gdLst/>
+          <a:ahLst/>
+          <a:cxnLst/>
+          <a:rect l="0" t="0" r="0" b="0"/>
+          <a:pathLst>
+            <a:path>
+              <a:moveTo>
+                <a:pt x="0" y="0"/>
+              </a:moveTo>
+              <a:lnTo>
+                <a:pt x="158482" y="0"/>
+              </a:lnTo>
+              <a:lnTo>
+                <a:pt x="158482" y="301986"/>
+              </a:lnTo>
+              <a:lnTo>
+                <a:pt x="316964" y="301986"/>
+              </a:lnTo>
+            </a:path>
+          </a:pathLst>
+        </a:custGeom>
+        <a:noFill/>
+        <a:ln w="12700" cap="flat" cmpd="sng" algn="ctr">
+          <a:solidFill>
+            <a:schemeClr val="accent1">
+              <a:shade val="80000"/>
+              <a:hueOff val="0"/>
+              <a:satOff val="0"/>
+              <a:lumOff val="0"/>
+              <a:alphaOff val="0"/>
+            </a:schemeClr>
+          </a:solidFill>
+          <a:prstDash val="solid"/>
+          <a:miter lim="800000"/>
+        </a:ln>
+        <a:effectLst/>
+      </dsp:spPr>
+      <dsp:style>
+        <a:lnRef idx="2">
+          <a:scrgbClr r="0" g="0" b="0"/>
+        </a:lnRef>
+        <a:fillRef idx="0">
+          <a:scrgbClr r="0" g="0" b="0"/>
+        </a:fillRef>
+        <a:effectRef idx="0">
+          <a:scrgbClr r="0" g="0" b="0"/>
+        </a:effectRef>
+        <a:fontRef idx="minor"/>
+      </dsp:style>
+      <dsp:txBody>
+        <a:bodyPr spcFirstLastPara="0" vert="horz" wrap="square" lIns="12700" tIns="0" rIns="12700" bIns="0" numCol="1" spcCol="1270" anchor="ctr" anchorCtr="0">
+          <a:noAutofit/>
+        </a:bodyPr>
+        <a:lstStyle/>
+        <a:p>
+          <a:pPr marL="0" lvl="0" indent="0" algn="ctr" defTabSz="222250">
+            <a:lnSpc>
+              <a:spcPct val="90000"/>
+            </a:lnSpc>
+            <a:spcBef>
+              <a:spcPct val="0"/>
+            </a:spcBef>
+            <a:spcAft>
+              <a:spcPct val="35000"/>
+            </a:spcAft>
+            <a:buNone/>
+          </a:pPr>
+          <a:endParaRPr lang="en-ZA" sz="500" kern="1200"/>
+        </a:p>
+      </dsp:txBody>
+      <dsp:txXfrm>
+        <a:off x="2533857" y="2511002"/>
+        <a:ext cx="21889" cy="21889"/>
+      </dsp:txXfrm>
+    </dsp:sp>
+    <dsp:sp modelId="{CC8F7EAD-BDD8-4D97-8571-6C238A402FCA}">
+      <dsp:nvSpPr>
+        <dsp:cNvPr id="0" name=""/>
+        <dsp:cNvSpPr/>
+      </dsp:nvSpPr>
+      <dsp:spPr>
+        <a:xfrm>
+          <a:off x="2386320" y="2068967"/>
+          <a:ext cx="316964" cy="301986"/>
+        </a:xfrm>
+        <a:custGeom>
+          <a:avLst/>
+          <a:gdLst/>
+          <a:ahLst/>
+          <a:cxnLst/>
+          <a:rect l="0" t="0" r="0" b="0"/>
+          <a:pathLst>
+            <a:path>
+              <a:moveTo>
+                <a:pt x="0" y="301986"/>
+              </a:moveTo>
+              <a:lnTo>
+                <a:pt x="158482" y="301986"/>
+              </a:lnTo>
+              <a:lnTo>
+                <a:pt x="158482" y="0"/>
+              </a:lnTo>
+              <a:lnTo>
+                <a:pt x="316964" y="0"/>
+              </a:lnTo>
+            </a:path>
+          </a:pathLst>
+        </a:custGeom>
+        <a:noFill/>
+        <a:ln w="12700" cap="flat" cmpd="sng" algn="ctr">
+          <a:solidFill>
+            <a:schemeClr val="accent1">
+              <a:shade val="80000"/>
+              <a:hueOff val="0"/>
+              <a:satOff val="0"/>
+              <a:lumOff val="0"/>
+              <a:alphaOff val="0"/>
+            </a:schemeClr>
+          </a:solidFill>
+          <a:prstDash val="solid"/>
+          <a:miter lim="800000"/>
+        </a:ln>
+        <a:effectLst/>
+      </dsp:spPr>
+      <dsp:style>
+        <a:lnRef idx="2">
+          <a:scrgbClr r="0" g="0" b="0"/>
+        </a:lnRef>
+        <a:fillRef idx="0">
+          <a:scrgbClr r="0" g="0" b="0"/>
+        </a:fillRef>
+        <a:effectRef idx="0">
+          <a:scrgbClr r="0" g="0" b="0"/>
+        </a:effectRef>
+        <a:fontRef idx="minor"/>
+      </dsp:style>
+      <dsp:txBody>
+        <a:bodyPr spcFirstLastPara="0" vert="horz" wrap="square" lIns="12700" tIns="0" rIns="12700" bIns="0" numCol="1" spcCol="1270" anchor="ctr" anchorCtr="0">
+          <a:noAutofit/>
+        </a:bodyPr>
+        <a:lstStyle/>
+        <a:p>
+          <a:pPr marL="0" lvl="0" indent="0" algn="ctr" defTabSz="222250">
+            <a:lnSpc>
+              <a:spcPct val="90000"/>
+            </a:lnSpc>
+            <a:spcBef>
+              <a:spcPct val="0"/>
+            </a:spcBef>
+            <a:spcAft>
+              <a:spcPct val="35000"/>
+            </a:spcAft>
+            <a:buNone/>
+          </a:pPr>
+          <a:endParaRPr lang="en-ZA" sz="500" kern="1200"/>
+        </a:p>
+      </dsp:txBody>
+      <dsp:txXfrm>
+        <a:off x="2533857" y="2209016"/>
+        <a:ext cx="21889" cy="21889"/>
+      </dsp:txXfrm>
+    </dsp:sp>
+    <dsp:sp modelId="{0DF4181E-7FBB-4FF3-98D9-9F79F0D53D60}">
+      <dsp:nvSpPr>
+        <dsp:cNvPr id="0" name=""/>
+        <dsp:cNvSpPr/>
+      </dsp:nvSpPr>
+      <dsp:spPr>
+        <a:xfrm>
+          <a:off x="484533" y="2370953"/>
+          <a:ext cx="316964" cy="2264895"/>
+        </a:xfrm>
+        <a:custGeom>
+          <a:avLst/>
+          <a:gdLst/>
+          <a:ahLst/>
+          <a:cxnLst/>
+          <a:rect l="0" t="0" r="0" b="0"/>
+          <a:pathLst>
+            <a:path>
+              <a:moveTo>
+                <a:pt x="0" y="2264895"/>
+              </a:moveTo>
+              <a:lnTo>
+                <a:pt x="158482" y="2264895"/>
               </a:lnTo>
               <a:lnTo>
                 <a:pt x="158482" y="0"/>
@@ -18949,7 +19716,7 @@
         </a:bodyPr>
         <a:lstStyle/>
         <a:p>
-          <a:pPr marL="0" lvl="0" indent="0" algn="ctr" defTabSz="311150">
+          <a:pPr marL="0" lvl="0" indent="0" algn="ctr" defTabSz="355600">
             <a:lnSpc>
               <a:spcPct val="90000"/>
             </a:lnSpc>
@@ -18961,12 +19728,12 @@
             </a:spcAft>
             <a:buNone/>
           </a:pPr>
-          <a:endParaRPr lang="en-ZA" sz="700" kern="1200"/>
+          <a:endParaRPr lang="en-ZA" sz="800" kern="1200"/>
         </a:p>
       </dsp:txBody>
       <dsp:txXfrm>
-        <a:off x="589576" y="3072480"/>
-        <a:ext cx="106876" cy="106876"/>
+        <a:off x="585841" y="3446227"/>
+        <a:ext cx="114348" cy="114348"/>
       </dsp:txXfrm>
     </dsp:sp>
     <dsp:sp modelId="{85B803DC-9772-470A-A1D0-4218781C71B8}">
@@ -18976,7 +19743,7 @@
       </dsp:nvSpPr>
       <dsp:spPr>
         <a:xfrm rot="16200000">
-          <a:off x="-1028575" y="3941281"/>
+          <a:off x="-1028575" y="4394260"/>
           <a:ext cx="2543040" cy="483177"/>
         </a:xfrm>
         <a:prstGeom prst="rect">
@@ -19044,7 +19811,7 @@
         </a:p>
       </dsp:txBody>
       <dsp:txXfrm>
-        <a:off x="-1028575" y="3941281"/>
+        <a:off x="-1028575" y="4394260"/>
         <a:ext cx="2543040" cy="483177"/>
       </dsp:txXfrm>
     </dsp:sp>
@@ -19055,7 +19822,7 @@
       </dsp:nvSpPr>
       <dsp:spPr>
         <a:xfrm>
-          <a:off x="801497" y="1827379"/>
+          <a:off x="801497" y="2129365"/>
           <a:ext cx="1584822" cy="483177"/>
         </a:xfrm>
         <a:prstGeom prst="rect">
@@ -19098,12 +19865,12 @@
         </a:fontRef>
       </dsp:style>
       <dsp:txBody>
-        <a:bodyPr spcFirstLastPara="0" vert="horz" wrap="square" lIns="6350" tIns="6350" rIns="6350" bIns="6350" numCol="1" spcCol="1270" anchor="ctr" anchorCtr="0">
+        <a:bodyPr spcFirstLastPara="0" vert="horz" wrap="square" lIns="5715" tIns="5715" rIns="5715" bIns="5715" numCol="1" spcCol="1270" anchor="ctr" anchorCtr="0">
           <a:noAutofit/>
         </a:bodyPr>
         <a:lstStyle/>
         <a:p>
-          <a:pPr marL="0" lvl="0" indent="0" algn="ctr" defTabSz="444500">
+          <a:pPr marL="0" lvl="0" indent="0" algn="ctr" defTabSz="400050">
             <a:lnSpc>
               <a:spcPct val="90000"/>
             </a:lnSpc>
@@ -19116,91 +19883,13 @@
             <a:buNone/>
           </a:pPr>
           <a:r>
-            <a:rPr lang="en-ZA" sz="1000" kern="1200"/>
+            <a:rPr lang="en-ZA" sz="900" kern="1200"/>
             <a:t>FASE 1</a:t>
           </a:r>
         </a:p>
       </dsp:txBody>
       <dsp:txXfrm>
-        <a:off x="801497" y="1827379"/>
-        <a:ext cx="1584822" cy="483177"/>
-      </dsp:txXfrm>
-    </dsp:sp>
-    <dsp:sp modelId="{D7384D22-F15B-444F-9CB6-6408564CB474}">
-      <dsp:nvSpPr>
-        <dsp:cNvPr id="0" name=""/>
-        <dsp:cNvSpPr/>
-      </dsp:nvSpPr>
-      <dsp:spPr>
-        <a:xfrm>
-          <a:off x="2703284" y="1223406"/>
-          <a:ext cx="1584822" cy="483177"/>
-        </a:xfrm>
-        <a:prstGeom prst="rect">
-          <a:avLst/>
-        </a:prstGeom>
-        <a:solidFill>
-          <a:schemeClr val="accent1">
-            <a:hueOff val="0"/>
-            <a:satOff val="0"/>
-            <a:lumOff val="0"/>
-            <a:alphaOff val="0"/>
-          </a:schemeClr>
-        </a:solidFill>
-        <a:ln w="12700" cap="flat" cmpd="sng" algn="ctr">
-          <a:solidFill>
-            <a:schemeClr val="lt1">
-              <a:hueOff val="0"/>
-              <a:satOff val="0"/>
-              <a:lumOff val="0"/>
-              <a:alphaOff val="0"/>
-            </a:schemeClr>
-          </a:solidFill>
-          <a:prstDash val="solid"/>
-          <a:miter lim="800000"/>
-        </a:ln>
-        <a:effectLst/>
-      </dsp:spPr>
-      <dsp:style>
-        <a:lnRef idx="2">
-          <a:scrgbClr r="0" g="0" b="0"/>
-        </a:lnRef>
-        <a:fillRef idx="1">
-          <a:scrgbClr r="0" g="0" b="0"/>
-        </a:fillRef>
-        <a:effectRef idx="0">
-          <a:scrgbClr r="0" g="0" b="0"/>
-        </a:effectRef>
-        <a:fontRef idx="minor">
-          <a:schemeClr val="lt1"/>
-        </a:fontRef>
-      </dsp:style>
-      <dsp:txBody>
-        <a:bodyPr spcFirstLastPara="0" vert="horz" wrap="square" lIns="6350" tIns="6350" rIns="6350" bIns="6350" numCol="1" spcCol="1270" anchor="ctr" anchorCtr="0">
-          <a:noAutofit/>
-        </a:bodyPr>
-        <a:lstStyle/>
-        <a:p>
-          <a:pPr marL="0" lvl="0" indent="0" algn="ctr" defTabSz="444500">
-            <a:lnSpc>
-              <a:spcPct val="90000"/>
-            </a:lnSpc>
-            <a:spcBef>
-              <a:spcPct val="0"/>
-            </a:spcBef>
-            <a:spcAft>
-              <a:spcPct val="35000"/>
-            </a:spcAft>
-            <a:buNone/>
-          </a:pPr>
-          <a:r>
-            <a:rPr lang="en-ZA" sz="1000" kern="1200"/>
-            <a:t>Navorsing</a:t>
-          </a:r>
-        </a:p>
-      </dsp:txBody>
-      <dsp:txXfrm>
-        <a:off x="2703284" y="1223406"/>
+        <a:off x="801497" y="2129365"/>
         <a:ext cx="1584822" cy="483177"/>
       </dsp:txXfrm>
     </dsp:sp>
@@ -19254,12 +19943,12 @@
         </a:fontRef>
       </dsp:style>
       <dsp:txBody>
-        <a:bodyPr spcFirstLastPara="0" vert="horz" wrap="square" lIns="6350" tIns="6350" rIns="6350" bIns="6350" numCol="1" spcCol="1270" anchor="ctr" anchorCtr="0">
+        <a:bodyPr spcFirstLastPara="0" vert="horz" wrap="square" lIns="5715" tIns="5715" rIns="5715" bIns="5715" numCol="1" spcCol="1270" anchor="ctr" anchorCtr="0">
           <a:noAutofit/>
         </a:bodyPr>
         <a:lstStyle/>
         <a:p>
-          <a:pPr marL="0" lvl="0" indent="0" algn="ctr" defTabSz="444500">
+          <a:pPr marL="0" lvl="0" indent="0" algn="ctr" defTabSz="400050">
             <a:lnSpc>
               <a:spcPct val="90000"/>
             </a:lnSpc>
@@ -19272,7 +19961,7 @@
             <a:buNone/>
           </a:pPr>
           <a:r>
-            <a:rPr lang="en-ZA" sz="1000" kern="1200"/>
+            <a:rPr lang="en-ZA" sz="900" kern="1200"/>
             <a:t>Beplanningsdokument.docx</a:t>
           </a:r>
         </a:p>
@@ -19332,12 +20021,12 @@
         </a:fontRef>
       </dsp:style>
       <dsp:txBody>
-        <a:bodyPr spcFirstLastPara="0" vert="horz" wrap="square" lIns="6350" tIns="6350" rIns="6350" bIns="6350" numCol="1" spcCol="1270" anchor="ctr" anchorCtr="0">
+        <a:bodyPr spcFirstLastPara="0" vert="horz" wrap="square" lIns="5715" tIns="5715" rIns="5715" bIns="5715" numCol="1" spcCol="1270" anchor="ctr" anchorCtr="0">
           <a:noAutofit/>
         </a:bodyPr>
         <a:lstStyle/>
         <a:p>
-          <a:pPr marL="0" lvl="0" indent="0" algn="ctr" defTabSz="444500">
+          <a:pPr marL="0" lvl="0" indent="0" algn="ctr" defTabSz="400050">
             <a:lnSpc>
               <a:spcPct val="90000"/>
             </a:lnSpc>
@@ -19350,7 +20039,7 @@
             <a:buNone/>
           </a:pPr>
           <a:r>
-            <a:rPr lang="en-ZA" sz="1000" kern="1200"/>
+            <a:rPr lang="en-ZA" sz="900" kern="1200"/>
             <a:t>Bronne </a:t>
           </a:r>
         </a:p>
@@ -19360,14 +20049,14 @@
         <a:ext cx="1584822" cy="483177"/>
       </dsp:txXfrm>
     </dsp:sp>
-    <dsp:sp modelId="{EB27F278-7404-41B4-8B2D-6FD61813B12E}">
+    <dsp:sp modelId="{DDD0F878-5770-4DA2-AF77-B4B1E6328955}">
       <dsp:nvSpPr>
         <dsp:cNvPr id="0" name=""/>
         <dsp:cNvSpPr/>
       </dsp:nvSpPr>
       <dsp:spPr>
         <a:xfrm>
-          <a:off x="801497" y="3639295"/>
+          <a:off x="4605071" y="619434"/>
           <a:ext cx="1584822" cy="483177"/>
         </a:xfrm>
         <a:prstGeom prst="rect">
@@ -19410,12 +20099,12 @@
         </a:fontRef>
       </dsp:style>
       <dsp:txBody>
-        <a:bodyPr spcFirstLastPara="0" vert="horz" wrap="square" lIns="6350" tIns="6350" rIns="6350" bIns="6350" numCol="1" spcCol="1270" anchor="ctr" anchorCtr="0">
+        <a:bodyPr spcFirstLastPara="0" vert="horz" wrap="square" lIns="5715" tIns="5715" rIns="5715" bIns="5715" numCol="1" spcCol="1270" anchor="ctr" anchorCtr="0">
           <a:noAutofit/>
         </a:bodyPr>
         <a:lstStyle/>
         <a:p>
-          <a:pPr marL="0" lvl="0" indent="0" algn="ctr" defTabSz="444500">
+          <a:pPr marL="0" lvl="0" indent="0" algn="ctr" defTabSz="400050">
             <a:lnSpc>
               <a:spcPct val="90000"/>
             </a:lnSpc>
@@ -19428,24 +20117,24 @@
             <a:buNone/>
           </a:pPr>
           <a:r>
-            <a:rPr lang="en-ZA" sz="1000" kern="1200"/>
-            <a:t>FASE 2</a:t>
+            <a:rPr lang="en-ZA" sz="900" kern="1200"/>
+            <a:t>BASEL_VIDEO</a:t>
           </a:r>
         </a:p>
       </dsp:txBody>
       <dsp:txXfrm>
-        <a:off x="801497" y="3639295"/>
+        <a:off x="4605071" y="619434"/>
         <a:ext cx="1584822" cy="483177"/>
       </dsp:txXfrm>
     </dsp:sp>
-    <dsp:sp modelId="{484D64AA-73CF-403C-A9AB-435BBCD3B06D}">
+    <dsp:sp modelId="{0EB5C277-A8C9-4754-90D1-75B9A0EA7425}">
       <dsp:nvSpPr>
         <dsp:cNvPr id="0" name=""/>
         <dsp:cNvSpPr/>
       </dsp:nvSpPr>
       <dsp:spPr>
         <a:xfrm>
-          <a:off x="2703284" y="3035323"/>
+          <a:off x="4605071" y="1223406"/>
           <a:ext cx="1584822" cy="483177"/>
         </a:xfrm>
         <a:prstGeom prst="rect">
@@ -19488,12 +20177,12 @@
         </a:fontRef>
       </dsp:style>
       <dsp:txBody>
-        <a:bodyPr spcFirstLastPara="0" vert="horz" wrap="square" lIns="6350" tIns="6350" rIns="6350" bIns="6350" numCol="1" spcCol="1270" anchor="ctr" anchorCtr="0">
+        <a:bodyPr spcFirstLastPara="0" vert="horz" wrap="square" lIns="5715" tIns="5715" rIns="5715" bIns="5715" numCol="1" spcCol="1270" anchor="ctr" anchorCtr="0">
           <a:noAutofit/>
         </a:bodyPr>
         <a:lstStyle/>
         <a:p>
-          <a:pPr marL="0" lvl="0" indent="0" algn="ctr" defTabSz="444500">
+          <a:pPr marL="0" lvl="0" indent="0" algn="ctr" defTabSz="400050">
             <a:lnSpc>
               <a:spcPct val="90000"/>
             </a:lnSpc>
@@ -19506,24 +20195,24 @@
             <a:buNone/>
           </a:pPr>
           <a:r>
-            <a:rPr lang="en-ZA" sz="1000" kern="1200"/>
-            <a:t>Verklaring_Fase2</a:t>
+            <a:rPr lang="en-ZA" sz="900" kern="1200"/>
+            <a:t>BATTERYCOUNCIL_WEBSITE</a:t>
           </a:r>
         </a:p>
       </dsp:txBody>
       <dsp:txXfrm>
-        <a:off x="2703284" y="3035323"/>
+        <a:off x="4605071" y="1223406"/>
         <a:ext cx="1584822" cy="483177"/>
       </dsp:txXfrm>
     </dsp:sp>
-    <dsp:sp modelId="{8E5F45FF-FEAC-480F-8C7B-0692A3550230}">
+    <dsp:sp modelId="{A09C8495-0A0D-4244-86B0-05AFD3684A48}">
       <dsp:nvSpPr>
         <dsp:cNvPr id="0" name=""/>
         <dsp:cNvSpPr/>
       </dsp:nvSpPr>
       <dsp:spPr>
         <a:xfrm>
-          <a:off x="2703284" y="3639295"/>
+          <a:off x="4605071" y="1827379"/>
           <a:ext cx="1584822" cy="483177"/>
         </a:xfrm>
         <a:prstGeom prst="rect">
@@ -19566,12 +20255,12 @@
         </a:fontRef>
       </dsp:style>
       <dsp:txBody>
-        <a:bodyPr spcFirstLastPara="0" vert="horz" wrap="square" lIns="6350" tIns="6350" rIns="6350" bIns="6350" numCol="1" spcCol="1270" anchor="ctr" anchorCtr="0">
+        <a:bodyPr spcFirstLastPara="0" vert="horz" wrap="square" lIns="5715" tIns="5715" rIns="5715" bIns="5715" numCol="1" spcCol="1270" anchor="ctr" anchorCtr="0">
           <a:noAutofit/>
         </a:bodyPr>
         <a:lstStyle/>
         <a:p>
-          <a:pPr marL="0" lvl="0" indent="0" algn="ctr" defTabSz="444500">
+          <a:pPr marL="0" lvl="0" indent="0" algn="ctr" defTabSz="400050">
             <a:lnSpc>
               <a:spcPct val="90000"/>
             </a:lnSpc>
@@ -19584,24 +20273,24 @@
             <a:buNone/>
           </a:pPr>
           <a:r>
-            <a:rPr lang="en-ZA" sz="1000" kern="1200"/>
-            <a:t>Finale Beplannings Dokument</a:t>
+            <a:rPr lang="en-ZA" sz="900" kern="1200"/>
+            <a:t>EWASTEMONITOR_WEBSITE</a:t>
           </a:r>
         </a:p>
       </dsp:txBody>
       <dsp:txXfrm>
-        <a:off x="2703284" y="3639295"/>
+        <a:off x="4605071" y="1827379"/>
         <a:ext cx="1584822" cy="483177"/>
       </dsp:txXfrm>
     </dsp:sp>
-    <dsp:sp modelId="{8DF32C5A-E404-4882-87B3-0B85A688BD06}">
+    <dsp:sp modelId="{C15CC6BA-70CA-4FC5-A762-EA2E1D398BC3}">
       <dsp:nvSpPr>
         <dsp:cNvPr id="0" name=""/>
         <dsp:cNvSpPr/>
       </dsp:nvSpPr>
       <dsp:spPr>
         <a:xfrm>
-          <a:off x="2703284" y="4243267"/>
+          <a:off x="4605071" y="2431351"/>
           <a:ext cx="1584822" cy="483177"/>
         </a:xfrm>
         <a:prstGeom prst="rect">
@@ -19644,12 +20333,12 @@
         </a:fontRef>
       </dsp:style>
       <dsp:txBody>
-        <a:bodyPr spcFirstLastPara="0" vert="horz" wrap="square" lIns="6350" tIns="6350" rIns="6350" bIns="6350" numCol="1" spcCol="1270" anchor="ctr" anchorCtr="0">
+        <a:bodyPr spcFirstLastPara="0" vert="horz" wrap="square" lIns="5715" tIns="5715" rIns="5715" bIns="5715" numCol="1" spcCol="1270" anchor="ctr" anchorCtr="0">
           <a:noAutofit/>
         </a:bodyPr>
         <a:lstStyle/>
         <a:p>
-          <a:pPr marL="0" lvl="0" indent="0" algn="ctr" defTabSz="444500">
+          <a:pPr marL="0" lvl="0" indent="0" algn="ctr" defTabSz="400050">
             <a:lnSpc>
               <a:spcPct val="90000"/>
             </a:lnSpc>
@@ -19662,17 +20351,173 @@
             <a:buNone/>
           </a:pPr>
           <a:r>
-            <a:rPr lang="en-ZA" sz="1000" kern="1200"/>
-            <a:t>Aanbieding</a:t>
+            <a:rPr lang="en-ZA" sz="900" kern="1200"/>
+            <a:t>GREENBIZ_WEBSITE</a:t>
           </a:r>
         </a:p>
       </dsp:txBody>
       <dsp:txXfrm>
-        <a:off x="2703284" y="4243267"/>
+        <a:off x="4605071" y="2431351"/>
         <a:ext cx="1584822" cy="483177"/>
       </dsp:txXfrm>
     </dsp:sp>
-    <dsp:sp modelId="{00D84A47-0948-45CB-9B0C-423D78B487FA}">
+    <dsp:sp modelId="{3875ED53-ADCC-4986-A8C2-F8D1ECA40101}">
+      <dsp:nvSpPr>
+        <dsp:cNvPr id="0" name=""/>
+        <dsp:cNvSpPr/>
+      </dsp:nvSpPr>
+      <dsp:spPr>
+        <a:xfrm>
+          <a:off x="4605071" y="3035323"/>
+          <a:ext cx="1584822" cy="483177"/>
+        </a:xfrm>
+        <a:prstGeom prst="rect">
+          <a:avLst/>
+        </a:prstGeom>
+        <a:solidFill>
+          <a:schemeClr val="accent1">
+            <a:hueOff val="0"/>
+            <a:satOff val="0"/>
+            <a:lumOff val="0"/>
+            <a:alphaOff val="0"/>
+          </a:schemeClr>
+        </a:solidFill>
+        <a:ln w="12700" cap="flat" cmpd="sng" algn="ctr">
+          <a:solidFill>
+            <a:schemeClr val="lt1">
+              <a:hueOff val="0"/>
+              <a:satOff val="0"/>
+              <a:lumOff val="0"/>
+              <a:alphaOff val="0"/>
+            </a:schemeClr>
+          </a:solidFill>
+          <a:prstDash val="solid"/>
+          <a:miter lim="800000"/>
+        </a:ln>
+        <a:effectLst/>
+      </dsp:spPr>
+      <dsp:style>
+        <a:lnRef idx="2">
+          <a:scrgbClr r="0" g="0" b="0"/>
+        </a:lnRef>
+        <a:fillRef idx="1">
+          <a:scrgbClr r="0" g="0" b="0"/>
+        </a:fillRef>
+        <a:effectRef idx="0">
+          <a:scrgbClr r="0" g="0" b="0"/>
+        </a:effectRef>
+        <a:fontRef idx="minor">
+          <a:schemeClr val="lt1"/>
+        </a:fontRef>
+      </dsp:style>
+      <dsp:txBody>
+        <a:bodyPr spcFirstLastPara="0" vert="horz" wrap="square" lIns="5715" tIns="5715" rIns="5715" bIns="5715" numCol="1" spcCol="1270" anchor="ctr" anchorCtr="0">
+          <a:noAutofit/>
+        </a:bodyPr>
+        <a:lstStyle/>
+        <a:p>
+          <a:pPr marL="0" lvl="0" indent="0" algn="ctr" defTabSz="400050">
+            <a:lnSpc>
+              <a:spcPct val="90000"/>
+            </a:lnSpc>
+            <a:spcBef>
+              <a:spcPct val="0"/>
+            </a:spcBef>
+            <a:spcAft>
+              <a:spcPct val="35000"/>
+            </a:spcAft>
+            <a:buNone/>
+          </a:pPr>
+          <a:r>
+            <a:rPr lang="en-ZA" sz="900" kern="1200"/>
+            <a:t>REC_VIDEO</a:t>
+          </a:r>
+        </a:p>
+      </dsp:txBody>
+      <dsp:txXfrm>
+        <a:off x="4605071" y="3035323"/>
+        <a:ext cx="1584822" cy="483177"/>
+      </dsp:txXfrm>
+    </dsp:sp>
+    <dsp:sp modelId="{CAA9B0E2-0F93-453E-86B4-9281B953D2DF}">
+      <dsp:nvSpPr>
+        <dsp:cNvPr id="0" name=""/>
+        <dsp:cNvSpPr/>
+      </dsp:nvSpPr>
+      <dsp:spPr>
+        <a:xfrm>
+          <a:off x="4605071" y="3639295"/>
+          <a:ext cx="1584822" cy="483177"/>
+        </a:xfrm>
+        <a:prstGeom prst="rect">
+          <a:avLst/>
+        </a:prstGeom>
+        <a:solidFill>
+          <a:schemeClr val="accent1">
+            <a:hueOff val="0"/>
+            <a:satOff val="0"/>
+            <a:lumOff val="0"/>
+            <a:alphaOff val="0"/>
+          </a:schemeClr>
+        </a:solidFill>
+        <a:ln w="12700" cap="flat" cmpd="sng" algn="ctr">
+          <a:solidFill>
+            <a:schemeClr val="lt1">
+              <a:hueOff val="0"/>
+              <a:satOff val="0"/>
+              <a:lumOff val="0"/>
+              <a:alphaOff val="0"/>
+            </a:schemeClr>
+          </a:solidFill>
+          <a:prstDash val="solid"/>
+          <a:miter lim="800000"/>
+        </a:ln>
+        <a:effectLst/>
+      </dsp:spPr>
+      <dsp:style>
+        <a:lnRef idx="2">
+          <a:scrgbClr r="0" g="0" b="0"/>
+        </a:lnRef>
+        <a:fillRef idx="1">
+          <a:scrgbClr r="0" g="0" b="0"/>
+        </a:fillRef>
+        <a:effectRef idx="0">
+          <a:scrgbClr r="0" g="0" b="0"/>
+        </a:effectRef>
+        <a:fontRef idx="minor">
+          <a:schemeClr val="lt1"/>
+        </a:fontRef>
+      </dsp:style>
+      <dsp:txBody>
+        <a:bodyPr spcFirstLastPara="0" vert="horz" wrap="square" lIns="5715" tIns="5715" rIns="5715" bIns="5715" numCol="1" spcCol="1270" anchor="ctr" anchorCtr="0">
+          <a:noAutofit/>
+        </a:bodyPr>
+        <a:lstStyle/>
+        <a:p>
+          <a:pPr marL="0" lvl="0" indent="0" algn="ctr" defTabSz="400050">
+            <a:lnSpc>
+              <a:spcPct val="90000"/>
+            </a:lnSpc>
+            <a:spcBef>
+              <a:spcPct val="0"/>
+            </a:spcBef>
+            <a:spcAft>
+              <a:spcPct val="35000"/>
+            </a:spcAft>
+            <a:buNone/>
+          </a:pPr>
+          <a:r>
+            <a:rPr lang="en-ZA" sz="900" kern="1200"/>
+            <a:t>WEEEFORM_WEBSITE</a:t>
+          </a:r>
+        </a:p>
+      </dsp:txBody>
+      <dsp:txXfrm>
+        <a:off x="4605071" y="3639295"/>
+        <a:ext cx="1584822" cy="483177"/>
+      </dsp:txXfrm>
+    </dsp:sp>
+    <dsp:sp modelId="{E02779B5-4545-47E6-BA9B-CF27406EAF88}">
       <dsp:nvSpPr>
         <dsp:cNvPr id="0" name=""/>
         <dsp:cNvSpPr/>
@@ -19722,12 +20567,12 @@
         </a:fontRef>
       </dsp:style>
       <dsp:txBody>
-        <a:bodyPr spcFirstLastPara="0" vert="horz" wrap="square" lIns="6350" tIns="6350" rIns="6350" bIns="6350" numCol="1" spcCol="1270" anchor="ctr" anchorCtr="0">
+        <a:bodyPr spcFirstLastPara="0" vert="horz" wrap="square" lIns="5715" tIns="5715" rIns="5715" bIns="5715" numCol="1" spcCol="1270" anchor="ctr" anchorCtr="0">
           <a:noAutofit/>
         </a:bodyPr>
         <a:lstStyle/>
         <a:p>
-          <a:pPr marL="0" lvl="0" indent="0" algn="ctr" defTabSz="444500">
+          <a:pPr marL="0" lvl="0" indent="0" algn="ctr" defTabSz="400050">
             <a:lnSpc>
               <a:spcPct val="90000"/>
             </a:lnSpc>
@@ -19740,8 +20585,8 @@
             <a:buNone/>
           </a:pPr>
           <a:r>
-            <a:rPr lang="en-ZA" sz="1000" kern="1200"/>
-            <a:t>Aanbieding.pdf</a:t>
+            <a:rPr lang="en-ZA" sz="900" kern="1200"/>
+            <a:t>WHO_WEBSITE</a:t>
           </a:r>
         </a:p>
       </dsp:txBody>
@@ -19750,14 +20595,14 @@
         <a:ext cx="1584822" cy="483177"/>
       </dsp:txXfrm>
     </dsp:sp>
-    <dsp:sp modelId="{ADEEF289-0C86-4942-B1A9-18D32A2D1FF3}">
+    <dsp:sp modelId="{EB27F278-7404-41B4-8B2D-6FD61813B12E}">
       <dsp:nvSpPr>
         <dsp:cNvPr id="0" name=""/>
         <dsp:cNvSpPr/>
       </dsp:nvSpPr>
       <dsp:spPr>
         <a:xfrm>
-          <a:off x="801497" y="4847239"/>
+          <a:off x="801497" y="5149225"/>
           <a:ext cx="1584822" cy="483177"/>
         </a:xfrm>
         <a:prstGeom prst="rect">
@@ -19800,12 +20645,12 @@
         </a:fontRef>
       </dsp:style>
       <dsp:txBody>
-        <a:bodyPr spcFirstLastPara="0" vert="horz" wrap="square" lIns="6350" tIns="6350" rIns="6350" bIns="6350" numCol="1" spcCol="1270" anchor="ctr" anchorCtr="0">
+        <a:bodyPr spcFirstLastPara="0" vert="horz" wrap="square" lIns="5715" tIns="5715" rIns="5715" bIns="5715" numCol="1" spcCol="1270" anchor="ctr" anchorCtr="0">
           <a:noAutofit/>
         </a:bodyPr>
         <a:lstStyle/>
         <a:p>
-          <a:pPr marL="0" lvl="0" indent="0" algn="ctr" defTabSz="444500">
+          <a:pPr marL="0" lvl="0" indent="0" algn="ctr" defTabSz="400050">
             <a:lnSpc>
               <a:spcPct val="90000"/>
             </a:lnSpc>
@@ -19818,17 +20663,17 @@
             <a:buNone/>
           </a:pPr>
           <a:r>
-            <a:rPr lang="en-ZA" sz="1000" kern="1200"/>
-            <a:t>Finale</a:t>
+            <a:rPr lang="en-ZA" sz="900" kern="1200"/>
+            <a:t>FASE 2</a:t>
           </a:r>
         </a:p>
       </dsp:txBody>
       <dsp:txXfrm>
-        <a:off x="801497" y="4847239"/>
+        <a:off x="801497" y="5149225"/>
         <a:ext cx="1584822" cy="483177"/>
       </dsp:txXfrm>
     </dsp:sp>
-    <dsp:sp modelId="{4E07BCFE-F21E-4333-8B0D-9207540E4692}">
+    <dsp:sp modelId="{8E5F45FF-FEAC-480F-8C7B-0692A3550230}">
       <dsp:nvSpPr>
         <dsp:cNvPr id="0" name=""/>
         <dsp:cNvSpPr/>
@@ -19878,12 +20723,12 @@
         </a:fontRef>
       </dsp:style>
       <dsp:txBody>
-        <a:bodyPr spcFirstLastPara="0" vert="horz" wrap="square" lIns="6350" tIns="6350" rIns="6350" bIns="6350" numCol="1" spcCol="1270" anchor="ctr" anchorCtr="0">
+        <a:bodyPr spcFirstLastPara="0" vert="horz" wrap="square" lIns="5715" tIns="5715" rIns="5715" bIns="5715" numCol="1" spcCol="1270" anchor="ctr" anchorCtr="0">
           <a:noAutofit/>
         </a:bodyPr>
         <a:lstStyle/>
         <a:p>
-          <a:pPr marL="0" lvl="0" indent="0" algn="ctr" defTabSz="444500">
+          <a:pPr marL="0" lvl="0" indent="0" algn="ctr" defTabSz="400050">
             <a:lnSpc>
               <a:spcPct val="90000"/>
             </a:lnSpc>
@@ -19896,8 +20741,8 @@
             <a:buNone/>
           </a:pPr>
           <a:r>
-            <a:rPr lang="en-ZA" sz="1000" kern="1200"/>
-            <a:t>PAT_2025_Final.zip</a:t>
+            <a:rPr lang="en-ZA" sz="900" kern="1200"/>
+            <a:t>Finale Beplannings Dokument</a:t>
           </a:r>
         </a:p>
       </dsp:txBody>
@@ -19906,14 +20751,14 @@
         <a:ext cx="1584822" cy="483177"/>
       </dsp:txXfrm>
     </dsp:sp>
-    <dsp:sp modelId="{5D9AA431-4423-4E66-AEC9-314A4F0292F0}">
+    <dsp:sp modelId="{D37BEB04-CFE7-4B60-B1BA-EAC582DC5841}">
       <dsp:nvSpPr>
         <dsp:cNvPr id="0" name=""/>
         <dsp:cNvSpPr/>
       </dsp:nvSpPr>
       <dsp:spPr>
         <a:xfrm>
-          <a:off x="801497" y="5451211"/>
+          <a:off x="4605071" y="4847239"/>
           <a:ext cx="1584822" cy="483177"/>
         </a:xfrm>
         <a:prstGeom prst="rect">
@@ -19956,12 +20801,12 @@
         </a:fontRef>
       </dsp:style>
       <dsp:txBody>
-        <a:bodyPr spcFirstLastPara="0" vert="horz" wrap="square" lIns="6350" tIns="6350" rIns="6350" bIns="6350" numCol="1" spcCol="1270" anchor="ctr" anchorCtr="0">
+        <a:bodyPr spcFirstLastPara="0" vert="horz" wrap="square" lIns="5715" tIns="5715" rIns="5715" bIns="5715" numCol="1" spcCol="1270" anchor="ctr" anchorCtr="0">
           <a:noAutofit/>
         </a:bodyPr>
         <a:lstStyle/>
         <a:p>
-          <a:pPr marL="0" lvl="0" indent="0" algn="ctr" defTabSz="444500">
+          <a:pPr marL="0" lvl="0" indent="0" algn="ctr" defTabSz="400050">
             <a:lnSpc>
               <a:spcPct val="90000"/>
             </a:lnSpc>
@@ -19974,17 +20819,17 @@
             <a:buNone/>
           </a:pPr>
           <a:r>
-            <a:rPr lang="en-ZA" sz="1000" kern="1200"/>
-            <a:t>Instruksies</a:t>
+            <a:rPr lang="en-ZA" sz="900" kern="1200"/>
+            <a:t>Beplanningsdokument.docx</a:t>
           </a:r>
         </a:p>
       </dsp:txBody>
       <dsp:txXfrm>
-        <a:off x="801497" y="5451211"/>
+        <a:off x="4605071" y="4847239"/>
         <a:ext cx="1584822" cy="483177"/>
       </dsp:txXfrm>
     </dsp:sp>
-    <dsp:sp modelId="{0818AD4A-7D76-4D1E-863F-D8A1E951D7D0}">
+    <dsp:sp modelId="{8DF32C5A-E404-4882-87B3-0B85A688BD06}">
       <dsp:nvSpPr>
         <dsp:cNvPr id="0" name=""/>
         <dsp:cNvSpPr/>
@@ -20034,12 +20879,12 @@
         </a:fontRef>
       </dsp:style>
       <dsp:txBody>
-        <a:bodyPr spcFirstLastPara="0" vert="horz" wrap="square" lIns="6350" tIns="6350" rIns="6350" bIns="6350" numCol="1" spcCol="1270" anchor="ctr" anchorCtr="0">
+        <a:bodyPr spcFirstLastPara="0" vert="horz" wrap="square" lIns="5715" tIns="5715" rIns="5715" bIns="5715" numCol="1" spcCol="1270" anchor="ctr" anchorCtr="0">
           <a:noAutofit/>
         </a:bodyPr>
         <a:lstStyle/>
         <a:p>
-          <a:pPr marL="0" lvl="0" indent="0" algn="ctr" defTabSz="444500">
+          <a:pPr marL="0" lvl="0" indent="0" algn="ctr" defTabSz="400050">
             <a:lnSpc>
               <a:spcPct val="90000"/>
             </a:lnSpc>
@@ -20052,8 +20897,8 @@
             <a:buNone/>
           </a:pPr>
           <a:r>
-            <a:rPr lang="en-ZA" sz="1000" kern="1200"/>
-            <a:t>Instruksies.pdf</a:t>
+            <a:rPr lang="en-ZA" sz="900" kern="1200"/>
+            <a:t>Aanbieding</a:t>
           </a:r>
         </a:p>
       </dsp:txBody>
@@ -20062,7 +20907,85 @@
         <a:ext cx="1584822" cy="483177"/>
       </dsp:txXfrm>
     </dsp:sp>
-    <dsp:sp modelId="{A49B251C-4C77-48D3-BFE8-F004C4C1547C}">
+    <dsp:sp modelId="{00D84A47-0948-45CB-9B0C-423D78B487FA}">
+      <dsp:nvSpPr>
+        <dsp:cNvPr id="0" name=""/>
+        <dsp:cNvSpPr/>
+      </dsp:nvSpPr>
+      <dsp:spPr>
+        <a:xfrm>
+          <a:off x="4605071" y="5451211"/>
+          <a:ext cx="1584822" cy="483177"/>
+        </a:xfrm>
+        <a:prstGeom prst="rect">
+          <a:avLst/>
+        </a:prstGeom>
+        <a:solidFill>
+          <a:schemeClr val="accent1">
+            <a:hueOff val="0"/>
+            <a:satOff val="0"/>
+            <a:lumOff val="0"/>
+            <a:alphaOff val="0"/>
+          </a:schemeClr>
+        </a:solidFill>
+        <a:ln w="12700" cap="flat" cmpd="sng" algn="ctr">
+          <a:solidFill>
+            <a:schemeClr val="lt1">
+              <a:hueOff val="0"/>
+              <a:satOff val="0"/>
+              <a:lumOff val="0"/>
+              <a:alphaOff val="0"/>
+            </a:schemeClr>
+          </a:solidFill>
+          <a:prstDash val="solid"/>
+          <a:miter lim="800000"/>
+        </a:ln>
+        <a:effectLst/>
+      </dsp:spPr>
+      <dsp:style>
+        <a:lnRef idx="2">
+          <a:scrgbClr r="0" g="0" b="0"/>
+        </a:lnRef>
+        <a:fillRef idx="1">
+          <a:scrgbClr r="0" g="0" b="0"/>
+        </a:fillRef>
+        <a:effectRef idx="0">
+          <a:scrgbClr r="0" g="0" b="0"/>
+        </a:effectRef>
+        <a:fontRef idx="minor">
+          <a:schemeClr val="lt1"/>
+        </a:fontRef>
+      </dsp:style>
+      <dsp:txBody>
+        <a:bodyPr spcFirstLastPara="0" vert="horz" wrap="square" lIns="5715" tIns="5715" rIns="5715" bIns="5715" numCol="1" spcCol="1270" anchor="ctr" anchorCtr="0">
+          <a:noAutofit/>
+        </a:bodyPr>
+        <a:lstStyle/>
+        <a:p>
+          <a:pPr marL="0" lvl="0" indent="0" algn="ctr" defTabSz="400050">
+            <a:lnSpc>
+              <a:spcPct val="90000"/>
+            </a:lnSpc>
+            <a:spcBef>
+              <a:spcPct val="0"/>
+            </a:spcBef>
+            <a:spcAft>
+              <a:spcPct val="35000"/>
+            </a:spcAft>
+            <a:buNone/>
+          </a:pPr>
+          <a:r>
+            <a:rPr lang="en-ZA" sz="900" kern="1200"/>
+            <a:t>Aanbieding.pdf</a:t>
+          </a:r>
+        </a:p>
+      </dsp:txBody>
+      <dsp:txXfrm>
+        <a:off x="4605071" y="5451211"/>
+        <a:ext cx="1584822" cy="483177"/>
+      </dsp:txXfrm>
+    </dsp:sp>
+    <dsp:sp modelId="{ADEEF289-0C86-4942-B1A9-18D32A2D1FF3}">
       <dsp:nvSpPr>
         <dsp:cNvPr id="0" name=""/>
         <dsp:cNvSpPr/>
@@ -20112,12 +21035,12 @@
         </a:fontRef>
       </dsp:style>
       <dsp:txBody>
-        <a:bodyPr spcFirstLastPara="0" vert="horz" wrap="square" lIns="6350" tIns="6350" rIns="6350" bIns="6350" numCol="1" spcCol="1270" anchor="ctr" anchorCtr="0">
+        <a:bodyPr spcFirstLastPara="0" vert="horz" wrap="square" lIns="5715" tIns="5715" rIns="5715" bIns="5715" numCol="1" spcCol="1270" anchor="ctr" anchorCtr="0">
           <a:noAutofit/>
         </a:bodyPr>
         <a:lstStyle/>
         <a:p>
-          <a:pPr marL="0" lvl="0" indent="0" algn="ctr" defTabSz="444500">
+          <a:pPr marL="0" lvl="0" indent="0" algn="ctr" defTabSz="400050">
             <a:lnSpc>
               <a:spcPct val="90000"/>
             </a:lnSpc>
@@ -20130,13 +21053,247 @@
             <a:buNone/>
           </a:pPr>
           <a:r>
-            <a:rPr lang="en-ZA" sz="1000" kern="1200"/>
-            <a:t>README.md</a:t>
+            <a:rPr lang="en-ZA" sz="900" kern="1200"/>
+            <a:t>Finale</a:t>
           </a:r>
         </a:p>
       </dsp:txBody>
       <dsp:txXfrm>
         <a:off x="801497" y="6055183"/>
+        <a:ext cx="1584822" cy="483177"/>
+      </dsp:txXfrm>
+    </dsp:sp>
+    <dsp:sp modelId="{4E07BCFE-F21E-4333-8B0D-9207540E4692}">
+      <dsp:nvSpPr>
+        <dsp:cNvPr id="0" name=""/>
+        <dsp:cNvSpPr/>
+      </dsp:nvSpPr>
+      <dsp:spPr>
+        <a:xfrm>
+          <a:off x="2703284" y="6055183"/>
+          <a:ext cx="1584822" cy="483177"/>
+        </a:xfrm>
+        <a:prstGeom prst="rect">
+          <a:avLst/>
+        </a:prstGeom>
+        <a:solidFill>
+          <a:schemeClr val="accent1">
+            <a:hueOff val="0"/>
+            <a:satOff val="0"/>
+            <a:lumOff val="0"/>
+            <a:alphaOff val="0"/>
+          </a:schemeClr>
+        </a:solidFill>
+        <a:ln w="12700" cap="flat" cmpd="sng" algn="ctr">
+          <a:solidFill>
+            <a:schemeClr val="lt1">
+              <a:hueOff val="0"/>
+              <a:satOff val="0"/>
+              <a:lumOff val="0"/>
+              <a:alphaOff val="0"/>
+            </a:schemeClr>
+          </a:solidFill>
+          <a:prstDash val="solid"/>
+          <a:miter lim="800000"/>
+        </a:ln>
+        <a:effectLst/>
+      </dsp:spPr>
+      <dsp:style>
+        <a:lnRef idx="2">
+          <a:scrgbClr r="0" g="0" b="0"/>
+        </a:lnRef>
+        <a:fillRef idx="1">
+          <a:scrgbClr r="0" g="0" b="0"/>
+        </a:fillRef>
+        <a:effectRef idx="0">
+          <a:scrgbClr r="0" g="0" b="0"/>
+        </a:effectRef>
+        <a:fontRef idx="minor">
+          <a:schemeClr val="lt1"/>
+        </a:fontRef>
+      </dsp:style>
+      <dsp:txBody>
+        <a:bodyPr spcFirstLastPara="0" vert="horz" wrap="square" lIns="5715" tIns="5715" rIns="5715" bIns="5715" numCol="1" spcCol="1270" anchor="ctr" anchorCtr="0">
+          <a:noAutofit/>
+        </a:bodyPr>
+        <a:lstStyle/>
+        <a:p>
+          <a:pPr marL="0" lvl="0" indent="0" algn="ctr" defTabSz="400050">
+            <a:lnSpc>
+              <a:spcPct val="90000"/>
+            </a:lnSpc>
+            <a:spcBef>
+              <a:spcPct val="0"/>
+            </a:spcBef>
+            <a:spcAft>
+              <a:spcPct val="35000"/>
+            </a:spcAft>
+            <a:buNone/>
+          </a:pPr>
+          <a:r>
+            <a:rPr lang="en-ZA" sz="900" kern="1200"/>
+            <a:t>PAT_2025_Final.zip</a:t>
+          </a:r>
+        </a:p>
+      </dsp:txBody>
+      <dsp:txXfrm>
+        <a:off x="2703284" y="6055183"/>
+        <a:ext cx="1584822" cy="483177"/>
+      </dsp:txXfrm>
+    </dsp:sp>
+    <dsp:sp modelId="{5D9AA431-4423-4E66-AEC9-314A4F0292F0}">
+      <dsp:nvSpPr>
+        <dsp:cNvPr id="0" name=""/>
+        <dsp:cNvSpPr/>
+      </dsp:nvSpPr>
+      <dsp:spPr>
+        <a:xfrm>
+          <a:off x="801497" y="6659155"/>
+          <a:ext cx="1584822" cy="483177"/>
+        </a:xfrm>
+        <a:prstGeom prst="rect">
+          <a:avLst/>
+        </a:prstGeom>
+        <a:solidFill>
+          <a:schemeClr val="accent1">
+            <a:hueOff val="0"/>
+            <a:satOff val="0"/>
+            <a:lumOff val="0"/>
+            <a:alphaOff val="0"/>
+          </a:schemeClr>
+        </a:solidFill>
+        <a:ln w="12700" cap="flat" cmpd="sng" algn="ctr">
+          <a:solidFill>
+            <a:schemeClr val="lt1">
+              <a:hueOff val="0"/>
+              <a:satOff val="0"/>
+              <a:lumOff val="0"/>
+              <a:alphaOff val="0"/>
+            </a:schemeClr>
+          </a:solidFill>
+          <a:prstDash val="solid"/>
+          <a:miter lim="800000"/>
+        </a:ln>
+        <a:effectLst/>
+      </dsp:spPr>
+      <dsp:style>
+        <a:lnRef idx="2">
+          <a:scrgbClr r="0" g="0" b="0"/>
+        </a:lnRef>
+        <a:fillRef idx="1">
+          <a:scrgbClr r="0" g="0" b="0"/>
+        </a:fillRef>
+        <a:effectRef idx="0">
+          <a:scrgbClr r="0" g="0" b="0"/>
+        </a:effectRef>
+        <a:fontRef idx="minor">
+          <a:schemeClr val="lt1"/>
+        </a:fontRef>
+      </dsp:style>
+      <dsp:txBody>
+        <a:bodyPr spcFirstLastPara="0" vert="horz" wrap="square" lIns="5715" tIns="5715" rIns="5715" bIns="5715" numCol="1" spcCol="1270" anchor="ctr" anchorCtr="0">
+          <a:noAutofit/>
+        </a:bodyPr>
+        <a:lstStyle/>
+        <a:p>
+          <a:pPr marL="0" lvl="0" indent="0" algn="ctr" defTabSz="400050">
+            <a:lnSpc>
+              <a:spcPct val="90000"/>
+            </a:lnSpc>
+            <a:spcBef>
+              <a:spcPct val="0"/>
+            </a:spcBef>
+            <a:spcAft>
+              <a:spcPct val="35000"/>
+            </a:spcAft>
+            <a:buNone/>
+          </a:pPr>
+          <a:r>
+            <a:rPr lang="en-ZA" sz="900" kern="1200"/>
+            <a:t>Instruksies</a:t>
+          </a:r>
+        </a:p>
+      </dsp:txBody>
+      <dsp:txXfrm>
+        <a:off x="801497" y="6659155"/>
+        <a:ext cx="1584822" cy="483177"/>
+      </dsp:txXfrm>
+    </dsp:sp>
+    <dsp:sp modelId="{0818AD4A-7D76-4D1E-863F-D8A1E951D7D0}">
+      <dsp:nvSpPr>
+        <dsp:cNvPr id="0" name=""/>
+        <dsp:cNvSpPr/>
+      </dsp:nvSpPr>
+      <dsp:spPr>
+        <a:xfrm>
+          <a:off x="2703284" y="6659155"/>
+          <a:ext cx="1584822" cy="483177"/>
+        </a:xfrm>
+        <a:prstGeom prst="rect">
+          <a:avLst/>
+        </a:prstGeom>
+        <a:solidFill>
+          <a:schemeClr val="accent1">
+            <a:hueOff val="0"/>
+            <a:satOff val="0"/>
+            <a:lumOff val="0"/>
+            <a:alphaOff val="0"/>
+          </a:schemeClr>
+        </a:solidFill>
+        <a:ln w="12700" cap="flat" cmpd="sng" algn="ctr">
+          <a:solidFill>
+            <a:schemeClr val="lt1">
+              <a:hueOff val="0"/>
+              <a:satOff val="0"/>
+              <a:lumOff val="0"/>
+              <a:alphaOff val="0"/>
+            </a:schemeClr>
+          </a:solidFill>
+          <a:prstDash val="solid"/>
+          <a:miter lim="800000"/>
+        </a:ln>
+        <a:effectLst/>
+      </dsp:spPr>
+      <dsp:style>
+        <a:lnRef idx="2">
+          <a:scrgbClr r="0" g="0" b="0"/>
+        </a:lnRef>
+        <a:fillRef idx="1">
+          <a:scrgbClr r="0" g="0" b="0"/>
+        </a:fillRef>
+        <a:effectRef idx="0">
+          <a:scrgbClr r="0" g="0" b="0"/>
+        </a:effectRef>
+        <a:fontRef idx="minor">
+          <a:schemeClr val="lt1"/>
+        </a:fontRef>
+      </dsp:style>
+      <dsp:txBody>
+        <a:bodyPr spcFirstLastPara="0" vert="horz" wrap="square" lIns="5715" tIns="5715" rIns="5715" bIns="5715" numCol="1" spcCol="1270" anchor="ctr" anchorCtr="0">
+          <a:noAutofit/>
+        </a:bodyPr>
+        <a:lstStyle/>
+        <a:p>
+          <a:pPr marL="0" lvl="0" indent="0" algn="ctr" defTabSz="400050">
+            <a:lnSpc>
+              <a:spcPct val="90000"/>
+            </a:lnSpc>
+            <a:spcBef>
+              <a:spcPct val="0"/>
+            </a:spcBef>
+            <a:spcAft>
+              <a:spcPct val="35000"/>
+            </a:spcAft>
+            <a:buNone/>
+          </a:pPr>
+          <a:r>
+            <a:rPr lang="en-ZA" sz="900" kern="1200"/>
+            <a:t>Instruksies.pdf</a:t>
+          </a:r>
+        </a:p>
+      </dsp:txBody>
+      <dsp:txXfrm>
+        <a:off x="2703284" y="6659155"/>
         <a:ext cx="1584822" cy="483177"/>
       </dsp:txXfrm>
     </dsp:sp>
@@ -21699,6 +22856,7 @@
     <w:rsid w:val="004534F3"/>
     <w:rsid w:val="00471C11"/>
     <w:rsid w:val="004B0D3B"/>
+    <w:rsid w:val="00506F11"/>
     <w:rsid w:val="00615CB5"/>
     <w:rsid w:val="006D207E"/>
     <w:rsid w:val="00941C59"/>
